--- a/docs/docx/opis_imushchestva_gr.docx
+++ b/docs/docx/opis_imushchestva_gr.docx
@@ -183,6 +183,678 @@
               <w:t>{{ИСКЛЮЧЕНИЕ}}</w:t>
             </w:r>
           </w:p>
+        </w:tc>
+      </w:tr>
+      <w:tr>
+        <w:tc>
+          <w:tcPr>
+            <w:tcW w:type="dxa" w:w="1234"/>
+          </w:tcPr>
+          <w:p>
+            <w:r>
+              <w:t>2</w:t>
+            </w:r>
+          </w:p>
+        </w:tc>
+        <w:tc>
+          <w:tcPr>
+            <w:tcW w:type="dxa" w:w="1234"/>
+          </w:tcPr>
+          <w:p/>
+        </w:tc>
+        <w:tc>
+          <w:tcPr>
+            <w:tcW w:type="dxa" w:w="1234"/>
+          </w:tcPr>
+          <w:p/>
+        </w:tc>
+        <w:tc>
+          <w:tcPr>
+            <w:tcW w:type="dxa" w:w="1234"/>
+          </w:tcPr>
+          <w:p/>
+        </w:tc>
+        <w:tc>
+          <w:tcPr>
+            <w:tcW w:type="dxa" w:w="1234"/>
+          </w:tcPr>
+          <w:p/>
+        </w:tc>
+        <w:tc>
+          <w:tcPr>
+            <w:tcW w:type="dxa" w:w="1234"/>
+          </w:tcPr>
+          <w:p/>
+        </w:tc>
+        <w:tc>
+          <w:tcPr>
+            <w:tcW w:type="dxa" w:w="1234"/>
+          </w:tcPr>
+          <w:p/>
+        </w:tc>
+      </w:tr>
+      <w:tr>
+        <w:tc>
+          <w:tcPr>
+            <w:tcW w:type="dxa" w:w="1234"/>
+          </w:tcPr>
+          <w:p>
+            <w:r>
+              <w:t>3</w:t>
+            </w:r>
+          </w:p>
+        </w:tc>
+        <w:tc>
+          <w:tcPr>
+            <w:tcW w:type="dxa" w:w="1234"/>
+          </w:tcPr>
+          <w:p/>
+        </w:tc>
+        <w:tc>
+          <w:tcPr>
+            <w:tcW w:type="dxa" w:w="1234"/>
+          </w:tcPr>
+          <w:p/>
+        </w:tc>
+        <w:tc>
+          <w:tcPr>
+            <w:tcW w:type="dxa" w:w="1234"/>
+          </w:tcPr>
+          <w:p/>
+        </w:tc>
+        <w:tc>
+          <w:tcPr>
+            <w:tcW w:type="dxa" w:w="1234"/>
+          </w:tcPr>
+          <w:p/>
+        </w:tc>
+        <w:tc>
+          <w:tcPr>
+            <w:tcW w:type="dxa" w:w="1234"/>
+          </w:tcPr>
+          <w:p/>
+        </w:tc>
+        <w:tc>
+          <w:tcPr>
+            <w:tcW w:type="dxa" w:w="1234"/>
+          </w:tcPr>
+          <w:p/>
+        </w:tc>
+      </w:tr>
+      <w:tr>
+        <w:tc>
+          <w:tcPr>
+            <w:tcW w:type="dxa" w:w="1234"/>
+          </w:tcPr>
+          <w:p>
+            <w:r>
+              <w:t>4</w:t>
+            </w:r>
+          </w:p>
+        </w:tc>
+        <w:tc>
+          <w:tcPr>
+            <w:tcW w:type="dxa" w:w="1234"/>
+          </w:tcPr>
+          <w:p/>
+        </w:tc>
+        <w:tc>
+          <w:tcPr>
+            <w:tcW w:type="dxa" w:w="1234"/>
+          </w:tcPr>
+          <w:p/>
+        </w:tc>
+        <w:tc>
+          <w:tcPr>
+            <w:tcW w:type="dxa" w:w="1234"/>
+          </w:tcPr>
+          <w:p/>
+        </w:tc>
+        <w:tc>
+          <w:tcPr>
+            <w:tcW w:type="dxa" w:w="1234"/>
+          </w:tcPr>
+          <w:p/>
+        </w:tc>
+        <w:tc>
+          <w:tcPr>
+            <w:tcW w:type="dxa" w:w="1234"/>
+          </w:tcPr>
+          <w:p/>
+        </w:tc>
+        <w:tc>
+          <w:tcPr>
+            <w:tcW w:type="dxa" w:w="1234"/>
+          </w:tcPr>
+          <w:p/>
+        </w:tc>
+      </w:tr>
+      <w:tr>
+        <w:tc>
+          <w:tcPr>
+            <w:tcW w:type="dxa" w:w="1234"/>
+          </w:tcPr>
+          <w:p>
+            <w:r>
+              <w:t>5</w:t>
+            </w:r>
+          </w:p>
+        </w:tc>
+        <w:tc>
+          <w:tcPr>
+            <w:tcW w:type="dxa" w:w="1234"/>
+          </w:tcPr>
+          <w:p/>
+        </w:tc>
+        <w:tc>
+          <w:tcPr>
+            <w:tcW w:type="dxa" w:w="1234"/>
+          </w:tcPr>
+          <w:p/>
+        </w:tc>
+        <w:tc>
+          <w:tcPr>
+            <w:tcW w:type="dxa" w:w="1234"/>
+          </w:tcPr>
+          <w:p/>
+        </w:tc>
+        <w:tc>
+          <w:tcPr>
+            <w:tcW w:type="dxa" w:w="1234"/>
+          </w:tcPr>
+          <w:p/>
+        </w:tc>
+        <w:tc>
+          <w:tcPr>
+            <w:tcW w:type="dxa" w:w="1234"/>
+          </w:tcPr>
+          <w:p/>
+        </w:tc>
+        <w:tc>
+          <w:tcPr>
+            <w:tcW w:type="dxa" w:w="1234"/>
+          </w:tcPr>
+          <w:p/>
+        </w:tc>
+      </w:tr>
+      <w:tr>
+        <w:tc>
+          <w:tcPr>
+            <w:tcW w:type="dxa" w:w="1234"/>
+          </w:tcPr>
+          <w:p>
+            <w:r>
+              <w:t>6</w:t>
+            </w:r>
+          </w:p>
+        </w:tc>
+        <w:tc>
+          <w:tcPr>
+            <w:tcW w:type="dxa" w:w="1234"/>
+          </w:tcPr>
+          <w:p/>
+        </w:tc>
+        <w:tc>
+          <w:tcPr>
+            <w:tcW w:type="dxa" w:w="1234"/>
+          </w:tcPr>
+          <w:p/>
+        </w:tc>
+        <w:tc>
+          <w:tcPr>
+            <w:tcW w:type="dxa" w:w="1234"/>
+          </w:tcPr>
+          <w:p/>
+        </w:tc>
+        <w:tc>
+          <w:tcPr>
+            <w:tcW w:type="dxa" w:w="1234"/>
+          </w:tcPr>
+          <w:p/>
+        </w:tc>
+        <w:tc>
+          <w:tcPr>
+            <w:tcW w:type="dxa" w:w="1234"/>
+          </w:tcPr>
+          <w:p/>
+        </w:tc>
+        <w:tc>
+          <w:tcPr>
+            <w:tcW w:type="dxa" w:w="1234"/>
+          </w:tcPr>
+          <w:p/>
+        </w:tc>
+      </w:tr>
+      <w:tr>
+        <w:tc>
+          <w:tcPr>
+            <w:tcW w:type="dxa" w:w="1234"/>
+          </w:tcPr>
+          <w:p>
+            <w:r>
+              <w:t>7</w:t>
+            </w:r>
+          </w:p>
+        </w:tc>
+        <w:tc>
+          <w:tcPr>
+            <w:tcW w:type="dxa" w:w="1234"/>
+          </w:tcPr>
+          <w:p/>
+        </w:tc>
+        <w:tc>
+          <w:tcPr>
+            <w:tcW w:type="dxa" w:w="1234"/>
+          </w:tcPr>
+          <w:p/>
+        </w:tc>
+        <w:tc>
+          <w:tcPr>
+            <w:tcW w:type="dxa" w:w="1234"/>
+          </w:tcPr>
+          <w:p/>
+        </w:tc>
+        <w:tc>
+          <w:tcPr>
+            <w:tcW w:type="dxa" w:w="1234"/>
+          </w:tcPr>
+          <w:p/>
+        </w:tc>
+        <w:tc>
+          <w:tcPr>
+            <w:tcW w:type="dxa" w:w="1234"/>
+          </w:tcPr>
+          <w:p/>
+        </w:tc>
+        <w:tc>
+          <w:tcPr>
+            <w:tcW w:type="dxa" w:w="1234"/>
+          </w:tcPr>
+          <w:p/>
+        </w:tc>
+      </w:tr>
+      <w:tr>
+        <w:tc>
+          <w:tcPr>
+            <w:tcW w:type="dxa" w:w="1234"/>
+          </w:tcPr>
+          <w:p>
+            <w:r>
+              <w:t>8</w:t>
+            </w:r>
+          </w:p>
+        </w:tc>
+        <w:tc>
+          <w:tcPr>
+            <w:tcW w:type="dxa" w:w="1234"/>
+          </w:tcPr>
+          <w:p/>
+        </w:tc>
+        <w:tc>
+          <w:tcPr>
+            <w:tcW w:type="dxa" w:w="1234"/>
+          </w:tcPr>
+          <w:p/>
+        </w:tc>
+        <w:tc>
+          <w:tcPr>
+            <w:tcW w:type="dxa" w:w="1234"/>
+          </w:tcPr>
+          <w:p/>
+        </w:tc>
+        <w:tc>
+          <w:tcPr>
+            <w:tcW w:type="dxa" w:w="1234"/>
+          </w:tcPr>
+          <w:p/>
+        </w:tc>
+        <w:tc>
+          <w:tcPr>
+            <w:tcW w:type="dxa" w:w="1234"/>
+          </w:tcPr>
+          <w:p/>
+        </w:tc>
+        <w:tc>
+          <w:tcPr>
+            <w:tcW w:type="dxa" w:w="1234"/>
+          </w:tcPr>
+          <w:p/>
+        </w:tc>
+      </w:tr>
+      <w:tr>
+        <w:tc>
+          <w:tcPr>
+            <w:tcW w:type="dxa" w:w="1234"/>
+          </w:tcPr>
+          <w:p>
+            <w:r>
+              <w:t>9</w:t>
+            </w:r>
+          </w:p>
+        </w:tc>
+        <w:tc>
+          <w:tcPr>
+            <w:tcW w:type="dxa" w:w="1234"/>
+          </w:tcPr>
+          <w:p/>
+        </w:tc>
+        <w:tc>
+          <w:tcPr>
+            <w:tcW w:type="dxa" w:w="1234"/>
+          </w:tcPr>
+          <w:p/>
+        </w:tc>
+        <w:tc>
+          <w:tcPr>
+            <w:tcW w:type="dxa" w:w="1234"/>
+          </w:tcPr>
+          <w:p/>
+        </w:tc>
+        <w:tc>
+          <w:tcPr>
+            <w:tcW w:type="dxa" w:w="1234"/>
+          </w:tcPr>
+          <w:p/>
+        </w:tc>
+        <w:tc>
+          <w:tcPr>
+            <w:tcW w:type="dxa" w:w="1234"/>
+          </w:tcPr>
+          <w:p/>
+        </w:tc>
+        <w:tc>
+          <w:tcPr>
+            <w:tcW w:type="dxa" w:w="1234"/>
+          </w:tcPr>
+          <w:p/>
+        </w:tc>
+      </w:tr>
+      <w:tr>
+        <w:tc>
+          <w:tcPr>
+            <w:tcW w:type="dxa" w:w="1234"/>
+          </w:tcPr>
+          <w:p>
+            <w:r>
+              <w:t>10</w:t>
+            </w:r>
+          </w:p>
+        </w:tc>
+        <w:tc>
+          <w:tcPr>
+            <w:tcW w:type="dxa" w:w="1234"/>
+          </w:tcPr>
+          <w:p/>
+        </w:tc>
+        <w:tc>
+          <w:tcPr>
+            <w:tcW w:type="dxa" w:w="1234"/>
+          </w:tcPr>
+          <w:p/>
+        </w:tc>
+        <w:tc>
+          <w:tcPr>
+            <w:tcW w:type="dxa" w:w="1234"/>
+          </w:tcPr>
+          <w:p/>
+        </w:tc>
+        <w:tc>
+          <w:tcPr>
+            <w:tcW w:type="dxa" w:w="1234"/>
+          </w:tcPr>
+          <w:p/>
+        </w:tc>
+        <w:tc>
+          <w:tcPr>
+            <w:tcW w:type="dxa" w:w="1234"/>
+          </w:tcPr>
+          <w:p/>
+        </w:tc>
+        <w:tc>
+          <w:tcPr>
+            <w:tcW w:type="dxa" w:w="1234"/>
+          </w:tcPr>
+          <w:p/>
+        </w:tc>
+      </w:tr>
+      <w:tr>
+        <w:tc>
+          <w:tcPr>
+            <w:tcW w:type="dxa" w:w="1234"/>
+          </w:tcPr>
+          <w:p>
+            <w:r>
+              <w:t>11</w:t>
+            </w:r>
+          </w:p>
+        </w:tc>
+        <w:tc>
+          <w:tcPr>
+            <w:tcW w:type="dxa" w:w="1234"/>
+          </w:tcPr>
+          <w:p/>
+        </w:tc>
+        <w:tc>
+          <w:tcPr>
+            <w:tcW w:type="dxa" w:w="1234"/>
+          </w:tcPr>
+          <w:p/>
+        </w:tc>
+        <w:tc>
+          <w:tcPr>
+            <w:tcW w:type="dxa" w:w="1234"/>
+          </w:tcPr>
+          <w:p/>
+        </w:tc>
+        <w:tc>
+          <w:tcPr>
+            <w:tcW w:type="dxa" w:w="1234"/>
+          </w:tcPr>
+          <w:p/>
+        </w:tc>
+        <w:tc>
+          <w:tcPr>
+            <w:tcW w:type="dxa" w:w="1234"/>
+          </w:tcPr>
+          <w:p/>
+        </w:tc>
+        <w:tc>
+          <w:tcPr>
+            <w:tcW w:type="dxa" w:w="1234"/>
+          </w:tcPr>
+          <w:p/>
+        </w:tc>
+      </w:tr>
+      <w:tr>
+        <w:tc>
+          <w:tcPr>
+            <w:tcW w:type="dxa" w:w="1234"/>
+          </w:tcPr>
+          <w:p>
+            <w:r>
+              <w:t>12</w:t>
+            </w:r>
+          </w:p>
+        </w:tc>
+        <w:tc>
+          <w:tcPr>
+            <w:tcW w:type="dxa" w:w="1234"/>
+          </w:tcPr>
+          <w:p/>
+        </w:tc>
+        <w:tc>
+          <w:tcPr>
+            <w:tcW w:type="dxa" w:w="1234"/>
+          </w:tcPr>
+          <w:p/>
+        </w:tc>
+        <w:tc>
+          <w:tcPr>
+            <w:tcW w:type="dxa" w:w="1234"/>
+          </w:tcPr>
+          <w:p/>
+        </w:tc>
+        <w:tc>
+          <w:tcPr>
+            <w:tcW w:type="dxa" w:w="1234"/>
+          </w:tcPr>
+          <w:p/>
+        </w:tc>
+        <w:tc>
+          <w:tcPr>
+            <w:tcW w:type="dxa" w:w="1234"/>
+          </w:tcPr>
+          <w:p/>
+        </w:tc>
+        <w:tc>
+          <w:tcPr>
+            <w:tcW w:type="dxa" w:w="1234"/>
+          </w:tcPr>
+          <w:p/>
+        </w:tc>
+      </w:tr>
+      <w:tr>
+        <w:tc>
+          <w:tcPr>
+            <w:tcW w:type="dxa" w:w="1234"/>
+          </w:tcPr>
+          <w:p>
+            <w:r>
+              <w:t>13</w:t>
+            </w:r>
+          </w:p>
+        </w:tc>
+        <w:tc>
+          <w:tcPr>
+            <w:tcW w:type="dxa" w:w="1234"/>
+          </w:tcPr>
+          <w:p/>
+        </w:tc>
+        <w:tc>
+          <w:tcPr>
+            <w:tcW w:type="dxa" w:w="1234"/>
+          </w:tcPr>
+          <w:p/>
+        </w:tc>
+        <w:tc>
+          <w:tcPr>
+            <w:tcW w:type="dxa" w:w="1234"/>
+          </w:tcPr>
+          <w:p/>
+        </w:tc>
+        <w:tc>
+          <w:tcPr>
+            <w:tcW w:type="dxa" w:w="1234"/>
+          </w:tcPr>
+          <w:p/>
+        </w:tc>
+        <w:tc>
+          <w:tcPr>
+            <w:tcW w:type="dxa" w:w="1234"/>
+          </w:tcPr>
+          <w:p/>
+        </w:tc>
+        <w:tc>
+          <w:tcPr>
+            <w:tcW w:type="dxa" w:w="1234"/>
+          </w:tcPr>
+          <w:p/>
+        </w:tc>
+      </w:tr>
+      <w:tr>
+        <w:tc>
+          <w:tcPr>
+            <w:tcW w:type="dxa" w:w="1234"/>
+          </w:tcPr>
+          <w:p>
+            <w:r>
+              <w:t>14</w:t>
+            </w:r>
+          </w:p>
+        </w:tc>
+        <w:tc>
+          <w:tcPr>
+            <w:tcW w:type="dxa" w:w="1234"/>
+          </w:tcPr>
+          <w:p/>
+        </w:tc>
+        <w:tc>
+          <w:tcPr>
+            <w:tcW w:type="dxa" w:w="1234"/>
+          </w:tcPr>
+          <w:p/>
+        </w:tc>
+        <w:tc>
+          <w:tcPr>
+            <w:tcW w:type="dxa" w:w="1234"/>
+          </w:tcPr>
+          <w:p/>
+        </w:tc>
+        <w:tc>
+          <w:tcPr>
+            <w:tcW w:type="dxa" w:w="1234"/>
+          </w:tcPr>
+          <w:p/>
+        </w:tc>
+        <w:tc>
+          <w:tcPr>
+            <w:tcW w:type="dxa" w:w="1234"/>
+          </w:tcPr>
+          <w:p/>
+        </w:tc>
+        <w:tc>
+          <w:tcPr>
+            <w:tcW w:type="dxa" w:w="1234"/>
+          </w:tcPr>
+          <w:p/>
+        </w:tc>
+      </w:tr>
+      <w:tr>
+        <w:tc>
+          <w:tcPr>
+            <w:tcW w:type="dxa" w:w="1234"/>
+          </w:tcPr>
+          <w:p>
+            <w:r>
+              <w:t>15</w:t>
+            </w:r>
+          </w:p>
+        </w:tc>
+        <w:tc>
+          <w:tcPr>
+            <w:tcW w:type="dxa" w:w="1234"/>
+          </w:tcPr>
+          <w:p/>
+        </w:tc>
+        <w:tc>
+          <w:tcPr>
+            <w:tcW w:type="dxa" w:w="1234"/>
+          </w:tcPr>
+          <w:p/>
+        </w:tc>
+        <w:tc>
+          <w:tcPr>
+            <w:tcW w:type="dxa" w:w="1234"/>
+          </w:tcPr>
+          <w:p/>
+        </w:tc>
+        <w:tc>
+          <w:tcPr>
+            <w:tcW w:type="dxa" w:w="1234"/>
+          </w:tcPr>
+          <w:p/>
+        </w:tc>
+        <w:tc>
+          <w:tcPr>
+            <w:tcW w:type="dxa" w:w="1234"/>
+          </w:tcPr>
+          <w:p/>
+        </w:tc>
+        <w:tc>
+          <w:tcPr>
+            <w:tcW w:type="dxa" w:w="1234"/>
+          </w:tcPr>
+          <w:p/>
         </w:tc>
       </w:tr>
     </w:tbl>

--- a/docs/docx/opis_imushchestva_gr.docx
+++ b/docs/docx/opis_imushchestva_gr.docx
@@ -33,18 +33,31 @@
         <w:tblLook w:firstColumn="1" w:firstRow="1" w:lastColumn="0" w:lastRow="0" w:noHBand="0" w:noVBand="1" w:val="04A0"/>
       </w:tblPr>
       <w:tblGrid>
-        <w:gridCol w:w="1234"/>
-        <w:gridCol w:w="1234"/>
-        <w:gridCol w:w="1234"/>
-        <w:gridCol w:w="1234"/>
-        <w:gridCol w:w="1234"/>
-        <w:gridCol w:w="1234"/>
-        <w:gridCol w:w="1234"/>
+        <w:gridCol w:w="757"/>
+        <w:gridCol w:w="757"/>
+        <w:gridCol w:w="757"/>
+        <w:gridCol w:w="757"/>
+        <w:gridCol w:w="757"/>
+        <w:gridCol w:w="757"/>
+        <w:gridCol w:w="757"/>
+        <w:gridCol w:w="757"/>
+        <w:gridCol w:w="757"/>
+        <w:gridCol w:w="757"/>
+        <w:gridCol w:w="757"/>
+        <w:gridCol w:w="757"/>
+        <w:gridCol w:w="757"/>
+        <w:gridCol w:w="757"/>
+        <w:gridCol w:w="757"/>
+        <w:gridCol w:w="757"/>
+        <w:gridCol w:w="757"/>
+        <w:gridCol w:w="757"/>
+        <w:gridCol w:w="757"/>
+        <w:gridCol w:w="757"/>
       </w:tblGrid>
       <w:tr>
         <w:tc>
           <w:tcPr>
-            <w:tcW w:type="dxa" w:w="1234"/>
+            <w:tcW w:type="dxa" w:w="757"/>
           </w:tcPr>
           <w:p>
             <w:r>
@@ -54,47 +67,157 @@
         </w:tc>
         <w:tc>
           <w:tcPr>
-            <w:tcW w:type="dxa" w:w="1234"/>
+            <w:tcW w:type="dxa" w:w="757"/>
           </w:tcPr>
           <w:p>
             <w:r>
-              <w:t>Имущество</w:t>
+              <w:t>Раздел</w:t>
             </w:r>
           </w:p>
         </w:tc>
         <w:tc>
           <w:tcPr>
-            <w:tcW w:type="dxa" w:w="1234"/>
+            <w:tcW w:type="dxa" w:w="757"/>
           </w:tcPr>
           <w:p>
             <w:r>
-              <w:t>Идентификатор</w:t>
+              <w:t>Вид и наименование имущества</w:t>
             </w:r>
           </w:p>
         </w:tc>
         <w:tc>
           <w:tcPr>
-            <w:tcW w:type="dxa" w:w="1234"/>
+            <w:tcW w:type="dxa" w:w="757"/>
           </w:tcPr>
           <w:p>
             <w:r>
-              <w:t>Право (единоличная / общая совместная)</w:t>
+              <w:t>Вид собственности</w:t>
             </w:r>
           </w:p>
         </w:tc>
         <w:tc>
           <w:tcPr>
-            <w:tcW w:type="dxa" w:w="1234"/>
+            <w:tcW w:type="dxa" w:w="757"/>
           </w:tcPr>
           <w:p>
             <w:r>
-              <w:t>Обременения</w:t>
+              <w:t>Местонахождение (адрес, место хранения)</w:t>
             </w:r>
           </w:p>
         </w:tc>
         <w:tc>
           <w:tcPr>
-            <w:tcW w:type="dxa" w:w="1234"/>
+            <w:tcW w:type="dxa" w:w="757"/>
+          </w:tcPr>
+          <w:p>
+            <w:r>
+              <w:t>Площадь, кв. м</w:t>
+            </w:r>
+          </w:p>
+        </w:tc>
+        <w:tc>
+          <w:tcPr>
+            <w:tcW w:type="dxa" w:w="757"/>
+          </w:tcPr>
+          <w:p>
+            <w:r>
+              <w:t>Марка, модель</w:t>
+            </w:r>
+          </w:p>
+        </w:tc>
+        <w:tc>
+          <w:tcPr>
+            <w:tcW w:type="dxa" w:w="757"/>
+          </w:tcPr>
+          <w:p>
+            <w:r>
+              <w:t>Год выпуска</w:t>
+            </w:r>
+          </w:p>
+        </w:tc>
+        <w:tc>
+          <w:tcPr>
+            <w:tcW w:type="dxa" w:w="757"/>
+          </w:tcPr>
+          <w:p>
+            <w:r>
+              <w:t>Идентификатор (кад. номер, VIN, рег. номер, номер счёта)</w:t>
+            </w:r>
+          </w:p>
+        </w:tc>
+        <w:tc>
+          <w:tcPr>
+            <w:tcW w:type="dxa" w:w="757"/>
+          </w:tcPr>
+          <w:p>
+            <w:r>
+              <w:t>Основание приобретения</w:t>
+            </w:r>
+          </w:p>
+        </w:tc>
+        <w:tc>
+          <w:tcPr>
+            <w:tcW w:type="dxa" w:w="757"/>
+          </w:tcPr>
+          <w:p>
+            <w:r>
+              <w:t>Банк</w:t>
+            </w:r>
+          </w:p>
+        </w:tc>
+        <w:tc>
+          <w:tcPr>
+            <w:tcW w:type="dxa" w:w="757"/>
+          </w:tcPr>
+          <w:p>
+            <w:r>
+              <w:t>Вид и валюта счёта</w:t>
+            </w:r>
+          </w:p>
+        </w:tc>
+        <w:tc>
+          <w:tcPr>
+            <w:tcW w:type="dxa" w:w="757"/>
+          </w:tcPr>
+          <w:p>
+            <w:r>
+              <w:t>Остаток</w:t>
+            </w:r>
+          </w:p>
+        </w:tc>
+        <w:tc>
+          <w:tcPr>
+            <w:tcW w:type="dxa" w:w="757"/>
+          </w:tcPr>
+          <w:p>
+            <w:r>
+              <w:t>Эмитент / организация</w:t>
+            </w:r>
+          </w:p>
+        </w:tc>
+        <w:tc>
+          <w:tcPr>
+            <w:tcW w:type="dxa" w:w="757"/>
+          </w:tcPr>
+          <w:p>
+            <w:r>
+              <w:t>Доля участия</w:t>
+            </w:r>
+          </w:p>
+        </w:tc>
+        <w:tc>
+          <w:tcPr>
+            <w:tcW w:type="dxa" w:w="757"/>
+          </w:tcPr>
+          <w:p>
+            <w:r>
+              <w:t>Количество</w:t>
+            </w:r>
+          </w:p>
+        </w:tc>
+        <w:tc>
+          <w:tcPr>
+            <w:tcW w:type="dxa" w:w="757"/>
           </w:tcPr>
           <w:p>
             <w:r>
@@ -104,7 +227,27 @@
         </w:tc>
         <w:tc>
           <w:tcPr>
-            <w:tcW w:type="dxa" w:w="1234"/>
+            <w:tcW w:type="dxa" w:w="757"/>
+          </w:tcPr>
+          <w:p>
+            <w:r>
+              <w:t>Обременения (залогодержатель)</w:t>
+            </w:r>
+          </w:p>
+        </w:tc>
+        <w:tc>
+          <w:tcPr>
+            <w:tcW w:type="dxa" w:w="757"/>
+          </w:tcPr>
+          <w:p>
+            <w:r>
+              <w:t>В залоге (да/нет)</w:t>
+            </w:r>
+          </w:p>
+        </w:tc>
+        <w:tc>
+          <w:tcPr>
+            <w:tcW w:type="dxa" w:w="757"/>
           </w:tcPr>
           <w:p>
             <w:r>
@@ -116,7 +259,7 @@
       <w:tr>
         <w:tc>
           <w:tcPr>
-            <w:tcW w:type="dxa" w:w="1234"/>
+            <w:tcW w:type="dxa" w:w="757"/>
           </w:tcPr>
           <w:p>
             <w:r>
@@ -126,7 +269,17 @@
         </w:tc>
         <w:tc>
           <w:tcPr>
-            <w:tcW w:type="dxa" w:w="1234"/>
+            <w:tcW w:type="dxa" w:w="757"/>
+          </w:tcPr>
+          <w:p>
+            <w:r>
+              <w:t>{{РАЗДЕЛ}}</w:t>
+            </w:r>
+          </w:p>
+        </w:tc>
+        <w:tc>
+          <w:tcPr>
+            <w:tcW w:type="dxa" w:w="757"/>
           </w:tcPr>
           <w:p>
             <w:r>
@@ -136,7 +289,57 @@
         </w:tc>
         <w:tc>
           <w:tcPr>
-            <w:tcW w:type="dxa" w:w="1234"/>
+            <w:tcW w:type="dxa" w:w="757"/>
+          </w:tcPr>
+          <w:p>
+            <w:r>
+              <w:t>{{ВИД_ПРАВА}}</w:t>
+            </w:r>
+          </w:p>
+        </w:tc>
+        <w:tc>
+          <w:tcPr>
+            <w:tcW w:type="dxa" w:w="757"/>
+          </w:tcPr>
+          <w:p>
+            <w:r>
+              <w:t>{{МЕСТО_НАХОЖДЕНИЯ}}</w:t>
+            </w:r>
+          </w:p>
+        </w:tc>
+        <w:tc>
+          <w:tcPr>
+            <w:tcW w:type="dxa" w:w="757"/>
+          </w:tcPr>
+          <w:p>
+            <w:r>
+              <w:t>{{ПЛОЩАДЬ}}</w:t>
+            </w:r>
+          </w:p>
+        </w:tc>
+        <w:tc>
+          <w:tcPr>
+            <w:tcW w:type="dxa" w:w="757"/>
+          </w:tcPr>
+          <w:p>
+            <w:r>
+              <w:t>{{МАРКА_МОДЕЛЬ}}</w:t>
+            </w:r>
+          </w:p>
+        </w:tc>
+        <w:tc>
+          <w:tcPr>
+            <w:tcW w:type="dxa" w:w="757"/>
+          </w:tcPr>
+          <w:p>
+            <w:r>
+              <w:t>{{ГОД_ВЫПУСКА}}</w:t>
+            </w:r>
+          </w:p>
+        </w:tc>
+        <w:tc>
+          <w:tcPr>
+            <w:tcW w:type="dxa" w:w="757"/>
           </w:tcPr>
           <w:p>
             <w:r>
@@ -146,17 +349,87 @@
         </w:tc>
         <w:tc>
           <w:tcPr>
-            <w:tcW w:type="dxa" w:w="1234"/>
+            <w:tcW w:type="dxa" w:w="757"/>
           </w:tcPr>
           <w:p>
             <w:r>
-              <w:t>{{ВИД_ПРАВА}}</w:t>
+              <w:t>{{ОСНОВАНИЕ_ПРИОБРЕТЕНИЯ}}</w:t>
             </w:r>
           </w:p>
         </w:tc>
         <w:tc>
           <w:tcPr>
-            <w:tcW w:type="dxa" w:w="1234"/>
+            <w:tcW w:type="dxa" w:w="757"/>
+          </w:tcPr>
+          <w:p>
+            <w:r>
+              <w:t>{{БАНК}}</w:t>
+            </w:r>
+          </w:p>
+        </w:tc>
+        <w:tc>
+          <w:tcPr>
+            <w:tcW w:type="dxa" w:w="757"/>
+          </w:tcPr>
+          <w:p>
+            <w:r>
+              <w:t>{{ВИД_ВАЛЮТА_СЧЁТА}}</w:t>
+            </w:r>
+          </w:p>
+        </w:tc>
+        <w:tc>
+          <w:tcPr>
+            <w:tcW w:type="dxa" w:w="757"/>
+          </w:tcPr>
+          <w:p>
+            <w:r>
+              <w:t>{{ОСТАТОК}}</w:t>
+            </w:r>
+          </w:p>
+        </w:tc>
+        <w:tc>
+          <w:tcPr>
+            <w:tcW w:type="dxa" w:w="757"/>
+          </w:tcPr>
+          <w:p>
+            <w:r>
+              <w:t>{{ЭМИТЕНТ}}</w:t>
+            </w:r>
+          </w:p>
+        </w:tc>
+        <w:tc>
+          <w:tcPr>
+            <w:tcW w:type="dxa" w:w="757"/>
+          </w:tcPr>
+          <w:p>
+            <w:r>
+              <w:t>{{ДОЛЯ}}</w:t>
+            </w:r>
+          </w:p>
+        </w:tc>
+        <w:tc>
+          <w:tcPr>
+            <w:tcW w:type="dxa" w:w="757"/>
+          </w:tcPr>
+          <w:p>
+            <w:r>
+              <w:t>{{КОЛ}}</w:t>
+            </w:r>
+          </w:p>
+        </w:tc>
+        <w:tc>
+          <w:tcPr>
+            <w:tcW w:type="dxa" w:w="757"/>
+          </w:tcPr>
+          <w:p>
+            <w:r>
+              <w:t>{{СТОИМОСТЬ}}</w:t>
+            </w:r>
+          </w:p>
+        </w:tc>
+        <w:tc>
+          <w:tcPr>
+            <w:tcW w:type="dxa" w:w="757"/>
           </w:tcPr>
           <w:p>
             <w:r>
@@ -166,17 +439,17 @@
         </w:tc>
         <w:tc>
           <w:tcPr>
-            <w:tcW w:type="dxa" w:w="1234"/>
+            <w:tcW w:type="dxa" w:w="757"/>
           </w:tcPr>
           <w:p>
             <w:r>
-              <w:t>{{СТОИМОСТЬ}}</w:t>
+              <w:t>{{В_ЗАЛОГЕ}}</w:t>
             </w:r>
           </w:p>
         </w:tc>
         <w:tc>
           <w:tcPr>
-            <w:tcW w:type="dxa" w:w="1234"/>
+            <w:tcW w:type="dxa" w:w="757"/>
           </w:tcPr>
           <w:p>
             <w:r>
@@ -188,7 +461,7 @@
       <w:tr>
         <w:tc>
           <w:tcPr>
-            <w:tcW w:type="dxa" w:w="1234"/>
+            <w:tcW w:type="dxa" w:w="757"/>
           </w:tcPr>
           <w:p>
             <w:r>
@@ -198,37 +471,115 @@
         </w:tc>
         <w:tc>
           <w:tcPr>
-            <w:tcW w:type="dxa" w:w="1234"/>
-          </w:tcPr>
-          <w:p/>
-        </w:tc>
-        <w:tc>
-          <w:tcPr>
-            <w:tcW w:type="dxa" w:w="1234"/>
-          </w:tcPr>
-          <w:p/>
-        </w:tc>
-        <w:tc>
-          <w:tcPr>
-            <w:tcW w:type="dxa" w:w="1234"/>
-          </w:tcPr>
-          <w:p/>
-        </w:tc>
-        <w:tc>
-          <w:tcPr>
-            <w:tcW w:type="dxa" w:w="1234"/>
-          </w:tcPr>
-          <w:p/>
-        </w:tc>
-        <w:tc>
-          <w:tcPr>
-            <w:tcW w:type="dxa" w:w="1234"/>
-          </w:tcPr>
-          <w:p/>
-        </w:tc>
-        <w:tc>
-          <w:tcPr>
-            <w:tcW w:type="dxa" w:w="1234"/>
+            <w:tcW w:type="dxa" w:w="757"/>
+          </w:tcPr>
+          <w:p/>
+        </w:tc>
+        <w:tc>
+          <w:tcPr>
+            <w:tcW w:type="dxa" w:w="757"/>
+          </w:tcPr>
+          <w:p/>
+        </w:tc>
+        <w:tc>
+          <w:tcPr>
+            <w:tcW w:type="dxa" w:w="757"/>
+          </w:tcPr>
+          <w:p/>
+        </w:tc>
+        <w:tc>
+          <w:tcPr>
+            <w:tcW w:type="dxa" w:w="757"/>
+          </w:tcPr>
+          <w:p/>
+        </w:tc>
+        <w:tc>
+          <w:tcPr>
+            <w:tcW w:type="dxa" w:w="757"/>
+          </w:tcPr>
+          <w:p/>
+        </w:tc>
+        <w:tc>
+          <w:tcPr>
+            <w:tcW w:type="dxa" w:w="757"/>
+          </w:tcPr>
+          <w:p/>
+        </w:tc>
+        <w:tc>
+          <w:tcPr>
+            <w:tcW w:type="dxa" w:w="757"/>
+          </w:tcPr>
+          <w:p/>
+        </w:tc>
+        <w:tc>
+          <w:tcPr>
+            <w:tcW w:type="dxa" w:w="757"/>
+          </w:tcPr>
+          <w:p/>
+        </w:tc>
+        <w:tc>
+          <w:tcPr>
+            <w:tcW w:type="dxa" w:w="757"/>
+          </w:tcPr>
+          <w:p/>
+        </w:tc>
+        <w:tc>
+          <w:tcPr>
+            <w:tcW w:type="dxa" w:w="757"/>
+          </w:tcPr>
+          <w:p/>
+        </w:tc>
+        <w:tc>
+          <w:tcPr>
+            <w:tcW w:type="dxa" w:w="757"/>
+          </w:tcPr>
+          <w:p/>
+        </w:tc>
+        <w:tc>
+          <w:tcPr>
+            <w:tcW w:type="dxa" w:w="757"/>
+          </w:tcPr>
+          <w:p/>
+        </w:tc>
+        <w:tc>
+          <w:tcPr>
+            <w:tcW w:type="dxa" w:w="757"/>
+          </w:tcPr>
+          <w:p/>
+        </w:tc>
+        <w:tc>
+          <w:tcPr>
+            <w:tcW w:type="dxa" w:w="757"/>
+          </w:tcPr>
+          <w:p/>
+        </w:tc>
+        <w:tc>
+          <w:tcPr>
+            <w:tcW w:type="dxa" w:w="757"/>
+          </w:tcPr>
+          <w:p/>
+        </w:tc>
+        <w:tc>
+          <w:tcPr>
+            <w:tcW w:type="dxa" w:w="757"/>
+          </w:tcPr>
+          <w:p/>
+        </w:tc>
+        <w:tc>
+          <w:tcPr>
+            <w:tcW w:type="dxa" w:w="757"/>
+          </w:tcPr>
+          <w:p/>
+        </w:tc>
+        <w:tc>
+          <w:tcPr>
+            <w:tcW w:type="dxa" w:w="757"/>
+          </w:tcPr>
+          <w:p/>
+        </w:tc>
+        <w:tc>
+          <w:tcPr>
+            <w:tcW w:type="dxa" w:w="757"/>
           </w:tcPr>
           <w:p/>
         </w:tc>
@@ -236,7 +587,7 @@
       <w:tr>
         <w:tc>
           <w:tcPr>
-            <w:tcW w:type="dxa" w:w="1234"/>
+            <w:tcW w:type="dxa" w:w="757"/>
           </w:tcPr>
           <w:p>
             <w:r>
@@ -246,37 +597,115 @@
         </w:tc>
         <w:tc>
           <w:tcPr>
-            <w:tcW w:type="dxa" w:w="1234"/>
-          </w:tcPr>
-          <w:p/>
-        </w:tc>
-        <w:tc>
-          <w:tcPr>
-            <w:tcW w:type="dxa" w:w="1234"/>
-          </w:tcPr>
-          <w:p/>
-        </w:tc>
-        <w:tc>
-          <w:tcPr>
-            <w:tcW w:type="dxa" w:w="1234"/>
-          </w:tcPr>
-          <w:p/>
-        </w:tc>
-        <w:tc>
-          <w:tcPr>
-            <w:tcW w:type="dxa" w:w="1234"/>
-          </w:tcPr>
-          <w:p/>
-        </w:tc>
-        <w:tc>
-          <w:tcPr>
-            <w:tcW w:type="dxa" w:w="1234"/>
-          </w:tcPr>
-          <w:p/>
-        </w:tc>
-        <w:tc>
-          <w:tcPr>
-            <w:tcW w:type="dxa" w:w="1234"/>
+            <w:tcW w:type="dxa" w:w="757"/>
+          </w:tcPr>
+          <w:p/>
+        </w:tc>
+        <w:tc>
+          <w:tcPr>
+            <w:tcW w:type="dxa" w:w="757"/>
+          </w:tcPr>
+          <w:p/>
+        </w:tc>
+        <w:tc>
+          <w:tcPr>
+            <w:tcW w:type="dxa" w:w="757"/>
+          </w:tcPr>
+          <w:p/>
+        </w:tc>
+        <w:tc>
+          <w:tcPr>
+            <w:tcW w:type="dxa" w:w="757"/>
+          </w:tcPr>
+          <w:p/>
+        </w:tc>
+        <w:tc>
+          <w:tcPr>
+            <w:tcW w:type="dxa" w:w="757"/>
+          </w:tcPr>
+          <w:p/>
+        </w:tc>
+        <w:tc>
+          <w:tcPr>
+            <w:tcW w:type="dxa" w:w="757"/>
+          </w:tcPr>
+          <w:p/>
+        </w:tc>
+        <w:tc>
+          <w:tcPr>
+            <w:tcW w:type="dxa" w:w="757"/>
+          </w:tcPr>
+          <w:p/>
+        </w:tc>
+        <w:tc>
+          <w:tcPr>
+            <w:tcW w:type="dxa" w:w="757"/>
+          </w:tcPr>
+          <w:p/>
+        </w:tc>
+        <w:tc>
+          <w:tcPr>
+            <w:tcW w:type="dxa" w:w="757"/>
+          </w:tcPr>
+          <w:p/>
+        </w:tc>
+        <w:tc>
+          <w:tcPr>
+            <w:tcW w:type="dxa" w:w="757"/>
+          </w:tcPr>
+          <w:p/>
+        </w:tc>
+        <w:tc>
+          <w:tcPr>
+            <w:tcW w:type="dxa" w:w="757"/>
+          </w:tcPr>
+          <w:p/>
+        </w:tc>
+        <w:tc>
+          <w:tcPr>
+            <w:tcW w:type="dxa" w:w="757"/>
+          </w:tcPr>
+          <w:p/>
+        </w:tc>
+        <w:tc>
+          <w:tcPr>
+            <w:tcW w:type="dxa" w:w="757"/>
+          </w:tcPr>
+          <w:p/>
+        </w:tc>
+        <w:tc>
+          <w:tcPr>
+            <w:tcW w:type="dxa" w:w="757"/>
+          </w:tcPr>
+          <w:p/>
+        </w:tc>
+        <w:tc>
+          <w:tcPr>
+            <w:tcW w:type="dxa" w:w="757"/>
+          </w:tcPr>
+          <w:p/>
+        </w:tc>
+        <w:tc>
+          <w:tcPr>
+            <w:tcW w:type="dxa" w:w="757"/>
+          </w:tcPr>
+          <w:p/>
+        </w:tc>
+        <w:tc>
+          <w:tcPr>
+            <w:tcW w:type="dxa" w:w="757"/>
+          </w:tcPr>
+          <w:p/>
+        </w:tc>
+        <w:tc>
+          <w:tcPr>
+            <w:tcW w:type="dxa" w:w="757"/>
+          </w:tcPr>
+          <w:p/>
+        </w:tc>
+        <w:tc>
+          <w:tcPr>
+            <w:tcW w:type="dxa" w:w="757"/>
           </w:tcPr>
           <w:p/>
         </w:tc>
@@ -284,7 +713,7 @@
       <w:tr>
         <w:tc>
           <w:tcPr>
-            <w:tcW w:type="dxa" w:w="1234"/>
+            <w:tcW w:type="dxa" w:w="757"/>
           </w:tcPr>
           <w:p>
             <w:r>
@@ -294,37 +723,115 @@
         </w:tc>
         <w:tc>
           <w:tcPr>
-            <w:tcW w:type="dxa" w:w="1234"/>
-          </w:tcPr>
-          <w:p/>
-        </w:tc>
-        <w:tc>
-          <w:tcPr>
-            <w:tcW w:type="dxa" w:w="1234"/>
-          </w:tcPr>
-          <w:p/>
-        </w:tc>
-        <w:tc>
-          <w:tcPr>
-            <w:tcW w:type="dxa" w:w="1234"/>
-          </w:tcPr>
-          <w:p/>
-        </w:tc>
-        <w:tc>
-          <w:tcPr>
-            <w:tcW w:type="dxa" w:w="1234"/>
-          </w:tcPr>
-          <w:p/>
-        </w:tc>
-        <w:tc>
-          <w:tcPr>
-            <w:tcW w:type="dxa" w:w="1234"/>
-          </w:tcPr>
-          <w:p/>
-        </w:tc>
-        <w:tc>
-          <w:tcPr>
-            <w:tcW w:type="dxa" w:w="1234"/>
+            <w:tcW w:type="dxa" w:w="757"/>
+          </w:tcPr>
+          <w:p/>
+        </w:tc>
+        <w:tc>
+          <w:tcPr>
+            <w:tcW w:type="dxa" w:w="757"/>
+          </w:tcPr>
+          <w:p/>
+        </w:tc>
+        <w:tc>
+          <w:tcPr>
+            <w:tcW w:type="dxa" w:w="757"/>
+          </w:tcPr>
+          <w:p/>
+        </w:tc>
+        <w:tc>
+          <w:tcPr>
+            <w:tcW w:type="dxa" w:w="757"/>
+          </w:tcPr>
+          <w:p/>
+        </w:tc>
+        <w:tc>
+          <w:tcPr>
+            <w:tcW w:type="dxa" w:w="757"/>
+          </w:tcPr>
+          <w:p/>
+        </w:tc>
+        <w:tc>
+          <w:tcPr>
+            <w:tcW w:type="dxa" w:w="757"/>
+          </w:tcPr>
+          <w:p/>
+        </w:tc>
+        <w:tc>
+          <w:tcPr>
+            <w:tcW w:type="dxa" w:w="757"/>
+          </w:tcPr>
+          <w:p/>
+        </w:tc>
+        <w:tc>
+          <w:tcPr>
+            <w:tcW w:type="dxa" w:w="757"/>
+          </w:tcPr>
+          <w:p/>
+        </w:tc>
+        <w:tc>
+          <w:tcPr>
+            <w:tcW w:type="dxa" w:w="757"/>
+          </w:tcPr>
+          <w:p/>
+        </w:tc>
+        <w:tc>
+          <w:tcPr>
+            <w:tcW w:type="dxa" w:w="757"/>
+          </w:tcPr>
+          <w:p/>
+        </w:tc>
+        <w:tc>
+          <w:tcPr>
+            <w:tcW w:type="dxa" w:w="757"/>
+          </w:tcPr>
+          <w:p/>
+        </w:tc>
+        <w:tc>
+          <w:tcPr>
+            <w:tcW w:type="dxa" w:w="757"/>
+          </w:tcPr>
+          <w:p/>
+        </w:tc>
+        <w:tc>
+          <w:tcPr>
+            <w:tcW w:type="dxa" w:w="757"/>
+          </w:tcPr>
+          <w:p/>
+        </w:tc>
+        <w:tc>
+          <w:tcPr>
+            <w:tcW w:type="dxa" w:w="757"/>
+          </w:tcPr>
+          <w:p/>
+        </w:tc>
+        <w:tc>
+          <w:tcPr>
+            <w:tcW w:type="dxa" w:w="757"/>
+          </w:tcPr>
+          <w:p/>
+        </w:tc>
+        <w:tc>
+          <w:tcPr>
+            <w:tcW w:type="dxa" w:w="757"/>
+          </w:tcPr>
+          <w:p/>
+        </w:tc>
+        <w:tc>
+          <w:tcPr>
+            <w:tcW w:type="dxa" w:w="757"/>
+          </w:tcPr>
+          <w:p/>
+        </w:tc>
+        <w:tc>
+          <w:tcPr>
+            <w:tcW w:type="dxa" w:w="757"/>
+          </w:tcPr>
+          <w:p/>
+        </w:tc>
+        <w:tc>
+          <w:tcPr>
+            <w:tcW w:type="dxa" w:w="757"/>
           </w:tcPr>
           <w:p/>
         </w:tc>
@@ -332,7 +839,7 @@
       <w:tr>
         <w:tc>
           <w:tcPr>
-            <w:tcW w:type="dxa" w:w="1234"/>
+            <w:tcW w:type="dxa" w:w="757"/>
           </w:tcPr>
           <w:p>
             <w:r>
@@ -342,37 +849,115 @@
         </w:tc>
         <w:tc>
           <w:tcPr>
-            <w:tcW w:type="dxa" w:w="1234"/>
-          </w:tcPr>
-          <w:p/>
-        </w:tc>
-        <w:tc>
-          <w:tcPr>
-            <w:tcW w:type="dxa" w:w="1234"/>
-          </w:tcPr>
-          <w:p/>
-        </w:tc>
-        <w:tc>
-          <w:tcPr>
-            <w:tcW w:type="dxa" w:w="1234"/>
-          </w:tcPr>
-          <w:p/>
-        </w:tc>
-        <w:tc>
-          <w:tcPr>
-            <w:tcW w:type="dxa" w:w="1234"/>
-          </w:tcPr>
-          <w:p/>
-        </w:tc>
-        <w:tc>
-          <w:tcPr>
-            <w:tcW w:type="dxa" w:w="1234"/>
-          </w:tcPr>
-          <w:p/>
-        </w:tc>
-        <w:tc>
-          <w:tcPr>
-            <w:tcW w:type="dxa" w:w="1234"/>
+            <w:tcW w:type="dxa" w:w="757"/>
+          </w:tcPr>
+          <w:p/>
+        </w:tc>
+        <w:tc>
+          <w:tcPr>
+            <w:tcW w:type="dxa" w:w="757"/>
+          </w:tcPr>
+          <w:p/>
+        </w:tc>
+        <w:tc>
+          <w:tcPr>
+            <w:tcW w:type="dxa" w:w="757"/>
+          </w:tcPr>
+          <w:p/>
+        </w:tc>
+        <w:tc>
+          <w:tcPr>
+            <w:tcW w:type="dxa" w:w="757"/>
+          </w:tcPr>
+          <w:p/>
+        </w:tc>
+        <w:tc>
+          <w:tcPr>
+            <w:tcW w:type="dxa" w:w="757"/>
+          </w:tcPr>
+          <w:p/>
+        </w:tc>
+        <w:tc>
+          <w:tcPr>
+            <w:tcW w:type="dxa" w:w="757"/>
+          </w:tcPr>
+          <w:p/>
+        </w:tc>
+        <w:tc>
+          <w:tcPr>
+            <w:tcW w:type="dxa" w:w="757"/>
+          </w:tcPr>
+          <w:p/>
+        </w:tc>
+        <w:tc>
+          <w:tcPr>
+            <w:tcW w:type="dxa" w:w="757"/>
+          </w:tcPr>
+          <w:p/>
+        </w:tc>
+        <w:tc>
+          <w:tcPr>
+            <w:tcW w:type="dxa" w:w="757"/>
+          </w:tcPr>
+          <w:p/>
+        </w:tc>
+        <w:tc>
+          <w:tcPr>
+            <w:tcW w:type="dxa" w:w="757"/>
+          </w:tcPr>
+          <w:p/>
+        </w:tc>
+        <w:tc>
+          <w:tcPr>
+            <w:tcW w:type="dxa" w:w="757"/>
+          </w:tcPr>
+          <w:p/>
+        </w:tc>
+        <w:tc>
+          <w:tcPr>
+            <w:tcW w:type="dxa" w:w="757"/>
+          </w:tcPr>
+          <w:p/>
+        </w:tc>
+        <w:tc>
+          <w:tcPr>
+            <w:tcW w:type="dxa" w:w="757"/>
+          </w:tcPr>
+          <w:p/>
+        </w:tc>
+        <w:tc>
+          <w:tcPr>
+            <w:tcW w:type="dxa" w:w="757"/>
+          </w:tcPr>
+          <w:p/>
+        </w:tc>
+        <w:tc>
+          <w:tcPr>
+            <w:tcW w:type="dxa" w:w="757"/>
+          </w:tcPr>
+          <w:p/>
+        </w:tc>
+        <w:tc>
+          <w:tcPr>
+            <w:tcW w:type="dxa" w:w="757"/>
+          </w:tcPr>
+          <w:p/>
+        </w:tc>
+        <w:tc>
+          <w:tcPr>
+            <w:tcW w:type="dxa" w:w="757"/>
+          </w:tcPr>
+          <w:p/>
+        </w:tc>
+        <w:tc>
+          <w:tcPr>
+            <w:tcW w:type="dxa" w:w="757"/>
+          </w:tcPr>
+          <w:p/>
+        </w:tc>
+        <w:tc>
+          <w:tcPr>
+            <w:tcW w:type="dxa" w:w="757"/>
           </w:tcPr>
           <w:p/>
         </w:tc>
@@ -380,7 +965,7 @@
       <w:tr>
         <w:tc>
           <w:tcPr>
-            <w:tcW w:type="dxa" w:w="1234"/>
+            <w:tcW w:type="dxa" w:w="757"/>
           </w:tcPr>
           <w:p>
             <w:r>
@@ -390,37 +975,115 @@
         </w:tc>
         <w:tc>
           <w:tcPr>
-            <w:tcW w:type="dxa" w:w="1234"/>
-          </w:tcPr>
-          <w:p/>
-        </w:tc>
-        <w:tc>
-          <w:tcPr>
-            <w:tcW w:type="dxa" w:w="1234"/>
-          </w:tcPr>
-          <w:p/>
-        </w:tc>
-        <w:tc>
-          <w:tcPr>
-            <w:tcW w:type="dxa" w:w="1234"/>
-          </w:tcPr>
-          <w:p/>
-        </w:tc>
-        <w:tc>
-          <w:tcPr>
-            <w:tcW w:type="dxa" w:w="1234"/>
-          </w:tcPr>
-          <w:p/>
-        </w:tc>
-        <w:tc>
-          <w:tcPr>
-            <w:tcW w:type="dxa" w:w="1234"/>
-          </w:tcPr>
-          <w:p/>
-        </w:tc>
-        <w:tc>
-          <w:tcPr>
-            <w:tcW w:type="dxa" w:w="1234"/>
+            <w:tcW w:type="dxa" w:w="757"/>
+          </w:tcPr>
+          <w:p/>
+        </w:tc>
+        <w:tc>
+          <w:tcPr>
+            <w:tcW w:type="dxa" w:w="757"/>
+          </w:tcPr>
+          <w:p/>
+        </w:tc>
+        <w:tc>
+          <w:tcPr>
+            <w:tcW w:type="dxa" w:w="757"/>
+          </w:tcPr>
+          <w:p/>
+        </w:tc>
+        <w:tc>
+          <w:tcPr>
+            <w:tcW w:type="dxa" w:w="757"/>
+          </w:tcPr>
+          <w:p/>
+        </w:tc>
+        <w:tc>
+          <w:tcPr>
+            <w:tcW w:type="dxa" w:w="757"/>
+          </w:tcPr>
+          <w:p/>
+        </w:tc>
+        <w:tc>
+          <w:tcPr>
+            <w:tcW w:type="dxa" w:w="757"/>
+          </w:tcPr>
+          <w:p/>
+        </w:tc>
+        <w:tc>
+          <w:tcPr>
+            <w:tcW w:type="dxa" w:w="757"/>
+          </w:tcPr>
+          <w:p/>
+        </w:tc>
+        <w:tc>
+          <w:tcPr>
+            <w:tcW w:type="dxa" w:w="757"/>
+          </w:tcPr>
+          <w:p/>
+        </w:tc>
+        <w:tc>
+          <w:tcPr>
+            <w:tcW w:type="dxa" w:w="757"/>
+          </w:tcPr>
+          <w:p/>
+        </w:tc>
+        <w:tc>
+          <w:tcPr>
+            <w:tcW w:type="dxa" w:w="757"/>
+          </w:tcPr>
+          <w:p/>
+        </w:tc>
+        <w:tc>
+          <w:tcPr>
+            <w:tcW w:type="dxa" w:w="757"/>
+          </w:tcPr>
+          <w:p/>
+        </w:tc>
+        <w:tc>
+          <w:tcPr>
+            <w:tcW w:type="dxa" w:w="757"/>
+          </w:tcPr>
+          <w:p/>
+        </w:tc>
+        <w:tc>
+          <w:tcPr>
+            <w:tcW w:type="dxa" w:w="757"/>
+          </w:tcPr>
+          <w:p/>
+        </w:tc>
+        <w:tc>
+          <w:tcPr>
+            <w:tcW w:type="dxa" w:w="757"/>
+          </w:tcPr>
+          <w:p/>
+        </w:tc>
+        <w:tc>
+          <w:tcPr>
+            <w:tcW w:type="dxa" w:w="757"/>
+          </w:tcPr>
+          <w:p/>
+        </w:tc>
+        <w:tc>
+          <w:tcPr>
+            <w:tcW w:type="dxa" w:w="757"/>
+          </w:tcPr>
+          <w:p/>
+        </w:tc>
+        <w:tc>
+          <w:tcPr>
+            <w:tcW w:type="dxa" w:w="757"/>
+          </w:tcPr>
+          <w:p/>
+        </w:tc>
+        <w:tc>
+          <w:tcPr>
+            <w:tcW w:type="dxa" w:w="757"/>
+          </w:tcPr>
+          <w:p/>
+        </w:tc>
+        <w:tc>
+          <w:tcPr>
+            <w:tcW w:type="dxa" w:w="757"/>
           </w:tcPr>
           <w:p/>
         </w:tc>
@@ -428,7 +1091,7 @@
       <w:tr>
         <w:tc>
           <w:tcPr>
-            <w:tcW w:type="dxa" w:w="1234"/>
+            <w:tcW w:type="dxa" w:w="757"/>
           </w:tcPr>
           <w:p>
             <w:r>
@@ -438,37 +1101,115 @@
         </w:tc>
         <w:tc>
           <w:tcPr>
-            <w:tcW w:type="dxa" w:w="1234"/>
-          </w:tcPr>
-          <w:p/>
-        </w:tc>
-        <w:tc>
-          <w:tcPr>
-            <w:tcW w:type="dxa" w:w="1234"/>
-          </w:tcPr>
-          <w:p/>
-        </w:tc>
-        <w:tc>
-          <w:tcPr>
-            <w:tcW w:type="dxa" w:w="1234"/>
-          </w:tcPr>
-          <w:p/>
-        </w:tc>
-        <w:tc>
-          <w:tcPr>
-            <w:tcW w:type="dxa" w:w="1234"/>
-          </w:tcPr>
-          <w:p/>
-        </w:tc>
-        <w:tc>
-          <w:tcPr>
-            <w:tcW w:type="dxa" w:w="1234"/>
-          </w:tcPr>
-          <w:p/>
-        </w:tc>
-        <w:tc>
-          <w:tcPr>
-            <w:tcW w:type="dxa" w:w="1234"/>
+            <w:tcW w:type="dxa" w:w="757"/>
+          </w:tcPr>
+          <w:p/>
+        </w:tc>
+        <w:tc>
+          <w:tcPr>
+            <w:tcW w:type="dxa" w:w="757"/>
+          </w:tcPr>
+          <w:p/>
+        </w:tc>
+        <w:tc>
+          <w:tcPr>
+            <w:tcW w:type="dxa" w:w="757"/>
+          </w:tcPr>
+          <w:p/>
+        </w:tc>
+        <w:tc>
+          <w:tcPr>
+            <w:tcW w:type="dxa" w:w="757"/>
+          </w:tcPr>
+          <w:p/>
+        </w:tc>
+        <w:tc>
+          <w:tcPr>
+            <w:tcW w:type="dxa" w:w="757"/>
+          </w:tcPr>
+          <w:p/>
+        </w:tc>
+        <w:tc>
+          <w:tcPr>
+            <w:tcW w:type="dxa" w:w="757"/>
+          </w:tcPr>
+          <w:p/>
+        </w:tc>
+        <w:tc>
+          <w:tcPr>
+            <w:tcW w:type="dxa" w:w="757"/>
+          </w:tcPr>
+          <w:p/>
+        </w:tc>
+        <w:tc>
+          <w:tcPr>
+            <w:tcW w:type="dxa" w:w="757"/>
+          </w:tcPr>
+          <w:p/>
+        </w:tc>
+        <w:tc>
+          <w:tcPr>
+            <w:tcW w:type="dxa" w:w="757"/>
+          </w:tcPr>
+          <w:p/>
+        </w:tc>
+        <w:tc>
+          <w:tcPr>
+            <w:tcW w:type="dxa" w:w="757"/>
+          </w:tcPr>
+          <w:p/>
+        </w:tc>
+        <w:tc>
+          <w:tcPr>
+            <w:tcW w:type="dxa" w:w="757"/>
+          </w:tcPr>
+          <w:p/>
+        </w:tc>
+        <w:tc>
+          <w:tcPr>
+            <w:tcW w:type="dxa" w:w="757"/>
+          </w:tcPr>
+          <w:p/>
+        </w:tc>
+        <w:tc>
+          <w:tcPr>
+            <w:tcW w:type="dxa" w:w="757"/>
+          </w:tcPr>
+          <w:p/>
+        </w:tc>
+        <w:tc>
+          <w:tcPr>
+            <w:tcW w:type="dxa" w:w="757"/>
+          </w:tcPr>
+          <w:p/>
+        </w:tc>
+        <w:tc>
+          <w:tcPr>
+            <w:tcW w:type="dxa" w:w="757"/>
+          </w:tcPr>
+          <w:p/>
+        </w:tc>
+        <w:tc>
+          <w:tcPr>
+            <w:tcW w:type="dxa" w:w="757"/>
+          </w:tcPr>
+          <w:p/>
+        </w:tc>
+        <w:tc>
+          <w:tcPr>
+            <w:tcW w:type="dxa" w:w="757"/>
+          </w:tcPr>
+          <w:p/>
+        </w:tc>
+        <w:tc>
+          <w:tcPr>
+            <w:tcW w:type="dxa" w:w="757"/>
+          </w:tcPr>
+          <w:p/>
+        </w:tc>
+        <w:tc>
+          <w:tcPr>
+            <w:tcW w:type="dxa" w:w="757"/>
           </w:tcPr>
           <w:p/>
         </w:tc>
@@ -476,7 +1217,7 @@
       <w:tr>
         <w:tc>
           <w:tcPr>
-            <w:tcW w:type="dxa" w:w="1234"/>
+            <w:tcW w:type="dxa" w:w="757"/>
           </w:tcPr>
           <w:p>
             <w:r>
@@ -486,37 +1227,115 @@
         </w:tc>
         <w:tc>
           <w:tcPr>
-            <w:tcW w:type="dxa" w:w="1234"/>
-          </w:tcPr>
-          <w:p/>
-        </w:tc>
-        <w:tc>
-          <w:tcPr>
-            <w:tcW w:type="dxa" w:w="1234"/>
-          </w:tcPr>
-          <w:p/>
-        </w:tc>
-        <w:tc>
-          <w:tcPr>
-            <w:tcW w:type="dxa" w:w="1234"/>
-          </w:tcPr>
-          <w:p/>
-        </w:tc>
-        <w:tc>
-          <w:tcPr>
-            <w:tcW w:type="dxa" w:w="1234"/>
-          </w:tcPr>
-          <w:p/>
-        </w:tc>
-        <w:tc>
-          <w:tcPr>
-            <w:tcW w:type="dxa" w:w="1234"/>
-          </w:tcPr>
-          <w:p/>
-        </w:tc>
-        <w:tc>
-          <w:tcPr>
-            <w:tcW w:type="dxa" w:w="1234"/>
+            <w:tcW w:type="dxa" w:w="757"/>
+          </w:tcPr>
+          <w:p/>
+        </w:tc>
+        <w:tc>
+          <w:tcPr>
+            <w:tcW w:type="dxa" w:w="757"/>
+          </w:tcPr>
+          <w:p/>
+        </w:tc>
+        <w:tc>
+          <w:tcPr>
+            <w:tcW w:type="dxa" w:w="757"/>
+          </w:tcPr>
+          <w:p/>
+        </w:tc>
+        <w:tc>
+          <w:tcPr>
+            <w:tcW w:type="dxa" w:w="757"/>
+          </w:tcPr>
+          <w:p/>
+        </w:tc>
+        <w:tc>
+          <w:tcPr>
+            <w:tcW w:type="dxa" w:w="757"/>
+          </w:tcPr>
+          <w:p/>
+        </w:tc>
+        <w:tc>
+          <w:tcPr>
+            <w:tcW w:type="dxa" w:w="757"/>
+          </w:tcPr>
+          <w:p/>
+        </w:tc>
+        <w:tc>
+          <w:tcPr>
+            <w:tcW w:type="dxa" w:w="757"/>
+          </w:tcPr>
+          <w:p/>
+        </w:tc>
+        <w:tc>
+          <w:tcPr>
+            <w:tcW w:type="dxa" w:w="757"/>
+          </w:tcPr>
+          <w:p/>
+        </w:tc>
+        <w:tc>
+          <w:tcPr>
+            <w:tcW w:type="dxa" w:w="757"/>
+          </w:tcPr>
+          <w:p/>
+        </w:tc>
+        <w:tc>
+          <w:tcPr>
+            <w:tcW w:type="dxa" w:w="757"/>
+          </w:tcPr>
+          <w:p/>
+        </w:tc>
+        <w:tc>
+          <w:tcPr>
+            <w:tcW w:type="dxa" w:w="757"/>
+          </w:tcPr>
+          <w:p/>
+        </w:tc>
+        <w:tc>
+          <w:tcPr>
+            <w:tcW w:type="dxa" w:w="757"/>
+          </w:tcPr>
+          <w:p/>
+        </w:tc>
+        <w:tc>
+          <w:tcPr>
+            <w:tcW w:type="dxa" w:w="757"/>
+          </w:tcPr>
+          <w:p/>
+        </w:tc>
+        <w:tc>
+          <w:tcPr>
+            <w:tcW w:type="dxa" w:w="757"/>
+          </w:tcPr>
+          <w:p/>
+        </w:tc>
+        <w:tc>
+          <w:tcPr>
+            <w:tcW w:type="dxa" w:w="757"/>
+          </w:tcPr>
+          <w:p/>
+        </w:tc>
+        <w:tc>
+          <w:tcPr>
+            <w:tcW w:type="dxa" w:w="757"/>
+          </w:tcPr>
+          <w:p/>
+        </w:tc>
+        <w:tc>
+          <w:tcPr>
+            <w:tcW w:type="dxa" w:w="757"/>
+          </w:tcPr>
+          <w:p/>
+        </w:tc>
+        <w:tc>
+          <w:tcPr>
+            <w:tcW w:type="dxa" w:w="757"/>
+          </w:tcPr>
+          <w:p/>
+        </w:tc>
+        <w:tc>
+          <w:tcPr>
+            <w:tcW w:type="dxa" w:w="757"/>
           </w:tcPr>
           <w:p/>
         </w:tc>
@@ -524,7 +1343,7 @@
       <w:tr>
         <w:tc>
           <w:tcPr>
-            <w:tcW w:type="dxa" w:w="1234"/>
+            <w:tcW w:type="dxa" w:w="757"/>
           </w:tcPr>
           <w:p>
             <w:r>
@@ -534,37 +1353,115 @@
         </w:tc>
         <w:tc>
           <w:tcPr>
-            <w:tcW w:type="dxa" w:w="1234"/>
-          </w:tcPr>
-          <w:p/>
-        </w:tc>
-        <w:tc>
-          <w:tcPr>
-            <w:tcW w:type="dxa" w:w="1234"/>
-          </w:tcPr>
-          <w:p/>
-        </w:tc>
-        <w:tc>
-          <w:tcPr>
-            <w:tcW w:type="dxa" w:w="1234"/>
-          </w:tcPr>
-          <w:p/>
-        </w:tc>
-        <w:tc>
-          <w:tcPr>
-            <w:tcW w:type="dxa" w:w="1234"/>
-          </w:tcPr>
-          <w:p/>
-        </w:tc>
-        <w:tc>
-          <w:tcPr>
-            <w:tcW w:type="dxa" w:w="1234"/>
-          </w:tcPr>
-          <w:p/>
-        </w:tc>
-        <w:tc>
-          <w:tcPr>
-            <w:tcW w:type="dxa" w:w="1234"/>
+            <w:tcW w:type="dxa" w:w="757"/>
+          </w:tcPr>
+          <w:p/>
+        </w:tc>
+        <w:tc>
+          <w:tcPr>
+            <w:tcW w:type="dxa" w:w="757"/>
+          </w:tcPr>
+          <w:p/>
+        </w:tc>
+        <w:tc>
+          <w:tcPr>
+            <w:tcW w:type="dxa" w:w="757"/>
+          </w:tcPr>
+          <w:p/>
+        </w:tc>
+        <w:tc>
+          <w:tcPr>
+            <w:tcW w:type="dxa" w:w="757"/>
+          </w:tcPr>
+          <w:p/>
+        </w:tc>
+        <w:tc>
+          <w:tcPr>
+            <w:tcW w:type="dxa" w:w="757"/>
+          </w:tcPr>
+          <w:p/>
+        </w:tc>
+        <w:tc>
+          <w:tcPr>
+            <w:tcW w:type="dxa" w:w="757"/>
+          </w:tcPr>
+          <w:p/>
+        </w:tc>
+        <w:tc>
+          <w:tcPr>
+            <w:tcW w:type="dxa" w:w="757"/>
+          </w:tcPr>
+          <w:p/>
+        </w:tc>
+        <w:tc>
+          <w:tcPr>
+            <w:tcW w:type="dxa" w:w="757"/>
+          </w:tcPr>
+          <w:p/>
+        </w:tc>
+        <w:tc>
+          <w:tcPr>
+            <w:tcW w:type="dxa" w:w="757"/>
+          </w:tcPr>
+          <w:p/>
+        </w:tc>
+        <w:tc>
+          <w:tcPr>
+            <w:tcW w:type="dxa" w:w="757"/>
+          </w:tcPr>
+          <w:p/>
+        </w:tc>
+        <w:tc>
+          <w:tcPr>
+            <w:tcW w:type="dxa" w:w="757"/>
+          </w:tcPr>
+          <w:p/>
+        </w:tc>
+        <w:tc>
+          <w:tcPr>
+            <w:tcW w:type="dxa" w:w="757"/>
+          </w:tcPr>
+          <w:p/>
+        </w:tc>
+        <w:tc>
+          <w:tcPr>
+            <w:tcW w:type="dxa" w:w="757"/>
+          </w:tcPr>
+          <w:p/>
+        </w:tc>
+        <w:tc>
+          <w:tcPr>
+            <w:tcW w:type="dxa" w:w="757"/>
+          </w:tcPr>
+          <w:p/>
+        </w:tc>
+        <w:tc>
+          <w:tcPr>
+            <w:tcW w:type="dxa" w:w="757"/>
+          </w:tcPr>
+          <w:p/>
+        </w:tc>
+        <w:tc>
+          <w:tcPr>
+            <w:tcW w:type="dxa" w:w="757"/>
+          </w:tcPr>
+          <w:p/>
+        </w:tc>
+        <w:tc>
+          <w:tcPr>
+            <w:tcW w:type="dxa" w:w="757"/>
+          </w:tcPr>
+          <w:p/>
+        </w:tc>
+        <w:tc>
+          <w:tcPr>
+            <w:tcW w:type="dxa" w:w="757"/>
+          </w:tcPr>
+          <w:p/>
+        </w:tc>
+        <w:tc>
+          <w:tcPr>
+            <w:tcW w:type="dxa" w:w="757"/>
           </w:tcPr>
           <w:p/>
         </w:tc>
@@ -572,7 +1469,7 @@
       <w:tr>
         <w:tc>
           <w:tcPr>
-            <w:tcW w:type="dxa" w:w="1234"/>
+            <w:tcW w:type="dxa" w:w="757"/>
           </w:tcPr>
           <w:p>
             <w:r>
@@ -582,37 +1479,115 @@
         </w:tc>
         <w:tc>
           <w:tcPr>
-            <w:tcW w:type="dxa" w:w="1234"/>
-          </w:tcPr>
-          <w:p/>
-        </w:tc>
-        <w:tc>
-          <w:tcPr>
-            <w:tcW w:type="dxa" w:w="1234"/>
-          </w:tcPr>
-          <w:p/>
-        </w:tc>
-        <w:tc>
-          <w:tcPr>
-            <w:tcW w:type="dxa" w:w="1234"/>
-          </w:tcPr>
-          <w:p/>
-        </w:tc>
-        <w:tc>
-          <w:tcPr>
-            <w:tcW w:type="dxa" w:w="1234"/>
-          </w:tcPr>
-          <w:p/>
-        </w:tc>
-        <w:tc>
-          <w:tcPr>
-            <w:tcW w:type="dxa" w:w="1234"/>
-          </w:tcPr>
-          <w:p/>
-        </w:tc>
-        <w:tc>
-          <w:tcPr>
-            <w:tcW w:type="dxa" w:w="1234"/>
+            <w:tcW w:type="dxa" w:w="757"/>
+          </w:tcPr>
+          <w:p/>
+        </w:tc>
+        <w:tc>
+          <w:tcPr>
+            <w:tcW w:type="dxa" w:w="757"/>
+          </w:tcPr>
+          <w:p/>
+        </w:tc>
+        <w:tc>
+          <w:tcPr>
+            <w:tcW w:type="dxa" w:w="757"/>
+          </w:tcPr>
+          <w:p/>
+        </w:tc>
+        <w:tc>
+          <w:tcPr>
+            <w:tcW w:type="dxa" w:w="757"/>
+          </w:tcPr>
+          <w:p/>
+        </w:tc>
+        <w:tc>
+          <w:tcPr>
+            <w:tcW w:type="dxa" w:w="757"/>
+          </w:tcPr>
+          <w:p/>
+        </w:tc>
+        <w:tc>
+          <w:tcPr>
+            <w:tcW w:type="dxa" w:w="757"/>
+          </w:tcPr>
+          <w:p/>
+        </w:tc>
+        <w:tc>
+          <w:tcPr>
+            <w:tcW w:type="dxa" w:w="757"/>
+          </w:tcPr>
+          <w:p/>
+        </w:tc>
+        <w:tc>
+          <w:tcPr>
+            <w:tcW w:type="dxa" w:w="757"/>
+          </w:tcPr>
+          <w:p/>
+        </w:tc>
+        <w:tc>
+          <w:tcPr>
+            <w:tcW w:type="dxa" w:w="757"/>
+          </w:tcPr>
+          <w:p/>
+        </w:tc>
+        <w:tc>
+          <w:tcPr>
+            <w:tcW w:type="dxa" w:w="757"/>
+          </w:tcPr>
+          <w:p/>
+        </w:tc>
+        <w:tc>
+          <w:tcPr>
+            <w:tcW w:type="dxa" w:w="757"/>
+          </w:tcPr>
+          <w:p/>
+        </w:tc>
+        <w:tc>
+          <w:tcPr>
+            <w:tcW w:type="dxa" w:w="757"/>
+          </w:tcPr>
+          <w:p/>
+        </w:tc>
+        <w:tc>
+          <w:tcPr>
+            <w:tcW w:type="dxa" w:w="757"/>
+          </w:tcPr>
+          <w:p/>
+        </w:tc>
+        <w:tc>
+          <w:tcPr>
+            <w:tcW w:type="dxa" w:w="757"/>
+          </w:tcPr>
+          <w:p/>
+        </w:tc>
+        <w:tc>
+          <w:tcPr>
+            <w:tcW w:type="dxa" w:w="757"/>
+          </w:tcPr>
+          <w:p/>
+        </w:tc>
+        <w:tc>
+          <w:tcPr>
+            <w:tcW w:type="dxa" w:w="757"/>
+          </w:tcPr>
+          <w:p/>
+        </w:tc>
+        <w:tc>
+          <w:tcPr>
+            <w:tcW w:type="dxa" w:w="757"/>
+          </w:tcPr>
+          <w:p/>
+        </w:tc>
+        <w:tc>
+          <w:tcPr>
+            <w:tcW w:type="dxa" w:w="757"/>
+          </w:tcPr>
+          <w:p/>
+        </w:tc>
+        <w:tc>
+          <w:tcPr>
+            <w:tcW w:type="dxa" w:w="757"/>
           </w:tcPr>
           <w:p/>
         </w:tc>
@@ -620,7 +1595,7 @@
       <w:tr>
         <w:tc>
           <w:tcPr>
-            <w:tcW w:type="dxa" w:w="1234"/>
+            <w:tcW w:type="dxa" w:w="757"/>
           </w:tcPr>
           <w:p>
             <w:r>
@@ -630,37 +1605,115 @@
         </w:tc>
         <w:tc>
           <w:tcPr>
-            <w:tcW w:type="dxa" w:w="1234"/>
-          </w:tcPr>
-          <w:p/>
-        </w:tc>
-        <w:tc>
-          <w:tcPr>
-            <w:tcW w:type="dxa" w:w="1234"/>
-          </w:tcPr>
-          <w:p/>
-        </w:tc>
-        <w:tc>
-          <w:tcPr>
-            <w:tcW w:type="dxa" w:w="1234"/>
-          </w:tcPr>
-          <w:p/>
-        </w:tc>
-        <w:tc>
-          <w:tcPr>
-            <w:tcW w:type="dxa" w:w="1234"/>
-          </w:tcPr>
-          <w:p/>
-        </w:tc>
-        <w:tc>
-          <w:tcPr>
-            <w:tcW w:type="dxa" w:w="1234"/>
-          </w:tcPr>
-          <w:p/>
-        </w:tc>
-        <w:tc>
-          <w:tcPr>
-            <w:tcW w:type="dxa" w:w="1234"/>
+            <w:tcW w:type="dxa" w:w="757"/>
+          </w:tcPr>
+          <w:p/>
+        </w:tc>
+        <w:tc>
+          <w:tcPr>
+            <w:tcW w:type="dxa" w:w="757"/>
+          </w:tcPr>
+          <w:p/>
+        </w:tc>
+        <w:tc>
+          <w:tcPr>
+            <w:tcW w:type="dxa" w:w="757"/>
+          </w:tcPr>
+          <w:p/>
+        </w:tc>
+        <w:tc>
+          <w:tcPr>
+            <w:tcW w:type="dxa" w:w="757"/>
+          </w:tcPr>
+          <w:p/>
+        </w:tc>
+        <w:tc>
+          <w:tcPr>
+            <w:tcW w:type="dxa" w:w="757"/>
+          </w:tcPr>
+          <w:p/>
+        </w:tc>
+        <w:tc>
+          <w:tcPr>
+            <w:tcW w:type="dxa" w:w="757"/>
+          </w:tcPr>
+          <w:p/>
+        </w:tc>
+        <w:tc>
+          <w:tcPr>
+            <w:tcW w:type="dxa" w:w="757"/>
+          </w:tcPr>
+          <w:p/>
+        </w:tc>
+        <w:tc>
+          <w:tcPr>
+            <w:tcW w:type="dxa" w:w="757"/>
+          </w:tcPr>
+          <w:p/>
+        </w:tc>
+        <w:tc>
+          <w:tcPr>
+            <w:tcW w:type="dxa" w:w="757"/>
+          </w:tcPr>
+          <w:p/>
+        </w:tc>
+        <w:tc>
+          <w:tcPr>
+            <w:tcW w:type="dxa" w:w="757"/>
+          </w:tcPr>
+          <w:p/>
+        </w:tc>
+        <w:tc>
+          <w:tcPr>
+            <w:tcW w:type="dxa" w:w="757"/>
+          </w:tcPr>
+          <w:p/>
+        </w:tc>
+        <w:tc>
+          <w:tcPr>
+            <w:tcW w:type="dxa" w:w="757"/>
+          </w:tcPr>
+          <w:p/>
+        </w:tc>
+        <w:tc>
+          <w:tcPr>
+            <w:tcW w:type="dxa" w:w="757"/>
+          </w:tcPr>
+          <w:p/>
+        </w:tc>
+        <w:tc>
+          <w:tcPr>
+            <w:tcW w:type="dxa" w:w="757"/>
+          </w:tcPr>
+          <w:p/>
+        </w:tc>
+        <w:tc>
+          <w:tcPr>
+            <w:tcW w:type="dxa" w:w="757"/>
+          </w:tcPr>
+          <w:p/>
+        </w:tc>
+        <w:tc>
+          <w:tcPr>
+            <w:tcW w:type="dxa" w:w="757"/>
+          </w:tcPr>
+          <w:p/>
+        </w:tc>
+        <w:tc>
+          <w:tcPr>
+            <w:tcW w:type="dxa" w:w="757"/>
+          </w:tcPr>
+          <w:p/>
+        </w:tc>
+        <w:tc>
+          <w:tcPr>
+            <w:tcW w:type="dxa" w:w="757"/>
+          </w:tcPr>
+          <w:p/>
+        </w:tc>
+        <w:tc>
+          <w:tcPr>
+            <w:tcW w:type="dxa" w:w="757"/>
           </w:tcPr>
           <w:p/>
         </w:tc>
@@ -668,7 +1721,7 @@
       <w:tr>
         <w:tc>
           <w:tcPr>
-            <w:tcW w:type="dxa" w:w="1234"/>
+            <w:tcW w:type="dxa" w:w="757"/>
           </w:tcPr>
           <w:p>
             <w:r>
@@ -678,37 +1731,115 @@
         </w:tc>
         <w:tc>
           <w:tcPr>
-            <w:tcW w:type="dxa" w:w="1234"/>
-          </w:tcPr>
-          <w:p/>
-        </w:tc>
-        <w:tc>
-          <w:tcPr>
-            <w:tcW w:type="dxa" w:w="1234"/>
-          </w:tcPr>
-          <w:p/>
-        </w:tc>
-        <w:tc>
-          <w:tcPr>
-            <w:tcW w:type="dxa" w:w="1234"/>
-          </w:tcPr>
-          <w:p/>
-        </w:tc>
-        <w:tc>
-          <w:tcPr>
-            <w:tcW w:type="dxa" w:w="1234"/>
-          </w:tcPr>
-          <w:p/>
-        </w:tc>
-        <w:tc>
-          <w:tcPr>
-            <w:tcW w:type="dxa" w:w="1234"/>
-          </w:tcPr>
-          <w:p/>
-        </w:tc>
-        <w:tc>
-          <w:tcPr>
-            <w:tcW w:type="dxa" w:w="1234"/>
+            <w:tcW w:type="dxa" w:w="757"/>
+          </w:tcPr>
+          <w:p/>
+        </w:tc>
+        <w:tc>
+          <w:tcPr>
+            <w:tcW w:type="dxa" w:w="757"/>
+          </w:tcPr>
+          <w:p/>
+        </w:tc>
+        <w:tc>
+          <w:tcPr>
+            <w:tcW w:type="dxa" w:w="757"/>
+          </w:tcPr>
+          <w:p/>
+        </w:tc>
+        <w:tc>
+          <w:tcPr>
+            <w:tcW w:type="dxa" w:w="757"/>
+          </w:tcPr>
+          <w:p/>
+        </w:tc>
+        <w:tc>
+          <w:tcPr>
+            <w:tcW w:type="dxa" w:w="757"/>
+          </w:tcPr>
+          <w:p/>
+        </w:tc>
+        <w:tc>
+          <w:tcPr>
+            <w:tcW w:type="dxa" w:w="757"/>
+          </w:tcPr>
+          <w:p/>
+        </w:tc>
+        <w:tc>
+          <w:tcPr>
+            <w:tcW w:type="dxa" w:w="757"/>
+          </w:tcPr>
+          <w:p/>
+        </w:tc>
+        <w:tc>
+          <w:tcPr>
+            <w:tcW w:type="dxa" w:w="757"/>
+          </w:tcPr>
+          <w:p/>
+        </w:tc>
+        <w:tc>
+          <w:tcPr>
+            <w:tcW w:type="dxa" w:w="757"/>
+          </w:tcPr>
+          <w:p/>
+        </w:tc>
+        <w:tc>
+          <w:tcPr>
+            <w:tcW w:type="dxa" w:w="757"/>
+          </w:tcPr>
+          <w:p/>
+        </w:tc>
+        <w:tc>
+          <w:tcPr>
+            <w:tcW w:type="dxa" w:w="757"/>
+          </w:tcPr>
+          <w:p/>
+        </w:tc>
+        <w:tc>
+          <w:tcPr>
+            <w:tcW w:type="dxa" w:w="757"/>
+          </w:tcPr>
+          <w:p/>
+        </w:tc>
+        <w:tc>
+          <w:tcPr>
+            <w:tcW w:type="dxa" w:w="757"/>
+          </w:tcPr>
+          <w:p/>
+        </w:tc>
+        <w:tc>
+          <w:tcPr>
+            <w:tcW w:type="dxa" w:w="757"/>
+          </w:tcPr>
+          <w:p/>
+        </w:tc>
+        <w:tc>
+          <w:tcPr>
+            <w:tcW w:type="dxa" w:w="757"/>
+          </w:tcPr>
+          <w:p/>
+        </w:tc>
+        <w:tc>
+          <w:tcPr>
+            <w:tcW w:type="dxa" w:w="757"/>
+          </w:tcPr>
+          <w:p/>
+        </w:tc>
+        <w:tc>
+          <w:tcPr>
+            <w:tcW w:type="dxa" w:w="757"/>
+          </w:tcPr>
+          <w:p/>
+        </w:tc>
+        <w:tc>
+          <w:tcPr>
+            <w:tcW w:type="dxa" w:w="757"/>
+          </w:tcPr>
+          <w:p/>
+        </w:tc>
+        <w:tc>
+          <w:tcPr>
+            <w:tcW w:type="dxa" w:w="757"/>
           </w:tcPr>
           <w:p/>
         </w:tc>
@@ -716,7 +1847,7 @@
       <w:tr>
         <w:tc>
           <w:tcPr>
-            <w:tcW w:type="dxa" w:w="1234"/>
+            <w:tcW w:type="dxa" w:w="757"/>
           </w:tcPr>
           <w:p>
             <w:r>
@@ -726,37 +1857,115 @@
         </w:tc>
         <w:tc>
           <w:tcPr>
-            <w:tcW w:type="dxa" w:w="1234"/>
-          </w:tcPr>
-          <w:p/>
-        </w:tc>
-        <w:tc>
-          <w:tcPr>
-            <w:tcW w:type="dxa" w:w="1234"/>
-          </w:tcPr>
-          <w:p/>
-        </w:tc>
-        <w:tc>
-          <w:tcPr>
-            <w:tcW w:type="dxa" w:w="1234"/>
-          </w:tcPr>
-          <w:p/>
-        </w:tc>
-        <w:tc>
-          <w:tcPr>
-            <w:tcW w:type="dxa" w:w="1234"/>
-          </w:tcPr>
-          <w:p/>
-        </w:tc>
-        <w:tc>
-          <w:tcPr>
-            <w:tcW w:type="dxa" w:w="1234"/>
-          </w:tcPr>
-          <w:p/>
-        </w:tc>
-        <w:tc>
-          <w:tcPr>
-            <w:tcW w:type="dxa" w:w="1234"/>
+            <w:tcW w:type="dxa" w:w="757"/>
+          </w:tcPr>
+          <w:p/>
+        </w:tc>
+        <w:tc>
+          <w:tcPr>
+            <w:tcW w:type="dxa" w:w="757"/>
+          </w:tcPr>
+          <w:p/>
+        </w:tc>
+        <w:tc>
+          <w:tcPr>
+            <w:tcW w:type="dxa" w:w="757"/>
+          </w:tcPr>
+          <w:p/>
+        </w:tc>
+        <w:tc>
+          <w:tcPr>
+            <w:tcW w:type="dxa" w:w="757"/>
+          </w:tcPr>
+          <w:p/>
+        </w:tc>
+        <w:tc>
+          <w:tcPr>
+            <w:tcW w:type="dxa" w:w="757"/>
+          </w:tcPr>
+          <w:p/>
+        </w:tc>
+        <w:tc>
+          <w:tcPr>
+            <w:tcW w:type="dxa" w:w="757"/>
+          </w:tcPr>
+          <w:p/>
+        </w:tc>
+        <w:tc>
+          <w:tcPr>
+            <w:tcW w:type="dxa" w:w="757"/>
+          </w:tcPr>
+          <w:p/>
+        </w:tc>
+        <w:tc>
+          <w:tcPr>
+            <w:tcW w:type="dxa" w:w="757"/>
+          </w:tcPr>
+          <w:p/>
+        </w:tc>
+        <w:tc>
+          <w:tcPr>
+            <w:tcW w:type="dxa" w:w="757"/>
+          </w:tcPr>
+          <w:p/>
+        </w:tc>
+        <w:tc>
+          <w:tcPr>
+            <w:tcW w:type="dxa" w:w="757"/>
+          </w:tcPr>
+          <w:p/>
+        </w:tc>
+        <w:tc>
+          <w:tcPr>
+            <w:tcW w:type="dxa" w:w="757"/>
+          </w:tcPr>
+          <w:p/>
+        </w:tc>
+        <w:tc>
+          <w:tcPr>
+            <w:tcW w:type="dxa" w:w="757"/>
+          </w:tcPr>
+          <w:p/>
+        </w:tc>
+        <w:tc>
+          <w:tcPr>
+            <w:tcW w:type="dxa" w:w="757"/>
+          </w:tcPr>
+          <w:p/>
+        </w:tc>
+        <w:tc>
+          <w:tcPr>
+            <w:tcW w:type="dxa" w:w="757"/>
+          </w:tcPr>
+          <w:p/>
+        </w:tc>
+        <w:tc>
+          <w:tcPr>
+            <w:tcW w:type="dxa" w:w="757"/>
+          </w:tcPr>
+          <w:p/>
+        </w:tc>
+        <w:tc>
+          <w:tcPr>
+            <w:tcW w:type="dxa" w:w="757"/>
+          </w:tcPr>
+          <w:p/>
+        </w:tc>
+        <w:tc>
+          <w:tcPr>
+            <w:tcW w:type="dxa" w:w="757"/>
+          </w:tcPr>
+          <w:p/>
+        </w:tc>
+        <w:tc>
+          <w:tcPr>
+            <w:tcW w:type="dxa" w:w="757"/>
+          </w:tcPr>
+          <w:p/>
+        </w:tc>
+        <w:tc>
+          <w:tcPr>
+            <w:tcW w:type="dxa" w:w="757"/>
           </w:tcPr>
           <w:p/>
         </w:tc>
@@ -764,7 +1973,7 @@
       <w:tr>
         <w:tc>
           <w:tcPr>
-            <w:tcW w:type="dxa" w:w="1234"/>
+            <w:tcW w:type="dxa" w:w="757"/>
           </w:tcPr>
           <w:p>
             <w:r>
@@ -774,37 +1983,115 @@
         </w:tc>
         <w:tc>
           <w:tcPr>
-            <w:tcW w:type="dxa" w:w="1234"/>
-          </w:tcPr>
-          <w:p/>
-        </w:tc>
-        <w:tc>
-          <w:tcPr>
-            <w:tcW w:type="dxa" w:w="1234"/>
-          </w:tcPr>
-          <w:p/>
-        </w:tc>
-        <w:tc>
-          <w:tcPr>
-            <w:tcW w:type="dxa" w:w="1234"/>
-          </w:tcPr>
-          <w:p/>
-        </w:tc>
-        <w:tc>
-          <w:tcPr>
-            <w:tcW w:type="dxa" w:w="1234"/>
-          </w:tcPr>
-          <w:p/>
-        </w:tc>
-        <w:tc>
-          <w:tcPr>
-            <w:tcW w:type="dxa" w:w="1234"/>
-          </w:tcPr>
-          <w:p/>
-        </w:tc>
-        <w:tc>
-          <w:tcPr>
-            <w:tcW w:type="dxa" w:w="1234"/>
+            <w:tcW w:type="dxa" w:w="757"/>
+          </w:tcPr>
+          <w:p/>
+        </w:tc>
+        <w:tc>
+          <w:tcPr>
+            <w:tcW w:type="dxa" w:w="757"/>
+          </w:tcPr>
+          <w:p/>
+        </w:tc>
+        <w:tc>
+          <w:tcPr>
+            <w:tcW w:type="dxa" w:w="757"/>
+          </w:tcPr>
+          <w:p/>
+        </w:tc>
+        <w:tc>
+          <w:tcPr>
+            <w:tcW w:type="dxa" w:w="757"/>
+          </w:tcPr>
+          <w:p/>
+        </w:tc>
+        <w:tc>
+          <w:tcPr>
+            <w:tcW w:type="dxa" w:w="757"/>
+          </w:tcPr>
+          <w:p/>
+        </w:tc>
+        <w:tc>
+          <w:tcPr>
+            <w:tcW w:type="dxa" w:w="757"/>
+          </w:tcPr>
+          <w:p/>
+        </w:tc>
+        <w:tc>
+          <w:tcPr>
+            <w:tcW w:type="dxa" w:w="757"/>
+          </w:tcPr>
+          <w:p/>
+        </w:tc>
+        <w:tc>
+          <w:tcPr>
+            <w:tcW w:type="dxa" w:w="757"/>
+          </w:tcPr>
+          <w:p/>
+        </w:tc>
+        <w:tc>
+          <w:tcPr>
+            <w:tcW w:type="dxa" w:w="757"/>
+          </w:tcPr>
+          <w:p/>
+        </w:tc>
+        <w:tc>
+          <w:tcPr>
+            <w:tcW w:type="dxa" w:w="757"/>
+          </w:tcPr>
+          <w:p/>
+        </w:tc>
+        <w:tc>
+          <w:tcPr>
+            <w:tcW w:type="dxa" w:w="757"/>
+          </w:tcPr>
+          <w:p/>
+        </w:tc>
+        <w:tc>
+          <w:tcPr>
+            <w:tcW w:type="dxa" w:w="757"/>
+          </w:tcPr>
+          <w:p/>
+        </w:tc>
+        <w:tc>
+          <w:tcPr>
+            <w:tcW w:type="dxa" w:w="757"/>
+          </w:tcPr>
+          <w:p/>
+        </w:tc>
+        <w:tc>
+          <w:tcPr>
+            <w:tcW w:type="dxa" w:w="757"/>
+          </w:tcPr>
+          <w:p/>
+        </w:tc>
+        <w:tc>
+          <w:tcPr>
+            <w:tcW w:type="dxa" w:w="757"/>
+          </w:tcPr>
+          <w:p/>
+        </w:tc>
+        <w:tc>
+          <w:tcPr>
+            <w:tcW w:type="dxa" w:w="757"/>
+          </w:tcPr>
+          <w:p/>
+        </w:tc>
+        <w:tc>
+          <w:tcPr>
+            <w:tcW w:type="dxa" w:w="757"/>
+          </w:tcPr>
+          <w:p/>
+        </w:tc>
+        <w:tc>
+          <w:tcPr>
+            <w:tcW w:type="dxa" w:w="757"/>
+          </w:tcPr>
+          <w:p/>
+        </w:tc>
+        <w:tc>
+          <w:tcPr>
+            <w:tcW w:type="dxa" w:w="757"/>
           </w:tcPr>
           <w:p/>
         </w:tc>
@@ -812,7 +2099,7 @@
       <w:tr>
         <w:tc>
           <w:tcPr>
-            <w:tcW w:type="dxa" w:w="1234"/>
+            <w:tcW w:type="dxa" w:w="757"/>
           </w:tcPr>
           <w:p>
             <w:r>
@@ -822,37 +2109,115 @@
         </w:tc>
         <w:tc>
           <w:tcPr>
-            <w:tcW w:type="dxa" w:w="1234"/>
-          </w:tcPr>
-          <w:p/>
-        </w:tc>
-        <w:tc>
-          <w:tcPr>
-            <w:tcW w:type="dxa" w:w="1234"/>
-          </w:tcPr>
-          <w:p/>
-        </w:tc>
-        <w:tc>
-          <w:tcPr>
-            <w:tcW w:type="dxa" w:w="1234"/>
-          </w:tcPr>
-          <w:p/>
-        </w:tc>
-        <w:tc>
-          <w:tcPr>
-            <w:tcW w:type="dxa" w:w="1234"/>
-          </w:tcPr>
-          <w:p/>
-        </w:tc>
-        <w:tc>
-          <w:tcPr>
-            <w:tcW w:type="dxa" w:w="1234"/>
-          </w:tcPr>
-          <w:p/>
-        </w:tc>
-        <w:tc>
-          <w:tcPr>
-            <w:tcW w:type="dxa" w:w="1234"/>
+            <w:tcW w:type="dxa" w:w="757"/>
+          </w:tcPr>
+          <w:p/>
+        </w:tc>
+        <w:tc>
+          <w:tcPr>
+            <w:tcW w:type="dxa" w:w="757"/>
+          </w:tcPr>
+          <w:p/>
+        </w:tc>
+        <w:tc>
+          <w:tcPr>
+            <w:tcW w:type="dxa" w:w="757"/>
+          </w:tcPr>
+          <w:p/>
+        </w:tc>
+        <w:tc>
+          <w:tcPr>
+            <w:tcW w:type="dxa" w:w="757"/>
+          </w:tcPr>
+          <w:p/>
+        </w:tc>
+        <w:tc>
+          <w:tcPr>
+            <w:tcW w:type="dxa" w:w="757"/>
+          </w:tcPr>
+          <w:p/>
+        </w:tc>
+        <w:tc>
+          <w:tcPr>
+            <w:tcW w:type="dxa" w:w="757"/>
+          </w:tcPr>
+          <w:p/>
+        </w:tc>
+        <w:tc>
+          <w:tcPr>
+            <w:tcW w:type="dxa" w:w="757"/>
+          </w:tcPr>
+          <w:p/>
+        </w:tc>
+        <w:tc>
+          <w:tcPr>
+            <w:tcW w:type="dxa" w:w="757"/>
+          </w:tcPr>
+          <w:p/>
+        </w:tc>
+        <w:tc>
+          <w:tcPr>
+            <w:tcW w:type="dxa" w:w="757"/>
+          </w:tcPr>
+          <w:p/>
+        </w:tc>
+        <w:tc>
+          <w:tcPr>
+            <w:tcW w:type="dxa" w:w="757"/>
+          </w:tcPr>
+          <w:p/>
+        </w:tc>
+        <w:tc>
+          <w:tcPr>
+            <w:tcW w:type="dxa" w:w="757"/>
+          </w:tcPr>
+          <w:p/>
+        </w:tc>
+        <w:tc>
+          <w:tcPr>
+            <w:tcW w:type="dxa" w:w="757"/>
+          </w:tcPr>
+          <w:p/>
+        </w:tc>
+        <w:tc>
+          <w:tcPr>
+            <w:tcW w:type="dxa" w:w="757"/>
+          </w:tcPr>
+          <w:p/>
+        </w:tc>
+        <w:tc>
+          <w:tcPr>
+            <w:tcW w:type="dxa" w:w="757"/>
+          </w:tcPr>
+          <w:p/>
+        </w:tc>
+        <w:tc>
+          <w:tcPr>
+            <w:tcW w:type="dxa" w:w="757"/>
+          </w:tcPr>
+          <w:p/>
+        </w:tc>
+        <w:tc>
+          <w:tcPr>
+            <w:tcW w:type="dxa" w:w="757"/>
+          </w:tcPr>
+          <w:p/>
+        </w:tc>
+        <w:tc>
+          <w:tcPr>
+            <w:tcW w:type="dxa" w:w="757"/>
+          </w:tcPr>
+          <w:p/>
+        </w:tc>
+        <w:tc>
+          <w:tcPr>
+            <w:tcW w:type="dxa" w:w="757"/>
+          </w:tcPr>
+          <w:p/>
+        </w:tc>
+        <w:tc>
+          <w:tcPr>
+            <w:tcW w:type="dxa" w:w="757"/>
           </w:tcPr>
           <w:p/>
         </w:tc>
@@ -879,7 +2244,7 @@
     <w:p/>
     <w:p>
       <w:r>
-        <w:t>«__» __________ 20__ г.</w:t>
+        <w:t>{{ДАТА}}</w:t>
       </w:r>
     </w:p>
     <w:sectPr>

--- a/docs/docx/opis_imushchestva_gr.docx
+++ b/docs/docx/opis_imushchestva_gr.docx
@@ -2,6 +2,12 @@
 <file path=word/document.xml><?xml version="1.0" encoding="utf-8"?>
 <w:document xmlns:wpc="http://schemas.microsoft.com/office/word/2010/wordprocessingCanvas" xmlns:mo="http://schemas.microsoft.com/office/mac/office/2008/main" xmlns:mc="http://schemas.openxmlformats.org/markup-compatibility/2006" xmlns:mv="urn:schemas-microsoft-com:mac:vml" xmlns:o="urn:schemas-microsoft-com:office:office" xmlns:r="http://schemas.openxmlformats.org/officeDocument/2006/relationships" xmlns:m="http://schemas.openxmlformats.org/officeDocument/2006/math" xmlns:v="urn:schemas-microsoft-com:vml" xmlns:wp14="http://schemas.microsoft.com/office/word/2010/wordprocessingDrawing" xmlns:wp="http://schemas.openxmlformats.org/drawingml/2006/wordprocessingDrawing" xmlns:w10="urn:schemas-microsoft-com:office:word" xmlns:w="http://schemas.openxmlformats.org/wordprocessingml/2006/main" xmlns:w14="http://schemas.microsoft.com/office/word/2010/wordml" xmlns:wpg="http://schemas.microsoft.com/office/word/2010/wordprocessingGroup" xmlns:wpi="http://schemas.microsoft.com/office/word/2010/wordprocessingInk" xmlns:wne="http://schemas.microsoft.com/office/word/2006/wordml" xmlns:wps="http://schemas.microsoft.com/office/word/2010/wordprocessingShape" mc:Ignorable="w14 wp14">
   <w:body>
+    <w:p>
+      <w:r>
+        <w:t>Приложение № 2 к приказу Минэкономразвития России от 05.08.2015 № 530</w:t>
+      </w:r>
+    </w:p>
+    <w:p/>
     <w:p>
       <w:pPr>
         <w:jc w:val="center"/>
@@ -11,2222 +17,6985 @@
           <w:b/>
           <w:sz w:val="28"/>
         </w:rPr>
-        <w:t>Опись имущества гражданина {{ДОЛЖНИК_НАИМЕНОВАНИЕ}}</w:t>
+        <w:t>Опись имущества гражданина</w:t>
+      </w:r>
+    </w:p>
+    <w:p/>
+    <w:p>
+      <w:pPr>
+        <w:jc w:val="center"/>
+      </w:pPr>
+      <w:r>
+        <w:rPr>
+          <w:b/>
+          <w:sz w:val="24"/>
+        </w:rPr>
+        <w:t>Информация о гражданине</w:t>
+      </w:r>
+    </w:p>
+    <w:p>
+      <w:r>
+        <w:t>{{#if debtor_is_person}}</w:t>
+      </w:r>
+    </w:p>
+    <w:tbl>
+      <w:tblPr>
+        <w:tblStyle w:val="TableGrid"/>
+        <w:tblW w:type="auto" w:w="0"/>
+        <w:tblLayout w:type="fixed"/>
+        <w:tblLook w:firstColumn="1" w:firstRow="1" w:lastColumn="0" w:lastRow="0" w:noHBand="0" w:noVBand="1" w:val="04A0"/>
+        <w:tblLayout w:type="fixed"/>
+      </w:tblPr>
+      <w:tblGrid>
+        <w:gridCol w:w="6803"/>
+        <w:gridCol w:w="7767"/>
+      </w:tblGrid>
+      <w:tr>
+        <w:tc>
+          <w:tcPr>
+            <w:tcW w:type="dxa" w:w="6803"/>
+          </w:tcPr>
+          <w:p>
+            <w:pPr>
+              <w:spacing w:after="0"/>
+              <w:jc w:val="left"/>
+            </w:pPr>
+            <w:r>
+              <w:rPr>
+                <w:b w:val="0"/>
+                <w:sz w:val="18"/>
+              </w:rPr>
+              <w:t>фамилия</w:t>
+            </w:r>
+          </w:p>
+        </w:tc>
+        <w:tc>
+          <w:tcPr>
+            <w:tcW w:type="dxa" w:w="7767"/>
+          </w:tcPr>
+          <w:p>
+            <w:pPr>
+              <w:spacing w:after="0"/>
+              <w:jc w:val="left"/>
+            </w:pPr>
+            <w:r>
+              <w:rPr>
+                <w:b w:val="0"/>
+                <w:sz w:val="18"/>
+              </w:rPr>
+              <w:t>{{ДОЛЖНИК_ФАМИЛИЯ}}</w:t>
+            </w:r>
+          </w:p>
+        </w:tc>
+      </w:tr>
+      <w:tr>
+        <w:tc>
+          <w:tcPr>
+            <w:tcW w:type="dxa" w:w="6803"/>
+          </w:tcPr>
+          <w:p>
+            <w:pPr>
+              <w:spacing w:after="0"/>
+              <w:jc w:val="left"/>
+            </w:pPr>
+            <w:r>
+              <w:rPr>
+                <w:b w:val="0"/>
+                <w:sz w:val="18"/>
+              </w:rPr>
+              <w:t>имя</w:t>
+            </w:r>
+          </w:p>
+        </w:tc>
+        <w:tc>
+          <w:tcPr>
+            <w:tcW w:type="dxa" w:w="7767"/>
+          </w:tcPr>
+          <w:p>
+            <w:pPr>
+              <w:spacing w:after="0"/>
+              <w:jc w:val="left"/>
+            </w:pPr>
+            <w:r>
+              <w:rPr>
+                <w:b w:val="0"/>
+                <w:sz w:val="18"/>
+              </w:rPr>
+              <w:t>{{ДОЛЖНИК_ИМЯ}}</w:t>
+            </w:r>
+          </w:p>
+        </w:tc>
+      </w:tr>
+      <w:tr>
+        <w:tc>
+          <w:tcPr>
+            <w:tcW w:type="dxa" w:w="6803"/>
+          </w:tcPr>
+          <w:p>
+            <w:pPr>
+              <w:spacing w:after="0"/>
+              <w:jc w:val="left"/>
+            </w:pPr>
+            <w:r>
+              <w:rPr>
+                <w:b w:val="0"/>
+                <w:sz w:val="18"/>
+              </w:rPr>
+              <w:t>отчество</w:t>
+            </w:r>
+          </w:p>
+        </w:tc>
+        <w:tc>
+          <w:tcPr>
+            <w:tcW w:type="dxa" w:w="7767"/>
+          </w:tcPr>
+          <w:p>
+            <w:pPr>
+              <w:spacing w:after="0"/>
+              <w:jc w:val="left"/>
+            </w:pPr>
+            <w:r>
+              <w:rPr>
+                <w:b w:val="0"/>
+                <w:sz w:val="18"/>
+              </w:rPr>
+              <w:t>{{ДОЛЖНИК_ОТЧЕСТВО}}</w:t>
+            </w:r>
+          </w:p>
+        </w:tc>
+      </w:tr>
+      <w:tr>
+        <w:tc>
+          <w:tcPr>
+            <w:tcW w:type="dxa" w:w="6803"/>
+          </w:tcPr>
+          <w:p>
+            <w:pPr>
+              <w:spacing w:after="0"/>
+              <w:jc w:val="left"/>
+            </w:pPr>
+            <w:r>
+              <w:rPr>
+                <w:b w:val="0"/>
+                <w:sz w:val="18"/>
+              </w:rPr>
+              <w:t>в случае изменения фамилии, имени, отчества указать прежние фамилии, имена, отчества</w:t>
+            </w:r>
+          </w:p>
+        </w:tc>
+        <w:tc>
+          <w:tcPr>
+            <w:tcW w:type="dxa" w:w="7767"/>
+          </w:tcPr>
+          <w:p>
+            <w:pPr>
+              <w:spacing w:after="0"/>
+              <w:jc w:val="left"/>
+            </w:pPr>
+            <w:r>
+              <w:rPr>
+                <w:b w:val="0"/>
+                <w:sz w:val="18"/>
+              </w:rPr>
+              <w:t>{{ДОЛЖНИК_ПРЕЖНИЕ_ФИО}}</w:t>
+            </w:r>
+          </w:p>
+        </w:tc>
+      </w:tr>
+      <w:tr>
+        <w:tc>
+          <w:tcPr>
+            <w:tcW w:type="dxa" w:w="6803"/>
+          </w:tcPr>
+          <w:p>
+            <w:pPr>
+              <w:spacing w:after="0"/>
+              <w:jc w:val="left"/>
+            </w:pPr>
+            <w:r>
+              <w:rPr>
+                <w:b w:val="0"/>
+                <w:sz w:val="18"/>
+              </w:rPr>
+              <w:t>дата рождения</w:t>
+            </w:r>
+          </w:p>
+        </w:tc>
+        <w:tc>
+          <w:tcPr>
+            <w:tcW w:type="dxa" w:w="7767"/>
+          </w:tcPr>
+          <w:p>
+            <w:pPr>
+              <w:spacing w:after="0"/>
+              <w:jc w:val="left"/>
+            </w:pPr>
+            <w:r>
+              <w:rPr>
+                <w:b w:val="0"/>
+                <w:sz w:val="18"/>
+              </w:rPr>
+              <w:t>{{ДОЛЖНИК_ДАТА_РОЖДЕНИЯ}}</w:t>
+            </w:r>
+          </w:p>
+        </w:tc>
+      </w:tr>
+      <w:tr>
+        <w:tc>
+          <w:tcPr>
+            <w:tcW w:type="dxa" w:w="6803"/>
+          </w:tcPr>
+          <w:p>
+            <w:pPr>
+              <w:spacing w:after="0"/>
+              <w:jc w:val="left"/>
+            </w:pPr>
+            <w:r>
+              <w:rPr>
+                <w:b w:val="0"/>
+                <w:sz w:val="18"/>
+              </w:rPr>
+              <w:t>место рождения</w:t>
+            </w:r>
+          </w:p>
+        </w:tc>
+        <w:tc>
+          <w:tcPr>
+            <w:tcW w:type="dxa" w:w="7767"/>
+          </w:tcPr>
+          <w:p>
+            <w:pPr>
+              <w:spacing w:after="0"/>
+              <w:jc w:val="left"/>
+            </w:pPr>
+            <w:r>
+              <w:rPr>
+                <w:b w:val="0"/>
+                <w:sz w:val="18"/>
+              </w:rPr>
+              <w:t>{{ДОЛЖНИК_МЕСТО_РОЖДЕНИЯ}}</w:t>
+            </w:r>
+          </w:p>
+        </w:tc>
+      </w:tr>
+      <w:tr>
+        <w:tc>
+          <w:tcPr>
+            <w:tcW w:type="dxa" w:w="6803"/>
+          </w:tcPr>
+          <w:p>
+            <w:pPr>
+              <w:spacing w:after="0"/>
+              <w:jc w:val="left"/>
+            </w:pPr>
+            <w:r>
+              <w:rPr>
+                <w:b w:val="0"/>
+                <w:sz w:val="18"/>
+              </w:rPr>
+              <w:t>СНИЛС</w:t>
+            </w:r>
+          </w:p>
+        </w:tc>
+        <w:tc>
+          <w:tcPr>
+            <w:tcW w:type="dxa" w:w="7767"/>
+          </w:tcPr>
+          <w:p>
+            <w:pPr>
+              <w:spacing w:after="0"/>
+              <w:jc w:val="left"/>
+            </w:pPr>
+            <w:r>
+              <w:rPr>
+                <w:b w:val="0"/>
+                <w:sz w:val="18"/>
+              </w:rPr>
+              <w:t>{{#if ДОЛЖНИК_СНИЛС}}{{ДОЛЖНИК_СНИЛС}}{{/if}}</w:t>
+            </w:r>
+          </w:p>
+        </w:tc>
+      </w:tr>
+      <w:tr>
+        <w:tc>
+          <w:tcPr>
+            <w:tcW w:type="dxa" w:w="6803"/>
+          </w:tcPr>
+          <w:p>
+            <w:pPr>
+              <w:spacing w:after="0"/>
+              <w:jc w:val="left"/>
+            </w:pPr>
+            <w:r>
+              <w:rPr>
+                <w:b w:val="0"/>
+                <w:sz w:val="18"/>
+              </w:rPr>
+              <w:t>ИНН</w:t>
+            </w:r>
+          </w:p>
+        </w:tc>
+        <w:tc>
+          <w:tcPr>
+            <w:tcW w:type="dxa" w:w="7767"/>
+          </w:tcPr>
+          <w:p>
+            <w:pPr>
+              <w:spacing w:after="0"/>
+              <w:jc w:val="left"/>
+            </w:pPr>
+            <w:r>
+              <w:rPr>
+                <w:b w:val="0"/>
+                <w:sz w:val="18"/>
+              </w:rPr>
+              <w:t>{{ДОЛЖНИК_ИНН}}</w:t>
+            </w:r>
+          </w:p>
+        </w:tc>
+      </w:tr>
+      <w:tr>
+        <w:tc>
+          <w:tcPr>
+            <w:tcW w:type="dxa" w:w="6803"/>
+          </w:tcPr>
+          <w:p>
+            <w:pPr>
+              <w:spacing w:after="0"/>
+              <w:jc w:val="left"/>
+            </w:pPr>
+            <w:r>
+              <w:rPr>
+                <w:b w:val="0"/>
+                <w:sz w:val="18"/>
+              </w:rPr>
+              <w:t>документ, удостоверяющий личность</w:t>
+            </w:r>
+          </w:p>
+        </w:tc>
+        <w:tc>
+          <w:tcPr>
+            <w:tcW w:type="dxa" w:w="7767"/>
+          </w:tcPr>
+          <w:p>
+            <w:pPr>
+              <w:spacing w:after="0"/>
+              <w:jc w:val="left"/>
+            </w:pPr>
+            <w:r>
+              <w:rPr>
+                <w:b w:val="0"/>
+                <w:sz w:val="18"/>
+              </w:rPr>
+            </w:r>
+          </w:p>
+        </w:tc>
+      </w:tr>
+      <w:tr>
+        <w:tc>
+          <w:tcPr>
+            <w:tcW w:type="dxa" w:w="6803"/>
+          </w:tcPr>
+          <w:p>
+            <w:pPr>
+              <w:spacing w:after="0"/>
+              <w:jc w:val="left"/>
+            </w:pPr>
+            <w:r>
+              <w:rPr>
+                <w:b w:val="0"/>
+                <w:sz w:val="18"/>
+              </w:rPr>
+              <w:t>вид документа</w:t>
+            </w:r>
+          </w:p>
+        </w:tc>
+        <w:tc>
+          <w:tcPr>
+            <w:tcW w:type="dxa" w:w="7767"/>
+          </w:tcPr>
+          <w:p>
+            <w:pPr>
+              <w:spacing w:after="0"/>
+              <w:jc w:val="left"/>
+            </w:pPr>
+            <w:r>
+              <w:rPr>
+                <w:b w:val="0"/>
+                <w:sz w:val="18"/>
+              </w:rPr>
+              <w:t>{{ДОЛЖНИК_ДОКУМЕНТ_ВИД}}</w:t>
+            </w:r>
+          </w:p>
+        </w:tc>
+      </w:tr>
+      <w:tr>
+        <w:tc>
+          <w:tcPr>
+            <w:tcW w:type="dxa" w:w="6803"/>
+          </w:tcPr>
+          <w:p>
+            <w:pPr>
+              <w:spacing w:after="0"/>
+              <w:jc w:val="left"/>
+            </w:pPr>
+            <w:r>
+              <w:rPr>
+                <w:b w:val="0"/>
+                <w:sz w:val="18"/>
+              </w:rPr>
+              <w:t>серия (при наличии) и номер</w:t>
+            </w:r>
+          </w:p>
+        </w:tc>
+        <w:tc>
+          <w:tcPr>
+            <w:tcW w:type="dxa" w:w="7767"/>
+          </w:tcPr>
+          <w:p>
+            <w:pPr>
+              <w:spacing w:after="0"/>
+              <w:jc w:val="left"/>
+            </w:pPr>
+            <w:r>
+              <w:rPr>
+                <w:b w:val="0"/>
+                <w:sz w:val="18"/>
+              </w:rPr>
+              <w:t>{{ДОЛЖНИК_ДОКУМЕНТ_НОМЕР}}</w:t>
+            </w:r>
+          </w:p>
+        </w:tc>
+      </w:tr>
+      <w:tr>
+        <w:tc>
+          <w:tcPr>
+            <w:tcW w:type="dxa" w:w="6803"/>
+          </w:tcPr>
+          <w:p>
+            <w:pPr>
+              <w:spacing w:after="0"/>
+              <w:jc w:val="left"/>
+            </w:pPr>
+            <w:r>
+              <w:rPr>
+                <w:b w:val="0"/>
+                <w:sz w:val="18"/>
+              </w:rPr>
+              <w:t>адрес регистрации по месту жительства в Российской Федерации*</w:t>
+            </w:r>
+          </w:p>
+        </w:tc>
+        <w:tc>
+          <w:tcPr>
+            <w:tcW w:type="dxa" w:w="7767"/>
+          </w:tcPr>
+          <w:p>
+            <w:pPr>
+              <w:spacing w:after="0"/>
+              <w:jc w:val="left"/>
+            </w:pPr>
+            <w:r>
+              <w:rPr>
+                <w:b w:val="0"/>
+                <w:sz w:val="18"/>
+              </w:rPr>
+            </w:r>
+          </w:p>
+        </w:tc>
+      </w:tr>
+      <w:tr>
+        <w:tc>
+          <w:tcPr>
+            <w:tcW w:type="dxa" w:w="6803"/>
+          </w:tcPr>
+          <w:p>
+            <w:pPr>
+              <w:spacing w:after="0"/>
+              <w:jc w:val="left"/>
+            </w:pPr>
+            <w:r>
+              <w:rPr>
+                <w:b w:val="0"/>
+                <w:sz w:val="18"/>
+              </w:rPr>
+              <w:t>субъект Российской Федерации</w:t>
+            </w:r>
+          </w:p>
+        </w:tc>
+        <w:tc>
+          <w:tcPr>
+            <w:tcW w:type="dxa" w:w="7767"/>
+          </w:tcPr>
+          <w:p>
+            <w:pPr>
+              <w:spacing w:after="0"/>
+              <w:jc w:val="left"/>
+            </w:pPr>
+            <w:r>
+              <w:rPr>
+                <w:b w:val="0"/>
+                <w:sz w:val="18"/>
+              </w:rPr>
+              <w:t>{{ДОЛЖНИК_АДРЕС_СУБЪЕКТ}}</w:t>
+            </w:r>
+          </w:p>
+        </w:tc>
+      </w:tr>
+      <w:tr>
+        <w:tc>
+          <w:tcPr>
+            <w:tcW w:type="dxa" w:w="6803"/>
+          </w:tcPr>
+          <w:p>
+            <w:pPr>
+              <w:spacing w:after="0"/>
+              <w:jc w:val="left"/>
+            </w:pPr>
+            <w:r>
+              <w:rPr>
+                <w:b w:val="0"/>
+                <w:sz w:val="18"/>
+              </w:rPr>
+              <w:t>район</w:t>
+            </w:r>
+          </w:p>
+        </w:tc>
+        <w:tc>
+          <w:tcPr>
+            <w:tcW w:type="dxa" w:w="7767"/>
+          </w:tcPr>
+          <w:p>
+            <w:pPr>
+              <w:spacing w:after="0"/>
+              <w:jc w:val="left"/>
+            </w:pPr>
+            <w:r>
+              <w:rPr>
+                <w:b w:val="0"/>
+                <w:sz w:val="18"/>
+              </w:rPr>
+              <w:t>{{ДОЛЖНИК_АДРЕС_РАЙОН}}</w:t>
+            </w:r>
+          </w:p>
+        </w:tc>
+      </w:tr>
+      <w:tr>
+        <w:tc>
+          <w:tcPr>
+            <w:tcW w:type="dxa" w:w="6803"/>
+          </w:tcPr>
+          <w:p>
+            <w:pPr>
+              <w:spacing w:after="0"/>
+              <w:jc w:val="left"/>
+            </w:pPr>
+            <w:r>
+              <w:rPr>
+                <w:b w:val="0"/>
+                <w:sz w:val="18"/>
+              </w:rPr>
+              <w:t>город</w:t>
+            </w:r>
+          </w:p>
+        </w:tc>
+        <w:tc>
+          <w:tcPr>
+            <w:tcW w:type="dxa" w:w="7767"/>
+          </w:tcPr>
+          <w:p>
+            <w:pPr>
+              <w:spacing w:after="0"/>
+              <w:jc w:val="left"/>
+            </w:pPr>
+            <w:r>
+              <w:rPr>
+                <w:b w:val="0"/>
+                <w:sz w:val="18"/>
+              </w:rPr>
+              <w:t>{{ДОЛЖНИК_АДРЕС_ГОРОД}}</w:t>
+            </w:r>
+          </w:p>
+        </w:tc>
+      </w:tr>
+      <w:tr>
+        <w:tc>
+          <w:tcPr>
+            <w:tcW w:type="dxa" w:w="6803"/>
+          </w:tcPr>
+          <w:p>
+            <w:pPr>
+              <w:spacing w:after="0"/>
+              <w:jc w:val="left"/>
+            </w:pPr>
+            <w:r>
+              <w:rPr>
+                <w:b w:val="0"/>
+                <w:sz w:val="18"/>
+              </w:rPr>
+              <w:t>населенный пункт (село, поселок и так далее)</w:t>
+            </w:r>
+          </w:p>
+        </w:tc>
+        <w:tc>
+          <w:tcPr>
+            <w:tcW w:type="dxa" w:w="7767"/>
+          </w:tcPr>
+          <w:p>
+            <w:pPr>
+              <w:spacing w:after="0"/>
+              <w:jc w:val="left"/>
+            </w:pPr>
+            <w:r>
+              <w:rPr>
+                <w:b w:val="0"/>
+                <w:sz w:val="18"/>
+              </w:rPr>
+              <w:t>{{ДОЛЖНИК_АДРЕС_НАСЕЛЕННЫЙ_ПУНКТ}}</w:t>
+            </w:r>
+          </w:p>
+        </w:tc>
+      </w:tr>
+      <w:tr>
+        <w:tc>
+          <w:tcPr>
+            <w:tcW w:type="dxa" w:w="6803"/>
+          </w:tcPr>
+          <w:p>
+            <w:pPr>
+              <w:spacing w:after="0"/>
+              <w:jc w:val="left"/>
+            </w:pPr>
+            <w:r>
+              <w:rPr>
+                <w:b w:val="0"/>
+                <w:sz w:val="18"/>
+              </w:rPr>
+              <w:t>улица (проспект, переулок и так далее)</w:t>
+            </w:r>
+          </w:p>
+        </w:tc>
+        <w:tc>
+          <w:tcPr>
+            <w:tcW w:type="dxa" w:w="7767"/>
+          </w:tcPr>
+          <w:p>
+            <w:pPr>
+              <w:spacing w:after="0"/>
+              <w:jc w:val="left"/>
+            </w:pPr>
+            <w:r>
+              <w:rPr>
+                <w:b w:val="0"/>
+                <w:sz w:val="18"/>
+              </w:rPr>
+              <w:t>{{ДОЛЖНИК_АДРЕС_УЛИЦА}}</w:t>
+            </w:r>
+          </w:p>
+        </w:tc>
+      </w:tr>
+      <w:tr>
+        <w:tc>
+          <w:tcPr>
+            <w:tcW w:type="dxa" w:w="6803"/>
+          </w:tcPr>
+          <w:p>
+            <w:pPr>
+              <w:spacing w:after="0"/>
+              <w:jc w:val="left"/>
+            </w:pPr>
+            <w:r>
+              <w:rPr>
+                <w:b w:val="0"/>
+                <w:sz w:val="18"/>
+              </w:rPr>
+              <w:t>номер дома (владения)</w:t>
+            </w:r>
+          </w:p>
+        </w:tc>
+        <w:tc>
+          <w:tcPr>
+            <w:tcW w:type="dxa" w:w="7767"/>
+          </w:tcPr>
+          <w:p>
+            <w:pPr>
+              <w:spacing w:after="0"/>
+              <w:jc w:val="left"/>
+            </w:pPr>
+            <w:r>
+              <w:rPr>
+                <w:b w:val="0"/>
+                <w:sz w:val="18"/>
+              </w:rPr>
+              <w:t>{{ДОЛЖНИК_АДРЕС_ДОМ}}</w:t>
+            </w:r>
+          </w:p>
+        </w:tc>
+      </w:tr>
+      <w:tr>
+        <w:tc>
+          <w:tcPr>
+            <w:tcW w:type="dxa" w:w="6803"/>
+          </w:tcPr>
+          <w:p>
+            <w:pPr>
+              <w:spacing w:after="0"/>
+              <w:jc w:val="left"/>
+            </w:pPr>
+            <w:r>
+              <w:rPr>
+                <w:b w:val="0"/>
+                <w:sz w:val="18"/>
+              </w:rPr>
+              <w:t>номер корпуса (строения)</w:t>
+            </w:r>
+          </w:p>
+        </w:tc>
+        <w:tc>
+          <w:tcPr>
+            <w:tcW w:type="dxa" w:w="7767"/>
+          </w:tcPr>
+          <w:p>
+            <w:pPr>
+              <w:spacing w:after="0"/>
+              <w:jc w:val="left"/>
+            </w:pPr>
+            <w:r>
+              <w:rPr>
+                <w:b w:val="0"/>
+                <w:sz w:val="18"/>
+              </w:rPr>
+              <w:t>{{ДОЛЖНИК_АДРЕС_КОРПУС}}</w:t>
+            </w:r>
+          </w:p>
+        </w:tc>
+      </w:tr>
+      <w:tr>
+        <w:tc>
+          <w:tcPr>
+            <w:tcW w:type="dxa" w:w="6803"/>
+          </w:tcPr>
+          <w:p>
+            <w:pPr>
+              <w:spacing w:after="0"/>
+              <w:jc w:val="left"/>
+            </w:pPr>
+            <w:r>
+              <w:rPr>
+                <w:b w:val="0"/>
+                <w:sz w:val="18"/>
+              </w:rPr>
+              <w:t>номер квартиры (офиса)</w:t>
+            </w:r>
+          </w:p>
+        </w:tc>
+        <w:tc>
+          <w:tcPr>
+            <w:tcW w:type="dxa" w:w="7767"/>
+          </w:tcPr>
+          <w:p>
+            <w:pPr>
+              <w:spacing w:after="0"/>
+              <w:jc w:val="left"/>
+            </w:pPr>
+            <w:r>
+              <w:rPr>
+                <w:b w:val="0"/>
+                <w:sz w:val="18"/>
+              </w:rPr>
+              <w:t>{{ДОЛЖНИК_АДРЕС_КВАРТИРА}}</w:t>
+            </w:r>
+          </w:p>
+        </w:tc>
+      </w:tr>
+      <w:tr>
+        <w:tc>
+          <w:tcPr>
+            <w:tcW w:type="dxa" w:w="6803"/>
+          </w:tcPr>
+          <w:p>
+            <w:pPr>
+              <w:spacing w:after="0"/>
+              <w:jc w:val="left"/>
+            </w:pPr>
+            <w:r>
+              <w:rPr>
+                <w:b w:val="0"/>
+                <w:sz w:val="18"/>
+              </w:rPr>
+              <w:t>* При отсутствии регистрации по месту жительства в пределах Российской Федерации указать наименование субъекта Российской Федерации по месту пребывания без указания конкретного адреса:</w:t>
+            </w:r>
+          </w:p>
+        </w:tc>
+        <w:tc>
+          <w:tcPr>
+            <w:tcW w:type="dxa" w:w="7767"/>
+          </w:tcPr>
+          <w:p>
+            <w:pPr>
+              <w:spacing w:after="0"/>
+              <w:jc w:val="left"/>
+            </w:pPr>
+            <w:r>
+              <w:rPr>
+                <w:b w:val="0"/>
+                <w:sz w:val="18"/>
+              </w:rPr>
+              <w:t>{{ДОЛЖНИК_СУБЪЕКТ_ПРЕБЫВАНИЯ}}</w:t>
+            </w:r>
+          </w:p>
+        </w:tc>
+      </w:tr>
+    </w:tbl>
+    <w:p>
+      <w:r>
+        <w:t>{{/if}}</w:t>
+      </w:r>
+    </w:p>
+    <w:p/>
+    <w:p>
+      <w:pPr>
+        <w:jc w:val="center"/>
+      </w:pPr>
+      <w:r>
+        <w:rPr>
+          <w:b/>
+          <w:sz w:val="24"/>
+        </w:rPr>
+        <w:t>I. Недвижимое имущество</w:t>
+      </w:r>
+    </w:p>
+    <w:p>
+      <w:r>
+        <w:t>{{#if opis_s1_none}}</w:t>
+      </w:r>
+    </w:p>
+    <w:tbl>
+      <w:tblPr>
+        <w:tblStyle w:val="TableGrid"/>
+        <w:tblW w:type="auto" w:w="0"/>
+        <w:tblLayout w:type="fixed"/>
+        <w:tblLook w:firstColumn="1" w:firstRow="1" w:lastColumn="0" w:lastRow="0" w:noHBand="0" w:noVBand="1" w:val="04A0"/>
+        <w:tblLayout w:type="fixed"/>
+      </w:tblPr>
+      <w:tblGrid>
+        <w:gridCol w:w="567"/>
+        <w:gridCol w:w="3515"/>
+        <w:gridCol w:w="2154"/>
+        <w:gridCol w:w="2835"/>
+        <w:gridCol w:w="1020"/>
+        <w:gridCol w:w="2551"/>
+        <w:gridCol w:w="1928"/>
+      </w:tblGrid>
+      <w:tr>
+        <w:trPr>
+          <w:tblHeader w:val="true"/>
+        </w:trPr>
+        <w:tc>
+          <w:tcPr>
+            <w:tcW w:type="dxa" w:w="567"/>
+          </w:tcPr>
+          <w:p>
+            <w:pPr>
+              <w:spacing w:after="0"/>
+              <w:jc w:val="center"/>
+            </w:pPr>
+            <w:r>
+              <w:rPr>
+                <w:b/>
+                <w:sz w:val="16"/>
+              </w:rPr>
+              <w:t>N п/п</w:t>
+            </w:r>
+          </w:p>
+        </w:tc>
+        <w:tc>
+          <w:tcPr>
+            <w:tcW w:type="dxa" w:w="3515"/>
+          </w:tcPr>
+          <w:p>
+            <w:pPr>
+              <w:spacing w:after="0"/>
+              <w:jc w:val="center"/>
+            </w:pPr>
+            <w:r>
+              <w:rPr>
+                <w:b/>
+                <w:sz w:val="16"/>
+              </w:rPr>
+              <w:t>Вид и наименование имущества</w:t>
+            </w:r>
+          </w:p>
+        </w:tc>
+        <w:tc>
+          <w:tcPr>
+            <w:tcW w:type="dxa" w:w="2154"/>
+          </w:tcPr>
+          <w:p>
+            <w:pPr>
+              <w:spacing w:after="0"/>
+              <w:jc w:val="center"/>
+            </w:pPr>
+            <w:r>
+              <w:rPr>
+                <w:b/>
+                <w:sz w:val="16"/>
+              </w:rPr>
+              <w:t>Вид собственности*(1)</w:t>
+            </w:r>
+          </w:p>
+        </w:tc>
+        <w:tc>
+          <w:tcPr>
+            <w:tcW w:type="dxa" w:w="2835"/>
+          </w:tcPr>
+          <w:p>
+            <w:pPr>
+              <w:spacing w:after="0"/>
+              <w:jc w:val="center"/>
+            </w:pPr>
+            <w:r>
+              <w:rPr>
+                <w:b/>
+                <w:sz w:val="16"/>
+              </w:rPr>
+              <w:t>Местонахождение (адрес)</w:t>
+            </w:r>
+          </w:p>
+        </w:tc>
+        <w:tc>
+          <w:tcPr>
+            <w:tcW w:type="dxa" w:w="1020"/>
+          </w:tcPr>
+          <w:p>
+            <w:pPr>
+              <w:spacing w:after="0"/>
+              <w:jc w:val="center"/>
+            </w:pPr>
+            <w:r>
+              <w:rPr>
+                <w:b/>
+                <w:sz w:val="16"/>
+              </w:rPr>
+              <w:t>Площадь (кв. м)</w:t>
+            </w:r>
+          </w:p>
+        </w:tc>
+        <w:tc>
+          <w:tcPr>
+            <w:tcW w:type="dxa" w:w="2551"/>
+          </w:tcPr>
+          <w:p>
+            <w:pPr>
+              <w:spacing w:after="0"/>
+              <w:jc w:val="center"/>
+            </w:pPr>
+            <w:r>
+              <w:rPr>
+                <w:b/>
+                <w:sz w:val="16"/>
+              </w:rPr>
+              <w:t>Основание приобретения*(2) и стоимость *(3)</w:t>
+            </w:r>
+          </w:p>
+        </w:tc>
+        <w:tc>
+          <w:tcPr>
+            <w:tcW w:type="dxa" w:w="1928"/>
+          </w:tcPr>
+          <w:p>
+            <w:pPr>
+              <w:spacing w:after="0"/>
+              <w:jc w:val="center"/>
+            </w:pPr>
+            <w:r>
+              <w:rPr>
+                <w:b/>
+                <w:sz w:val="16"/>
+              </w:rPr>
+              <w:t>Сведения о залоге и залогодержателе*(4)</w:t>
+            </w:r>
+          </w:p>
+        </w:tc>
+      </w:tr>
+      <w:tr>
+        <w:tc>
+          <w:tcPr>
+            <w:tcW w:type="dxa" w:w="567"/>
+          </w:tcPr>
+          <w:p>
+            <w:pPr>
+              <w:spacing w:after="0"/>
+              <w:jc w:val="center"/>
+            </w:pPr>
+            <w:r>
+              <w:rPr>
+                <w:b w:val="0"/>
+                <w:sz w:val="18"/>
+              </w:rPr>
+            </w:r>
+          </w:p>
+        </w:tc>
+        <w:tc>
+          <w:tcPr>
+            <w:tcW w:type="dxa" w:w="1928"/>
+            <w:gridSpan w:val="6"/>
+          </w:tcPr>
+          <w:p>
+            <w:pPr>
+              <w:spacing w:after="0"/>
+              <w:jc w:val="left"/>
+            </w:pPr>
+            <w:r>
+              <w:rPr>
+                <w:b w:val="0"/>
+                <w:sz w:val="18"/>
+              </w:rPr>
+              <w:t>Не имеется</w:t>
+            </w:r>
+          </w:p>
+        </w:tc>
+      </w:tr>
+    </w:tbl>
+    <w:p>
+      <w:r>
+        <w:t>{{/if}}</w:t>
+      </w:r>
+    </w:p>
+    <w:p>
+      <w:r>
+        <w:t>{{#if opis_s1_rows}}</w:t>
+      </w:r>
+    </w:p>
+    <w:tbl>
+      <w:tblPr>
+        <w:tblStyle w:val="TableGrid"/>
+        <w:tblW w:type="auto" w:w="0"/>
+        <w:tblLayout w:type="fixed"/>
+        <w:tblLook w:firstColumn="1" w:firstRow="1" w:lastColumn="0" w:lastRow="0" w:noHBand="0" w:noVBand="1" w:val="04A0"/>
+        <w:tblLayout w:type="fixed"/>
+      </w:tblPr>
+      <w:tblGrid>
+        <w:gridCol w:w="567"/>
+        <w:gridCol w:w="3515"/>
+        <w:gridCol w:w="2154"/>
+        <w:gridCol w:w="2835"/>
+        <w:gridCol w:w="1020"/>
+        <w:gridCol w:w="2551"/>
+        <w:gridCol w:w="1928"/>
+      </w:tblGrid>
+      <w:tr>
+        <w:trPr>
+          <w:tblHeader w:val="true"/>
+        </w:trPr>
+        <w:tc>
+          <w:tcPr>
+            <w:tcW w:type="dxa" w:w="567"/>
+          </w:tcPr>
+          <w:p>
+            <w:pPr>
+              <w:spacing w:after="0"/>
+              <w:jc w:val="center"/>
+            </w:pPr>
+            <w:r>
+              <w:rPr>
+                <w:b/>
+                <w:sz w:val="16"/>
+              </w:rPr>
+              <w:t>N п/п</w:t>
+            </w:r>
+          </w:p>
+        </w:tc>
+        <w:tc>
+          <w:tcPr>
+            <w:tcW w:type="dxa" w:w="3515"/>
+          </w:tcPr>
+          <w:p>
+            <w:pPr>
+              <w:spacing w:after="0"/>
+              <w:jc w:val="center"/>
+            </w:pPr>
+            <w:r>
+              <w:rPr>
+                <w:b/>
+                <w:sz w:val="16"/>
+              </w:rPr>
+              <w:t>Вид и наименование имущества</w:t>
+            </w:r>
+          </w:p>
+        </w:tc>
+        <w:tc>
+          <w:tcPr>
+            <w:tcW w:type="dxa" w:w="2154"/>
+          </w:tcPr>
+          <w:p>
+            <w:pPr>
+              <w:spacing w:after="0"/>
+              <w:jc w:val="center"/>
+            </w:pPr>
+            <w:r>
+              <w:rPr>
+                <w:b/>
+                <w:sz w:val="16"/>
+              </w:rPr>
+              <w:t>Вид собственности*(1)</w:t>
+            </w:r>
+          </w:p>
+        </w:tc>
+        <w:tc>
+          <w:tcPr>
+            <w:tcW w:type="dxa" w:w="2835"/>
+          </w:tcPr>
+          <w:p>
+            <w:pPr>
+              <w:spacing w:after="0"/>
+              <w:jc w:val="center"/>
+            </w:pPr>
+            <w:r>
+              <w:rPr>
+                <w:b/>
+                <w:sz w:val="16"/>
+              </w:rPr>
+              <w:t>Местонахождение (адрес)</w:t>
+            </w:r>
+          </w:p>
+        </w:tc>
+        <w:tc>
+          <w:tcPr>
+            <w:tcW w:type="dxa" w:w="1020"/>
+          </w:tcPr>
+          <w:p>
+            <w:pPr>
+              <w:spacing w:after="0"/>
+              <w:jc w:val="center"/>
+            </w:pPr>
+            <w:r>
+              <w:rPr>
+                <w:b/>
+                <w:sz w:val="16"/>
+              </w:rPr>
+              <w:t>Площадь (кв. м)</w:t>
+            </w:r>
+          </w:p>
+        </w:tc>
+        <w:tc>
+          <w:tcPr>
+            <w:tcW w:type="dxa" w:w="2551"/>
+          </w:tcPr>
+          <w:p>
+            <w:pPr>
+              <w:spacing w:after="0"/>
+              <w:jc w:val="center"/>
+            </w:pPr>
+            <w:r>
+              <w:rPr>
+                <w:b/>
+                <w:sz w:val="16"/>
+              </w:rPr>
+              <w:t>Основание приобретения*(2) и стоимость *(3)</w:t>
+            </w:r>
+          </w:p>
+        </w:tc>
+        <w:tc>
+          <w:tcPr>
+            <w:tcW w:type="dxa" w:w="1928"/>
+          </w:tcPr>
+          <w:p>
+            <w:pPr>
+              <w:spacing w:after="0"/>
+              <w:jc w:val="center"/>
+            </w:pPr>
+            <w:r>
+              <w:rPr>
+                <w:b/>
+                <w:sz w:val="16"/>
+              </w:rPr>
+              <w:t>Сведения о залоге и залогодержателе*(4)</w:t>
+            </w:r>
+          </w:p>
+        </w:tc>
+      </w:tr>
+      <w:tr>
+        <w:tc>
+          <w:tcPr>
+            <w:tcW w:type="dxa" w:w="567"/>
+          </w:tcPr>
+          <w:p>
+            <w:pPr>
+              <w:spacing w:after="0"/>
+              <w:jc w:val="center"/>
+            </w:pPr>
+            <w:r>
+              <w:rPr>
+                <w:b w:val="0"/>
+                <w:sz w:val="18"/>
+              </w:rPr>
+              <w:t>1.1</w:t>
+            </w:r>
+          </w:p>
+        </w:tc>
+        <w:tc>
+          <w:tcPr>
+            <w:tcW w:type="dxa" w:w="3515"/>
+          </w:tcPr>
+          <w:p>
+            <w:pPr>
+              <w:spacing w:after="0"/>
+              <w:jc w:val="left"/>
+            </w:pPr>
+            <w:r>
+              <w:rPr>
+                <w:b w:val="0"/>
+                <w:sz w:val="18"/>
+              </w:rPr>
+              <w:t>Земельные участки*(5):</w:t>
+            </w:r>
+          </w:p>
+        </w:tc>
+        <w:tc>
+          <w:tcPr>
+            <w:tcW w:type="dxa" w:w="2154"/>
+          </w:tcPr>
+          <w:p>
+            <w:pPr>
+              <w:spacing w:after="0"/>
+              <w:jc w:val="left"/>
+            </w:pPr>
+            <w:r>
+              <w:rPr>
+                <w:b w:val="0"/>
+                <w:sz w:val="18"/>
+              </w:rPr>
+            </w:r>
+          </w:p>
+        </w:tc>
+        <w:tc>
+          <w:tcPr>
+            <w:tcW w:type="dxa" w:w="2835"/>
+          </w:tcPr>
+          <w:p>
+            <w:pPr>
+              <w:spacing w:after="0"/>
+              <w:jc w:val="left"/>
+            </w:pPr>
+            <w:r>
+              <w:rPr>
+                <w:b w:val="0"/>
+                <w:sz w:val="18"/>
+              </w:rPr>
+            </w:r>
+          </w:p>
+        </w:tc>
+        <w:tc>
+          <w:tcPr>
+            <w:tcW w:type="dxa" w:w="1020"/>
+          </w:tcPr>
+          <w:p>
+            <w:pPr>
+              <w:spacing w:after="0"/>
+              <w:jc w:val="right"/>
+            </w:pPr>
+            <w:r>
+              <w:rPr>
+                <w:b w:val="0"/>
+                <w:sz w:val="18"/>
+              </w:rPr>
+            </w:r>
+          </w:p>
+        </w:tc>
+        <w:tc>
+          <w:tcPr>
+            <w:tcW w:type="dxa" w:w="2551"/>
+          </w:tcPr>
+          <w:p>
+            <w:pPr>
+              <w:spacing w:after="0"/>
+              <w:jc w:val="left"/>
+            </w:pPr>
+            <w:r>
+              <w:rPr>
+                <w:b w:val="0"/>
+                <w:sz w:val="18"/>
+              </w:rPr>
+            </w:r>
+          </w:p>
+        </w:tc>
+        <w:tc>
+          <w:tcPr>
+            <w:tcW w:type="dxa" w:w="1928"/>
+          </w:tcPr>
+          <w:p>
+            <w:pPr>
+              <w:spacing w:after="0"/>
+              <w:jc w:val="left"/>
+            </w:pPr>
+            <w:r>
+              <w:rPr>
+                <w:b w:val="0"/>
+                <w:sz w:val="18"/>
+              </w:rPr>
+            </w:r>
+          </w:p>
+        </w:tc>
+      </w:tr>
+      <w:tr>
+        <w:tc>
+          <w:tcPr>
+            <w:tcW w:type="dxa" w:w="567"/>
+          </w:tcPr>
+          <w:p>
+            <w:pPr>
+              <w:spacing w:after="0"/>
+              <w:jc w:val="center"/>
+            </w:pPr>
+            <w:r>
+              <w:rPr>
+                <w:b w:val="0"/>
+                <w:sz w:val="18"/>
+              </w:rPr>
+              <w:t>1)</w:t>
+            </w:r>
+          </w:p>
+        </w:tc>
+        <w:tc>
+          <w:tcPr>
+            <w:tcW w:type="dxa" w:w="3515"/>
+          </w:tcPr>
+          <w:p>
+            <w:pPr>
+              <w:spacing w:after="0"/>
+              <w:jc w:val="left"/>
+            </w:pPr>
+            <w:r>
+              <w:rPr>
+                <w:b w:val="0"/>
+                <w:sz w:val="18"/>
+              </w:rPr>
+              <w:t>{{ОПИСЬ_НИ_НАИМЕНОВАНИЕ}}</w:t>
+            </w:r>
+          </w:p>
+        </w:tc>
+        <w:tc>
+          <w:tcPr>
+            <w:tcW w:type="dxa" w:w="2154"/>
+          </w:tcPr>
+          <w:p>
+            <w:pPr>
+              <w:spacing w:after="0"/>
+              <w:jc w:val="left"/>
+            </w:pPr>
+            <w:r>
+              <w:rPr>
+                <w:b w:val="0"/>
+                <w:sz w:val="18"/>
+              </w:rPr>
+              <w:t>{{ОПИСЬ_НИ_СОБСТВЕННОСТЬ}}</w:t>
+            </w:r>
+          </w:p>
+        </w:tc>
+        <w:tc>
+          <w:tcPr>
+            <w:tcW w:type="dxa" w:w="2835"/>
+          </w:tcPr>
+          <w:p>
+            <w:pPr>
+              <w:spacing w:after="0"/>
+              <w:jc w:val="left"/>
+            </w:pPr>
+            <w:r>
+              <w:rPr>
+                <w:b w:val="0"/>
+                <w:sz w:val="18"/>
+              </w:rPr>
+              <w:t>{{ОПИСЬ_НИ_АДРЕС}}</w:t>
+            </w:r>
+          </w:p>
+        </w:tc>
+        <w:tc>
+          <w:tcPr>
+            <w:tcW w:type="dxa" w:w="1020"/>
+          </w:tcPr>
+          <w:p>
+            <w:pPr>
+              <w:spacing w:after="0"/>
+              <w:jc w:val="right"/>
+            </w:pPr>
+            <w:r>
+              <w:rPr>
+                <w:b w:val="0"/>
+                <w:sz w:val="18"/>
+              </w:rPr>
+              <w:t>{{ОПИСЬ_НИ_ПЛОЩАДЬ}}</w:t>
+            </w:r>
+          </w:p>
+        </w:tc>
+        <w:tc>
+          <w:tcPr>
+            <w:tcW w:type="dxa" w:w="2551"/>
+          </w:tcPr>
+          <w:p>
+            <w:pPr>
+              <w:spacing w:after="0"/>
+              <w:jc w:val="left"/>
+            </w:pPr>
+            <w:r>
+              <w:rPr>
+                <w:b w:val="0"/>
+                <w:sz w:val="18"/>
+              </w:rPr>
+              <w:t>{{ОПИСЬ_НИ_ОСНОВАНИЕ_СТОИМОСТЬ}}</w:t>
+            </w:r>
+          </w:p>
+        </w:tc>
+        <w:tc>
+          <w:tcPr>
+            <w:tcW w:type="dxa" w:w="1928"/>
+          </w:tcPr>
+          <w:p>
+            <w:pPr>
+              <w:spacing w:after="0"/>
+              <w:jc w:val="left"/>
+            </w:pPr>
+            <w:r>
+              <w:rPr>
+                <w:b w:val="0"/>
+                <w:sz w:val="18"/>
+              </w:rPr>
+              <w:t>{{ОПИСЬ_НИ_ЗАЛОГ}}</w:t>
+            </w:r>
+          </w:p>
+        </w:tc>
+      </w:tr>
+      <w:tr>
+        <w:tc>
+          <w:tcPr>
+            <w:tcW w:type="dxa" w:w="567"/>
+          </w:tcPr>
+          <w:p>
+            <w:pPr>
+              <w:spacing w:after="0"/>
+              <w:jc w:val="center"/>
+            </w:pPr>
+            <w:r>
+              <w:rPr>
+                <w:b w:val="0"/>
+                <w:sz w:val="18"/>
+              </w:rPr>
+              <w:t>1.2</w:t>
+            </w:r>
+          </w:p>
+        </w:tc>
+        <w:tc>
+          <w:tcPr>
+            <w:tcW w:type="dxa" w:w="3515"/>
+          </w:tcPr>
+          <w:p>
+            <w:pPr>
+              <w:spacing w:after="0"/>
+              <w:jc w:val="left"/>
+            </w:pPr>
+            <w:r>
+              <w:rPr>
+                <w:b w:val="0"/>
+                <w:sz w:val="18"/>
+              </w:rPr>
+              <w:t>Жилые дома, дачи:</w:t>
+            </w:r>
+          </w:p>
+        </w:tc>
+        <w:tc>
+          <w:tcPr>
+            <w:tcW w:type="dxa" w:w="2154"/>
+          </w:tcPr>
+          <w:p>
+            <w:pPr>
+              <w:spacing w:after="0"/>
+              <w:jc w:val="left"/>
+            </w:pPr>
+            <w:r>
+              <w:rPr>
+                <w:b w:val="0"/>
+                <w:sz w:val="18"/>
+              </w:rPr>
+            </w:r>
+          </w:p>
+        </w:tc>
+        <w:tc>
+          <w:tcPr>
+            <w:tcW w:type="dxa" w:w="2835"/>
+          </w:tcPr>
+          <w:p>
+            <w:pPr>
+              <w:spacing w:after="0"/>
+              <w:jc w:val="left"/>
+            </w:pPr>
+            <w:r>
+              <w:rPr>
+                <w:b w:val="0"/>
+                <w:sz w:val="18"/>
+              </w:rPr>
+            </w:r>
+          </w:p>
+        </w:tc>
+        <w:tc>
+          <w:tcPr>
+            <w:tcW w:type="dxa" w:w="1020"/>
+          </w:tcPr>
+          <w:p>
+            <w:pPr>
+              <w:spacing w:after="0"/>
+              <w:jc w:val="right"/>
+            </w:pPr>
+            <w:r>
+              <w:rPr>
+                <w:b w:val="0"/>
+                <w:sz w:val="18"/>
+              </w:rPr>
+            </w:r>
+          </w:p>
+        </w:tc>
+        <w:tc>
+          <w:tcPr>
+            <w:tcW w:type="dxa" w:w="2551"/>
+          </w:tcPr>
+          <w:p>
+            <w:pPr>
+              <w:spacing w:after="0"/>
+              <w:jc w:val="left"/>
+            </w:pPr>
+            <w:r>
+              <w:rPr>
+                <w:b w:val="0"/>
+                <w:sz w:val="18"/>
+              </w:rPr>
+            </w:r>
+          </w:p>
+        </w:tc>
+        <w:tc>
+          <w:tcPr>
+            <w:tcW w:type="dxa" w:w="1928"/>
+          </w:tcPr>
+          <w:p>
+            <w:pPr>
+              <w:spacing w:after="0"/>
+              <w:jc w:val="left"/>
+            </w:pPr>
+            <w:r>
+              <w:rPr>
+                <w:b w:val="0"/>
+                <w:sz w:val="18"/>
+              </w:rPr>
+            </w:r>
+          </w:p>
+        </w:tc>
+      </w:tr>
+      <w:tr>
+        <w:tc>
+          <w:tcPr>
+            <w:tcW w:type="dxa" w:w="567"/>
+          </w:tcPr>
+          <w:p>
+            <w:pPr>
+              <w:spacing w:after="0"/>
+              <w:jc w:val="center"/>
+            </w:pPr>
+            <w:r>
+              <w:rPr>
+                <w:b w:val="0"/>
+                <w:sz w:val="18"/>
+              </w:rPr>
+              <w:t>1)</w:t>
+            </w:r>
+          </w:p>
+        </w:tc>
+        <w:tc>
+          <w:tcPr>
+            <w:tcW w:type="dxa" w:w="3515"/>
+          </w:tcPr>
+          <w:p>
+            <w:pPr>
+              <w:spacing w:after="0"/>
+              <w:jc w:val="left"/>
+            </w:pPr>
+            <w:r>
+              <w:rPr>
+                <w:b w:val="0"/>
+                <w:sz w:val="18"/>
+              </w:rPr>
+              <w:t>{{ОПИСЬ_НИ_НАИМЕНОВАНИЕ}}</w:t>
+            </w:r>
+          </w:p>
+        </w:tc>
+        <w:tc>
+          <w:tcPr>
+            <w:tcW w:type="dxa" w:w="2154"/>
+          </w:tcPr>
+          <w:p>
+            <w:pPr>
+              <w:spacing w:after="0"/>
+              <w:jc w:val="left"/>
+            </w:pPr>
+            <w:r>
+              <w:rPr>
+                <w:b w:val="0"/>
+                <w:sz w:val="18"/>
+              </w:rPr>
+              <w:t>{{ОПИСЬ_НИ_СОБСТВЕННОСТЬ}}</w:t>
+            </w:r>
+          </w:p>
+        </w:tc>
+        <w:tc>
+          <w:tcPr>
+            <w:tcW w:type="dxa" w:w="2835"/>
+          </w:tcPr>
+          <w:p>
+            <w:pPr>
+              <w:spacing w:after="0"/>
+              <w:jc w:val="left"/>
+            </w:pPr>
+            <w:r>
+              <w:rPr>
+                <w:b w:val="0"/>
+                <w:sz w:val="18"/>
+              </w:rPr>
+              <w:t>{{ОПИСЬ_НИ_АДРЕС}}</w:t>
+            </w:r>
+          </w:p>
+        </w:tc>
+        <w:tc>
+          <w:tcPr>
+            <w:tcW w:type="dxa" w:w="1020"/>
+          </w:tcPr>
+          <w:p>
+            <w:pPr>
+              <w:spacing w:after="0"/>
+              <w:jc w:val="right"/>
+            </w:pPr>
+            <w:r>
+              <w:rPr>
+                <w:b w:val="0"/>
+                <w:sz w:val="18"/>
+              </w:rPr>
+              <w:t>{{ОПИСЬ_НИ_ПЛОЩАДЬ}}</w:t>
+            </w:r>
+          </w:p>
+        </w:tc>
+        <w:tc>
+          <w:tcPr>
+            <w:tcW w:type="dxa" w:w="2551"/>
+          </w:tcPr>
+          <w:p>
+            <w:pPr>
+              <w:spacing w:after="0"/>
+              <w:jc w:val="left"/>
+            </w:pPr>
+            <w:r>
+              <w:rPr>
+                <w:b w:val="0"/>
+                <w:sz w:val="18"/>
+              </w:rPr>
+              <w:t>{{ОПИСЬ_НИ_ОСНОВАНИЕ_СТОИМОСТЬ}}</w:t>
+            </w:r>
+          </w:p>
+        </w:tc>
+        <w:tc>
+          <w:tcPr>
+            <w:tcW w:type="dxa" w:w="1928"/>
+          </w:tcPr>
+          <w:p>
+            <w:pPr>
+              <w:spacing w:after="0"/>
+              <w:jc w:val="left"/>
+            </w:pPr>
+            <w:r>
+              <w:rPr>
+                <w:b w:val="0"/>
+                <w:sz w:val="18"/>
+              </w:rPr>
+              <w:t>{{ОПИСЬ_НИ_ЗАЛОГ}}</w:t>
+            </w:r>
+          </w:p>
+        </w:tc>
+      </w:tr>
+      <w:tr>
+        <w:tc>
+          <w:tcPr>
+            <w:tcW w:type="dxa" w:w="567"/>
+          </w:tcPr>
+          <w:p>
+            <w:pPr>
+              <w:spacing w:after="0"/>
+              <w:jc w:val="center"/>
+            </w:pPr>
+            <w:r>
+              <w:rPr>
+                <w:b w:val="0"/>
+                <w:sz w:val="18"/>
+              </w:rPr>
+              <w:t>1.3</w:t>
+            </w:r>
+          </w:p>
+        </w:tc>
+        <w:tc>
+          <w:tcPr>
+            <w:tcW w:type="dxa" w:w="3515"/>
+          </w:tcPr>
+          <w:p>
+            <w:pPr>
+              <w:spacing w:after="0"/>
+              <w:jc w:val="left"/>
+            </w:pPr>
+            <w:r>
+              <w:rPr>
+                <w:b w:val="0"/>
+                <w:sz w:val="18"/>
+              </w:rPr>
+              <w:t>Квартиры:</w:t>
+            </w:r>
+          </w:p>
+        </w:tc>
+        <w:tc>
+          <w:tcPr>
+            <w:tcW w:type="dxa" w:w="2154"/>
+          </w:tcPr>
+          <w:p>
+            <w:pPr>
+              <w:spacing w:after="0"/>
+              <w:jc w:val="left"/>
+            </w:pPr>
+            <w:r>
+              <w:rPr>
+                <w:b w:val="0"/>
+                <w:sz w:val="18"/>
+              </w:rPr>
+            </w:r>
+          </w:p>
+        </w:tc>
+        <w:tc>
+          <w:tcPr>
+            <w:tcW w:type="dxa" w:w="2835"/>
+          </w:tcPr>
+          <w:p>
+            <w:pPr>
+              <w:spacing w:after="0"/>
+              <w:jc w:val="left"/>
+            </w:pPr>
+            <w:r>
+              <w:rPr>
+                <w:b w:val="0"/>
+                <w:sz w:val="18"/>
+              </w:rPr>
+            </w:r>
+          </w:p>
+        </w:tc>
+        <w:tc>
+          <w:tcPr>
+            <w:tcW w:type="dxa" w:w="1020"/>
+          </w:tcPr>
+          <w:p>
+            <w:pPr>
+              <w:spacing w:after="0"/>
+              <w:jc w:val="right"/>
+            </w:pPr>
+            <w:r>
+              <w:rPr>
+                <w:b w:val="0"/>
+                <w:sz w:val="18"/>
+              </w:rPr>
+            </w:r>
+          </w:p>
+        </w:tc>
+        <w:tc>
+          <w:tcPr>
+            <w:tcW w:type="dxa" w:w="2551"/>
+          </w:tcPr>
+          <w:p>
+            <w:pPr>
+              <w:spacing w:after="0"/>
+              <w:jc w:val="left"/>
+            </w:pPr>
+            <w:r>
+              <w:rPr>
+                <w:b w:val="0"/>
+                <w:sz w:val="18"/>
+              </w:rPr>
+            </w:r>
+          </w:p>
+        </w:tc>
+        <w:tc>
+          <w:tcPr>
+            <w:tcW w:type="dxa" w:w="1928"/>
+          </w:tcPr>
+          <w:p>
+            <w:pPr>
+              <w:spacing w:after="0"/>
+              <w:jc w:val="left"/>
+            </w:pPr>
+            <w:r>
+              <w:rPr>
+                <w:b w:val="0"/>
+                <w:sz w:val="18"/>
+              </w:rPr>
+            </w:r>
+          </w:p>
+        </w:tc>
+      </w:tr>
+      <w:tr>
+        <w:tc>
+          <w:tcPr>
+            <w:tcW w:type="dxa" w:w="567"/>
+          </w:tcPr>
+          <w:p>
+            <w:pPr>
+              <w:spacing w:after="0"/>
+              <w:jc w:val="center"/>
+            </w:pPr>
+            <w:r>
+              <w:rPr>
+                <w:b w:val="0"/>
+                <w:sz w:val="18"/>
+              </w:rPr>
+              <w:t>1)</w:t>
+            </w:r>
+          </w:p>
+        </w:tc>
+        <w:tc>
+          <w:tcPr>
+            <w:tcW w:type="dxa" w:w="3515"/>
+          </w:tcPr>
+          <w:p>
+            <w:pPr>
+              <w:spacing w:after="0"/>
+              <w:jc w:val="left"/>
+            </w:pPr>
+            <w:r>
+              <w:rPr>
+                <w:b w:val="0"/>
+                <w:sz w:val="18"/>
+              </w:rPr>
+              <w:t>{{ОПИСЬ_НИ_НАИМЕНОВАНИЕ}}</w:t>
+            </w:r>
+          </w:p>
+        </w:tc>
+        <w:tc>
+          <w:tcPr>
+            <w:tcW w:type="dxa" w:w="2154"/>
+          </w:tcPr>
+          <w:p>
+            <w:pPr>
+              <w:spacing w:after="0"/>
+              <w:jc w:val="left"/>
+            </w:pPr>
+            <w:r>
+              <w:rPr>
+                <w:b w:val="0"/>
+                <w:sz w:val="18"/>
+              </w:rPr>
+              <w:t>{{ОПИСЬ_НИ_СОБСТВЕННОСТЬ}}</w:t>
+            </w:r>
+          </w:p>
+        </w:tc>
+        <w:tc>
+          <w:tcPr>
+            <w:tcW w:type="dxa" w:w="2835"/>
+          </w:tcPr>
+          <w:p>
+            <w:pPr>
+              <w:spacing w:after="0"/>
+              <w:jc w:val="left"/>
+            </w:pPr>
+            <w:r>
+              <w:rPr>
+                <w:b w:val="0"/>
+                <w:sz w:val="18"/>
+              </w:rPr>
+              <w:t>{{ОПИСЬ_НИ_АДРЕС}}</w:t>
+            </w:r>
+          </w:p>
+        </w:tc>
+        <w:tc>
+          <w:tcPr>
+            <w:tcW w:type="dxa" w:w="1020"/>
+          </w:tcPr>
+          <w:p>
+            <w:pPr>
+              <w:spacing w:after="0"/>
+              <w:jc w:val="right"/>
+            </w:pPr>
+            <w:r>
+              <w:rPr>
+                <w:b w:val="0"/>
+                <w:sz w:val="18"/>
+              </w:rPr>
+              <w:t>{{ОПИСЬ_НИ_ПЛОЩАДЬ}}</w:t>
+            </w:r>
+          </w:p>
+        </w:tc>
+        <w:tc>
+          <w:tcPr>
+            <w:tcW w:type="dxa" w:w="2551"/>
+          </w:tcPr>
+          <w:p>
+            <w:pPr>
+              <w:spacing w:after="0"/>
+              <w:jc w:val="left"/>
+            </w:pPr>
+            <w:r>
+              <w:rPr>
+                <w:b w:val="0"/>
+                <w:sz w:val="18"/>
+              </w:rPr>
+              <w:t>{{ОПИСЬ_НИ_ОСНОВАНИЕ_СТОИМОСТЬ}}</w:t>
+            </w:r>
+          </w:p>
+        </w:tc>
+        <w:tc>
+          <w:tcPr>
+            <w:tcW w:type="dxa" w:w="1928"/>
+          </w:tcPr>
+          <w:p>
+            <w:pPr>
+              <w:spacing w:after="0"/>
+              <w:jc w:val="left"/>
+            </w:pPr>
+            <w:r>
+              <w:rPr>
+                <w:b w:val="0"/>
+                <w:sz w:val="18"/>
+              </w:rPr>
+              <w:t>{{ОПИСЬ_НИ_ЗАЛОГ}}</w:t>
+            </w:r>
+          </w:p>
+        </w:tc>
+      </w:tr>
+      <w:tr>
+        <w:tc>
+          <w:tcPr>
+            <w:tcW w:type="dxa" w:w="567"/>
+          </w:tcPr>
+          <w:p>
+            <w:pPr>
+              <w:spacing w:after="0"/>
+              <w:jc w:val="center"/>
+            </w:pPr>
+            <w:r>
+              <w:rPr>
+                <w:b w:val="0"/>
+                <w:sz w:val="18"/>
+              </w:rPr>
+              <w:t>1.4</w:t>
+            </w:r>
+          </w:p>
+        </w:tc>
+        <w:tc>
+          <w:tcPr>
+            <w:tcW w:type="dxa" w:w="3515"/>
+          </w:tcPr>
+          <w:p>
+            <w:pPr>
+              <w:spacing w:after="0"/>
+              <w:jc w:val="left"/>
+            </w:pPr>
+            <w:r>
+              <w:rPr>
+                <w:b w:val="0"/>
+                <w:sz w:val="18"/>
+              </w:rPr>
+              <w:t>Гаражи:</w:t>
+            </w:r>
+          </w:p>
+        </w:tc>
+        <w:tc>
+          <w:tcPr>
+            <w:tcW w:type="dxa" w:w="2154"/>
+          </w:tcPr>
+          <w:p>
+            <w:pPr>
+              <w:spacing w:after="0"/>
+              <w:jc w:val="left"/>
+            </w:pPr>
+            <w:r>
+              <w:rPr>
+                <w:b w:val="0"/>
+                <w:sz w:val="18"/>
+              </w:rPr>
+            </w:r>
+          </w:p>
+        </w:tc>
+        <w:tc>
+          <w:tcPr>
+            <w:tcW w:type="dxa" w:w="2835"/>
+          </w:tcPr>
+          <w:p>
+            <w:pPr>
+              <w:spacing w:after="0"/>
+              <w:jc w:val="left"/>
+            </w:pPr>
+            <w:r>
+              <w:rPr>
+                <w:b w:val="0"/>
+                <w:sz w:val="18"/>
+              </w:rPr>
+            </w:r>
+          </w:p>
+        </w:tc>
+        <w:tc>
+          <w:tcPr>
+            <w:tcW w:type="dxa" w:w="1020"/>
+          </w:tcPr>
+          <w:p>
+            <w:pPr>
+              <w:spacing w:after="0"/>
+              <w:jc w:val="right"/>
+            </w:pPr>
+            <w:r>
+              <w:rPr>
+                <w:b w:val="0"/>
+                <w:sz w:val="18"/>
+              </w:rPr>
+            </w:r>
+          </w:p>
+        </w:tc>
+        <w:tc>
+          <w:tcPr>
+            <w:tcW w:type="dxa" w:w="2551"/>
+          </w:tcPr>
+          <w:p>
+            <w:pPr>
+              <w:spacing w:after="0"/>
+              <w:jc w:val="left"/>
+            </w:pPr>
+            <w:r>
+              <w:rPr>
+                <w:b w:val="0"/>
+                <w:sz w:val="18"/>
+              </w:rPr>
+            </w:r>
+          </w:p>
+        </w:tc>
+        <w:tc>
+          <w:tcPr>
+            <w:tcW w:type="dxa" w:w="1928"/>
+          </w:tcPr>
+          <w:p>
+            <w:pPr>
+              <w:spacing w:after="0"/>
+              <w:jc w:val="left"/>
+            </w:pPr>
+            <w:r>
+              <w:rPr>
+                <w:b w:val="0"/>
+                <w:sz w:val="18"/>
+              </w:rPr>
+            </w:r>
+          </w:p>
+        </w:tc>
+      </w:tr>
+      <w:tr>
+        <w:tc>
+          <w:tcPr>
+            <w:tcW w:type="dxa" w:w="567"/>
+          </w:tcPr>
+          <w:p>
+            <w:pPr>
+              <w:spacing w:after="0"/>
+              <w:jc w:val="center"/>
+            </w:pPr>
+            <w:r>
+              <w:rPr>
+                <w:b w:val="0"/>
+                <w:sz w:val="18"/>
+              </w:rPr>
+              <w:t>1)</w:t>
+            </w:r>
+          </w:p>
+        </w:tc>
+        <w:tc>
+          <w:tcPr>
+            <w:tcW w:type="dxa" w:w="3515"/>
+          </w:tcPr>
+          <w:p>
+            <w:pPr>
+              <w:spacing w:after="0"/>
+              <w:jc w:val="left"/>
+            </w:pPr>
+            <w:r>
+              <w:rPr>
+                <w:b w:val="0"/>
+                <w:sz w:val="18"/>
+              </w:rPr>
+              <w:t>{{ОПИСЬ_НИ_НАИМЕНОВАНИЕ}}</w:t>
+            </w:r>
+          </w:p>
+        </w:tc>
+        <w:tc>
+          <w:tcPr>
+            <w:tcW w:type="dxa" w:w="2154"/>
+          </w:tcPr>
+          <w:p>
+            <w:pPr>
+              <w:spacing w:after="0"/>
+              <w:jc w:val="left"/>
+            </w:pPr>
+            <w:r>
+              <w:rPr>
+                <w:b w:val="0"/>
+                <w:sz w:val="18"/>
+              </w:rPr>
+              <w:t>{{ОПИСЬ_НИ_СОБСТВЕННОСТЬ}}</w:t>
+            </w:r>
+          </w:p>
+        </w:tc>
+        <w:tc>
+          <w:tcPr>
+            <w:tcW w:type="dxa" w:w="2835"/>
+          </w:tcPr>
+          <w:p>
+            <w:pPr>
+              <w:spacing w:after="0"/>
+              <w:jc w:val="left"/>
+            </w:pPr>
+            <w:r>
+              <w:rPr>
+                <w:b w:val="0"/>
+                <w:sz w:val="18"/>
+              </w:rPr>
+              <w:t>{{ОПИСЬ_НИ_АДРЕС}}</w:t>
+            </w:r>
+          </w:p>
+        </w:tc>
+        <w:tc>
+          <w:tcPr>
+            <w:tcW w:type="dxa" w:w="1020"/>
+          </w:tcPr>
+          <w:p>
+            <w:pPr>
+              <w:spacing w:after="0"/>
+              <w:jc w:val="right"/>
+            </w:pPr>
+            <w:r>
+              <w:rPr>
+                <w:b w:val="0"/>
+                <w:sz w:val="18"/>
+              </w:rPr>
+              <w:t>{{ОПИСЬ_НИ_ПЛОЩАДЬ}}</w:t>
+            </w:r>
+          </w:p>
+        </w:tc>
+        <w:tc>
+          <w:tcPr>
+            <w:tcW w:type="dxa" w:w="2551"/>
+          </w:tcPr>
+          <w:p>
+            <w:pPr>
+              <w:spacing w:after="0"/>
+              <w:jc w:val="left"/>
+            </w:pPr>
+            <w:r>
+              <w:rPr>
+                <w:b w:val="0"/>
+                <w:sz w:val="18"/>
+              </w:rPr>
+              <w:t>{{ОПИСЬ_НИ_ОСНОВАНИЕ_СТОИМОСТЬ}}</w:t>
+            </w:r>
+          </w:p>
+        </w:tc>
+        <w:tc>
+          <w:tcPr>
+            <w:tcW w:type="dxa" w:w="1928"/>
+          </w:tcPr>
+          <w:p>
+            <w:pPr>
+              <w:spacing w:after="0"/>
+              <w:jc w:val="left"/>
+            </w:pPr>
+            <w:r>
+              <w:rPr>
+                <w:b w:val="0"/>
+                <w:sz w:val="18"/>
+              </w:rPr>
+              <w:t>{{ОПИСЬ_НИ_ЗАЛОГ}}</w:t>
+            </w:r>
+          </w:p>
+        </w:tc>
+      </w:tr>
+      <w:tr>
+        <w:tc>
+          <w:tcPr>
+            <w:tcW w:type="dxa" w:w="567"/>
+          </w:tcPr>
+          <w:p>
+            <w:pPr>
+              <w:spacing w:after="0"/>
+              <w:jc w:val="center"/>
+            </w:pPr>
+            <w:r>
+              <w:rPr>
+                <w:b w:val="0"/>
+                <w:sz w:val="18"/>
+              </w:rPr>
+              <w:t>1.5</w:t>
+            </w:r>
+          </w:p>
+        </w:tc>
+        <w:tc>
+          <w:tcPr>
+            <w:tcW w:type="dxa" w:w="3515"/>
+          </w:tcPr>
+          <w:p>
+            <w:pPr>
+              <w:spacing w:after="0"/>
+              <w:jc w:val="left"/>
+            </w:pPr>
+            <w:r>
+              <w:rPr>
+                <w:b w:val="0"/>
+                <w:sz w:val="18"/>
+              </w:rPr>
+              <w:t>Иное недвижимое имущество:</w:t>
+            </w:r>
+          </w:p>
+        </w:tc>
+        <w:tc>
+          <w:tcPr>
+            <w:tcW w:type="dxa" w:w="2154"/>
+          </w:tcPr>
+          <w:p>
+            <w:pPr>
+              <w:spacing w:after="0"/>
+              <w:jc w:val="left"/>
+            </w:pPr>
+            <w:r>
+              <w:rPr>
+                <w:b w:val="0"/>
+                <w:sz w:val="18"/>
+              </w:rPr>
+            </w:r>
+          </w:p>
+        </w:tc>
+        <w:tc>
+          <w:tcPr>
+            <w:tcW w:type="dxa" w:w="2835"/>
+          </w:tcPr>
+          <w:p>
+            <w:pPr>
+              <w:spacing w:after="0"/>
+              <w:jc w:val="left"/>
+            </w:pPr>
+            <w:r>
+              <w:rPr>
+                <w:b w:val="0"/>
+                <w:sz w:val="18"/>
+              </w:rPr>
+            </w:r>
+          </w:p>
+        </w:tc>
+        <w:tc>
+          <w:tcPr>
+            <w:tcW w:type="dxa" w:w="1020"/>
+          </w:tcPr>
+          <w:p>
+            <w:pPr>
+              <w:spacing w:after="0"/>
+              <w:jc w:val="right"/>
+            </w:pPr>
+            <w:r>
+              <w:rPr>
+                <w:b w:val="0"/>
+                <w:sz w:val="18"/>
+              </w:rPr>
+            </w:r>
+          </w:p>
+        </w:tc>
+        <w:tc>
+          <w:tcPr>
+            <w:tcW w:type="dxa" w:w="2551"/>
+          </w:tcPr>
+          <w:p>
+            <w:pPr>
+              <w:spacing w:after="0"/>
+              <w:jc w:val="left"/>
+            </w:pPr>
+            <w:r>
+              <w:rPr>
+                <w:b w:val="0"/>
+                <w:sz w:val="18"/>
+              </w:rPr>
+            </w:r>
+          </w:p>
+        </w:tc>
+        <w:tc>
+          <w:tcPr>
+            <w:tcW w:type="dxa" w:w="1928"/>
+          </w:tcPr>
+          <w:p>
+            <w:pPr>
+              <w:spacing w:after="0"/>
+              <w:jc w:val="left"/>
+            </w:pPr>
+            <w:r>
+              <w:rPr>
+                <w:b w:val="0"/>
+                <w:sz w:val="18"/>
+              </w:rPr>
+            </w:r>
+          </w:p>
+        </w:tc>
+      </w:tr>
+      <w:tr>
+        <w:tc>
+          <w:tcPr>
+            <w:tcW w:type="dxa" w:w="567"/>
+          </w:tcPr>
+          <w:p>
+            <w:pPr>
+              <w:spacing w:after="0"/>
+              <w:jc w:val="center"/>
+            </w:pPr>
+            <w:r>
+              <w:rPr>
+                <w:b w:val="0"/>
+                <w:sz w:val="18"/>
+              </w:rPr>
+              <w:t>1)</w:t>
+            </w:r>
+          </w:p>
+        </w:tc>
+        <w:tc>
+          <w:tcPr>
+            <w:tcW w:type="dxa" w:w="3515"/>
+          </w:tcPr>
+          <w:p>
+            <w:pPr>
+              <w:spacing w:after="0"/>
+              <w:jc w:val="left"/>
+            </w:pPr>
+            <w:r>
+              <w:rPr>
+                <w:b w:val="0"/>
+                <w:sz w:val="18"/>
+              </w:rPr>
+              <w:t>{{ОПИСЬ_НИ_НАИМЕНОВАНИЕ}}</w:t>
+            </w:r>
+          </w:p>
+        </w:tc>
+        <w:tc>
+          <w:tcPr>
+            <w:tcW w:type="dxa" w:w="2154"/>
+          </w:tcPr>
+          <w:p>
+            <w:pPr>
+              <w:spacing w:after="0"/>
+              <w:jc w:val="left"/>
+            </w:pPr>
+            <w:r>
+              <w:rPr>
+                <w:b w:val="0"/>
+                <w:sz w:val="18"/>
+              </w:rPr>
+              <w:t>{{ОПИСЬ_НИ_СОБСТВЕННОСТЬ}}</w:t>
+            </w:r>
+          </w:p>
+        </w:tc>
+        <w:tc>
+          <w:tcPr>
+            <w:tcW w:type="dxa" w:w="2835"/>
+          </w:tcPr>
+          <w:p>
+            <w:pPr>
+              <w:spacing w:after="0"/>
+              <w:jc w:val="left"/>
+            </w:pPr>
+            <w:r>
+              <w:rPr>
+                <w:b w:val="0"/>
+                <w:sz w:val="18"/>
+              </w:rPr>
+              <w:t>{{ОПИСЬ_НИ_АДРЕС}}</w:t>
+            </w:r>
+          </w:p>
+        </w:tc>
+        <w:tc>
+          <w:tcPr>
+            <w:tcW w:type="dxa" w:w="1020"/>
+          </w:tcPr>
+          <w:p>
+            <w:pPr>
+              <w:spacing w:after="0"/>
+              <w:jc w:val="right"/>
+            </w:pPr>
+            <w:r>
+              <w:rPr>
+                <w:b w:val="0"/>
+                <w:sz w:val="18"/>
+              </w:rPr>
+              <w:t>{{ОПИСЬ_НИ_ПЛОЩАДЬ}}</w:t>
+            </w:r>
+          </w:p>
+        </w:tc>
+        <w:tc>
+          <w:tcPr>
+            <w:tcW w:type="dxa" w:w="2551"/>
+          </w:tcPr>
+          <w:p>
+            <w:pPr>
+              <w:spacing w:after="0"/>
+              <w:jc w:val="left"/>
+            </w:pPr>
+            <w:r>
+              <w:rPr>
+                <w:b w:val="0"/>
+                <w:sz w:val="18"/>
+              </w:rPr>
+              <w:t>{{ОПИСЬ_НИ_ОСНОВАНИЕ_СТОИМОСТЬ}}</w:t>
+            </w:r>
+          </w:p>
+        </w:tc>
+        <w:tc>
+          <w:tcPr>
+            <w:tcW w:type="dxa" w:w="1928"/>
+          </w:tcPr>
+          <w:p>
+            <w:pPr>
+              <w:spacing w:after="0"/>
+              <w:jc w:val="left"/>
+            </w:pPr>
+            <w:r>
+              <w:rPr>
+                <w:b w:val="0"/>
+                <w:sz w:val="18"/>
+              </w:rPr>
+              <w:t>{{ОПИСЬ_НИ_ЗАЛОГ}}</w:t>
+            </w:r>
+          </w:p>
+        </w:tc>
+      </w:tr>
+    </w:tbl>
+    <w:p>
+      <w:r>
+        <w:t>{{/if}}</w:t>
+      </w:r>
+    </w:p>
+    <w:p/>
+    <w:p>
+      <w:pPr>
+        <w:jc w:val="center"/>
+      </w:pPr>
+      <w:r>
+        <w:rPr>
+          <w:b/>
+          <w:sz w:val="24"/>
+        </w:rPr>
+        <w:t>II. Движимое имущество</w:t>
+      </w:r>
+    </w:p>
+    <w:p>
+      <w:r>
+        <w:t>{{#if opis_s2_none}}</w:t>
+      </w:r>
+    </w:p>
+    <w:tbl>
+      <w:tblPr>
+        <w:tblStyle w:val="TableGrid"/>
+        <w:tblW w:type="auto" w:w="0"/>
+        <w:tblLayout w:type="fixed"/>
+        <w:tblLook w:firstColumn="1" w:firstRow="1" w:lastColumn="0" w:lastRow="0" w:noHBand="0" w:noVBand="1" w:val="04A0"/>
+        <w:tblLayout w:type="fixed"/>
+      </w:tblPr>
+      <w:tblGrid>
+        <w:gridCol w:w="567"/>
+        <w:gridCol w:w="3402"/>
+        <w:gridCol w:w="1984"/>
+        <w:gridCol w:w="1984"/>
+        <w:gridCol w:w="2665"/>
+        <w:gridCol w:w="1701"/>
+        <w:gridCol w:w="2268"/>
+      </w:tblGrid>
+      <w:tr>
+        <w:trPr>
+          <w:tblHeader w:val="true"/>
+        </w:trPr>
+        <w:tc>
+          <w:tcPr>
+            <w:tcW w:type="dxa" w:w="567"/>
+          </w:tcPr>
+          <w:p>
+            <w:pPr>
+              <w:spacing w:after="0"/>
+              <w:jc w:val="center"/>
+            </w:pPr>
+            <w:r>
+              <w:rPr>
+                <w:b/>
+                <w:sz w:val="16"/>
+              </w:rPr>
+              <w:t>N п/п</w:t>
+            </w:r>
+          </w:p>
+        </w:tc>
+        <w:tc>
+          <w:tcPr>
+            <w:tcW w:type="dxa" w:w="3402"/>
+          </w:tcPr>
+          <w:p>
+            <w:pPr>
+              <w:spacing w:after="0"/>
+              <w:jc w:val="center"/>
+            </w:pPr>
+            <w:r>
+              <w:rPr>
+                <w:b/>
+                <w:sz w:val="16"/>
+              </w:rPr>
+              <w:t>Вид, марка, модель транспортного средства, год изготовления</w:t>
+            </w:r>
+          </w:p>
+        </w:tc>
+        <w:tc>
+          <w:tcPr>
+            <w:tcW w:type="dxa" w:w="1984"/>
+          </w:tcPr>
+          <w:p>
+            <w:pPr>
+              <w:spacing w:after="0"/>
+              <w:jc w:val="center"/>
+            </w:pPr>
+            <w:r>
+              <w:rPr>
+                <w:b/>
+                <w:sz w:val="16"/>
+              </w:rPr>
+              <w:t>Идентификационный номер*(6)</w:t>
+            </w:r>
+          </w:p>
+        </w:tc>
+        <w:tc>
+          <w:tcPr>
+            <w:tcW w:type="dxa" w:w="1984"/>
+          </w:tcPr>
+          <w:p>
+            <w:pPr>
+              <w:spacing w:after="0"/>
+              <w:jc w:val="center"/>
+            </w:pPr>
+            <w:r>
+              <w:rPr>
+                <w:b/>
+                <w:sz w:val="16"/>
+              </w:rPr>
+              <w:t>Вид собственности*(7)</w:t>
+            </w:r>
+          </w:p>
+        </w:tc>
+        <w:tc>
+          <w:tcPr>
+            <w:tcW w:type="dxa" w:w="2665"/>
+          </w:tcPr>
+          <w:p>
+            <w:pPr>
+              <w:spacing w:after="0"/>
+              <w:jc w:val="center"/>
+            </w:pPr>
+            <w:r>
+              <w:rPr>
+                <w:b/>
+                <w:sz w:val="16"/>
+              </w:rPr>
+              <w:t>Место нахождения/место хранения (адрес)</w:t>
+            </w:r>
+          </w:p>
+        </w:tc>
+        <w:tc>
+          <w:tcPr>
+            <w:tcW w:type="dxa" w:w="1701"/>
+          </w:tcPr>
+          <w:p>
+            <w:pPr>
+              <w:spacing w:after="0"/>
+              <w:jc w:val="center"/>
+            </w:pPr>
+            <w:r>
+              <w:rPr>
+                <w:b/>
+                <w:sz w:val="16"/>
+              </w:rPr>
+              <w:t>Стоимость*(8)</w:t>
+            </w:r>
+          </w:p>
+        </w:tc>
+        <w:tc>
+          <w:tcPr>
+            <w:tcW w:type="dxa" w:w="2268"/>
+          </w:tcPr>
+          <w:p>
+            <w:pPr>
+              <w:spacing w:after="0"/>
+              <w:jc w:val="center"/>
+            </w:pPr>
+            <w:r>
+              <w:rPr>
+                <w:b/>
+                <w:sz w:val="16"/>
+              </w:rPr>
+              <w:t>Сведения о залоге и залогодержателе*(9)</w:t>
+            </w:r>
+          </w:p>
+        </w:tc>
+      </w:tr>
+      <w:tr>
+        <w:tc>
+          <w:tcPr>
+            <w:tcW w:type="dxa" w:w="567"/>
+          </w:tcPr>
+          <w:p>
+            <w:pPr>
+              <w:spacing w:after="0"/>
+              <w:jc w:val="center"/>
+            </w:pPr>
+            <w:r>
+              <w:rPr>
+                <w:b w:val="0"/>
+                <w:sz w:val="18"/>
+              </w:rPr>
+            </w:r>
+          </w:p>
+        </w:tc>
+        <w:tc>
+          <w:tcPr>
+            <w:tcW w:type="dxa" w:w="2268"/>
+            <w:gridSpan w:val="6"/>
+          </w:tcPr>
+          <w:p>
+            <w:pPr>
+              <w:spacing w:after="0"/>
+              <w:jc w:val="left"/>
+            </w:pPr>
+            <w:r>
+              <w:rPr>
+                <w:b w:val="0"/>
+                <w:sz w:val="18"/>
+              </w:rPr>
+              <w:t>Не имеется</w:t>
+            </w:r>
+          </w:p>
+        </w:tc>
+      </w:tr>
+    </w:tbl>
+    <w:p>
+      <w:r>
+        <w:t>{{/if}}</w:t>
+      </w:r>
+    </w:p>
+    <w:p>
+      <w:r>
+        <w:t>{{#if opis_s2_rows}}</w:t>
+      </w:r>
+    </w:p>
+    <w:tbl>
+      <w:tblPr>
+        <w:tblStyle w:val="TableGrid"/>
+        <w:tblW w:type="auto" w:w="0"/>
+        <w:tblLayout w:type="fixed"/>
+        <w:tblLook w:firstColumn="1" w:firstRow="1" w:lastColumn="0" w:lastRow="0" w:noHBand="0" w:noVBand="1" w:val="04A0"/>
+        <w:tblLayout w:type="fixed"/>
+      </w:tblPr>
+      <w:tblGrid>
+        <w:gridCol w:w="567"/>
+        <w:gridCol w:w="3402"/>
+        <w:gridCol w:w="1984"/>
+        <w:gridCol w:w="1984"/>
+        <w:gridCol w:w="2665"/>
+        <w:gridCol w:w="1701"/>
+        <w:gridCol w:w="2268"/>
+      </w:tblGrid>
+      <w:tr>
+        <w:trPr>
+          <w:tblHeader w:val="true"/>
+        </w:trPr>
+        <w:tc>
+          <w:tcPr>
+            <w:tcW w:type="dxa" w:w="567"/>
+          </w:tcPr>
+          <w:p>
+            <w:pPr>
+              <w:spacing w:after="0"/>
+              <w:jc w:val="center"/>
+            </w:pPr>
+            <w:r>
+              <w:rPr>
+                <w:b/>
+                <w:sz w:val="16"/>
+              </w:rPr>
+              <w:t>N п/п</w:t>
+            </w:r>
+          </w:p>
+        </w:tc>
+        <w:tc>
+          <w:tcPr>
+            <w:tcW w:type="dxa" w:w="3402"/>
+          </w:tcPr>
+          <w:p>
+            <w:pPr>
+              <w:spacing w:after="0"/>
+              <w:jc w:val="center"/>
+            </w:pPr>
+            <w:r>
+              <w:rPr>
+                <w:b/>
+                <w:sz w:val="16"/>
+              </w:rPr>
+              <w:t>Вид, марка, модель транспортного средства, год изготовления</w:t>
+            </w:r>
+          </w:p>
+        </w:tc>
+        <w:tc>
+          <w:tcPr>
+            <w:tcW w:type="dxa" w:w="1984"/>
+          </w:tcPr>
+          <w:p>
+            <w:pPr>
+              <w:spacing w:after="0"/>
+              <w:jc w:val="center"/>
+            </w:pPr>
+            <w:r>
+              <w:rPr>
+                <w:b/>
+                <w:sz w:val="16"/>
+              </w:rPr>
+              <w:t>Идентификационный номер*(6)</w:t>
+            </w:r>
+          </w:p>
+        </w:tc>
+        <w:tc>
+          <w:tcPr>
+            <w:tcW w:type="dxa" w:w="1984"/>
+          </w:tcPr>
+          <w:p>
+            <w:pPr>
+              <w:spacing w:after="0"/>
+              <w:jc w:val="center"/>
+            </w:pPr>
+            <w:r>
+              <w:rPr>
+                <w:b/>
+                <w:sz w:val="16"/>
+              </w:rPr>
+              <w:t>Вид собственности*(7)</w:t>
+            </w:r>
+          </w:p>
+        </w:tc>
+        <w:tc>
+          <w:tcPr>
+            <w:tcW w:type="dxa" w:w="2665"/>
+          </w:tcPr>
+          <w:p>
+            <w:pPr>
+              <w:spacing w:after="0"/>
+              <w:jc w:val="center"/>
+            </w:pPr>
+            <w:r>
+              <w:rPr>
+                <w:b/>
+                <w:sz w:val="16"/>
+              </w:rPr>
+              <w:t>Место нахождения/место хранения (адрес)</w:t>
+            </w:r>
+          </w:p>
+        </w:tc>
+        <w:tc>
+          <w:tcPr>
+            <w:tcW w:type="dxa" w:w="1701"/>
+          </w:tcPr>
+          <w:p>
+            <w:pPr>
+              <w:spacing w:after="0"/>
+              <w:jc w:val="center"/>
+            </w:pPr>
+            <w:r>
+              <w:rPr>
+                <w:b/>
+                <w:sz w:val="16"/>
+              </w:rPr>
+              <w:t>Стоимость*(8)</w:t>
+            </w:r>
+          </w:p>
+        </w:tc>
+        <w:tc>
+          <w:tcPr>
+            <w:tcW w:type="dxa" w:w="2268"/>
+          </w:tcPr>
+          <w:p>
+            <w:pPr>
+              <w:spacing w:after="0"/>
+              <w:jc w:val="center"/>
+            </w:pPr>
+            <w:r>
+              <w:rPr>
+                <w:b/>
+                <w:sz w:val="16"/>
+              </w:rPr>
+              <w:t>Сведения о залоге и залогодержателе*(9)</w:t>
+            </w:r>
+          </w:p>
+        </w:tc>
+      </w:tr>
+      <w:tr>
+        <w:tc>
+          <w:tcPr>
+            <w:tcW w:type="dxa" w:w="567"/>
+          </w:tcPr>
+          <w:p>
+            <w:pPr>
+              <w:spacing w:after="0"/>
+              <w:jc w:val="center"/>
+            </w:pPr>
+            <w:r>
+              <w:rPr>
+                <w:b w:val="0"/>
+                <w:sz w:val="18"/>
+              </w:rPr>
+              <w:t>2.1</w:t>
+            </w:r>
+          </w:p>
+        </w:tc>
+        <w:tc>
+          <w:tcPr>
+            <w:tcW w:type="dxa" w:w="3402"/>
+          </w:tcPr>
+          <w:p>
+            <w:pPr>
+              <w:spacing w:after="0"/>
+              <w:jc w:val="left"/>
+            </w:pPr>
+            <w:r>
+              <w:rPr>
+                <w:b w:val="0"/>
+                <w:sz w:val="18"/>
+              </w:rPr>
+              <w:t>Автомобили легковые:</w:t>
+            </w:r>
+          </w:p>
+        </w:tc>
+        <w:tc>
+          <w:tcPr>
+            <w:tcW w:type="dxa" w:w="1984"/>
+          </w:tcPr>
+          <w:p>
+            <w:pPr>
+              <w:spacing w:after="0"/>
+              <w:jc w:val="left"/>
+            </w:pPr>
+            <w:r>
+              <w:rPr>
+                <w:b w:val="0"/>
+                <w:sz w:val="18"/>
+              </w:rPr>
+            </w:r>
+          </w:p>
+        </w:tc>
+        <w:tc>
+          <w:tcPr>
+            <w:tcW w:type="dxa" w:w="1984"/>
+          </w:tcPr>
+          <w:p>
+            <w:pPr>
+              <w:spacing w:after="0"/>
+              <w:jc w:val="left"/>
+            </w:pPr>
+            <w:r>
+              <w:rPr>
+                <w:b w:val="0"/>
+                <w:sz w:val="18"/>
+              </w:rPr>
+            </w:r>
+          </w:p>
+        </w:tc>
+        <w:tc>
+          <w:tcPr>
+            <w:tcW w:type="dxa" w:w="2665"/>
+          </w:tcPr>
+          <w:p>
+            <w:pPr>
+              <w:spacing w:after="0"/>
+              <w:jc w:val="left"/>
+            </w:pPr>
+            <w:r>
+              <w:rPr>
+                <w:b w:val="0"/>
+                <w:sz w:val="18"/>
+              </w:rPr>
+            </w:r>
+          </w:p>
+        </w:tc>
+        <w:tc>
+          <w:tcPr>
+            <w:tcW w:type="dxa" w:w="1701"/>
+          </w:tcPr>
+          <w:p>
+            <w:pPr>
+              <w:spacing w:after="0"/>
+              <w:jc w:val="right"/>
+            </w:pPr>
+            <w:r>
+              <w:rPr>
+                <w:b w:val="0"/>
+                <w:sz w:val="18"/>
+              </w:rPr>
+            </w:r>
+          </w:p>
+        </w:tc>
+        <w:tc>
+          <w:tcPr>
+            <w:tcW w:type="dxa" w:w="2268"/>
+          </w:tcPr>
+          <w:p>
+            <w:pPr>
+              <w:spacing w:after="0"/>
+              <w:jc w:val="left"/>
+            </w:pPr>
+            <w:r>
+              <w:rPr>
+                <w:b w:val="0"/>
+                <w:sz w:val="18"/>
+              </w:rPr>
+            </w:r>
+          </w:p>
+        </w:tc>
+      </w:tr>
+      <w:tr>
+        <w:tc>
+          <w:tcPr>
+            <w:tcW w:type="dxa" w:w="567"/>
+          </w:tcPr>
+          <w:p>
+            <w:pPr>
+              <w:spacing w:after="0"/>
+              <w:jc w:val="center"/>
+            </w:pPr>
+            <w:r>
+              <w:rPr>
+                <w:b w:val="0"/>
+                <w:sz w:val="18"/>
+              </w:rPr>
+              <w:t>1)</w:t>
+            </w:r>
+          </w:p>
+        </w:tc>
+        <w:tc>
+          <w:tcPr>
+            <w:tcW w:type="dxa" w:w="3402"/>
+          </w:tcPr>
+          <w:p>
+            <w:pPr>
+              <w:spacing w:after="0"/>
+              <w:jc w:val="left"/>
+            </w:pPr>
+            <w:r>
+              <w:rPr>
+                <w:b w:val="0"/>
+                <w:sz w:val="18"/>
+              </w:rPr>
+              <w:t>{{ОПИСЬ_ДИ_ТС}}</w:t>
+            </w:r>
+          </w:p>
+        </w:tc>
+        <w:tc>
+          <w:tcPr>
+            <w:tcW w:type="dxa" w:w="1984"/>
+          </w:tcPr>
+          <w:p>
+            <w:pPr>
+              <w:spacing w:after="0"/>
+              <w:jc w:val="left"/>
+            </w:pPr>
+            <w:r>
+              <w:rPr>
+                <w:b w:val="0"/>
+                <w:sz w:val="18"/>
+              </w:rPr>
+              <w:t>{{ОПИСЬ_ДИ_ИДЕНТИФИКАТОР}}</w:t>
+            </w:r>
+          </w:p>
+        </w:tc>
+        <w:tc>
+          <w:tcPr>
+            <w:tcW w:type="dxa" w:w="1984"/>
+          </w:tcPr>
+          <w:p>
+            <w:pPr>
+              <w:spacing w:after="0"/>
+              <w:jc w:val="left"/>
+            </w:pPr>
+            <w:r>
+              <w:rPr>
+                <w:b w:val="0"/>
+                <w:sz w:val="18"/>
+              </w:rPr>
+              <w:t>{{ОПИСЬ_ДИ_СОБСТВЕННОСТЬ}}</w:t>
+            </w:r>
+          </w:p>
+        </w:tc>
+        <w:tc>
+          <w:tcPr>
+            <w:tcW w:type="dxa" w:w="2665"/>
+          </w:tcPr>
+          <w:p>
+            <w:pPr>
+              <w:spacing w:after="0"/>
+              <w:jc w:val="left"/>
+            </w:pPr>
+            <w:r>
+              <w:rPr>
+                <w:b w:val="0"/>
+                <w:sz w:val="18"/>
+              </w:rPr>
+              <w:t>{{ОПИСЬ_ДИ_МЕСТО}}</w:t>
+            </w:r>
+          </w:p>
+        </w:tc>
+        <w:tc>
+          <w:tcPr>
+            <w:tcW w:type="dxa" w:w="1701"/>
+          </w:tcPr>
+          <w:p>
+            <w:pPr>
+              <w:spacing w:after="0"/>
+              <w:jc w:val="right"/>
+            </w:pPr>
+            <w:r>
+              <w:rPr>
+                <w:b w:val="0"/>
+                <w:sz w:val="18"/>
+              </w:rPr>
+              <w:t>{{ОПИСЬ_ДИ_СТОИМОСТЬ}}</w:t>
+            </w:r>
+          </w:p>
+        </w:tc>
+        <w:tc>
+          <w:tcPr>
+            <w:tcW w:type="dxa" w:w="2268"/>
+          </w:tcPr>
+          <w:p>
+            <w:pPr>
+              <w:spacing w:after="0"/>
+              <w:jc w:val="left"/>
+            </w:pPr>
+            <w:r>
+              <w:rPr>
+                <w:b w:val="0"/>
+                <w:sz w:val="18"/>
+              </w:rPr>
+              <w:t>{{ОПИСЬ_ДИ_ЗАЛОГ}}</w:t>
+            </w:r>
+          </w:p>
+        </w:tc>
+      </w:tr>
+      <w:tr>
+        <w:tc>
+          <w:tcPr>
+            <w:tcW w:type="dxa" w:w="567"/>
+          </w:tcPr>
+          <w:p>
+            <w:pPr>
+              <w:spacing w:after="0"/>
+              <w:jc w:val="center"/>
+            </w:pPr>
+            <w:r>
+              <w:rPr>
+                <w:b w:val="0"/>
+                <w:sz w:val="18"/>
+              </w:rPr>
+              <w:t>2.2</w:t>
+            </w:r>
+          </w:p>
+        </w:tc>
+        <w:tc>
+          <w:tcPr>
+            <w:tcW w:type="dxa" w:w="3402"/>
+          </w:tcPr>
+          <w:p>
+            <w:pPr>
+              <w:spacing w:after="0"/>
+              <w:jc w:val="left"/>
+            </w:pPr>
+            <w:r>
+              <w:rPr>
+                <w:b w:val="0"/>
+                <w:sz w:val="18"/>
+              </w:rPr>
+              <w:t>Автомобили грузовые:</w:t>
+            </w:r>
+          </w:p>
+        </w:tc>
+        <w:tc>
+          <w:tcPr>
+            <w:tcW w:type="dxa" w:w="1984"/>
+          </w:tcPr>
+          <w:p>
+            <w:pPr>
+              <w:spacing w:after="0"/>
+              <w:jc w:val="left"/>
+            </w:pPr>
+            <w:r>
+              <w:rPr>
+                <w:b w:val="0"/>
+                <w:sz w:val="18"/>
+              </w:rPr>
+            </w:r>
+          </w:p>
+        </w:tc>
+        <w:tc>
+          <w:tcPr>
+            <w:tcW w:type="dxa" w:w="1984"/>
+          </w:tcPr>
+          <w:p>
+            <w:pPr>
+              <w:spacing w:after="0"/>
+              <w:jc w:val="left"/>
+            </w:pPr>
+            <w:r>
+              <w:rPr>
+                <w:b w:val="0"/>
+                <w:sz w:val="18"/>
+              </w:rPr>
+            </w:r>
+          </w:p>
+        </w:tc>
+        <w:tc>
+          <w:tcPr>
+            <w:tcW w:type="dxa" w:w="2665"/>
+          </w:tcPr>
+          <w:p>
+            <w:pPr>
+              <w:spacing w:after="0"/>
+              <w:jc w:val="left"/>
+            </w:pPr>
+            <w:r>
+              <w:rPr>
+                <w:b w:val="0"/>
+                <w:sz w:val="18"/>
+              </w:rPr>
+            </w:r>
+          </w:p>
+        </w:tc>
+        <w:tc>
+          <w:tcPr>
+            <w:tcW w:type="dxa" w:w="1701"/>
+          </w:tcPr>
+          <w:p>
+            <w:pPr>
+              <w:spacing w:after="0"/>
+              <w:jc w:val="right"/>
+            </w:pPr>
+            <w:r>
+              <w:rPr>
+                <w:b w:val="0"/>
+                <w:sz w:val="18"/>
+              </w:rPr>
+            </w:r>
+          </w:p>
+        </w:tc>
+        <w:tc>
+          <w:tcPr>
+            <w:tcW w:type="dxa" w:w="2268"/>
+          </w:tcPr>
+          <w:p>
+            <w:pPr>
+              <w:spacing w:after="0"/>
+              <w:jc w:val="left"/>
+            </w:pPr>
+            <w:r>
+              <w:rPr>
+                <w:b w:val="0"/>
+                <w:sz w:val="18"/>
+              </w:rPr>
+            </w:r>
+          </w:p>
+        </w:tc>
+      </w:tr>
+      <w:tr>
+        <w:tc>
+          <w:tcPr>
+            <w:tcW w:type="dxa" w:w="567"/>
+          </w:tcPr>
+          <w:p>
+            <w:pPr>
+              <w:spacing w:after="0"/>
+              <w:jc w:val="center"/>
+            </w:pPr>
+            <w:r>
+              <w:rPr>
+                <w:b w:val="0"/>
+                <w:sz w:val="18"/>
+              </w:rPr>
+              <w:t>1)</w:t>
+            </w:r>
+          </w:p>
+        </w:tc>
+        <w:tc>
+          <w:tcPr>
+            <w:tcW w:type="dxa" w:w="3402"/>
+          </w:tcPr>
+          <w:p>
+            <w:pPr>
+              <w:spacing w:after="0"/>
+              <w:jc w:val="left"/>
+            </w:pPr>
+            <w:r>
+              <w:rPr>
+                <w:b w:val="0"/>
+                <w:sz w:val="18"/>
+              </w:rPr>
+              <w:t>{{ОПИСЬ_ДИ_ТС}}</w:t>
+            </w:r>
+          </w:p>
+        </w:tc>
+        <w:tc>
+          <w:tcPr>
+            <w:tcW w:type="dxa" w:w="1984"/>
+          </w:tcPr>
+          <w:p>
+            <w:pPr>
+              <w:spacing w:after="0"/>
+              <w:jc w:val="left"/>
+            </w:pPr>
+            <w:r>
+              <w:rPr>
+                <w:b w:val="0"/>
+                <w:sz w:val="18"/>
+              </w:rPr>
+              <w:t>{{ОПИСЬ_ДИ_ИДЕНТИФИКАТОР}}</w:t>
+            </w:r>
+          </w:p>
+        </w:tc>
+        <w:tc>
+          <w:tcPr>
+            <w:tcW w:type="dxa" w:w="1984"/>
+          </w:tcPr>
+          <w:p>
+            <w:pPr>
+              <w:spacing w:after="0"/>
+              <w:jc w:val="left"/>
+            </w:pPr>
+            <w:r>
+              <w:rPr>
+                <w:b w:val="0"/>
+                <w:sz w:val="18"/>
+              </w:rPr>
+              <w:t>{{ОПИСЬ_ДИ_СОБСТВЕННОСТЬ}}</w:t>
+            </w:r>
+          </w:p>
+        </w:tc>
+        <w:tc>
+          <w:tcPr>
+            <w:tcW w:type="dxa" w:w="2665"/>
+          </w:tcPr>
+          <w:p>
+            <w:pPr>
+              <w:spacing w:after="0"/>
+              <w:jc w:val="left"/>
+            </w:pPr>
+            <w:r>
+              <w:rPr>
+                <w:b w:val="0"/>
+                <w:sz w:val="18"/>
+              </w:rPr>
+              <w:t>{{ОПИСЬ_ДИ_МЕСТО}}</w:t>
+            </w:r>
+          </w:p>
+        </w:tc>
+        <w:tc>
+          <w:tcPr>
+            <w:tcW w:type="dxa" w:w="1701"/>
+          </w:tcPr>
+          <w:p>
+            <w:pPr>
+              <w:spacing w:after="0"/>
+              <w:jc w:val="right"/>
+            </w:pPr>
+            <w:r>
+              <w:rPr>
+                <w:b w:val="0"/>
+                <w:sz w:val="18"/>
+              </w:rPr>
+              <w:t>{{ОПИСЬ_ДИ_СТОИМОСТЬ}}</w:t>
+            </w:r>
+          </w:p>
+        </w:tc>
+        <w:tc>
+          <w:tcPr>
+            <w:tcW w:type="dxa" w:w="2268"/>
+          </w:tcPr>
+          <w:p>
+            <w:pPr>
+              <w:spacing w:after="0"/>
+              <w:jc w:val="left"/>
+            </w:pPr>
+            <w:r>
+              <w:rPr>
+                <w:b w:val="0"/>
+                <w:sz w:val="18"/>
+              </w:rPr>
+              <w:t>{{ОПИСЬ_ДИ_ЗАЛОГ}}</w:t>
+            </w:r>
+          </w:p>
+        </w:tc>
+      </w:tr>
+      <w:tr>
+        <w:tc>
+          <w:tcPr>
+            <w:tcW w:type="dxa" w:w="567"/>
+          </w:tcPr>
+          <w:p>
+            <w:pPr>
+              <w:spacing w:after="0"/>
+              <w:jc w:val="center"/>
+            </w:pPr>
+            <w:r>
+              <w:rPr>
+                <w:b w:val="0"/>
+                <w:sz w:val="18"/>
+              </w:rPr>
+              <w:t>2.3</w:t>
+            </w:r>
+          </w:p>
+        </w:tc>
+        <w:tc>
+          <w:tcPr>
+            <w:tcW w:type="dxa" w:w="3402"/>
+          </w:tcPr>
+          <w:p>
+            <w:pPr>
+              <w:spacing w:after="0"/>
+              <w:jc w:val="left"/>
+            </w:pPr>
+            <w:r>
+              <w:rPr>
+                <w:b w:val="0"/>
+                <w:sz w:val="18"/>
+              </w:rPr>
+              <w:t>Мототранспортные средства:</w:t>
+            </w:r>
+          </w:p>
+        </w:tc>
+        <w:tc>
+          <w:tcPr>
+            <w:tcW w:type="dxa" w:w="1984"/>
+          </w:tcPr>
+          <w:p>
+            <w:pPr>
+              <w:spacing w:after="0"/>
+              <w:jc w:val="left"/>
+            </w:pPr>
+            <w:r>
+              <w:rPr>
+                <w:b w:val="0"/>
+                <w:sz w:val="18"/>
+              </w:rPr>
+            </w:r>
+          </w:p>
+        </w:tc>
+        <w:tc>
+          <w:tcPr>
+            <w:tcW w:type="dxa" w:w="1984"/>
+          </w:tcPr>
+          <w:p>
+            <w:pPr>
+              <w:spacing w:after="0"/>
+              <w:jc w:val="left"/>
+            </w:pPr>
+            <w:r>
+              <w:rPr>
+                <w:b w:val="0"/>
+                <w:sz w:val="18"/>
+              </w:rPr>
+            </w:r>
+          </w:p>
+        </w:tc>
+        <w:tc>
+          <w:tcPr>
+            <w:tcW w:type="dxa" w:w="2665"/>
+          </w:tcPr>
+          <w:p>
+            <w:pPr>
+              <w:spacing w:after="0"/>
+              <w:jc w:val="left"/>
+            </w:pPr>
+            <w:r>
+              <w:rPr>
+                <w:b w:val="0"/>
+                <w:sz w:val="18"/>
+              </w:rPr>
+            </w:r>
+          </w:p>
+        </w:tc>
+        <w:tc>
+          <w:tcPr>
+            <w:tcW w:type="dxa" w:w="1701"/>
+          </w:tcPr>
+          <w:p>
+            <w:pPr>
+              <w:spacing w:after="0"/>
+              <w:jc w:val="right"/>
+            </w:pPr>
+            <w:r>
+              <w:rPr>
+                <w:b w:val="0"/>
+                <w:sz w:val="18"/>
+              </w:rPr>
+            </w:r>
+          </w:p>
+        </w:tc>
+        <w:tc>
+          <w:tcPr>
+            <w:tcW w:type="dxa" w:w="2268"/>
+          </w:tcPr>
+          <w:p>
+            <w:pPr>
+              <w:spacing w:after="0"/>
+              <w:jc w:val="left"/>
+            </w:pPr>
+            <w:r>
+              <w:rPr>
+                <w:b w:val="0"/>
+                <w:sz w:val="18"/>
+              </w:rPr>
+            </w:r>
+          </w:p>
+        </w:tc>
+      </w:tr>
+      <w:tr>
+        <w:tc>
+          <w:tcPr>
+            <w:tcW w:type="dxa" w:w="567"/>
+          </w:tcPr>
+          <w:p>
+            <w:pPr>
+              <w:spacing w:after="0"/>
+              <w:jc w:val="center"/>
+            </w:pPr>
+            <w:r>
+              <w:rPr>
+                <w:b w:val="0"/>
+                <w:sz w:val="18"/>
+              </w:rPr>
+              <w:t>1)</w:t>
+            </w:r>
+          </w:p>
+        </w:tc>
+        <w:tc>
+          <w:tcPr>
+            <w:tcW w:type="dxa" w:w="3402"/>
+          </w:tcPr>
+          <w:p>
+            <w:pPr>
+              <w:spacing w:after="0"/>
+              <w:jc w:val="left"/>
+            </w:pPr>
+            <w:r>
+              <w:rPr>
+                <w:b w:val="0"/>
+                <w:sz w:val="18"/>
+              </w:rPr>
+              <w:t>{{ОПИСЬ_ДИ_ТС}}</w:t>
+            </w:r>
+          </w:p>
+        </w:tc>
+        <w:tc>
+          <w:tcPr>
+            <w:tcW w:type="dxa" w:w="1984"/>
+          </w:tcPr>
+          <w:p>
+            <w:pPr>
+              <w:spacing w:after="0"/>
+              <w:jc w:val="left"/>
+            </w:pPr>
+            <w:r>
+              <w:rPr>
+                <w:b w:val="0"/>
+                <w:sz w:val="18"/>
+              </w:rPr>
+              <w:t>{{ОПИСЬ_ДИ_ИДЕНТИФИКАТОР}}</w:t>
+            </w:r>
+          </w:p>
+        </w:tc>
+        <w:tc>
+          <w:tcPr>
+            <w:tcW w:type="dxa" w:w="1984"/>
+          </w:tcPr>
+          <w:p>
+            <w:pPr>
+              <w:spacing w:after="0"/>
+              <w:jc w:val="left"/>
+            </w:pPr>
+            <w:r>
+              <w:rPr>
+                <w:b w:val="0"/>
+                <w:sz w:val="18"/>
+              </w:rPr>
+              <w:t>{{ОПИСЬ_ДИ_СОБСТВЕННОСТЬ}}</w:t>
+            </w:r>
+          </w:p>
+        </w:tc>
+        <w:tc>
+          <w:tcPr>
+            <w:tcW w:type="dxa" w:w="2665"/>
+          </w:tcPr>
+          <w:p>
+            <w:pPr>
+              <w:spacing w:after="0"/>
+              <w:jc w:val="left"/>
+            </w:pPr>
+            <w:r>
+              <w:rPr>
+                <w:b w:val="0"/>
+                <w:sz w:val="18"/>
+              </w:rPr>
+              <w:t>{{ОПИСЬ_ДИ_МЕСТО}}</w:t>
+            </w:r>
+          </w:p>
+        </w:tc>
+        <w:tc>
+          <w:tcPr>
+            <w:tcW w:type="dxa" w:w="1701"/>
+          </w:tcPr>
+          <w:p>
+            <w:pPr>
+              <w:spacing w:after="0"/>
+              <w:jc w:val="right"/>
+            </w:pPr>
+            <w:r>
+              <w:rPr>
+                <w:b w:val="0"/>
+                <w:sz w:val="18"/>
+              </w:rPr>
+              <w:t>{{ОПИСЬ_ДИ_СТОИМОСТЬ}}</w:t>
+            </w:r>
+          </w:p>
+        </w:tc>
+        <w:tc>
+          <w:tcPr>
+            <w:tcW w:type="dxa" w:w="2268"/>
+          </w:tcPr>
+          <w:p>
+            <w:pPr>
+              <w:spacing w:after="0"/>
+              <w:jc w:val="left"/>
+            </w:pPr>
+            <w:r>
+              <w:rPr>
+                <w:b w:val="0"/>
+                <w:sz w:val="18"/>
+              </w:rPr>
+              <w:t>{{ОПИСЬ_ДИ_ЗАЛОГ}}</w:t>
+            </w:r>
+          </w:p>
+        </w:tc>
+      </w:tr>
+      <w:tr>
+        <w:tc>
+          <w:tcPr>
+            <w:tcW w:type="dxa" w:w="567"/>
+          </w:tcPr>
+          <w:p>
+            <w:pPr>
+              <w:spacing w:after="0"/>
+              <w:jc w:val="center"/>
+            </w:pPr>
+            <w:r>
+              <w:rPr>
+                <w:b w:val="0"/>
+                <w:sz w:val="18"/>
+              </w:rPr>
+              <w:t>2.4</w:t>
+            </w:r>
+          </w:p>
+        </w:tc>
+        <w:tc>
+          <w:tcPr>
+            <w:tcW w:type="dxa" w:w="3402"/>
+          </w:tcPr>
+          <w:p>
+            <w:pPr>
+              <w:spacing w:after="0"/>
+              <w:jc w:val="left"/>
+            </w:pPr>
+            <w:r>
+              <w:rPr>
+                <w:b w:val="0"/>
+                <w:sz w:val="18"/>
+              </w:rPr>
+              <w:t>Сельскохозяйственная техника:</w:t>
+            </w:r>
+          </w:p>
+        </w:tc>
+        <w:tc>
+          <w:tcPr>
+            <w:tcW w:type="dxa" w:w="1984"/>
+          </w:tcPr>
+          <w:p>
+            <w:pPr>
+              <w:spacing w:after="0"/>
+              <w:jc w:val="left"/>
+            </w:pPr>
+            <w:r>
+              <w:rPr>
+                <w:b w:val="0"/>
+                <w:sz w:val="18"/>
+              </w:rPr>
+            </w:r>
+          </w:p>
+        </w:tc>
+        <w:tc>
+          <w:tcPr>
+            <w:tcW w:type="dxa" w:w="1984"/>
+          </w:tcPr>
+          <w:p>
+            <w:pPr>
+              <w:spacing w:after="0"/>
+              <w:jc w:val="left"/>
+            </w:pPr>
+            <w:r>
+              <w:rPr>
+                <w:b w:val="0"/>
+                <w:sz w:val="18"/>
+              </w:rPr>
+            </w:r>
+          </w:p>
+        </w:tc>
+        <w:tc>
+          <w:tcPr>
+            <w:tcW w:type="dxa" w:w="2665"/>
+          </w:tcPr>
+          <w:p>
+            <w:pPr>
+              <w:spacing w:after="0"/>
+              <w:jc w:val="left"/>
+            </w:pPr>
+            <w:r>
+              <w:rPr>
+                <w:b w:val="0"/>
+                <w:sz w:val="18"/>
+              </w:rPr>
+            </w:r>
+          </w:p>
+        </w:tc>
+        <w:tc>
+          <w:tcPr>
+            <w:tcW w:type="dxa" w:w="1701"/>
+          </w:tcPr>
+          <w:p>
+            <w:pPr>
+              <w:spacing w:after="0"/>
+              <w:jc w:val="right"/>
+            </w:pPr>
+            <w:r>
+              <w:rPr>
+                <w:b w:val="0"/>
+                <w:sz w:val="18"/>
+              </w:rPr>
+            </w:r>
+          </w:p>
+        </w:tc>
+        <w:tc>
+          <w:tcPr>
+            <w:tcW w:type="dxa" w:w="2268"/>
+          </w:tcPr>
+          <w:p>
+            <w:pPr>
+              <w:spacing w:after="0"/>
+              <w:jc w:val="left"/>
+            </w:pPr>
+            <w:r>
+              <w:rPr>
+                <w:b w:val="0"/>
+                <w:sz w:val="18"/>
+              </w:rPr>
+            </w:r>
+          </w:p>
+        </w:tc>
+      </w:tr>
+      <w:tr>
+        <w:tc>
+          <w:tcPr>
+            <w:tcW w:type="dxa" w:w="567"/>
+          </w:tcPr>
+          <w:p>
+            <w:pPr>
+              <w:spacing w:after="0"/>
+              <w:jc w:val="center"/>
+            </w:pPr>
+            <w:r>
+              <w:rPr>
+                <w:b w:val="0"/>
+                <w:sz w:val="18"/>
+              </w:rPr>
+              <w:t>1)</w:t>
+            </w:r>
+          </w:p>
+        </w:tc>
+        <w:tc>
+          <w:tcPr>
+            <w:tcW w:type="dxa" w:w="3402"/>
+          </w:tcPr>
+          <w:p>
+            <w:pPr>
+              <w:spacing w:after="0"/>
+              <w:jc w:val="left"/>
+            </w:pPr>
+            <w:r>
+              <w:rPr>
+                <w:b w:val="0"/>
+                <w:sz w:val="18"/>
+              </w:rPr>
+              <w:t>{{ОПИСЬ_ДИ_ТС}}</w:t>
+            </w:r>
+          </w:p>
+        </w:tc>
+        <w:tc>
+          <w:tcPr>
+            <w:tcW w:type="dxa" w:w="1984"/>
+          </w:tcPr>
+          <w:p>
+            <w:pPr>
+              <w:spacing w:after="0"/>
+              <w:jc w:val="left"/>
+            </w:pPr>
+            <w:r>
+              <w:rPr>
+                <w:b w:val="0"/>
+                <w:sz w:val="18"/>
+              </w:rPr>
+              <w:t>{{ОПИСЬ_ДИ_ИДЕНТИФИКАТОР}}</w:t>
+            </w:r>
+          </w:p>
+        </w:tc>
+        <w:tc>
+          <w:tcPr>
+            <w:tcW w:type="dxa" w:w="1984"/>
+          </w:tcPr>
+          <w:p>
+            <w:pPr>
+              <w:spacing w:after="0"/>
+              <w:jc w:val="left"/>
+            </w:pPr>
+            <w:r>
+              <w:rPr>
+                <w:b w:val="0"/>
+                <w:sz w:val="18"/>
+              </w:rPr>
+              <w:t>{{ОПИСЬ_ДИ_СОБСТВЕННОСТЬ}}</w:t>
+            </w:r>
+          </w:p>
+        </w:tc>
+        <w:tc>
+          <w:tcPr>
+            <w:tcW w:type="dxa" w:w="2665"/>
+          </w:tcPr>
+          <w:p>
+            <w:pPr>
+              <w:spacing w:after="0"/>
+              <w:jc w:val="left"/>
+            </w:pPr>
+            <w:r>
+              <w:rPr>
+                <w:b w:val="0"/>
+                <w:sz w:val="18"/>
+              </w:rPr>
+              <w:t>{{ОПИСЬ_ДИ_МЕСТО}}</w:t>
+            </w:r>
+          </w:p>
+        </w:tc>
+        <w:tc>
+          <w:tcPr>
+            <w:tcW w:type="dxa" w:w="1701"/>
+          </w:tcPr>
+          <w:p>
+            <w:pPr>
+              <w:spacing w:after="0"/>
+              <w:jc w:val="right"/>
+            </w:pPr>
+            <w:r>
+              <w:rPr>
+                <w:b w:val="0"/>
+                <w:sz w:val="18"/>
+              </w:rPr>
+              <w:t>{{ОПИСЬ_ДИ_СТОИМОСТЬ}}</w:t>
+            </w:r>
+          </w:p>
+        </w:tc>
+        <w:tc>
+          <w:tcPr>
+            <w:tcW w:type="dxa" w:w="2268"/>
+          </w:tcPr>
+          <w:p>
+            <w:pPr>
+              <w:spacing w:after="0"/>
+              <w:jc w:val="left"/>
+            </w:pPr>
+            <w:r>
+              <w:rPr>
+                <w:b w:val="0"/>
+                <w:sz w:val="18"/>
+              </w:rPr>
+              <w:t>{{ОПИСЬ_ДИ_ЗАЛОГ}}</w:t>
+            </w:r>
+          </w:p>
+        </w:tc>
+      </w:tr>
+      <w:tr>
+        <w:tc>
+          <w:tcPr>
+            <w:tcW w:type="dxa" w:w="567"/>
+          </w:tcPr>
+          <w:p>
+            <w:pPr>
+              <w:spacing w:after="0"/>
+              <w:jc w:val="center"/>
+            </w:pPr>
+            <w:r>
+              <w:rPr>
+                <w:b w:val="0"/>
+                <w:sz w:val="18"/>
+              </w:rPr>
+              <w:t>2.5</w:t>
+            </w:r>
+          </w:p>
+        </w:tc>
+        <w:tc>
+          <w:tcPr>
+            <w:tcW w:type="dxa" w:w="3402"/>
+          </w:tcPr>
+          <w:p>
+            <w:pPr>
+              <w:spacing w:after="0"/>
+              <w:jc w:val="left"/>
+            </w:pPr>
+            <w:r>
+              <w:rPr>
+                <w:b w:val="0"/>
+                <w:sz w:val="18"/>
+              </w:rPr>
+              <w:t>Водный транспорт:</w:t>
+            </w:r>
+          </w:p>
+        </w:tc>
+        <w:tc>
+          <w:tcPr>
+            <w:tcW w:type="dxa" w:w="1984"/>
+          </w:tcPr>
+          <w:p>
+            <w:pPr>
+              <w:spacing w:after="0"/>
+              <w:jc w:val="left"/>
+            </w:pPr>
+            <w:r>
+              <w:rPr>
+                <w:b w:val="0"/>
+                <w:sz w:val="18"/>
+              </w:rPr>
+            </w:r>
+          </w:p>
+        </w:tc>
+        <w:tc>
+          <w:tcPr>
+            <w:tcW w:type="dxa" w:w="1984"/>
+          </w:tcPr>
+          <w:p>
+            <w:pPr>
+              <w:spacing w:after="0"/>
+              <w:jc w:val="left"/>
+            </w:pPr>
+            <w:r>
+              <w:rPr>
+                <w:b w:val="0"/>
+                <w:sz w:val="18"/>
+              </w:rPr>
+            </w:r>
+          </w:p>
+        </w:tc>
+        <w:tc>
+          <w:tcPr>
+            <w:tcW w:type="dxa" w:w="2665"/>
+          </w:tcPr>
+          <w:p>
+            <w:pPr>
+              <w:spacing w:after="0"/>
+              <w:jc w:val="left"/>
+            </w:pPr>
+            <w:r>
+              <w:rPr>
+                <w:b w:val="0"/>
+                <w:sz w:val="18"/>
+              </w:rPr>
+            </w:r>
+          </w:p>
+        </w:tc>
+        <w:tc>
+          <w:tcPr>
+            <w:tcW w:type="dxa" w:w="1701"/>
+          </w:tcPr>
+          <w:p>
+            <w:pPr>
+              <w:spacing w:after="0"/>
+              <w:jc w:val="right"/>
+            </w:pPr>
+            <w:r>
+              <w:rPr>
+                <w:b w:val="0"/>
+                <w:sz w:val="18"/>
+              </w:rPr>
+            </w:r>
+          </w:p>
+        </w:tc>
+        <w:tc>
+          <w:tcPr>
+            <w:tcW w:type="dxa" w:w="2268"/>
+          </w:tcPr>
+          <w:p>
+            <w:pPr>
+              <w:spacing w:after="0"/>
+              <w:jc w:val="left"/>
+            </w:pPr>
+            <w:r>
+              <w:rPr>
+                <w:b w:val="0"/>
+                <w:sz w:val="18"/>
+              </w:rPr>
+            </w:r>
+          </w:p>
+        </w:tc>
+      </w:tr>
+      <w:tr>
+        <w:tc>
+          <w:tcPr>
+            <w:tcW w:type="dxa" w:w="567"/>
+          </w:tcPr>
+          <w:p>
+            <w:pPr>
+              <w:spacing w:after="0"/>
+              <w:jc w:val="center"/>
+            </w:pPr>
+            <w:r>
+              <w:rPr>
+                <w:b w:val="0"/>
+                <w:sz w:val="18"/>
+              </w:rPr>
+              <w:t>1)</w:t>
+            </w:r>
+          </w:p>
+        </w:tc>
+        <w:tc>
+          <w:tcPr>
+            <w:tcW w:type="dxa" w:w="3402"/>
+          </w:tcPr>
+          <w:p>
+            <w:pPr>
+              <w:spacing w:after="0"/>
+              <w:jc w:val="left"/>
+            </w:pPr>
+            <w:r>
+              <w:rPr>
+                <w:b w:val="0"/>
+                <w:sz w:val="18"/>
+              </w:rPr>
+              <w:t>{{ОПИСЬ_ДИ_ТС}}</w:t>
+            </w:r>
+          </w:p>
+        </w:tc>
+        <w:tc>
+          <w:tcPr>
+            <w:tcW w:type="dxa" w:w="1984"/>
+          </w:tcPr>
+          <w:p>
+            <w:pPr>
+              <w:spacing w:after="0"/>
+              <w:jc w:val="left"/>
+            </w:pPr>
+            <w:r>
+              <w:rPr>
+                <w:b w:val="0"/>
+                <w:sz w:val="18"/>
+              </w:rPr>
+              <w:t>{{ОПИСЬ_ДИ_ИДЕНТИФИКАТОР}}</w:t>
+            </w:r>
+          </w:p>
+        </w:tc>
+        <w:tc>
+          <w:tcPr>
+            <w:tcW w:type="dxa" w:w="1984"/>
+          </w:tcPr>
+          <w:p>
+            <w:pPr>
+              <w:spacing w:after="0"/>
+              <w:jc w:val="left"/>
+            </w:pPr>
+            <w:r>
+              <w:rPr>
+                <w:b w:val="0"/>
+                <w:sz w:val="18"/>
+              </w:rPr>
+              <w:t>{{ОПИСЬ_ДИ_СОБСТВЕННОСТЬ}}</w:t>
+            </w:r>
+          </w:p>
+        </w:tc>
+        <w:tc>
+          <w:tcPr>
+            <w:tcW w:type="dxa" w:w="2665"/>
+          </w:tcPr>
+          <w:p>
+            <w:pPr>
+              <w:spacing w:after="0"/>
+              <w:jc w:val="left"/>
+            </w:pPr>
+            <w:r>
+              <w:rPr>
+                <w:b w:val="0"/>
+                <w:sz w:val="18"/>
+              </w:rPr>
+              <w:t>{{ОПИСЬ_ДИ_МЕСТО}}</w:t>
+            </w:r>
+          </w:p>
+        </w:tc>
+        <w:tc>
+          <w:tcPr>
+            <w:tcW w:type="dxa" w:w="1701"/>
+          </w:tcPr>
+          <w:p>
+            <w:pPr>
+              <w:spacing w:after="0"/>
+              <w:jc w:val="right"/>
+            </w:pPr>
+            <w:r>
+              <w:rPr>
+                <w:b w:val="0"/>
+                <w:sz w:val="18"/>
+              </w:rPr>
+              <w:t>{{ОПИСЬ_ДИ_СТОИМОСТЬ}}</w:t>
+            </w:r>
+          </w:p>
+        </w:tc>
+        <w:tc>
+          <w:tcPr>
+            <w:tcW w:type="dxa" w:w="2268"/>
+          </w:tcPr>
+          <w:p>
+            <w:pPr>
+              <w:spacing w:after="0"/>
+              <w:jc w:val="left"/>
+            </w:pPr>
+            <w:r>
+              <w:rPr>
+                <w:b w:val="0"/>
+                <w:sz w:val="18"/>
+              </w:rPr>
+              <w:t>{{ОПИСЬ_ДИ_ЗАЛОГ}}</w:t>
+            </w:r>
+          </w:p>
+        </w:tc>
+      </w:tr>
+      <w:tr>
+        <w:tc>
+          <w:tcPr>
+            <w:tcW w:type="dxa" w:w="567"/>
+          </w:tcPr>
+          <w:p>
+            <w:pPr>
+              <w:spacing w:after="0"/>
+              <w:jc w:val="center"/>
+            </w:pPr>
+            <w:r>
+              <w:rPr>
+                <w:b w:val="0"/>
+                <w:sz w:val="18"/>
+              </w:rPr>
+              <w:t>2.6</w:t>
+            </w:r>
+          </w:p>
+        </w:tc>
+        <w:tc>
+          <w:tcPr>
+            <w:tcW w:type="dxa" w:w="3402"/>
+          </w:tcPr>
+          <w:p>
+            <w:pPr>
+              <w:spacing w:after="0"/>
+              <w:jc w:val="left"/>
+            </w:pPr>
+            <w:r>
+              <w:rPr>
+                <w:b w:val="0"/>
+                <w:sz w:val="18"/>
+              </w:rPr>
+              <w:t>Воздушный транспорт</w:t>
+            </w:r>
+          </w:p>
+        </w:tc>
+        <w:tc>
+          <w:tcPr>
+            <w:tcW w:type="dxa" w:w="1984"/>
+          </w:tcPr>
+          <w:p>
+            <w:pPr>
+              <w:spacing w:after="0"/>
+              <w:jc w:val="left"/>
+            </w:pPr>
+            <w:r>
+              <w:rPr>
+                <w:b w:val="0"/>
+                <w:sz w:val="18"/>
+              </w:rPr>
+            </w:r>
+          </w:p>
+        </w:tc>
+        <w:tc>
+          <w:tcPr>
+            <w:tcW w:type="dxa" w:w="1984"/>
+          </w:tcPr>
+          <w:p>
+            <w:pPr>
+              <w:spacing w:after="0"/>
+              <w:jc w:val="left"/>
+            </w:pPr>
+            <w:r>
+              <w:rPr>
+                <w:b w:val="0"/>
+                <w:sz w:val="18"/>
+              </w:rPr>
+            </w:r>
+          </w:p>
+        </w:tc>
+        <w:tc>
+          <w:tcPr>
+            <w:tcW w:type="dxa" w:w="2665"/>
+          </w:tcPr>
+          <w:p>
+            <w:pPr>
+              <w:spacing w:after="0"/>
+              <w:jc w:val="left"/>
+            </w:pPr>
+            <w:r>
+              <w:rPr>
+                <w:b w:val="0"/>
+                <w:sz w:val="18"/>
+              </w:rPr>
+            </w:r>
+          </w:p>
+        </w:tc>
+        <w:tc>
+          <w:tcPr>
+            <w:tcW w:type="dxa" w:w="1701"/>
+          </w:tcPr>
+          <w:p>
+            <w:pPr>
+              <w:spacing w:after="0"/>
+              <w:jc w:val="right"/>
+            </w:pPr>
+            <w:r>
+              <w:rPr>
+                <w:b w:val="0"/>
+                <w:sz w:val="18"/>
+              </w:rPr>
+            </w:r>
+          </w:p>
+        </w:tc>
+        <w:tc>
+          <w:tcPr>
+            <w:tcW w:type="dxa" w:w="2268"/>
+          </w:tcPr>
+          <w:p>
+            <w:pPr>
+              <w:spacing w:after="0"/>
+              <w:jc w:val="left"/>
+            </w:pPr>
+            <w:r>
+              <w:rPr>
+                <w:b w:val="0"/>
+                <w:sz w:val="18"/>
+              </w:rPr>
+            </w:r>
+          </w:p>
+        </w:tc>
+      </w:tr>
+      <w:tr>
+        <w:tc>
+          <w:tcPr>
+            <w:tcW w:type="dxa" w:w="567"/>
+          </w:tcPr>
+          <w:p>
+            <w:pPr>
+              <w:spacing w:after="0"/>
+              <w:jc w:val="center"/>
+            </w:pPr>
+            <w:r>
+              <w:rPr>
+                <w:b w:val="0"/>
+                <w:sz w:val="18"/>
+              </w:rPr>
+              <w:t>1)</w:t>
+            </w:r>
+          </w:p>
+        </w:tc>
+        <w:tc>
+          <w:tcPr>
+            <w:tcW w:type="dxa" w:w="3402"/>
+          </w:tcPr>
+          <w:p>
+            <w:pPr>
+              <w:spacing w:after="0"/>
+              <w:jc w:val="left"/>
+            </w:pPr>
+            <w:r>
+              <w:rPr>
+                <w:b w:val="0"/>
+                <w:sz w:val="18"/>
+              </w:rPr>
+              <w:t>{{ОПИСЬ_ДИ_ТС}}</w:t>
+            </w:r>
+          </w:p>
+        </w:tc>
+        <w:tc>
+          <w:tcPr>
+            <w:tcW w:type="dxa" w:w="1984"/>
+          </w:tcPr>
+          <w:p>
+            <w:pPr>
+              <w:spacing w:after="0"/>
+              <w:jc w:val="left"/>
+            </w:pPr>
+            <w:r>
+              <w:rPr>
+                <w:b w:val="0"/>
+                <w:sz w:val="18"/>
+              </w:rPr>
+              <w:t>{{ОПИСЬ_ДИ_ИДЕНТИФИКАТОР}}</w:t>
+            </w:r>
+          </w:p>
+        </w:tc>
+        <w:tc>
+          <w:tcPr>
+            <w:tcW w:type="dxa" w:w="1984"/>
+          </w:tcPr>
+          <w:p>
+            <w:pPr>
+              <w:spacing w:after="0"/>
+              <w:jc w:val="left"/>
+            </w:pPr>
+            <w:r>
+              <w:rPr>
+                <w:b w:val="0"/>
+                <w:sz w:val="18"/>
+              </w:rPr>
+              <w:t>{{ОПИСЬ_ДИ_СОБСТВЕННОСТЬ}}</w:t>
+            </w:r>
+          </w:p>
+        </w:tc>
+        <w:tc>
+          <w:tcPr>
+            <w:tcW w:type="dxa" w:w="2665"/>
+          </w:tcPr>
+          <w:p>
+            <w:pPr>
+              <w:spacing w:after="0"/>
+              <w:jc w:val="left"/>
+            </w:pPr>
+            <w:r>
+              <w:rPr>
+                <w:b w:val="0"/>
+                <w:sz w:val="18"/>
+              </w:rPr>
+              <w:t>{{ОПИСЬ_ДИ_МЕСТО}}</w:t>
+            </w:r>
+          </w:p>
+        </w:tc>
+        <w:tc>
+          <w:tcPr>
+            <w:tcW w:type="dxa" w:w="1701"/>
+          </w:tcPr>
+          <w:p>
+            <w:pPr>
+              <w:spacing w:after="0"/>
+              <w:jc w:val="right"/>
+            </w:pPr>
+            <w:r>
+              <w:rPr>
+                <w:b w:val="0"/>
+                <w:sz w:val="18"/>
+              </w:rPr>
+              <w:t>{{ОПИСЬ_ДИ_СТОИМОСТЬ}}</w:t>
+            </w:r>
+          </w:p>
+        </w:tc>
+        <w:tc>
+          <w:tcPr>
+            <w:tcW w:type="dxa" w:w="2268"/>
+          </w:tcPr>
+          <w:p>
+            <w:pPr>
+              <w:spacing w:after="0"/>
+              <w:jc w:val="left"/>
+            </w:pPr>
+            <w:r>
+              <w:rPr>
+                <w:b w:val="0"/>
+                <w:sz w:val="18"/>
+              </w:rPr>
+              <w:t>{{ОПИСЬ_ДИ_ЗАЛОГ}}</w:t>
+            </w:r>
+          </w:p>
+        </w:tc>
+      </w:tr>
+      <w:tr>
+        <w:tc>
+          <w:tcPr>
+            <w:tcW w:type="dxa" w:w="567"/>
+          </w:tcPr>
+          <w:p>
+            <w:pPr>
+              <w:spacing w:after="0"/>
+              <w:jc w:val="center"/>
+            </w:pPr>
+            <w:r>
+              <w:rPr>
+                <w:b w:val="0"/>
+                <w:sz w:val="18"/>
+              </w:rPr>
+              <w:t>2.7</w:t>
+            </w:r>
+          </w:p>
+        </w:tc>
+        <w:tc>
+          <w:tcPr>
+            <w:tcW w:type="dxa" w:w="3402"/>
+          </w:tcPr>
+          <w:p>
+            <w:pPr>
+              <w:spacing w:after="0"/>
+              <w:jc w:val="left"/>
+            </w:pPr>
+            <w:r>
+              <w:rPr>
+                <w:b w:val="0"/>
+                <w:sz w:val="18"/>
+              </w:rPr>
+              <w:t>Иные транспортные средства:</w:t>
+            </w:r>
+          </w:p>
+        </w:tc>
+        <w:tc>
+          <w:tcPr>
+            <w:tcW w:type="dxa" w:w="1984"/>
+          </w:tcPr>
+          <w:p>
+            <w:pPr>
+              <w:spacing w:after="0"/>
+              <w:jc w:val="left"/>
+            </w:pPr>
+            <w:r>
+              <w:rPr>
+                <w:b w:val="0"/>
+                <w:sz w:val="18"/>
+              </w:rPr>
+            </w:r>
+          </w:p>
+        </w:tc>
+        <w:tc>
+          <w:tcPr>
+            <w:tcW w:type="dxa" w:w="1984"/>
+          </w:tcPr>
+          <w:p>
+            <w:pPr>
+              <w:spacing w:after="0"/>
+              <w:jc w:val="left"/>
+            </w:pPr>
+            <w:r>
+              <w:rPr>
+                <w:b w:val="0"/>
+                <w:sz w:val="18"/>
+              </w:rPr>
+            </w:r>
+          </w:p>
+        </w:tc>
+        <w:tc>
+          <w:tcPr>
+            <w:tcW w:type="dxa" w:w="2665"/>
+          </w:tcPr>
+          <w:p>
+            <w:pPr>
+              <w:spacing w:after="0"/>
+              <w:jc w:val="left"/>
+            </w:pPr>
+            <w:r>
+              <w:rPr>
+                <w:b w:val="0"/>
+                <w:sz w:val="18"/>
+              </w:rPr>
+            </w:r>
+          </w:p>
+        </w:tc>
+        <w:tc>
+          <w:tcPr>
+            <w:tcW w:type="dxa" w:w="1701"/>
+          </w:tcPr>
+          <w:p>
+            <w:pPr>
+              <w:spacing w:after="0"/>
+              <w:jc w:val="right"/>
+            </w:pPr>
+            <w:r>
+              <w:rPr>
+                <w:b w:val="0"/>
+                <w:sz w:val="18"/>
+              </w:rPr>
+            </w:r>
+          </w:p>
+        </w:tc>
+        <w:tc>
+          <w:tcPr>
+            <w:tcW w:type="dxa" w:w="2268"/>
+          </w:tcPr>
+          <w:p>
+            <w:pPr>
+              <w:spacing w:after="0"/>
+              <w:jc w:val="left"/>
+            </w:pPr>
+            <w:r>
+              <w:rPr>
+                <w:b w:val="0"/>
+                <w:sz w:val="18"/>
+              </w:rPr>
+            </w:r>
+          </w:p>
+        </w:tc>
+      </w:tr>
+      <w:tr>
+        <w:tc>
+          <w:tcPr>
+            <w:tcW w:type="dxa" w:w="567"/>
+          </w:tcPr>
+          <w:p>
+            <w:pPr>
+              <w:spacing w:after="0"/>
+              <w:jc w:val="center"/>
+            </w:pPr>
+            <w:r>
+              <w:rPr>
+                <w:b w:val="0"/>
+                <w:sz w:val="18"/>
+              </w:rPr>
+              <w:t>1)</w:t>
+            </w:r>
+          </w:p>
+        </w:tc>
+        <w:tc>
+          <w:tcPr>
+            <w:tcW w:type="dxa" w:w="3402"/>
+          </w:tcPr>
+          <w:p>
+            <w:pPr>
+              <w:spacing w:after="0"/>
+              <w:jc w:val="left"/>
+            </w:pPr>
+            <w:r>
+              <w:rPr>
+                <w:b w:val="0"/>
+                <w:sz w:val="18"/>
+              </w:rPr>
+              <w:t>{{ОПИСЬ_ДИ_ТС}}</w:t>
+            </w:r>
+          </w:p>
+        </w:tc>
+        <w:tc>
+          <w:tcPr>
+            <w:tcW w:type="dxa" w:w="1984"/>
+          </w:tcPr>
+          <w:p>
+            <w:pPr>
+              <w:spacing w:after="0"/>
+              <w:jc w:val="left"/>
+            </w:pPr>
+            <w:r>
+              <w:rPr>
+                <w:b w:val="0"/>
+                <w:sz w:val="18"/>
+              </w:rPr>
+              <w:t>{{ОПИСЬ_ДИ_ИДЕНТИФИКАТОР}}</w:t>
+            </w:r>
+          </w:p>
+        </w:tc>
+        <w:tc>
+          <w:tcPr>
+            <w:tcW w:type="dxa" w:w="1984"/>
+          </w:tcPr>
+          <w:p>
+            <w:pPr>
+              <w:spacing w:after="0"/>
+              <w:jc w:val="left"/>
+            </w:pPr>
+            <w:r>
+              <w:rPr>
+                <w:b w:val="0"/>
+                <w:sz w:val="18"/>
+              </w:rPr>
+              <w:t>{{ОПИСЬ_ДИ_СОБСТВЕННОСТЬ}}</w:t>
+            </w:r>
+          </w:p>
+        </w:tc>
+        <w:tc>
+          <w:tcPr>
+            <w:tcW w:type="dxa" w:w="2665"/>
+          </w:tcPr>
+          <w:p>
+            <w:pPr>
+              <w:spacing w:after="0"/>
+              <w:jc w:val="left"/>
+            </w:pPr>
+            <w:r>
+              <w:rPr>
+                <w:b w:val="0"/>
+                <w:sz w:val="18"/>
+              </w:rPr>
+              <w:t>{{ОПИСЬ_ДИ_МЕСТО}}</w:t>
+            </w:r>
+          </w:p>
+        </w:tc>
+        <w:tc>
+          <w:tcPr>
+            <w:tcW w:type="dxa" w:w="1701"/>
+          </w:tcPr>
+          <w:p>
+            <w:pPr>
+              <w:spacing w:after="0"/>
+              <w:jc w:val="right"/>
+            </w:pPr>
+            <w:r>
+              <w:rPr>
+                <w:b w:val="0"/>
+                <w:sz w:val="18"/>
+              </w:rPr>
+              <w:t>{{ОПИСЬ_ДИ_СТОИМОСТЬ}}</w:t>
+            </w:r>
+          </w:p>
+        </w:tc>
+        <w:tc>
+          <w:tcPr>
+            <w:tcW w:type="dxa" w:w="2268"/>
+          </w:tcPr>
+          <w:p>
+            <w:pPr>
+              <w:spacing w:after="0"/>
+              <w:jc w:val="left"/>
+            </w:pPr>
+            <w:r>
+              <w:rPr>
+                <w:b w:val="0"/>
+                <w:sz w:val="18"/>
+              </w:rPr>
+              <w:t>{{ОПИСЬ_ДИ_ЗАЛОГ}}</w:t>
+            </w:r>
+          </w:p>
+        </w:tc>
+      </w:tr>
+    </w:tbl>
+    <w:p>
+      <w:r>
+        <w:t>{{/if}}</w:t>
+      </w:r>
+    </w:p>
+    <w:p/>
+    <w:p>
+      <w:pPr>
+        <w:jc w:val="center"/>
+      </w:pPr>
+      <w:r>
+        <w:rPr>
+          <w:b/>
+          <w:sz w:val="24"/>
+        </w:rPr>
+        <w:t>III. Сведения о счетах в банках и иных кредитных организациях</w:t>
+      </w:r>
+    </w:p>
+    <w:p>
+      <w:r>
+        <w:t>{{#if opis_s3_none}}</w:t>
+      </w:r>
+    </w:p>
+    <w:tbl>
+      <w:tblPr>
+        <w:tblStyle w:val="TableGrid"/>
+        <w:tblW w:type="auto" w:w="0"/>
+        <w:tblLayout w:type="fixed"/>
+        <w:tblLook w:firstColumn="1" w:firstRow="1" w:lastColumn="0" w:lastRow="0" w:noHBand="0" w:noVBand="1" w:val="04A0"/>
+        <w:tblLayout w:type="fixed"/>
+      </w:tblPr>
+      <w:tblGrid>
+        <w:gridCol w:w="567"/>
+        <w:gridCol w:w="6066"/>
+        <w:gridCol w:w="2835"/>
+        <w:gridCol w:w="2268"/>
+        <w:gridCol w:w="2835"/>
+      </w:tblGrid>
+      <w:tr>
+        <w:trPr>
+          <w:tblHeader w:val="true"/>
+        </w:trPr>
+        <w:tc>
+          <w:tcPr>
+            <w:tcW w:type="dxa" w:w="567"/>
+          </w:tcPr>
+          <w:p>
+            <w:pPr>
+              <w:spacing w:after="0"/>
+              <w:jc w:val="center"/>
+            </w:pPr>
+            <w:r>
+              <w:rPr>
+                <w:b/>
+                <w:sz w:val="16"/>
+              </w:rPr>
+              <w:t>N п/п</w:t>
+            </w:r>
+          </w:p>
+        </w:tc>
+        <w:tc>
+          <w:tcPr>
+            <w:tcW w:type="dxa" w:w="6066"/>
+          </w:tcPr>
+          <w:p>
+            <w:pPr>
+              <w:spacing w:after="0"/>
+              <w:jc w:val="center"/>
+            </w:pPr>
+            <w:r>
+              <w:rPr>
+                <w:b/>
+                <w:sz w:val="16"/>
+              </w:rPr>
+              <w:t>Наименование и адрес банка или иной кредитной организации</w:t>
+            </w:r>
+          </w:p>
+        </w:tc>
+        <w:tc>
+          <w:tcPr>
+            <w:tcW w:type="dxa" w:w="2835"/>
+          </w:tcPr>
+          <w:p>
+            <w:pPr>
+              <w:spacing w:after="0"/>
+              <w:jc w:val="center"/>
+            </w:pPr>
+            <w:r>
+              <w:rPr>
+                <w:b/>
+                <w:sz w:val="16"/>
+              </w:rPr>
+              <w:t>Вид и валюта счета*(10)</w:t>
+            </w:r>
+          </w:p>
+        </w:tc>
+        <w:tc>
+          <w:tcPr>
+            <w:tcW w:type="dxa" w:w="2268"/>
+          </w:tcPr>
+          <w:p>
+            <w:pPr>
+              <w:spacing w:after="0"/>
+              <w:jc w:val="center"/>
+            </w:pPr>
+            <w:r>
+              <w:rPr>
+                <w:b/>
+                <w:sz w:val="16"/>
+              </w:rPr>
+              <w:t>Дата открытия счета</w:t>
+            </w:r>
+          </w:p>
+        </w:tc>
+        <w:tc>
+          <w:tcPr>
+            <w:tcW w:type="dxa" w:w="2835"/>
+          </w:tcPr>
+          <w:p>
+            <w:pPr>
+              <w:spacing w:after="0"/>
+              <w:jc w:val="center"/>
+            </w:pPr>
+            <w:r>
+              <w:rPr>
+                <w:b/>
+                <w:sz w:val="16"/>
+              </w:rPr>
+              <w:t>Остаток на счете*(11) (руб.)</w:t>
+            </w:r>
+          </w:p>
+        </w:tc>
+      </w:tr>
+      <w:tr>
+        <w:tc>
+          <w:tcPr>
+            <w:tcW w:type="dxa" w:w="567"/>
+          </w:tcPr>
+          <w:p>
+            <w:pPr>
+              <w:spacing w:after="0"/>
+              <w:jc w:val="center"/>
+            </w:pPr>
+            <w:r>
+              <w:rPr>
+                <w:b w:val="0"/>
+                <w:sz w:val="18"/>
+              </w:rPr>
+            </w:r>
+          </w:p>
+        </w:tc>
+        <w:tc>
+          <w:tcPr>
+            <w:tcW w:type="dxa" w:w="2835"/>
+            <w:gridSpan w:val="4"/>
+          </w:tcPr>
+          <w:p>
+            <w:pPr>
+              <w:spacing w:after="0"/>
+              <w:jc w:val="right"/>
+            </w:pPr>
+            <w:r>
+              <w:rPr>
+                <w:b w:val="0"/>
+                <w:sz w:val="18"/>
+              </w:rPr>
+              <w:t>Не имеется</w:t>
+            </w:r>
+          </w:p>
+        </w:tc>
+      </w:tr>
+    </w:tbl>
+    <w:p>
+      <w:r>
+        <w:t>{{/if}}</w:t>
+      </w:r>
+    </w:p>
+    <w:p>
+      <w:r>
+        <w:t>{{#if opis_s3_rows}}</w:t>
+      </w:r>
+    </w:p>
+    <w:tbl>
+      <w:tblPr>
+        <w:tblStyle w:val="TableGrid"/>
+        <w:tblW w:type="auto" w:w="0"/>
+        <w:tblLayout w:type="fixed"/>
+        <w:tblLook w:firstColumn="1" w:firstRow="1" w:lastColumn="0" w:lastRow="0" w:noHBand="0" w:noVBand="1" w:val="04A0"/>
+        <w:tblLayout w:type="fixed"/>
+      </w:tblPr>
+      <w:tblGrid>
+        <w:gridCol w:w="567"/>
+        <w:gridCol w:w="6066"/>
+        <w:gridCol w:w="2835"/>
+        <w:gridCol w:w="2268"/>
+        <w:gridCol w:w="2835"/>
+      </w:tblGrid>
+      <w:tr>
+        <w:trPr>
+          <w:tblHeader w:val="true"/>
+        </w:trPr>
+        <w:tc>
+          <w:tcPr>
+            <w:tcW w:type="dxa" w:w="567"/>
+          </w:tcPr>
+          <w:p>
+            <w:pPr>
+              <w:spacing w:after="0"/>
+              <w:jc w:val="center"/>
+            </w:pPr>
+            <w:r>
+              <w:rPr>
+                <w:b/>
+                <w:sz w:val="16"/>
+              </w:rPr>
+              <w:t>N п/п</w:t>
+            </w:r>
+          </w:p>
+        </w:tc>
+        <w:tc>
+          <w:tcPr>
+            <w:tcW w:type="dxa" w:w="6066"/>
+          </w:tcPr>
+          <w:p>
+            <w:pPr>
+              <w:spacing w:after="0"/>
+              <w:jc w:val="center"/>
+            </w:pPr>
+            <w:r>
+              <w:rPr>
+                <w:b/>
+                <w:sz w:val="16"/>
+              </w:rPr>
+              <w:t>Наименование и адрес банка или иной кредитной организации</w:t>
+            </w:r>
+          </w:p>
+        </w:tc>
+        <w:tc>
+          <w:tcPr>
+            <w:tcW w:type="dxa" w:w="2835"/>
+          </w:tcPr>
+          <w:p>
+            <w:pPr>
+              <w:spacing w:after="0"/>
+              <w:jc w:val="center"/>
+            </w:pPr>
+            <w:r>
+              <w:rPr>
+                <w:b/>
+                <w:sz w:val="16"/>
+              </w:rPr>
+              <w:t>Вид и валюта счета*(10)</w:t>
+            </w:r>
+          </w:p>
+        </w:tc>
+        <w:tc>
+          <w:tcPr>
+            <w:tcW w:type="dxa" w:w="2268"/>
+          </w:tcPr>
+          <w:p>
+            <w:pPr>
+              <w:spacing w:after="0"/>
+              <w:jc w:val="center"/>
+            </w:pPr>
+            <w:r>
+              <w:rPr>
+                <w:b/>
+                <w:sz w:val="16"/>
+              </w:rPr>
+              <w:t>Дата открытия счета</w:t>
+            </w:r>
+          </w:p>
+        </w:tc>
+        <w:tc>
+          <w:tcPr>
+            <w:tcW w:type="dxa" w:w="2835"/>
+          </w:tcPr>
+          <w:p>
+            <w:pPr>
+              <w:spacing w:after="0"/>
+              <w:jc w:val="center"/>
+            </w:pPr>
+            <w:r>
+              <w:rPr>
+                <w:b/>
+                <w:sz w:val="16"/>
+              </w:rPr>
+              <w:t>Остаток на счете*(11) (руб.)</w:t>
+            </w:r>
+          </w:p>
+        </w:tc>
+      </w:tr>
+      <w:tr>
+        <w:tc>
+          <w:tcPr>
+            <w:tcW w:type="dxa" w:w="567"/>
+          </w:tcPr>
+          <w:p>
+            <w:pPr>
+              <w:spacing w:after="0"/>
+              <w:jc w:val="center"/>
+            </w:pPr>
+            <w:r>
+              <w:rPr>
+                <w:b w:val="0"/>
+                <w:sz w:val="18"/>
+              </w:rPr>
+              <w:t>3.1</w:t>
+            </w:r>
+          </w:p>
+        </w:tc>
+        <w:tc>
+          <w:tcPr>
+            <w:tcW w:type="dxa" w:w="6066"/>
+          </w:tcPr>
+          <w:p>
+            <w:pPr>
+              <w:spacing w:after="0"/>
+              <w:jc w:val="left"/>
+            </w:pPr>
+            <w:r>
+              <w:rPr>
+                <w:b w:val="0"/>
+                <w:sz w:val="18"/>
+              </w:rPr>
+              <w:t>{{ОПИСЬ_СЧ_БАНК}}</w:t>
+            </w:r>
+          </w:p>
+        </w:tc>
+        <w:tc>
+          <w:tcPr>
+            <w:tcW w:type="dxa" w:w="2835"/>
+          </w:tcPr>
+          <w:p>
+            <w:pPr>
+              <w:spacing w:after="0"/>
+              <w:jc w:val="left"/>
+            </w:pPr>
+            <w:r>
+              <w:rPr>
+                <w:b w:val="0"/>
+                <w:sz w:val="18"/>
+              </w:rPr>
+              <w:t>{{ОПИСЬ_СЧ_ВИД_ВАЛЮТА}}</w:t>
+            </w:r>
+          </w:p>
+        </w:tc>
+        <w:tc>
+          <w:tcPr>
+            <w:tcW w:type="dxa" w:w="2268"/>
+          </w:tcPr>
+          <w:p>
+            <w:pPr>
+              <w:spacing w:after="0"/>
+              <w:jc w:val="center"/>
+            </w:pPr>
+            <w:r>
+              <w:rPr>
+                <w:b w:val="0"/>
+                <w:sz w:val="18"/>
+              </w:rPr>
+              <w:t>{{ОПИСЬ_СЧ_ДАТА_ОТКРЫТИЯ}}</w:t>
+            </w:r>
+          </w:p>
+        </w:tc>
+        <w:tc>
+          <w:tcPr>
+            <w:tcW w:type="dxa" w:w="2835"/>
+          </w:tcPr>
+          <w:p>
+            <w:pPr>
+              <w:spacing w:after="0"/>
+              <w:jc w:val="right"/>
+            </w:pPr>
+            <w:r>
+              <w:rPr>
+                <w:b w:val="0"/>
+                <w:sz w:val="18"/>
+              </w:rPr>
+              <w:t>{{ОПИСЬ_СЧ_ОСТАТОК}}</w:t>
+            </w:r>
+          </w:p>
+        </w:tc>
+      </w:tr>
+    </w:tbl>
+    <w:p>
+      <w:r>
+        <w:t>{{/if}}</w:t>
+      </w:r>
+    </w:p>
+    <w:p/>
+    <w:p>
+      <w:pPr>
+        <w:jc w:val="center"/>
+      </w:pPr>
+      <w:r>
+        <w:rPr>
+          <w:b/>
+          <w:sz w:val="24"/>
+        </w:rPr>
+        <w:t>IV. Акции и иное участие в коммерческих организациях</w:t>
+      </w:r>
+    </w:p>
+    <w:p>
+      <w:r>
+        <w:t>{{#if opis_s4_none}}</w:t>
+      </w:r>
+    </w:p>
+    <w:tbl>
+      <w:tblPr>
+        <w:tblStyle w:val="TableGrid"/>
+        <w:tblW w:type="auto" w:w="0"/>
+        <w:tblLayout w:type="fixed"/>
+        <w:tblLook w:firstColumn="1" w:firstRow="1" w:lastColumn="0" w:lastRow="0" w:noHBand="0" w:noVBand="1" w:val="04A0"/>
+        <w:tblLayout w:type="fixed"/>
+      </w:tblPr>
+      <w:tblGrid>
+        <w:gridCol w:w="567"/>
+        <w:gridCol w:w="4082"/>
+        <w:gridCol w:w="3118"/>
+        <w:gridCol w:w="2268"/>
+        <w:gridCol w:w="1984"/>
+        <w:gridCol w:w="2551"/>
+      </w:tblGrid>
+      <w:tr>
+        <w:trPr>
+          <w:tblHeader w:val="true"/>
+        </w:trPr>
+        <w:tc>
+          <w:tcPr>
+            <w:tcW w:type="dxa" w:w="567"/>
+          </w:tcPr>
+          <w:p>
+            <w:pPr>
+              <w:spacing w:after="0"/>
+              <w:jc w:val="center"/>
+            </w:pPr>
+            <w:r>
+              <w:rPr>
+                <w:b/>
+                <w:sz w:val="16"/>
+              </w:rPr>
+              <w:t>N п/п</w:t>
+            </w:r>
+          </w:p>
+        </w:tc>
+        <w:tc>
+          <w:tcPr>
+            <w:tcW w:type="dxa" w:w="4082"/>
+          </w:tcPr>
+          <w:p>
+            <w:pPr>
+              <w:spacing w:after="0"/>
+              <w:jc w:val="center"/>
+            </w:pPr>
+            <w:r>
+              <w:rPr>
+                <w:b/>
+                <w:sz w:val="16"/>
+              </w:rPr>
+              <w:t>Наименование и организационно-правовая форма организации*(12)</w:t>
+            </w:r>
+          </w:p>
+        </w:tc>
+        <w:tc>
+          <w:tcPr>
+            <w:tcW w:type="dxa" w:w="3118"/>
+          </w:tcPr>
+          <w:p>
+            <w:pPr>
+              <w:spacing w:after="0"/>
+              <w:jc w:val="center"/>
+            </w:pPr>
+            <w:r>
+              <w:rPr>
+                <w:b/>
+                <w:sz w:val="16"/>
+              </w:rPr>
+              <w:t>Местонахождение организации (адрес)</w:t>
+            </w:r>
+          </w:p>
+        </w:tc>
+        <w:tc>
+          <w:tcPr>
+            <w:tcW w:type="dxa" w:w="2268"/>
+          </w:tcPr>
+          <w:p>
+            <w:pPr>
+              <w:spacing w:after="0"/>
+              <w:jc w:val="center"/>
+            </w:pPr>
+            <w:r>
+              <w:rPr>
+                <w:b/>
+                <w:sz w:val="16"/>
+              </w:rPr>
+              <w:t>Уставный, складочный капитал, паевый фонд*(13) (руб.)</w:t>
+            </w:r>
+          </w:p>
+        </w:tc>
+        <w:tc>
+          <w:tcPr>
+            <w:tcW w:type="dxa" w:w="1984"/>
+          </w:tcPr>
+          <w:p>
+            <w:pPr>
+              <w:spacing w:after="0"/>
+              <w:jc w:val="center"/>
+            </w:pPr>
+            <w:r>
+              <w:rPr>
+                <w:b/>
+                <w:sz w:val="16"/>
+              </w:rPr>
+              <w:t>Доля участия*(14)</w:t>
+            </w:r>
+          </w:p>
+        </w:tc>
+        <w:tc>
+          <w:tcPr>
+            <w:tcW w:type="dxa" w:w="2551"/>
+          </w:tcPr>
+          <w:p>
+            <w:pPr>
+              <w:spacing w:after="0"/>
+              <w:jc w:val="center"/>
+            </w:pPr>
+            <w:r>
+              <w:rPr>
+                <w:b/>
+                <w:sz w:val="16"/>
+              </w:rPr>
+              <w:t>Основание участия *(15)</w:t>
+            </w:r>
+          </w:p>
+        </w:tc>
+      </w:tr>
+      <w:tr>
+        <w:tc>
+          <w:tcPr>
+            <w:tcW w:type="dxa" w:w="567"/>
+          </w:tcPr>
+          <w:p>
+            <w:pPr>
+              <w:spacing w:after="0"/>
+              <w:jc w:val="center"/>
+            </w:pPr>
+            <w:r>
+              <w:rPr>
+                <w:b w:val="0"/>
+                <w:sz w:val="18"/>
+              </w:rPr>
+            </w:r>
+          </w:p>
+        </w:tc>
+        <w:tc>
+          <w:tcPr>
+            <w:tcW w:type="dxa" w:w="2551"/>
+            <w:gridSpan w:val="5"/>
+          </w:tcPr>
+          <w:p>
+            <w:pPr>
+              <w:spacing w:after="0"/>
+              <w:jc w:val="left"/>
+            </w:pPr>
+            <w:r>
+              <w:rPr>
+                <w:b w:val="0"/>
+                <w:sz w:val="18"/>
+              </w:rPr>
+              <w:t>Не имеется</w:t>
+            </w:r>
+          </w:p>
+        </w:tc>
+      </w:tr>
+    </w:tbl>
+    <w:p>
+      <w:r>
+        <w:t>{{/if}}</w:t>
+      </w:r>
+    </w:p>
+    <w:p>
+      <w:r>
+        <w:t>{{#if opis_s4_rows}}</w:t>
+      </w:r>
+    </w:p>
+    <w:tbl>
+      <w:tblPr>
+        <w:tblStyle w:val="TableGrid"/>
+        <w:tblW w:type="auto" w:w="0"/>
+        <w:tblLayout w:type="fixed"/>
+        <w:tblLook w:firstColumn="1" w:firstRow="1" w:lastColumn="0" w:lastRow="0" w:noHBand="0" w:noVBand="1" w:val="04A0"/>
+        <w:tblLayout w:type="fixed"/>
+      </w:tblPr>
+      <w:tblGrid>
+        <w:gridCol w:w="567"/>
+        <w:gridCol w:w="4082"/>
+        <w:gridCol w:w="3118"/>
+        <w:gridCol w:w="2268"/>
+        <w:gridCol w:w="1984"/>
+        <w:gridCol w:w="2551"/>
+      </w:tblGrid>
+      <w:tr>
+        <w:trPr>
+          <w:tblHeader w:val="true"/>
+        </w:trPr>
+        <w:tc>
+          <w:tcPr>
+            <w:tcW w:type="dxa" w:w="567"/>
+          </w:tcPr>
+          <w:p>
+            <w:pPr>
+              <w:spacing w:after="0"/>
+              <w:jc w:val="center"/>
+            </w:pPr>
+            <w:r>
+              <w:rPr>
+                <w:b/>
+                <w:sz w:val="16"/>
+              </w:rPr>
+              <w:t>N п/п</w:t>
+            </w:r>
+          </w:p>
+        </w:tc>
+        <w:tc>
+          <w:tcPr>
+            <w:tcW w:type="dxa" w:w="4082"/>
+          </w:tcPr>
+          <w:p>
+            <w:pPr>
+              <w:spacing w:after="0"/>
+              <w:jc w:val="center"/>
+            </w:pPr>
+            <w:r>
+              <w:rPr>
+                <w:b/>
+                <w:sz w:val="16"/>
+              </w:rPr>
+              <w:t>Наименование и организационно-правовая форма организации*(12)</w:t>
+            </w:r>
+          </w:p>
+        </w:tc>
+        <w:tc>
+          <w:tcPr>
+            <w:tcW w:type="dxa" w:w="3118"/>
+          </w:tcPr>
+          <w:p>
+            <w:pPr>
+              <w:spacing w:after="0"/>
+              <w:jc w:val="center"/>
+            </w:pPr>
+            <w:r>
+              <w:rPr>
+                <w:b/>
+                <w:sz w:val="16"/>
+              </w:rPr>
+              <w:t>Местонахождение организации (адрес)</w:t>
+            </w:r>
+          </w:p>
+        </w:tc>
+        <w:tc>
+          <w:tcPr>
+            <w:tcW w:type="dxa" w:w="2268"/>
+          </w:tcPr>
+          <w:p>
+            <w:pPr>
+              <w:spacing w:after="0"/>
+              <w:jc w:val="center"/>
+            </w:pPr>
+            <w:r>
+              <w:rPr>
+                <w:b/>
+                <w:sz w:val="16"/>
+              </w:rPr>
+              <w:t>Уставный, складочный капитал, паевый фонд*(13) (руб.)</w:t>
+            </w:r>
+          </w:p>
+        </w:tc>
+        <w:tc>
+          <w:tcPr>
+            <w:tcW w:type="dxa" w:w="1984"/>
+          </w:tcPr>
+          <w:p>
+            <w:pPr>
+              <w:spacing w:after="0"/>
+              <w:jc w:val="center"/>
+            </w:pPr>
+            <w:r>
+              <w:rPr>
+                <w:b/>
+                <w:sz w:val="16"/>
+              </w:rPr>
+              <w:t>Доля участия*(14)</w:t>
+            </w:r>
+          </w:p>
+        </w:tc>
+        <w:tc>
+          <w:tcPr>
+            <w:tcW w:type="dxa" w:w="2551"/>
+          </w:tcPr>
+          <w:p>
+            <w:pPr>
+              <w:spacing w:after="0"/>
+              <w:jc w:val="center"/>
+            </w:pPr>
+            <w:r>
+              <w:rPr>
+                <w:b/>
+                <w:sz w:val="16"/>
+              </w:rPr>
+              <w:t>Основание участия *(15)</w:t>
+            </w:r>
+          </w:p>
+        </w:tc>
+      </w:tr>
+      <w:tr>
+        <w:tc>
+          <w:tcPr>
+            <w:tcW w:type="dxa" w:w="567"/>
+          </w:tcPr>
+          <w:p>
+            <w:pPr>
+              <w:spacing w:after="0"/>
+              <w:jc w:val="center"/>
+            </w:pPr>
+            <w:r>
+              <w:rPr>
+                <w:b w:val="0"/>
+                <w:sz w:val="18"/>
+              </w:rPr>
+              <w:t>4.1</w:t>
+            </w:r>
+          </w:p>
+        </w:tc>
+        <w:tc>
+          <w:tcPr>
+            <w:tcW w:type="dxa" w:w="4082"/>
+          </w:tcPr>
+          <w:p>
+            <w:pPr>
+              <w:spacing w:after="0"/>
+              <w:jc w:val="left"/>
+            </w:pPr>
+            <w:r>
+              <w:rPr>
+                <w:b w:val="0"/>
+                <w:sz w:val="18"/>
+              </w:rPr>
+              <w:t>{{ОПИСЬ_УЧ_ОРГАНИЗАЦИЯ}}</w:t>
+            </w:r>
+          </w:p>
+        </w:tc>
+        <w:tc>
+          <w:tcPr>
+            <w:tcW w:type="dxa" w:w="3118"/>
+          </w:tcPr>
+          <w:p>
+            <w:pPr>
+              <w:spacing w:after="0"/>
+              <w:jc w:val="left"/>
+            </w:pPr>
+            <w:r>
+              <w:rPr>
+                <w:b w:val="0"/>
+                <w:sz w:val="18"/>
+              </w:rPr>
+              <w:t>{{ОПИСЬ_УЧ_АДРЕС}}</w:t>
+            </w:r>
+          </w:p>
+        </w:tc>
+        <w:tc>
+          <w:tcPr>
+            <w:tcW w:type="dxa" w:w="2268"/>
+          </w:tcPr>
+          <w:p>
+            <w:pPr>
+              <w:spacing w:after="0"/>
+              <w:jc w:val="right"/>
+            </w:pPr>
+            <w:r>
+              <w:rPr>
+                <w:b w:val="0"/>
+                <w:sz w:val="18"/>
+              </w:rPr>
+              <w:t>{{ОПИСЬ_УЧ_КАПИТАЛ}}</w:t>
+            </w:r>
+          </w:p>
+        </w:tc>
+        <w:tc>
+          <w:tcPr>
+            <w:tcW w:type="dxa" w:w="1984"/>
+          </w:tcPr>
+          <w:p>
+            <w:pPr>
+              <w:spacing w:after="0"/>
+              <w:jc w:val="left"/>
+            </w:pPr>
+            <w:r>
+              <w:rPr>
+                <w:b w:val="0"/>
+                <w:sz w:val="18"/>
+              </w:rPr>
+              <w:t>{{ОПИСЬ_УЧ_ДОЛЯ}}</w:t>
+            </w:r>
+          </w:p>
+        </w:tc>
+        <w:tc>
+          <w:tcPr>
+            <w:tcW w:type="dxa" w:w="2551"/>
+          </w:tcPr>
+          <w:p>
+            <w:pPr>
+              <w:spacing w:after="0"/>
+              <w:jc w:val="left"/>
+            </w:pPr>
+            <w:r>
+              <w:rPr>
+                <w:b w:val="0"/>
+                <w:sz w:val="18"/>
+              </w:rPr>
+              <w:t>{{ОПИСЬ_УЧ_ОСНОВАНИЕ}}</w:t>
+            </w:r>
+          </w:p>
+        </w:tc>
+      </w:tr>
+    </w:tbl>
+    <w:p>
+      <w:r>
+        <w:t>{{/if}}</w:t>
+      </w:r>
+    </w:p>
+    <w:p/>
+    <w:p>
+      <w:pPr>
+        <w:jc w:val="center"/>
+      </w:pPr>
+      <w:r>
+        <w:rPr>
+          <w:b/>
+          <w:sz w:val="24"/>
+        </w:rPr>
+        <w:t>V. Иные ценные бумаги</w:t>
+      </w:r>
+    </w:p>
+    <w:p>
+      <w:r>
+        <w:t>{{#if opis_s5_none}}</w:t>
+      </w:r>
+    </w:p>
+    <w:tbl>
+      <w:tblPr>
+        <w:tblStyle w:val="TableGrid"/>
+        <w:tblW w:type="auto" w:w="0"/>
+        <w:tblLayout w:type="fixed"/>
+        <w:tblLook w:firstColumn="1" w:firstRow="1" w:lastColumn="0" w:lastRow="0" w:noHBand="0" w:noVBand="1" w:val="04A0"/>
+        <w:tblLayout w:type="fixed"/>
+      </w:tblPr>
+      <w:tblGrid>
+        <w:gridCol w:w="567"/>
+        <w:gridCol w:w="2948"/>
+        <w:gridCol w:w="4252"/>
+        <w:gridCol w:w="2268"/>
+        <w:gridCol w:w="1701"/>
+        <w:gridCol w:w="2835"/>
+      </w:tblGrid>
+      <w:tr>
+        <w:trPr>
+          <w:tblHeader w:val="true"/>
+        </w:trPr>
+        <w:tc>
+          <w:tcPr>
+            <w:tcW w:type="dxa" w:w="567"/>
+          </w:tcPr>
+          <w:p>
+            <w:pPr>
+              <w:spacing w:after="0"/>
+              <w:jc w:val="center"/>
+            </w:pPr>
+            <w:r>
+              <w:rPr>
+                <w:b/>
+                <w:sz w:val="16"/>
+              </w:rPr>
+              <w:t>N п/п</w:t>
+            </w:r>
+          </w:p>
+        </w:tc>
+        <w:tc>
+          <w:tcPr>
+            <w:tcW w:type="dxa" w:w="2948"/>
+          </w:tcPr>
+          <w:p>
+            <w:pPr>
+              <w:spacing w:after="0"/>
+              <w:jc w:val="center"/>
+            </w:pPr>
+            <w:r>
+              <w:rPr>
+                <w:b/>
+                <w:sz w:val="16"/>
+              </w:rPr>
+              <w:t>Вид ценной бумаги*(16)</w:t>
+            </w:r>
+          </w:p>
+        </w:tc>
+        <w:tc>
+          <w:tcPr>
+            <w:tcW w:type="dxa" w:w="4252"/>
+          </w:tcPr>
+          <w:p>
+            <w:pPr>
+              <w:spacing w:after="0"/>
+              <w:jc w:val="center"/>
+            </w:pPr>
+            <w:r>
+              <w:rPr>
+                <w:b/>
+                <w:sz w:val="16"/>
+              </w:rPr>
+              <w:t>Лицо, выпустившее ценную бумагу</w:t>
+            </w:r>
+          </w:p>
+        </w:tc>
+        <w:tc>
+          <w:tcPr>
+            <w:tcW w:type="dxa" w:w="2268"/>
+          </w:tcPr>
+          <w:p>
+            <w:pPr>
+              <w:spacing w:after="0"/>
+              <w:jc w:val="center"/>
+            </w:pPr>
+            <w:r>
+              <w:rPr>
+                <w:b/>
+                <w:sz w:val="16"/>
+              </w:rPr>
+              <w:t>Номинальная величина обязательства (руб.)</w:t>
+            </w:r>
+          </w:p>
+        </w:tc>
+        <w:tc>
+          <w:tcPr>
+            <w:tcW w:type="dxa" w:w="1701"/>
+          </w:tcPr>
+          <w:p>
+            <w:pPr>
+              <w:spacing w:after="0"/>
+              <w:jc w:val="center"/>
+            </w:pPr>
+            <w:r>
+              <w:rPr>
+                <w:b/>
+                <w:sz w:val="16"/>
+              </w:rPr>
+              <w:t>Общее количество</w:t>
+            </w:r>
+          </w:p>
+        </w:tc>
+        <w:tc>
+          <w:tcPr>
+            <w:tcW w:type="dxa" w:w="2835"/>
+          </w:tcPr>
+          <w:p>
+            <w:pPr>
+              <w:spacing w:after="0"/>
+              <w:jc w:val="center"/>
+            </w:pPr>
+            <w:r>
+              <w:rPr>
+                <w:b/>
+                <w:sz w:val="16"/>
+              </w:rPr>
+              <w:t>Общая стоимость (руб.)*(17)</w:t>
+            </w:r>
+          </w:p>
+        </w:tc>
+      </w:tr>
+      <w:tr>
+        <w:tc>
+          <w:tcPr>
+            <w:tcW w:type="dxa" w:w="567"/>
+          </w:tcPr>
+          <w:p>
+            <w:pPr>
+              <w:spacing w:after="0"/>
+              <w:jc w:val="center"/>
+            </w:pPr>
+            <w:r>
+              <w:rPr>
+                <w:b w:val="0"/>
+                <w:sz w:val="18"/>
+              </w:rPr>
+            </w:r>
+          </w:p>
+        </w:tc>
+        <w:tc>
+          <w:tcPr>
+            <w:tcW w:type="dxa" w:w="2835"/>
+            <w:gridSpan w:val="5"/>
+          </w:tcPr>
+          <w:p>
+            <w:pPr>
+              <w:spacing w:after="0"/>
+              <w:jc w:val="right"/>
+            </w:pPr>
+            <w:r>
+              <w:rPr>
+                <w:b w:val="0"/>
+                <w:sz w:val="18"/>
+              </w:rPr>
+              <w:t>Не имеется</w:t>
+            </w:r>
+          </w:p>
+        </w:tc>
+      </w:tr>
+    </w:tbl>
+    <w:p>
+      <w:r>
+        <w:t>{{/if}}</w:t>
+      </w:r>
+    </w:p>
+    <w:p>
+      <w:r>
+        <w:t>{{#if opis_s5_rows}}</w:t>
+      </w:r>
+    </w:p>
+    <w:tbl>
+      <w:tblPr>
+        <w:tblStyle w:val="TableGrid"/>
+        <w:tblW w:type="auto" w:w="0"/>
+        <w:tblLayout w:type="fixed"/>
+        <w:tblLook w:firstColumn="1" w:firstRow="1" w:lastColumn="0" w:lastRow="0" w:noHBand="0" w:noVBand="1" w:val="04A0"/>
+        <w:tblLayout w:type="fixed"/>
+      </w:tblPr>
+      <w:tblGrid>
+        <w:gridCol w:w="567"/>
+        <w:gridCol w:w="2948"/>
+        <w:gridCol w:w="4252"/>
+        <w:gridCol w:w="2268"/>
+        <w:gridCol w:w="1701"/>
+        <w:gridCol w:w="2835"/>
+      </w:tblGrid>
+      <w:tr>
+        <w:trPr>
+          <w:tblHeader w:val="true"/>
+        </w:trPr>
+        <w:tc>
+          <w:tcPr>
+            <w:tcW w:type="dxa" w:w="567"/>
+          </w:tcPr>
+          <w:p>
+            <w:pPr>
+              <w:spacing w:after="0"/>
+              <w:jc w:val="center"/>
+            </w:pPr>
+            <w:r>
+              <w:rPr>
+                <w:b/>
+                <w:sz w:val="16"/>
+              </w:rPr>
+              <w:t>N п/п</w:t>
+            </w:r>
+          </w:p>
+        </w:tc>
+        <w:tc>
+          <w:tcPr>
+            <w:tcW w:type="dxa" w:w="2948"/>
+          </w:tcPr>
+          <w:p>
+            <w:pPr>
+              <w:spacing w:after="0"/>
+              <w:jc w:val="center"/>
+            </w:pPr>
+            <w:r>
+              <w:rPr>
+                <w:b/>
+                <w:sz w:val="16"/>
+              </w:rPr>
+              <w:t>Вид ценной бумаги*(16)</w:t>
+            </w:r>
+          </w:p>
+        </w:tc>
+        <w:tc>
+          <w:tcPr>
+            <w:tcW w:type="dxa" w:w="4252"/>
+          </w:tcPr>
+          <w:p>
+            <w:pPr>
+              <w:spacing w:after="0"/>
+              <w:jc w:val="center"/>
+            </w:pPr>
+            <w:r>
+              <w:rPr>
+                <w:b/>
+                <w:sz w:val="16"/>
+              </w:rPr>
+              <w:t>Лицо, выпустившее ценную бумагу</w:t>
+            </w:r>
+          </w:p>
+        </w:tc>
+        <w:tc>
+          <w:tcPr>
+            <w:tcW w:type="dxa" w:w="2268"/>
+          </w:tcPr>
+          <w:p>
+            <w:pPr>
+              <w:spacing w:after="0"/>
+              <w:jc w:val="center"/>
+            </w:pPr>
+            <w:r>
+              <w:rPr>
+                <w:b/>
+                <w:sz w:val="16"/>
+              </w:rPr>
+              <w:t>Номинальная величина обязательства (руб.)</w:t>
+            </w:r>
+          </w:p>
+        </w:tc>
+        <w:tc>
+          <w:tcPr>
+            <w:tcW w:type="dxa" w:w="1701"/>
+          </w:tcPr>
+          <w:p>
+            <w:pPr>
+              <w:spacing w:after="0"/>
+              <w:jc w:val="center"/>
+            </w:pPr>
+            <w:r>
+              <w:rPr>
+                <w:b/>
+                <w:sz w:val="16"/>
+              </w:rPr>
+              <w:t>Общее количество</w:t>
+            </w:r>
+          </w:p>
+        </w:tc>
+        <w:tc>
+          <w:tcPr>
+            <w:tcW w:type="dxa" w:w="2835"/>
+          </w:tcPr>
+          <w:p>
+            <w:pPr>
+              <w:spacing w:after="0"/>
+              <w:jc w:val="center"/>
+            </w:pPr>
+            <w:r>
+              <w:rPr>
+                <w:b/>
+                <w:sz w:val="16"/>
+              </w:rPr>
+              <w:t>Общая стоимость (руб.)*(17)</w:t>
+            </w:r>
+          </w:p>
+        </w:tc>
+      </w:tr>
+      <w:tr>
+        <w:tc>
+          <w:tcPr>
+            <w:tcW w:type="dxa" w:w="567"/>
+          </w:tcPr>
+          <w:p>
+            <w:pPr>
+              <w:spacing w:after="0"/>
+              <w:jc w:val="center"/>
+            </w:pPr>
+            <w:r>
+              <w:rPr>
+                <w:b w:val="0"/>
+                <w:sz w:val="18"/>
+              </w:rPr>
+              <w:t>5.1</w:t>
+            </w:r>
+          </w:p>
+        </w:tc>
+        <w:tc>
+          <w:tcPr>
+            <w:tcW w:type="dxa" w:w="2948"/>
+          </w:tcPr>
+          <w:p>
+            <w:pPr>
+              <w:spacing w:after="0"/>
+              <w:jc w:val="left"/>
+            </w:pPr>
+            <w:r>
+              <w:rPr>
+                <w:b w:val="0"/>
+                <w:sz w:val="18"/>
+              </w:rPr>
+              <w:t>{{ОПИСЬ_ЦБ_ВИД}}</w:t>
+            </w:r>
+          </w:p>
+        </w:tc>
+        <w:tc>
+          <w:tcPr>
+            <w:tcW w:type="dxa" w:w="4252"/>
+          </w:tcPr>
+          <w:p>
+            <w:pPr>
+              <w:spacing w:after="0"/>
+              <w:jc w:val="left"/>
+            </w:pPr>
+            <w:r>
+              <w:rPr>
+                <w:b w:val="0"/>
+                <w:sz w:val="18"/>
+              </w:rPr>
+              <w:t>{{ОПИСЬ_ЦБ_ЭМИТЕНТ}}</w:t>
+            </w:r>
+          </w:p>
+        </w:tc>
+        <w:tc>
+          <w:tcPr>
+            <w:tcW w:type="dxa" w:w="2268"/>
+          </w:tcPr>
+          <w:p>
+            <w:pPr>
+              <w:spacing w:after="0"/>
+              <w:jc w:val="right"/>
+            </w:pPr>
+            <w:r>
+              <w:rPr>
+                <w:b w:val="0"/>
+                <w:sz w:val="18"/>
+              </w:rPr>
+              <w:t>{{ОПИСЬ_ЦБ_НОМИНАЛ}}</w:t>
+            </w:r>
+          </w:p>
+        </w:tc>
+        <w:tc>
+          <w:tcPr>
+            <w:tcW w:type="dxa" w:w="1701"/>
+          </w:tcPr>
+          <w:p>
+            <w:pPr>
+              <w:spacing w:after="0"/>
+              <w:jc w:val="right"/>
+            </w:pPr>
+            <w:r>
+              <w:rPr>
+                <w:b w:val="0"/>
+                <w:sz w:val="18"/>
+              </w:rPr>
+              <w:t>{{ОПИСЬ_ЦБ_КОЛИЧЕСТВО}}</w:t>
+            </w:r>
+          </w:p>
+        </w:tc>
+        <w:tc>
+          <w:tcPr>
+            <w:tcW w:type="dxa" w:w="2835"/>
+          </w:tcPr>
+          <w:p>
+            <w:pPr>
+              <w:spacing w:after="0"/>
+              <w:jc w:val="right"/>
+            </w:pPr>
+            <w:r>
+              <w:rPr>
+                <w:b w:val="0"/>
+                <w:sz w:val="18"/>
+              </w:rPr>
+              <w:t>{{ОПИСЬ_ЦБ_СТОИМОСТЬ}}</w:t>
+            </w:r>
+          </w:p>
+        </w:tc>
+      </w:tr>
+    </w:tbl>
+    <w:p>
+      <w:r>
+        <w:t>{{/if}}</w:t>
+      </w:r>
+    </w:p>
+    <w:p/>
+    <w:p>
+      <w:pPr>
+        <w:jc w:val="center"/>
+      </w:pPr>
+      <w:r>
+        <w:rPr>
+          <w:b/>
+          <w:sz w:val="24"/>
+        </w:rPr>
+        <w:t>VI. Сведения о наличных денежных средствах и ином ценном имуществе</w:t>
+      </w:r>
+    </w:p>
+    <w:p>
+      <w:r>
+        <w:t>{{#if opis_s6_none}}</w:t>
+      </w:r>
+    </w:p>
+    <w:tbl>
+      <w:tblPr>
+        <w:tblStyle w:val="TableGrid"/>
+        <w:tblW w:type="auto" w:w="0"/>
+        <w:tblLayout w:type="fixed"/>
+        <w:tblLook w:firstColumn="1" w:firstRow="1" w:lastColumn="0" w:lastRow="0" w:noHBand="0" w:noVBand="1" w:val="04A0"/>
+        <w:tblLayout w:type="fixed"/>
+      </w:tblPr>
+      <w:tblGrid>
+        <w:gridCol w:w="567"/>
+        <w:gridCol w:w="5216"/>
+        <w:gridCol w:w="2551"/>
+        <w:gridCol w:w="3402"/>
+        <w:gridCol w:w="2835"/>
+      </w:tblGrid>
+      <w:tr>
+        <w:trPr>
+          <w:tblHeader w:val="true"/>
+        </w:trPr>
+        <w:tc>
+          <w:tcPr>
+            <w:tcW w:type="dxa" w:w="567"/>
+          </w:tcPr>
+          <w:p>
+            <w:pPr>
+              <w:spacing w:after="0"/>
+              <w:jc w:val="center"/>
+            </w:pPr>
+            <w:r>
+              <w:rPr>
+                <w:b/>
+                <w:sz w:val="16"/>
+              </w:rPr>
+              <w:t>N п/п</w:t>
+            </w:r>
+          </w:p>
+        </w:tc>
+        <w:tc>
+          <w:tcPr>
+            <w:tcW w:type="dxa" w:w="5216"/>
+          </w:tcPr>
+          <w:p>
+            <w:pPr>
+              <w:spacing w:after="0"/>
+              <w:jc w:val="center"/>
+            </w:pPr>
+            <w:r>
+              <w:rPr>
+                <w:b/>
+                <w:sz w:val="16"/>
+              </w:rPr>
+              <w:t>Вид и наименование имущества</w:t>
+            </w:r>
+          </w:p>
+        </w:tc>
+        <w:tc>
+          <w:tcPr>
+            <w:tcW w:type="dxa" w:w="2551"/>
+          </w:tcPr>
+          <w:p>
+            <w:pPr>
+              <w:spacing w:after="0"/>
+              <w:jc w:val="center"/>
+            </w:pPr>
+            <w:r>
+              <w:rPr>
+                <w:b/>
+                <w:sz w:val="16"/>
+              </w:rPr>
+              <w:t>Стоимость (сумма и валюта) *(18)</w:t>
+            </w:r>
+          </w:p>
+        </w:tc>
+        <w:tc>
+          <w:tcPr>
+            <w:tcW w:type="dxa" w:w="3402"/>
+          </w:tcPr>
+          <w:p>
+            <w:pPr>
+              <w:spacing w:after="0"/>
+              <w:jc w:val="center"/>
+            </w:pPr>
+            <w:r>
+              <w:rPr>
+                <w:b/>
+                <w:sz w:val="16"/>
+              </w:rPr>
+              <w:t>Место нахождения/место хранения*(19) (адрес)</w:t>
+            </w:r>
+          </w:p>
+        </w:tc>
+        <w:tc>
+          <w:tcPr>
+            <w:tcW w:type="dxa" w:w="2835"/>
+          </w:tcPr>
+          <w:p>
+            <w:pPr>
+              <w:spacing w:after="0"/>
+              <w:jc w:val="center"/>
+            </w:pPr>
+            <w:r>
+              <w:rPr>
+                <w:b/>
+                <w:sz w:val="16"/>
+              </w:rPr>
+              <w:t>Сведения о залоге и залогодержателе*(20)</w:t>
+            </w:r>
+          </w:p>
+        </w:tc>
+      </w:tr>
+      <w:tr>
+        <w:tc>
+          <w:tcPr>
+            <w:tcW w:type="dxa" w:w="567"/>
+          </w:tcPr>
+          <w:p>
+            <w:pPr>
+              <w:spacing w:after="0"/>
+              <w:jc w:val="center"/>
+            </w:pPr>
+            <w:r>
+              <w:rPr>
+                <w:b w:val="0"/>
+                <w:sz w:val="18"/>
+              </w:rPr>
+            </w:r>
+          </w:p>
+        </w:tc>
+        <w:tc>
+          <w:tcPr>
+            <w:tcW w:type="dxa" w:w="2835"/>
+            <w:gridSpan w:val="4"/>
+          </w:tcPr>
+          <w:p>
+            <w:pPr>
+              <w:spacing w:after="0"/>
+              <w:jc w:val="left"/>
+            </w:pPr>
+            <w:r>
+              <w:rPr>
+                <w:b w:val="0"/>
+                <w:sz w:val="18"/>
+              </w:rPr>
+              <w:t>Не имеется</w:t>
+            </w:r>
+          </w:p>
+        </w:tc>
+      </w:tr>
+    </w:tbl>
+    <w:p>
+      <w:r>
+        <w:t>{{/if}}</w:t>
+      </w:r>
+    </w:p>
+    <w:p>
+      <w:r>
+        <w:t>{{#if opis_s6_rows}}</w:t>
+      </w:r>
+    </w:p>
+    <w:tbl>
+      <w:tblPr>
+        <w:tblStyle w:val="TableGrid"/>
+        <w:tblW w:type="auto" w:w="0"/>
+        <w:tblLayout w:type="fixed"/>
+        <w:tblLook w:firstColumn="1" w:firstRow="1" w:lastColumn="0" w:lastRow="0" w:noHBand="0" w:noVBand="1" w:val="04A0"/>
+        <w:tblLayout w:type="fixed"/>
+      </w:tblPr>
+      <w:tblGrid>
+        <w:gridCol w:w="567"/>
+        <w:gridCol w:w="5216"/>
+        <w:gridCol w:w="2551"/>
+        <w:gridCol w:w="3402"/>
+        <w:gridCol w:w="2835"/>
+      </w:tblGrid>
+      <w:tr>
+        <w:trPr>
+          <w:tblHeader w:val="true"/>
+        </w:trPr>
+        <w:tc>
+          <w:tcPr>
+            <w:tcW w:type="dxa" w:w="567"/>
+          </w:tcPr>
+          <w:p>
+            <w:pPr>
+              <w:spacing w:after="0"/>
+              <w:jc w:val="center"/>
+            </w:pPr>
+            <w:r>
+              <w:rPr>
+                <w:b/>
+                <w:sz w:val="16"/>
+              </w:rPr>
+              <w:t>N п/п</w:t>
+            </w:r>
+          </w:p>
+        </w:tc>
+        <w:tc>
+          <w:tcPr>
+            <w:tcW w:type="dxa" w:w="5216"/>
+          </w:tcPr>
+          <w:p>
+            <w:pPr>
+              <w:spacing w:after="0"/>
+              <w:jc w:val="center"/>
+            </w:pPr>
+            <w:r>
+              <w:rPr>
+                <w:b/>
+                <w:sz w:val="16"/>
+              </w:rPr>
+              <w:t>Вид и наименование имущества</w:t>
+            </w:r>
+          </w:p>
+        </w:tc>
+        <w:tc>
+          <w:tcPr>
+            <w:tcW w:type="dxa" w:w="2551"/>
+          </w:tcPr>
+          <w:p>
+            <w:pPr>
+              <w:spacing w:after="0"/>
+              <w:jc w:val="center"/>
+            </w:pPr>
+            <w:r>
+              <w:rPr>
+                <w:b/>
+                <w:sz w:val="16"/>
+              </w:rPr>
+              <w:t>Стоимость (сумма и валюта) *(18)</w:t>
+            </w:r>
+          </w:p>
+        </w:tc>
+        <w:tc>
+          <w:tcPr>
+            <w:tcW w:type="dxa" w:w="3402"/>
+          </w:tcPr>
+          <w:p>
+            <w:pPr>
+              <w:spacing w:after="0"/>
+              <w:jc w:val="center"/>
+            </w:pPr>
+            <w:r>
+              <w:rPr>
+                <w:b/>
+                <w:sz w:val="16"/>
+              </w:rPr>
+              <w:t>Место нахождения/место хранения*(19) (адрес)</w:t>
+            </w:r>
+          </w:p>
+        </w:tc>
+        <w:tc>
+          <w:tcPr>
+            <w:tcW w:type="dxa" w:w="2835"/>
+          </w:tcPr>
+          <w:p>
+            <w:pPr>
+              <w:spacing w:after="0"/>
+              <w:jc w:val="center"/>
+            </w:pPr>
+            <w:r>
+              <w:rPr>
+                <w:b/>
+                <w:sz w:val="16"/>
+              </w:rPr>
+              <w:t>Сведения о залоге и залогодержателе*(20)</w:t>
+            </w:r>
+          </w:p>
+        </w:tc>
+      </w:tr>
+      <w:tr>
+        <w:tc>
+          <w:tcPr>
+            <w:tcW w:type="dxa" w:w="567"/>
+          </w:tcPr>
+          <w:p>
+            <w:pPr>
+              <w:spacing w:after="0"/>
+              <w:jc w:val="center"/>
+            </w:pPr>
+            <w:r>
+              <w:rPr>
+                <w:b w:val="0"/>
+                <w:sz w:val="18"/>
+              </w:rPr>
+              <w:t>6.1</w:t>
+            </w:r>
+          </w:p>
+        </w:tc>
+        <w:tc>
+          <w:tcPr>
+            <w:tcW w:type="dxa" w:w="5216"/>
+          </w:tcPr>
+          <w:p>
+            <w:pPr>
+              <w:spacing w:after="0"/>
+              <w:jc w:val="left"/>
+            </w:pPr>
+            <w:r>
+              <w:rPr>
+                <w:b w:val="0"/>
+                <w:sz w:val="18"/>
+              </w:rPr>
+              <w:t>Наличные денежные средства</w:t>
+            </w:r>
+          </w:p>
+        </w:tc>
+        <w:tc>
+          <w:tcPr>
+            <w:tcW w:type="dxa" w:w="2551"/>
+          </w:tcPr>
+          <w:p>
+            <w:pPr>
+              <w:spacing w:after="0"/>
+              <w:jc w:val="right"/>
+            </w:pPr>
+            <w:r>
+              <w:rPr>
+                <w:b w:val="0"/>
+                <w:sz w:val="18"/>
+              </w:rPr>
+              <w:t>{{ОПИСЬ_НАЛИЧНЫЕ_СТОИМОСТЬ}}</w:t>
+            </w:r>
+          </w:p>
+        </w:tc>
+        <w:tc>
+          <w:tcPr>
+            <w:tcW w:type="dxa" w:w="3402"/>
+          </w:tcPr>
+          <w:p>
+            <w:pPr>
+              <w:spacing w:after="0"/>
+              <w:jc w:val="left"/>
+            </w:pPr>
+            <w:r>
+              <w:rPr>
+                <w:b w:val="0"/>
+                <w:sz w:val="18"/>
+              </w:rPr>
+              <w:t>{{ОПИСЬ_НАЛИЧНЫЕ_МЕСТО}}</w:t>
+            </w:r>
+          </w:p>
+        </w:tc>
+        <w:tc>
+          <w:tcPr>
+            <w:tcW w:type="dxa" w:w="2835"/>
+          </w:tcPr>
+          <w:p>
+            <w:pPr>
+              <w:spacing w:after="0"/>
+              <w:jc w:val="left"/>
+            </w:pPr>
+            <w:r>
+              <w:rPr>
+                <w:b w:val="0"/>
+                <w:sz w:val="18"/>
+              </w:rPr>
+              <w:t>{{ОПИСЬ_НАЛИЧНЫЕ_ЗАЛОГ}}</w:t>
+            </w:r>
+          </w:p>
+        </w:tc>
+      </w:tr>
+      <w:tr>
+        <w:tc>
+          <w:tcPr>
+            <w:tcW w:type="dxa" w:w="567"/>
+          </w:tcPr>
+          <w:p>
+            <w:pPr>
+              <w:spacing w:after="0"/>
+              <w:jc w:val="center"/>
+            </w:pPr>
+            <w:r>
+              <w:rPr>
+                <w:b w:val="0"/>
+                <w:sz w:val="18"/>
+              </w:rPr>
+              <w:t>6.2</w:t>
+            </w:r>
+          </w:p>
+        </w:tc>
+        <w:tc>
+          <w:tcPr>
+            <w:tcW w:type="dxa" w:w="5216"/>
+          </w:tcPr>
+          <w:p>
+            <w:pPr>
+              <w:spacing w:after="0"/>
+              <w:jc w:val="left"/>
+            </w:pPr>
+            <w:r>
+              <w:rPr>
+                <w:b w:val="0"/>
+                <w:sz w:val="18"/>
+              </w:rPr>
+              <w:t>Драгоценности, в том числе ювелирные украшения, и другие предметы роскоши:</w:t>
+            </w:r>
+          </w:p>
+        </w:tc>
+        <w:tc>
+          <w:tcPr>
+            <w:tcW w:type="dxa" w:w="2551"/>
+          </w:tcPr>
+          <w:p>
+            <w:pPr>
+              <w:spacing w:after="0"/>
+              <w:jc w:val="right"/>
+            </w:pPr>
+            <w:r>
+              <w:rPr>
+                <w:b w:val="0"/>
+                <w:sz w:val="18"/>
+              </w:rPr>
+            </w:r>
+          </w:p>
+        </w:tc>
+        <w:tc>
+          <w:tcPr>
+            <w:tcW w:type="dxa" w:w="3402"/>
+          </w:tcPr>
+          <w:p>
+            <w:pPr>
+              <w:spacing w:after="0"/>
+              <w:jc w:val="left"/>
+            </w:pPr>
+            <w:r>
+              <w:rPr>
+                <w:b w:val="0"/>
+                <w:sz w:val="18"/>
+              </w:rPr>
+            </w:r>
+          </w:p>
+        </w:tc>
+        <w:tc>
+          <w:tcPr>
+            <w:tcW w:type="dxa" w:w="2835"/>
+          </w:tcPr>
+          <w:p>
+            <w:pPr>
+              <w:spacing w:after="0"/>
+              <w:jc w:val="left"/>
+            </w:pPr>
+            <w:r>
+              <w:rPr>
+                <w:b w:val="0"/>
+                <w:sz w:val="18"/>
+              </w:rPr>
+            </w:r>
+          </w:p>
+        </w:tc>
+      </w:tr>
+      <w:tr>
+        <w:tc>
+          <w:tcPr>
+            <w:tcW w:type="dxa" w:w="567"/>
+          </w:tcPr>
+          <w:p>
+            <w:pPr>
+              <w:spacing w:after="0"/>
+              <w:jc w:val="center"/>
+            </w:pPr>
+            <w:r>
+              <w:rPr>
+                <w:b w:val="0"/>
+                <w:sz w:val="18"/>
+              </w:rPr>
+              <w:t>1)</w:t>
+            </w:r>
+          </w:p>
+        </w:tc>
+        <w:tc>
+          <w:tcPr>
+            <w:tcW w:type="dxa" w:w="5216"/>
+          </w:tcPr>
+          <w:p>
+            <w:pPr>
+              <w:spacing w:after="0"/>
+              <w:jc w:val="left"/>
+            </w:pPr>
+            <w:r>
+              <w:rPr>
+                <w:b w:val="0"/>
+                <w:sz w:val="18"/>
+              </w:rPr>
+              <w:t>{{ОПИСЬ_ЦИ_НАИМЕНОВАНИЕ}}</w:t>
+            </w:r>
+          </w:p>
+        </w:tc>
+        <w:tc>
+          <w:tcPr>
+            <w:tcW w:type="dxa" w:w="2551"/>
+          </w:tcPr>
+          <w:p>
+            <w:pPr>
+              <w:spacing w:after="0"/>
+              <w:jc w:val="right"/>
+            </w:pPr>
+            <w:r>
+              <w:rPr>
+                <w:b w:val="0"/>
+                <w:sz w:val="18"/>
+              </w:rPr>
+              <w:t>{{ОПИСЬ_ЦИ_СТОИМОСТЬ}}</w:t>
+            </w:r>
+          </w:p>
+        </w:tc>
+        <w:tc>
+          <w:tcPr>
+            <w:tcW w:type="dxa" w:w="3402"/>
+          </w:tcPr>
+          <w:p>
+            <w:pPr>
+              <w:spacing w:after="0"/>
+              <w:jc w:val="left"/>
+            </w:pPr>
+            <w:r>
+              <w:rPr>
+                <w:b w:val="0"/>
+                <w:sz w:val="18"/>
+              </w:rPr>
+              <w:t>{{ОПИСЬ_ЦИ_МЕСТО}}</w:t>
+            </w:r>
+          </w:p>
+        </w:tc>
+        <w:tc>
+          <w:tcPr>
+            <w:tcW w:type="dxa" w:w="2835"/>
+          </w:tcPr>
+          <w:p>
+            <w:pPr>
+              <w:spacing w:after="0"/>
+              <w:jc w:val="left"/>
+            </w:pPr>
+            <w:r>
+              <w:rPr>
+                <w:b w:val="0"/>
+                <w:sz w:val="18"/>
+              </w:rPr>
+              <w:t>{{ОПИСЬ_ЦИ_ЗАЛОГ}}</w:t>
+            </w:r>
+          </w:p>
+        </w:tc>
+      </w:tr>
+      <w:tr>
+        <w:tc>
+          <w:tcPr>
+            <w:tcW w:type="dxa" w:w="567"/>
+          </w:tcPr>
+          <w:p>
+            <w:pPr>
+              <w:spacing w:after="0"/>
+              <w:jc w:val="center"/>
+            </w:pPr>
+            <w:r>
+              <w:rPr>
+                <w:b w:val="0"/>
+                <w:sz w:val="18"/>
+              </w:rPr>
+              <w:t>6.3</w:t>
+            </w:r>
+          </w:p>
+        </w:tc>
+        <w:tc>
+          <w:tcPr>
+            <w:tcW w:type="dxa" w:w="5216"/>
+          </w:tcPr>
+          <w:p>
+            <w:pPr>
+              <w:spacing w:after="0"/>
+              <w:jc w:val="left"/>
+            </w:pPr>
+            <w:r>
+              <w:rPr>
+                <w:b w:val="0"/>
+                <w:sz w:val="18"/>
+              </w:rPr>
+              <w:t>Предметы искусства:</w:t>
+            </w:r>
+          </w:p>
+        </w:tc>
+        <w:tc>
+          <w:tcPr>
+            <w:tcW w:type="dxa" w:w="2551"/>
+          </w:tcPr>
+          <w:p>
+            <w:pPr>
+              <w:spacing w:after="0"/>
+              <w:jc w:val="right"/>
+            </w:pPr>
+            <w:r>
+              <w:rPr>
+                <w:b w:val="0"/>
+                <w:sz w:val="18"/>
+              </w:rPr>
+            </w:r>
+          </w:p>
+        </w:tc>
+        <w:tc>
+          <w:tcPr>
+            <w:tcW w:type="dxa" w:w="3402"/>
+          </w:tcPr>
+          <w:p>
+            <w:pPr>
+              <w:spacing w:after="0"/>
+              <w:jc w:val="left"/>
+            </w:pPr>
+            <w:r>
+              <w:rPr>
+                <w:b w:val="0"/>
+                <w:sz w:val="18"/>
+              </w:rPr>
+            </w:r>
+          </w:p>
+        </w:tc>
+        <w:tc>
+          <w:tcPr>
+            <w:tcW w:type="dxa" w:w="2835"/>
+          </w:tcPr>
+          <w:p>
+            <w:pPr>
+              <w:spacing w:after="0"/>
+              <w:jc w:val="left"/>
+            </w:pPr>
+            <w:r>
+              <w:rPr>
+                <w:b w:val="0"/>
+                <w:sz w:val="18"/>
+              </w:rPr>
+            </w:r>
+          </w:p>
+        </w:tc>
+      </w:tr>
+      <w:tr>
+        <w:tc>
+          <w:tcPr>
+            <w:tcW w:type="dxa" w:w="567"/>
+          </w:tcPr>
+          <w:p>
+            <w:pPr>
+              <w:spacing w:after="0"/>
+              <w:jc w:val="center"/>
+            </w:pPr>
+            <w:r>
+              <w:rPr>
+                <w:b w:val="0"/>
+                <w:sz w:val="18"/>
+              </w:rPr>
+              <w:t>1)</w:t>
+            </w:r>
+          </w:p>
+        </w:tc>
+        <w:tc>
+          <w:tcPr>
+            <w:tcW w:type="dxa" w:w="5216"/>
+          </w:tcPr>
+          <w:p>
+            <w:pPr>
+              <w:spacing w:after="0"/>
+              <w:jc w:val="left"/>
+            </w:pPr>
+            <w:r>
+              <w:rPr>
+                <w:b w:val="0"/>
+                <w:sz w:val="18"/>
+              </w:rPr>
+              <w:t>{{ОПИСЬ_ЦИ_НАИМЕНОВАНИЕ}}</w:t>
+            </w:r>
+          </w:p>
+        </w:tc>
+        <w:tc>
+          <w:tcPr>
+            <w:tcW w:type="dxa" w:w="2551"/>
+          </w:tcPr>
+          <w:p>
+            <w:pPr>
+              <w:spacing w:after="0"/>
+              <w:jc w:val="right"/>
+            </w:pPr>
+            <w:r>
+              <w:rPr>
+                <w:b w:val="0"/>
+                <w:sz w:val="18"/>
+              </w:rPr>
+              <w:t>{{ОПИСЬ_ЦИ_СТОИМОСТЬ}}</w:t>
+            </w:r>
+          </w:p>
+        </w:tc>
+        <w:tc>
+          <w:tcPr>
+            <w:tcW w:type="dxa" w:w="3402"/>
+          </w:tcPr>
+          <w:p>
+            <w:pPr>
+              <w:spacing w:after="0"/>
+              <w:jc w:val="left"/>
+            </w:pPr>
+            <w:r>
+              <w:rPr>
+                <w:b w:val="0"/>
+                <w:sz w:val="18"/>
+              </w:rPr>
+              <w:t>{{ОПИСЬ_ЦИ_МЕСТО}}</w:t>
+            </w:r>
+          </w:p>
+        </w:tc>
+        <w:tc>
+          <w:tcPr>
+            <w:tcW w:type="dxa" w:w="2835"/>
+          </w:tcPr>
+          <w:p>
+            <w:pPr>
+              <w:spacing w:after="0"/>
+              <w:jc w:val="left"/>
+            </w:pPr>
+            <w:r>
+              <w:rPr>
+                <w:b w:val="0"/>
+                <w:sz w:val="18"/>
+              </w:rPr>
+              <w:t>{{ОПИСЬ_ЦИ_ЗАЛОГ}}</w:t>
+            </w:r>
+          </w:p>
+        </w:tc>
+      </w:tr>
+      <w:tr>
+        <w:tc>
+          <w:tcPr>
+            <w:tcW w:type="dxa" w:w="567"/>
+          </w:tcPr>
+          <w:p>
+            <w:pPr>
+              <w:spacing w:after="0"/>
+              <w:jc w:val="center"/>
+            </w:pPr>
+            <w:r>
+              <w:rPr>
+                <w:b w:val="0"/>
+                <w:sz w:val="18"/>
+              </w:rPr>
+              <w:t>6.4</w:t>
+            </w:r>
+          </w:p>
+        </w:tc>
+        <w:tc>
+          <w:tcPr>
+            <w:tcW w:type="dxa" w:w="5216"/>
+          </w:tcPr>
+          <w:p>
+            <w:pPr>
+              <w:spacing w:after="0"/>
+              <w:jc w:val="left"/>
+            </w:pPr>
+            <w:r>
+              <w:rPr>
+                <w:b w:val="0"/>
+                <w:sz w:val="18"/>
+              </w:rPr>
+              <w:t>Имущество, необходимое для профессиональных занятий:</w:t>
+            </w:r>
+          </w:p>
+        </w:tc>
+        <w:tc>
+          <w:tcPr>
+            <w:tcW w:type="dxa" w:w="2551"/>
+          </w:tcPr>
+          <w:p>
+            <w:pPr>
+              <w:spacing w:after="0"/>
+              <w:jc w:val="right"/>
+            </w:pPr>
+            <w:r>
+              <w:rPr>
+                <w:b w:val="0"/>
+                <w:sz w:val="18"/>
+              </w:rPr>
+            </w:r>
+          </w:p>
+        </w:tc>
+        <w:tc>
+          <w:tcPr>
+            <w:tcW w:type="dxa" w:w="3402"/>
+          </w:tcPr>
+          <w:p>
+            <w:pPr>
+              <w:spacing w:after="0"/>
+              <w:jc w:val="left"/>
+            </w:pPr>
+            <w:r>
+              <w:rPr>
+                <w:b w:val="0"/>
+                <w:sz w:val="18"/>
+              </w:rPr>
+            </w:r>
+          </w:p>
+        </w:tc>
+        <w:tc>
+          <w:tcPr>
+            <w:tcW w:type="dxa" w:w="2835"/>
+          </w:tcPr>
+          <w:p>
+            <w:pPr>
+              <w:spacing w:after="0"/>
+              <w:jc w:val="left"/>
+            </w:pPr>
+            <w:r>
+              <w:rPr>
+                <w:b w:val="0"/>
+                <w:sz w:val="18"/>
+              </w:rPr>
+            </w:r>
+          </w:p>
+        </w:tc>
+      </w:tr>
+      <w:tr>
+        <w:tc>
+          <w:tcPr>
+            <w:tcW w:type="dxa" w:w="567"/>
+          </w:tcPr>
+          <w:p>
+            <w:pPr>
+              <w:spacing w:after="0"/>
+              <w:jc w:val="center"/>
+            </w:pPr>
+            <w:r>
+              <w:rPr>
+                <w:b w:val="0"/>
+                <w:sz w:val="18"/>
+              </w:rPr>
+              <w:t>1)</w:t>
+            </w:r>
+          </w:p>
+        </w:tc>
+        <w:tc>
+          <w:tcPr>
+            <w:tcW w:type="dxa" w:w="5216"/>
+          </w:tcPr>
+          <w:p>
+            <w:pPr>
+              <w:spacing w:after="0"/>
+              <w:jc w:val="left"/>
+            </w:pPr>
+            <w:r>
+              <w:rPr>
+                <w:b w:val="0"/>
+                <w:sz w:val="18"/>
+              </w:rPr>
+              <w:t>{{ОПИСЬ_ЦИ_НАИМЕНОВАНИЕ}}</w:t>
+            </w:r>
+          </w:p>
+        </w:tc>
+        <w:tc>
+          <w:tcPr>
+            <w:tcW w:type="dxa" w:w="2551"/>
+          </w:tcPr>
+          <w:p>
+            <w:pPr>
+              <w:spacing w:after="0"/>
+              <w:jc w:val="right"/>
+            </w:pPr>
+            <w:r>
+              <w:rPr>
+                <w:b w:val="0"/>
+                <w:sz w:val="18"/>
+              </w:rPr>
+              <w:t>{{ОПИСЬ_ЦИ_СТОИМОСТЬ}}</w:t>
+            </w:r>
+          </w:p>
+        </w:tc>
+        <w:tc>
+          <w:tcPr>
+            <w:tcW w:type="dxa" w:w="3402"/>
+          </w:tcPr>
+          <w:p>
+            <w:pPr>
+              <w:spacing w:after="0"/>
+              <w:jc w:val="left"/>
+            </w:pPr>
+            <w:r>
+              <w:rPr>
+                <w:b w:val="0"/>
+                <w:sz w:val="18"/>
+              </w:rPr>
+              <w:t>{{ОПИСЬ_ЦИ_МЕСТО}}</w:t>
+            </w:r>
+          </w:p>
+        </w:tc>
+        <w:tc>
+          <w:tcPr>
+            <w:tcW w:type="dxa" w:w="2835"/>
+          </w:tcPr>
+          <w:p>
+            <w:pPr>
+              <w:spacing w:after="0"/>
+              <w:jc w:val="left"/>
+            </w:pPr>
+            <w:r>
+              <w:rPr>
+                <w:b w:val="0"/>
+                <w:sz w:val="18"/>
+              </w:rPr>
+              <w:t>{{ОПИСЬ_ЦИ_ЗАЛОГ}}</w:t>
+            </w:r>
+          </w:p>
+        </w:tc>
+      </w:tr>
+      <w:tr>
+        <w:tc>
+          <w:tcPr>
+            <w:tcW w:type="dxa" w:w="567"/>
+          </w:tcPr>
+          <w:p>
+            <w:pPr>
+              <w:spacing w:after="0"/>
+              <w:jc w:val="center"/>
+            </w:pPr>
+            <w:r>
+              <w:rPr>
+                <w:b w:val="0"/>
+                <w:sz w:val="18"/>
+              </w:rPr>
+              <w:t>6.5</w:t>
+            </w:r>
+          </w:p>
+        </w:tc>
+        <w:tc>
+          <w:tcPr>
+            <w:tcW w:type="dxa" w:w="5216"/>
+          </w:tcPr>
+          <w:p>
+            <w:pPr>
+              <w:spacing w:after="0"/>
+              <w:jc w:val="left"/>
+            </w:pPr>
+            <w:r>
+              <w:rPr>
+                <w:b w:val="0"/>
+                <w:sz w:val="18"/>
+              </w:rPr>
+              <w:t>Иное ценное имущество:</w:t>
+            </w:r>
+          </w:p>
+        </w:tc>
+        <w:tc>
+          <w:tcPr>
+            <w:tcW w:type="dxa" w:w="2551"/>
+          </w:tcPr>
+          <w:p>
+            <w:pPr>
+              <w:spacing w:after="0"/>
+              <w:jc w:val="right"/>
+            </w:pPr>
+            <w:r>
+              <w:rPr>
+                <w:b w:val="0"/>
+                <w:sz w:val="18"/>
+              </w:rPr>
+            </w:r>
+          </w:p>
+        </w:tc>
+        <w:tc>
+          <w:tcPr>
+            <w:tcW w:type="dxa" w:w="3402"/>
+          </w:tcPr>
+          <w:p>
+            <w:pPr>
+              <w:spacing w:after="0"/>
+              <w:jc w:val="left"/>
+            </w:pPr>
+            <w:r>
+              <w:rPr>
+                <w:b w:val="0"/>
+                <w:sz w:val="18"/>
+              </w:rPr>
+            </w:r>
+          </w:p>
+        </w:tc>
+        <w:tc>
+          <w:tcPr>
+            <w:tcW w:type="dxa" w:w="2835"/>
+          </w:tcPr>
+          <w:p>
+            <w:pPr>
+              <w:spacing w:after="0"/>
+              <w:jc w:val="left"/>
+            </w:pPr>
+            <w:r>
+              <w:rPr>
+                <w:b w:val="0"/>
+                <w:sz w:val="18"/>
+              </w:rPr>
+            </w:r>
+          </w:p>
+        </w:tc>
+      </w:tr>
+      <w:tr>
+        <w:tc>
+          <w:tcPr>
+            <w:tcW w:type="dxa" w:w="567"/>
+          </w:tcPr>
+          <w:p>
+            <w:pPr>
+              <w:spacing w:after="0"/>
+              <w:jc w:val="center"/>
+            </w:pPr>
+            <w:r>
+              <w:rPr>
+                <w:b w:val="0"/>
+                <w:sz w:val="18"/>
+              </w:rPr>
+              <w:t>1)</w:t>
+            </w:r>
+          </w:p>
+        </w:tc>
+        <w:tc>
+          <w:tcPr>
+            <w:tcW w:type="dxa" w:w="5216"/>
+          </w:tcPr>
+          <w:p>
+            <w:pPr>
+              <w:spacing w:after="0"/>
+              <w:jc w:val="left"/>
+            </w:pPr>
+            <w:r>
+              <w:rPr>
+                <w:b w:val="0"/>
+                <w:sz w:val="18"/>
+              </w:rPr>
+              <w:t>{{ОПИСЬ_ЦИ_НАИМЕНОВАНИЕ}}</w:t>
+            </w:r>
+          </w:p>
+        </w:tc>
+        <w:tc>
+          <w:tcPr>
+            <w:tcW w:type="dxa" w:w="2551"/>
+          </w:tcPr>
+          <w:p>
+            <w:pPr>
+              <w:spacing w:after="0"/>
+              <w:jc w:val="right"/>
+            </w:pPr>
+            <w:r>
+              <w:rPr>
+                <w:b w:val="0"/>
+                <w:sz w:val="18"/>
+              </w:rPr>
+              <w:t>{{ОПИСЬ_ЦИ_СТОИМОСТЬ}}</w:t>
+            </w:r>
+          </w:p>
+        </w:tc>
+        <w:tc>
+          <w:tcPr>
+            <w:tcW w:type="dxa" w:w="3402"/>
+          </w:tcPr>
+          <w:p>
+            <w:pPr>
+              <w:spacing w:after="0"/>
+              <w:jc w:val="left"/>
+            </w:pPr>
+            <w:r>
+              <w:rPr>
+                <w:b w:val="0"/>
+                <w:sz w:val="18"/>
+              </w:rPr>
+              <w:t>{{ОПИСЬ_ЦИ_МЕСТО}}</w:t>
+            </w:r>
+          </w:p>
+        </w:tc>
+        <w:tc>
+          <w:tcPr>
+            <w:tcW w:type="dxa" w:w="2835"/>
+          </w:tcPr>
+          <w:p>
+            <w:pPr>
+              <w:spacing w:after="0"/>
+              <w:jc w:val="left"/>
+            </w:pPr>
+            <w:r>
+              <w:rPr>
+                <w:b w:val="0"/>
+                <w:sz w:val="18"/>
+              </w:rPr>
+              <w:t>{{ОПИСЬ_ЦИ_ЗАЛОГ}}</w:t>
+            </w:r>
+          </w:p>
+        </w:tc>
+      </w:tr>
+    </w:tbl>
+    <w:p>
+      <w:r>
+        <w:t>{{/if}}</w:t>
       </w:r>
     </w:p>
     <w:p/>
     <w:p>
       <w:r>
-        <w:t>дело № {{НОМЕР_ДЕЛА}}, {{СУД}}</w:t>
+        <w:t>Достоверность и полноту настоящих сведений подтверждаю.</w:t>
+      </w:r>
+    </w:p>
+    <w:p/>
+    <w:p>
+      <w:r>
+        <w:t>{{ДАТА}}   ____________________   {{ДОЛЖНИК_НАИМЕНОВАНИЕ}}</w:t>
       </w:r>
     </w:p>
     <w:p>
       <w:r>
-        <w:t>Дата: {{ДАТА}}.</w:t>
-      </w:r>
-    </w:p>
-    <w:p/>
-    <w:tbl>
-      <w:tblPr>
-        <w:tblStyle w:val="TableGrid"/>
-        <w:tblW w:type="auto" w:w="0"/>
-        <w:tblLook w:firstColumn="1" w:firstRow="1" w:lastColumn="0" w:lastRow="0" w:noHBand="0" w:noVBand="1" w:val="04A0"/>
-      </w:tblPr>
-      <w:tblGrid>
-        <w:gridCol w:w="757"/>
-        <w:gridCol w:w="757"/>
-        <w:gridCol w:w="757"/>
-        <w:gridCol w:w="757"/>
-        <w:gridCol w:w="757"/>
-        <w:gridCol w:w="757"/>
-        <w:gridCol w:w="757"/>
-        <w:gridCol w:w="757"/>
-        <w:gridCol w:w="757"/>
-        <w:gridCol w:w="757"/>
-        <w:gridCol w:w="757"/>
-        <w:gridCol w:w="757"/>
-        <w:gridCol w:w="757"/>
-        <w:gridCol w:w="757"/>
-        <w:gridCol w:w="757"/>
-        <w:gridCol w:w="757"/>
-        <w:gridCol w:w="757"/>
-        <w:gridCol w:w="757"/>
-        <w:gridCol w:w="757"/>
-        <w:gridCol w:w="757"/>
-      </w:tblGrid>
-      <w:tr>
-        <w:tc>
-          <w:tcPr>
-            <w:tcW w:type="dxa" w:w="757"/>
-          </w:tcPr>
-          <w:p>
-            <w:r>
-              <w:t>№</w:t>
-            </w:r>
-          </w:p>
-        </w:tc>
-        <w:tc>
-          <w:tcPr>
-            <w:tcW w:type="dxa" w:w="757"/>
-          </w:tcPr>
-          <w:p>
-            <w:r>
-              <w:t>Раздел</w:t>
-            </w:r>
-          </w:p>
-        </w:tc>
-        <w:tc>
-          <w:tcPr>
-            <w:tcW w:type="dxa" w:w="757"/>
-          </w:tcPr>
-          <w:p>
-            <w:r>
-              <w:t>Вид и наименование имущества</w:t>
-            </w:r>
-          </w:p>
-        </w:tc>
-        <w:tc>
-          <w:tcPr>
-            <w:tcW w:type="dxa" w:w="757"/>
-          </w:tcPr>
-          <w:p>
-            <w:r>
-              <w:t>Вид собственности</w:t>
-            </w:r>
-          </w:p>
-        </w:tc>
-        <w:tc>
-          <w:tcPr>
-            <w:tcW w:type="dxa" w:w="757"/>
-          </w:tcPr>
-          <w:p>
-            <w:r>
-              <w:t>Местонахождение (адрес, место хранения)</w:t>
-            </w:r>
-          </w:p>
-        </w:tc>
-        <w:tc>
-          <w:tcPr>
-            <w:tcW w:type="dxa" w:w="757"/>
-          </w:tcPr>
-          <w:p>
-            <w:r>
-              <w:t>Площадь, кв. м</w:t>
-            </w:r>
-          </w:p>
-        </w:tc>
-        <w:tc>
-          <w:tcPr>
-            <w:tcW w:type="dxa" w:w="757"/>
-          </w:tcPr>
-          <w:p>
-            <w:r>
-              <w:t>Марка, модель</w:t>
-            </w:r>
-          </w:p>
-        </w:tc>
-        <w:tc>
-          <w:tcPr>
-            <w:tcW w:type="dxa" w:w="757"/>
-          </w:tcPr>
-          <w:p>
-            <w:r>
-              <w:t>Год выпуска</w:t>
-            </w:r>
-          </w:p>
-        </w:tc>
-        <w:tc>
-          <w:tcPr>
-            <w:tcW w:type="dxa" w:w="757"/>
-          </w:tcPr>
-          <w:p>
-            <w:r>
-              <w:t>Идентификатор (кад. номер, VIN, рег. номер, номер счёта)</w:t>
-            </w:r>
-          </w:p>
-        </w:tc>
-        <w:tc>
-          <w:tcPr>
-            <w:tcW w:type="dxa" w:w="757"/>
-          </w:tcPr>
-          <w:p>
-            <w:r>
-              <w:t>Основание приобретения</w:t>
-            </w:r>
-          </w:p>
-        </w:tc>
-        <w:tc>
-          <w:tcPr>
-            <w:tcW w:type="dxa" w:w="757"/>
-          </w:tcPr>
-          <w:p>
-            <w:r>
-              <w:t>Банк</w:t>
-            </w:r>
-          </w:p>
-        </w:tc>
-        <w:tc>
-          <w:tcPr>
-            <w:tcW w:type="dxa" w:w="757"/>
-          </w:tcPr>
-          <w:p>
-            <w:r>
-              <w:t>Вид и валюта счёта</w:t>
-            </w:r>
-          </w:p>
-        </w:tc>
-        <w:tc>
-          <w:tcPr>
-            <w:tcW w:type="dxa" w:w="757"/>
-          </w:tcPr>
-          <w:p>
-            <w:r>
-              <w:t>Остаток</w:t>
-            </w:r>
-          </w:p>
-        </w:tc>
-        <w:tc>
-          <w:tcPr>
-            <w:tcW w:type="dxa" w:w="757"/>
-          </w:tcPr>
-          <w:p>
-            <w:r>
-              <w:t>Эмитент / организация</w:t>
-            </w:r>
-          </w:p>
-        </w:tc>
-        <w:tc>
-          <w:tcPr>
-            <w:tcW w:type="dxa" w:w="757"/>
-          </w:tcPr>
-          <w:p>
-            <w:r>
-              <w:t>Доля участия</w:t>
-            </w:r>
-          </w:p>
-        </w:tc>
-        <w:tc>
-          <w:tcPr>
-            <w:tcW w:type="dxa" w:w="757"/>
-          </w:tcPr>
-          <w:p>
-            <w:r>
-              <w:t>Количество</w:t>
-            </w:r>
-          </w:p>
-        </w:tc>
-        <w:tc>
-          <w:tcPr>
-            <w:tcW w:type="dxa" w:w="757"/>
-          </w:tcPr>
-          <w:p>
-            <w:r>
-              <w:t>Стоимость, руб.</w:t>
-            </w:r>
-          </w:p>
-        </w:tc>
-        <w:tc>
-          <w:tcPr>
-            <w:tcW w:type="dxa" w:w="757"/>
-          </w:tcPr>
-          <w:p>
-            <w:r>
-              <w:t>Обременения (залогодержатель)</w:t>
-            </w:r>
-          </w:p>
-        </w:tc>
-        <w:tc>
-          <w:tcPr>
-            <w:tcW w:type="dxa" w:w="757"/>
-          </w:tcPr>
-          <w:p>
-            <w:r>
-              <w:t>В залоге (да/нет)</w:t>
-            </w:r>
-          </w:p>
-        </w:tc>
-        <w:tc>
-          <w:tcPr>
-            <w:tcW w:type="dxa" w:w="757"/>
-          </w:tcPr>
-          <w:p>
-            <w:r>
-              <w:t>Исключено из массы (основание по ст. 446 ГПК)</w:t>
-            </w:r>
-          </w:p>
-        </w:tc>
-      </w:tr>
-      <w:tr>
-        <w:tc>
-          <w:tcPr>
-            <w:tcW w:type="dxa" w:w="757"/>
-          </w:tcPr>
-          <w:p>
-            <w:r>
-              <w:t>1</w:t>
-            </w:r>
-          </w:p>
-        </w:tc>
-        <w:tc>
-          <w:tcPr>
-            <w:tcW w:type="dxa" w:w="757"/>
-          </w:tcPr>
-          <w:p>
-            <w:r>
-              <w:t>{{РАЗДЕЛ}}</w:t>
-            </w:r>
-          </w:p>
-        </w:tc>
-        <w:tc>
-          <w:tcPr>
-            <w:tcW w:type="dxa" w:w="757"/>
-          </w:tcPr>
-          <w:p>
-            <w:r>
-              <w:t>{{ИМУЩЕСТВО}}</w:t>
-            </w:r>
-          </w:p>
-        </w:tc>
-        <w:tc>
-          <w:tcPr>
-            <w:tcW w:type="dxa" w:w="757"/>
-          </w:tcPr>
-          <w:p>
-            <w:r>
-              <w:t>{{ВИД_ПРАВА}}</w:t>
-            </w:r>
-          </w:p>
-        </w:tc>
-        <w:tc>
-          <w:tcPr>
-            <w:tcW w:type="dxa" w:w="757"/>
-          </w:tcPr>
-          <w:p>
-            <w:r>
-              <w:t>{{МЕСТО_НАХОЖДЕНИЯ}}</w:t>
-            </w:r>
-          </w:p>
-        </w:tc>
-        <w:tc>
-          <w:tcPr>
-            <w:tcW w:type="dxa" w:w="757"/>
-          </w:tcPr>
-          <w:p>
-            <w:r>
-              <w:t>{{ПЛОЩАДЬ}}</w:t>
-            </w:r>
-          </w:p>
-        </w:tc>
-        <w:tc>
-          <w:tcPr>
-            <w:tcW w:type="dxa" w:w="757"/>
-          </w:tcPr>
-          <w:p>
-            <w:r>
-              <w:t>{{МАРКА_МОДЕЛЬ}}</w:t>
-            </w:r>
-          </w:p>
-        </w:tc>
-        <w:tc>
-          <w:tcPr>
-            <w:tcW w:type="dxa" w:w="757"/>
-          </w:tcPr>
-          <w:p>
-            <w:r>
-              <w:t>{{ГОД_ВЫПУСКА}}</w:t>
-            </w:r>
-          </w:p>
-        </w:tc>
-        <w:tc>
-          <w:tcPr>
-            <w:tcW w:type="dxa" w:w="757"/>
-          </w:tcPr>
-          <w:p>
-            <w:r>
-              <w:t>{{ИДЕНТИФИКАТОР}}</w:t>
-            </w:r>
-          </w:p>
-        </w:tc>
-        <w:tc>
-          <w:tcPr>
-            <w:tcW w:type="dxa" w:w="757"/>
-          </w:tcPr>
-          <w:p>
-            <w:r>
-              <w:t>{{ОСНОВАНИЕ_ПРИОБРЕТЕНИЯ}}</w:t>
-            </w:r>
-          </w:p>
-        </w:tc>
-        <w:tc>
-          <w:tcPr>
-            <w:tcW w:type="dxa" w:w="757"/>
-          </w:tcPr>
-          <w:p>
-            <w:r>
-              <w:t>{{БАНК}}</w:t>
-            </w:r>
-          </w:p>
-        </w:tc>
-        <w:tc>
-          <w:tcPr>
-            <w:tcW w:type="dxa" w:w="757"/>
-          </w:tcPr>
-          <w:p>
-            <w:r>
-              <w:t>{{ВИД_ВАЛЮТА_СЧЁТА}}</w:t>
-            </w:r>
-          </w:p>
-        </w:tc>
-        <w:tc>
-          <w:tcPr>
-            <w:tcW w:type="dxa" w:w="757"/>
-          </w:tcPr>
-          <w:p>
-            <w:r>
-              <w:t>{{ОСТАТОК}}</w:t>
-            </w:r>
-          </w:p>
-        </w:tc>
-        <w:tc>
-          <w:tcPr>
-            <w:tcW w:type="dxa" w:w="757"/>
-          </w:tcPr>
-          <w:p>
-            <w:r>
-              <w:t>{{ЭМИТЕНТ}}</w:t>
-            </w:r>
-          </w:p>
-        </w:tc>
-        <w:tc>
-          <w:tcPr>
-            <w:tcW w:type="dxa" w:w="757"/>
-          </w:tcPr>
-          <w:p>
-            <w:r>
-              <w:t>{{ДОЛЯ}}</w:t>
-            </w:r>
-          </w:p>
-        </w:tc>
-        <w:tc>
-          <w:tcPr>
-            <w:tcW w:type="dxa" w:w="757"/>
-          </w:tcPr>
-          <w:p>
-            <w:r>
-              <w:t>{{КОЛ}}</w:t>
-            </w:r>
-          </w:p>
-        </w:tc>
-        <w:tc>
-          <w:tcPr>
-            <w:tcW w:type="dxa" w:w="757"/>
-          </w:tcPr>
-          <w:p>
-            <w:r>
-              <w:t>{{СТОИМОСТЬ}}</w:t>
-            </w:r>
-          </w:p>
-        </w:tc>
-        <w:tc>
-          <w:tcPr>
-            <w:tcW w:type="dxa" w:w="757"/>
-          </w:tcPr>
-          <w:p>
-            <w:r>
-              <w:t>{{ОБРЕМЕНЕНИЯ}}</w:t>
-            </w:r>
-          </w:p>
-        </w:tc>
-        <w:tc>
-          <w:tcPr>
-            <w:tcW w:type="dxa" w:w="757"/>
-          </w:tcPr>
-          <w:p>
-            <w:r>
-              <w:t>{{В_ЗАЛОГЕ}}</w:t>
-            </w:r>
-          </w:p>
-        </w:tc>
-        <w:tc>
-          <w:tcPr>
-            <w:tcW w:type="dxa" w:w="757"/>
-          </w:tcPr>
-          <w:p>
-            <w:r>
-              <w:t>{{ИСКЛЮЧЕНИЕ}}</w:t>
-            </w:r>
-          </w:p>
-        </w:tc>
-      </w:tr>
-      <w:tr>
-        <w:tc>
-          <w:tcPr>
-            <w:tcW w:type="dxa" w:w="757"/>
-          </w:tcPr>
-          <w:p>
-            <w:r>
-              <w:t>2</w:t>
-            </w:r>
-          </w:p>
-        </w:tc>
-        <w:tc>
-          <w:tcPr>
-            <w:tcW w:type="dxa" w:w="757"/>
-          </w:tcPr>
-          <w:p/>
-        </w:tc>
-        <w:tc>
-          <w:tcPr>
-            <w:tcW w:type="dxa" w:w="757"/>
-          </w:tcPr>
-          <w:p/>
-        </w:tc>
-        <w:tc>
-          <w:tcPr>
-            <w:tcW w:type="dxa" w:w="757"/>
-          </w:tcPr>
-          <w:p/>
-        </w:tc>
-        <w:tc>
-          <w:tcPr>
-            <w:tcW w:type="dxa" w:w="757"/>
-          </w:tcPr>
-          <w:p/>
-        </w:tc>
-        <w:tc>
-          <w:tcPr>
-            <w:tcW w:type="dxa" w:w="757"/>
-          </w:tcPr>
-          <w:p/>
-        </w:tc>
-        <w:tc>
-          <w:tcPr>
-            <w:tcW w:type="dxa" w:w="757"/>
-          </w:tcPr>
-          <w:p/>
-        </w:tc>
-        <w:tc>
-          <w:tcPr>
-            <w:tcW w:type="dxa" w:w="757"/>
-          </w:tcPr>
-          <w:p/>
-        </w:tc>
-        <w:tc>
-          <w:tcPr>
-            <w:tcW w:type="dxa" w:w="757"/>
-          </w:tcPr>
-          <w:p/>
-        </w:tc>
-        <w:tc>
-          <w:tcPr>
-            <w:tcW w:type="dxa" w:w="757"/>
-          </w:tcPr>
-          <w:p/>
-        </w:tc>
-        <w:tc>
-          <w:tcPr>
-            <w:tcW w:type="dxa" w:w="757"/>
-          </w:tcPr>
-          <w:p/>
-        </w:tc>
-        <w:tc>
-          <w:tcPr>
-            <w:tcW w:type="dxa" w:w="757"/>
-          </w:tcPr>
-          <w:p/>
-        </w:tc>
-        <w:tc>
-          <w:tcPr>
-            <w:tcW w:type="dxa" w:w="757"/>
-          </w:tcPr>
-          <w:p/>
-        </w:tc>
-        <w:tc>
-          <w:tcPr>
-            <w:tcW w:type="dxa" w:w="757"/>
-          </w:tcPr>
-          <w:p/>
-        </w:tc>
-        <w:tc>
-          <w:tcPr>
-            <w:tcW w:type="dxa" w:w="757"/>
-          </w:tcPr>
-          <w:p/>
-        </w:tc>
-        <w:tc>
-          <w:tcPr>
-            <w:tcW w:type="dxa" w:w="757"/>
-          </w:tcPr>
-          <w:p/>
-        </w:tc>
-        <w:tc>
-          <w:tcPr>
-            <w:tcW w:type="dxa" w:w="757"/>
-          </w:tcPr>
-          <w:p/>
-        </w:tc>
-        <w:tc>
-          <w:tcPr>
-            <w:tcW w:type="dxa" w:w="757"/>
-          </w:tcPr>
-          <w:p/>
-        </w:tc>
-        <w:tc>
-          <w:tcPr>
-            <w:tcW w:type="dxa" w:w="757"/>
-          </w:tcPr>
-          <w:p/>
-        </w:tc>
-        <w:tc>
-          <w:tcPr>
-            <w:tcW w:type="dxa" w:w="757"/>
-          </w:tcPr>
-          <w:p/>
-        </w:tc>
-      </w:tr>
-      <w:tr>
-        <w:tc>
-          <w:tcPr>
-            <w:tcW w:type="dxa" w:w="757"/>
-          </w:tcPr>
-          <w:p>
-            <w:r>
-              <w:t>3</w:t>
-            </w:r>
-          </w:p>
-        </w:tc>
-        <w:tc>
-          <w:tcPr>
-            <w:tcW w:type="dxa" w:w="757"/>
-          </w:tcPr>
-          <w:p/>
-        </w:tc>
-        <w:tc>
-          <w:tcPr>
-            <w:tcW w:type="dxa" w:w="757"/>
-          </w:tcPr>
-          <w:p/>
-        </w:tc>
-        <w:tc>
-          <w:tcPr>
-            <w:tcW w:type="dxa" w:w="757"/>
-          </w:tcPr>
-          <w:p/>
-        </w:tc>
-        <w:tc>
-          <w:tcPr>
-            <w:tcW w:type="dxa" w:w="757"/>
-          </w:tcPr>
-          <w:p/>
-        </w:tc>
-        <w:tc>
-          <w:tcPr>
-            <w:tcW w:type="dxa" w:w="757"/>
-          </w:tcPr>
-          <w:p/>
-        </w:tc>
-        <w:tc>
-          <w:tcPr>
-            <w:tcW w:type="dxa" w:w="757"/>
-          </w:tcPr>
-          <w:p/>
-        </w:tc>
-        <w:tc>
-          <w:tcPr>
-            <w:tcW w:type="dxa" w:w="757"/>
-          </w:tcPr>
-          <w:p/>
-        </w:tc>
-        <w:tc>
-          <w:tcPr>
-            <w:tcW w:type="dxa" w:w="757"/>
-          </w:tcPr>
-          <w:p/>
-        </w:tc>
-        <w:tc>
-          <w:tcPr>
-            <w:tcW w:type="dxa" w:w="757"/>
-          </w:tcPr>
-          <w:p/>
-        </w:tc>
-        <w:tc>
-          <w:tcPr>
-            <w:tcW w:type="dxa" w:w="757"/>
-          </w:tcPr>
-          <w:p/>
-        </w:tc>
-        <w:tc>
-          <w:tcPr>
-            <w:tcW w:type="dxa" w:w="757"/>
-          </w:tcPr>
-          <w:p/>
-        </w:tc>
-        <w:tc>
-          <w:tcPr>
-            <w:tcW w:type="dxa" w:w="757"/>
-          </w:tcPr>
-          <w:p/>
-        </w:tc>
-        <w:tc>
-          <w:tcPr>
-            <w:tcW w:type="dxa" w:w="757"/>
-          </w:tcPr>
-          <w:p/>
-        </w:tc>
-        <w:tc>
-          <w:tcPr>
-            <w:tcW w:type="dxa" w:w="757"/>
-          </w:tcPr>
-          <w:p/>
-        </w:tc>
-        <w:tc>
-          <w:tcPr>
-            <w:tcW w:type="dxa" w:w="757"/>
-          </w:tcPr>
-          <w:p/>
-        </w:tc>
-        <w:tc>
-          <w:tcPr>
-            <w:tcW w:type="dxa" w:w="757"/>
-          </w:tcPr>
-          <w:p/>
-        </w:tc>
-        <w:tc>
-          <w:tcPr>
-            <w:tcW w:type="dxa" w:w="757"/>
-          </w:tcPr>
-          <w:p/>
-        </w:tc>
-        <w:tc>
-          <w:tcPr>
-            <w:tcW w:type="dxa" w:w="757"/>
-          </w:tcPr>
-          <w:p/>
-        </w:tc>
-        <w:tc>
-          <w:tcPr>
-            <w:tcW w:type="dxa" w:w="757"/>
-          </w:tcPr>
-          <w:p/>
-        </w:tc>
-      </w:tr>
-      <w:tr>
-        <w:tc>
-          <w:tcPr>
-            <w:tcW w:type="dxa" w:w="757"/>
-          </w:tcPr>
-          <w:p>
-            <w:r>
-              <w:t>4</w:t>
-            </w:r>
-          </w:p>
-        </w:tc>
-        <w:tc>
-          <w:tcPr>
-            <w:tcW w:type="dxa" w:w="757"/>
-          </w:tcPr>
-          <w:p/>
-        </w:tc>
-        <w:tc>
-          <w:tcPr>
-            <w:tcW w:type="dxa" w:w="757"/>
-          </w:tcPr>
-          <w:p/>
-        </w:tc>
-        <w:tc>
-          <w:tcPr>
-            <w:tcW w:type="dxa" w:w="757"/>
-          </w:tcPr>
-          <w:p/>
-        </w:tc>
-        <w:tc>
-          <w:tcPr>
-            <w:tcW w:type="dxa" w:w="757"/>
-          </w:tcPr>
-          <w:p/>
-        </w:tc>
-        <w:tc>
-          <w:tcPr>
-            <w:tcW w:type="dxa" w:w="757"/>
-          </w:tcPr>
-          <w:p/>
-        </w:tc>
-        <w:tc>
-          <w:tcPr>
-            <w:tcW w:type="dxa" w:w="757"/>
-          </w:tcPr>
-          <w:p/>
-        </w:tc>
-        <w:tc>
-          <w:tcPr>
-            <w:tcW w:type="dxa" w:w="757"/>
-          </w:tcPr>
-          <w:p/>
-        </w:tc>
-        <w:tc>
-          <w:tcPr>
-            <w:tcW w:type="dxa" w:w="757"/>
-          </w:tcPr>
-          <w:p/>
-        </w:tc>
-        <w:tc>
-          <w:tcPr>
-            <w:tcW w:type="dxa" w:w="757"/>
-          </w:tcPr>
-          <w:p/>
-        </w:tc>
-        <w:tc>
-          <w:tcPr>
-            <w:tcW w:type="dxa" w:w="757"/>
-          </w:tcPr>
-          <w:p/>
-        </w:tc>
-        <w:tc>
-          <w:tcPr>
-            <w:tcW w:type="dxa" w:w="757"/>
-          </w:tcPr>
-          <w:p/>
-        </w:tc>
-        <w:tc>
-          <w:tcPr>
-            <w:tcW w:type="dxa" w:w="757"/>
-          </w:tcPr>
-          <w:p/>
-        </w:tc>
-        <w:tc>
-          <w:tcPr>
-            <w:tcW w:type="dxa" w:w="757"/>
-          </w:tcPr>
-          <w:p/>
-        </w:tc>
-        <w:tc>
-          <w:tcPr>
-            <w:tcW w:type="dxa" w:w="757"/>
-          </w:tcPr>
-          <w:p/>
-        </w:tc>
-        <w:tc>
-          <w:tcPr>
-            <w:tcW w:type="dxa" w:w="757"/>
-          </w:tcPr>
-          <w:p/>
-        </w:tc>
-        <w:tc>
-          <w:tcPr>
-            <w:tcW w:type="dxa" w:w="757"/>
-          </w:tcPr>
-          <w:p/>
-        </w:tc>
-        <w:tc>
-          <w:tcPr>
-            <w:tcW w:type="dxa" w:w="757"/>
-          </w:tcPr>
-          <w:p/>
-        </w:tc>
-        <w:tc>
-          <w:tcPr>
-            <w:tcW w:type="dxa" w:w="757"/>
-          </w:tcPr>
-          <w:p/>
-        </w:tc>
-        <w:tc>
-          <w:tcPr>
-            <w:tcW w:type="dxa" w:w="757"/>
-          </w:tcPr>
-          <w:p/>
-        </w:tc>
-      </w:tr>
-      <w:tr>
-        <w:tc>
-          <w:tcPr>
-            <w:tcW w:type="dxa" w:w="757"/>
-          </w:tcPr>
-          <w:p>
-            <w:r>
-              <w:t>5</w:t>
-            </w:r>
-          </w:p>
-        </w:tc>
-        <w:tc>
-          <w:tcPr>
-            <w:tcW w:type="dxa" w:w="757"/>
-          </w:tcPr>
-          <w:p/>
-        </w:tc>
-        <w:tc>
-          <w:tcPr>
-            <w:tcW w:type="dxa" w:w="757"/>
-          </w:tcPr>
-          <w:p/>
-        </w:tc>
-        <w:tc>
-          <w:tcPr>
-            <w:tcW w:type="dxa" w:w="757"/>
-          </w:tcPr>
-          <w:p/>
-        </w:tc>
-        <w:tc>
-          <w:tcPr>
-            <w:tcW w:type="dxa" w:w="757"/>
-          </w:tcPr>
-          <w:p/>
-        </w:tc>
-        <w:tc>
-          <w:tcPr>
-            <w:tcW w:type="dxa" w:w="757"/>
-          </w:tcPr>
-          <w:p/>
-        </w:tc>
-        <w:tc>
-          <w:tcPr>
-            <w:tcW w:type="dxa" w:w="757"/>
-          </w:tcPr>
-          <w:p/>
-        </w:tc>
-        <w:tc>
-          <w:tcPr>
-            <w:tcW w:type="dxa" w:w="757"/>
-          </w:tcPr>
-          <w:p/>
-        </w:tc>
-        <w:tc>
-          <w:tcPr>
-            <w:tcW w:type="dxa" w:w="757"/>
-          </w:tcPr>
-          <w:p/>
-        </w:tc>
-        <w:tc>
-          <w:tcPr>
-            <w:tcW w:type="dxa" w:w="757"/>
-          </w:tcPr>
-          <w:p/>
-        </w:tc>
-        <w:tc>
-          <w:tcPr>
-            <w:tcW w:type="dxa" w:w="757"/>
-          </w:tcPr>
-          <w:p/>
-        </w:tc>
-        <w:tc>
-          <w:tcPr>
-            <w:tcW w:type="dxa" w:w="757"/>
-          </w:tcPr>
-          <w:p/>
-        </w:tc>
-        <w:tc>
-          <w:tcPr>
-            <w:tcW w:type="dxa" w:w="757"/>
-          </w:tcPr>
-          <w:p/>
-        </w:tc>
-        <w:tc>
-          <w:tcPr>
-            <w:tcW w:type="dxa" w:w="757"/>
-          </w:tcPr>
-          <w:p/>
-        </w:tc>
-        <w:tc>
-          <w:tcPr>
-            <w:tcW w:type="dxa" w:w="757"/>
-          </w:tcPr>
-          <w:p/>
-        </w:tc>
-        <w:tc>
-          <w:tcPr>
-            <w:tcW w:type="dxa" w:w="757"/>
-          </w:tcPr>
-          <w:p/>
-        </w:tc>
-        <w:tc>
-          <w:tcPr>
-            <w:tcW w:type="dxa" w:w="757"/>
-          </w:tcPr>
-          <w:p/>
-        </w:tc>
-        <w:tc>
-          <w:tcPr>
-            <w:tcW w:type="dxa" w:w="757"/>
-          </w:tcPr>
-          <w:p/>
-        </w:tc>
-        <w:tc>
-          <w:tcPr>
-            <w:tcW w:type="dxa" w:w="757"/>
-          </w:tcPr>
-          <w:p/>
-        </w:tc>
-        <w:tc>
-          <w:tcPr>
-            <w:tcW w:type="dxa" w:w="757"/>
-          </w:tcPr>
-          <w:p/>
-        </w:tc>
-      </w:tr>
-      <w:tr>
-        <w:tc>
-          <w:tcPr>
-            <w:tcW w:type="dxa" w:w="757"/>
-          </w:tcPr>
-          <w:p>
-            <w:r>
-              <w:t>6</w:t>
-            </w:r>
-          </w:p>
-        </w:tc>
-        <w:tc>
-          <w:tcPr>
-            <w:tcW w:type="dxa" w:w="757"/>
-          </w:tcPr>
-          <w:p/>
-        </w:tc>
-        <w:tc>
-          <w:tcPr>
-            <w:tcW w:type="dxa" w:w="757"/>
-          </w:tcPr>
-          <w:p/>
-        </w:tc>
-        <w:tc>
-          <w:tcPr>
-            <w:tcW w:type="dxa" w:w="757"/>
-          </w:tcPr>
-          <w:p/>
-        </w:tc>
-        <w:tc>
-          <w:tcPr>
-            <w:tcW w:type="dxa" w:w="757"/>
-          </w:tcPr>
-          <w:p/>
-        </w:tc>
-        <w:tc>
-          <w:tcPr>
-            <w:tcW w:type="dxa" w:w="757"/>
-          </w:tcPr>
-          <w:p/>
-        </w:tc>
-        <w:tc>
-          <w:tcPr>
-            <w:tcW w:type="dxa" w:w="757"/>
-          </w:tcPr>
-          <w:p/>
-        </w:tc>
-        <w:tc>
-          <w:tcPr>
-            <w:tcW w:type="dxa" w:w="757"/>
-          </w:tcPr>
-          <w:p/>
-        </w:tc>
-        <w:tc>
-          <w:tcPr>
-            <w:tcW w:type="dxa" w:w="757"/>
-          </w:tcPr>
-          <w:p/>
-        </w:tc>
-        <w:tc>
-          <w:tcPr>
-            <w:tcW w:type="dxa" w:w="757"/>
-          </w:tcPr>
-          <w:p/>
-        </w:tc>
-        <w:tc>
-          <w:tcPr>
-            <w:tcW w:type="dxa" w:w="757"/>
-          </w:tcPr>
-          <w:p/>
-        </w:tc>
-        <w:tc>
-          <w:tcPr>
-            <w:tcW w:type="dxa" w:w="757"/>
-          </w:tcPr>
-          <w:p/>
-        </w:tc>
-        <w:tc>
-          <w:tcPr>
-            <w:tcW w:type="dxa" w:w="757"/>
-          </w:tcPr>
-          <w:p/>
-        </w:tc>
-        <w:tc>
-          <w:tcPr>
-            <w:tcW w:type="dxa" w:w="757"/>
-          </w:tcPr>
-          <w:p/>
-        </w:tc>
-        <w:tc>
-          <w:tcPr>
-            <w:tcW w:type="dxa" w:w="757"/>
-          </w:tcPr>
-          <w:p/>
-        </w:tc>
-        <w:tc>
-          <w:tcPr>
-            <w:tcW w:type="dxa" w:w="757"/>
-          </w:tcPr>
-          <w:p/>
-        </w:tc>
-        <w:tc>
-          <w:tcPr>
-            <w:tcW w:type="dxa" w:w="757"/>
-          </w:tcPr>
-          <w:p/>
-        </w:tc>
-        <w:tc>
-          <w:tcPr>
-            <w:tcW w:type="dxa" w:w="757"/>
-          </w:tcPr>
-          <w:p/>
-        </w:tc>
-        <w:tc>
-          <w:tcPr>
-            <w:tcW w:type="dxa" w:w="757"/>
-          </w:tcPr>
-          <w:p/>
-        </w:tc>
-        <w:tc>
-          <w:tcPr>
-            <w:tcW w:type="dxa" w:w="757"/>
-          </w:tcPr>
-          <w:p/>
-        </w:tc>
-      </w:tr>
-      <w:tr>
-        <w:tc>
-          <w:tcPr>
-            <w:tcW w:type="dxa" w:w="757"/>
-          </w:tcPr>
-          <w:p>
-            <w:r>
-              <w:t>7</w:t>
-            </w:r>
-          </w:p>
-        </w:tc>
-        <w:tc>
-          <w:tcPr>
-            <w:tcW w:type="dxa" w:w="757"/>
-          </w:tcPr>
-          <w:p/>
-        </w:tc>
-        <w:tc>
-          <w:tcPr>
-            <w:tcW w:type="dxa" w:w="757"/>
-          </w:tcPr>
-          <w:p/>
-        </w:tc>
-        <w:tc>
-          <w:tcPr>
-            <w:tcW w:type="dxa" w:w="757"/>
-          </w:tcPr>
-          <w:p/>
-        </w:tc>
-        <w:tc>
-          <w:tcPr>
-            <w:tcW w:type="dxa" w:w="757"/>
-          </w:tcPr>
-          <w:p/>
-        </w:tc>
-        <w:tc>
-          <w:tcPr>
-            <w:tcW w:type="dxa" w:w="757"/>
-          </w:tcPr>
-          <w:p/>
-        </w:tc>
-        <w:tc>
-          <w:tcPr>
-            <w:tcW w:type="dxa" w:w="757"/>
-          </w:tcPr>
-          <w:p/>
-        </w:tc>
-        <w:tc>
-          <w:tcPr>
-            <w:tcW w:type="dxa" w:w="757"/>
-          </w:tcPr>
-          <w:p/>
-        </w:tc>
-        <w:tc>
-          <w:tcPr>
-            <w:tcW w:type="dxa" w:w="757"/>
-          </w:tcPr>
-          <w:p/>
-        </w:tc>
-        <w:tc>
-          <w:tcPr>
-            <w:tcW w:type="dxa" w:w="757"/>
-          </w:tcPr>
-          <w:p/>
-        </w:tc>
-        <w:tc>
-          <w:tcPr>
-            <w:tcW w:type="dxa" w:w="757"/>
-          </w:tcPr>
-          <w:p/>
-        </w:tc>
-        <w:tc>
-          <w:tcPr>
-            <w:tcW w:type="dxa" w:w="757"/>
-          </w:tcPr>
-          <w:p/>
-        </w:tc>
-        <w:tc>
-          <w:tcPr>
-            <w:tcW w:type="dxa" w:w="757"/>
-          </w:tcPr>
-          <w:p/>
-        </w:tc>
-        <w:tc>
-          <w:tcPr>
-            <w:tcW w:type="dxa" w:w="757"/>
-          </w:tcPr>
-          <w:p/>
-        </w:tc>
-        <w:tc>
-          <w:tcPr>
-            <w:tcW w:type="dxa" w:w="757"/>
-          </w:tcPr>
-          <w:p/>
-        </w:tc>
-        <w:tc>
-          <w:tcPr>
-            <w:tcW w:type="dxa" w:w="757"/>
-          </w:tcPr>
-          <w:p/>
-        </w:tc>
-        <w:tc>
-          <w:tcPr>
-            <w:tcW w:type="dxa" w:w="757"/>
-          </w:tcPr>
-          <w:p/>
-        </w:tc>
-        <w:tc>
-          <w:tcPr>
-            <w:tcW w:type="dxa" w:w="757"/>
-          </w:tcPr>
-          <w:p/>
-        </w:tc>
-        <w:tc>
-          <w:tcPr>
-            <w:tcW w:type="dxa" w:w="757"/>
-          </w:tcPr>
-          <w:p/>
-        </w:tc>
-        <w:tc>
-          <w:tcPr>
-            <w:tcW w:type="dxa" w:w="757"/>
-          </w:tcPr>
-          <w:p/>
-        </w:tc>
-      </w:tr>
-      <w:tr>
-        <w:tc>
-          <w:tcPr>
-            <w:tcW w:type="dxa" w:w="757"/>
-          </w:tcPr>
-          <w:p>
-            <w:r>
-              <w:t>8</w:t>
-            </w:r>
-          </w:p>
-        </w:tc>
-        <w:tc>
-          <w:tcPr>
-            <w:tcW w:type="dxa" w:w="757"/>
-          </w:tcPr>
-          <w:p/>
-        </w:tc>
-        <w:tc>
-          <w:tcPr>
-            <w:tcW w:type="dxa" w:w="757"/>
-          </w:tcPr>
-          <w:p/>
-        </w:tc>
-        <w:tc>
-          <w:tcPr>
-            <w:tcW w:type="dxa" w:w="757"/>
-          </w:tcPr>
-          <w:p/>
-        </w:tc>
-        <w:tc>
-          <w:tcPr>
-            <w:tcW w:type="dxa" w:w="757"/>
-          </w:tcPr>
-          <w:p/>
-        </w:tc>
-        <w:tc>
-          <w:tcPr>
-            <w:tcW w:type="dxa" w:w="757"/>
-          </w:tcPr>
-          <w:p/>
-        </w:tc>
-        <w:tc>
-          <w:tcPr>
-            <w:tcW w:type="dxa" w:w="757"/>
-          </w:tcPr>
-          <w:p/>
-        </w:tc>
-        <w:tc>
-          <w:tcPr>
-            <w:tcW w:type="dxa" w:w="757"/>
-          </w:tcPr>
-          <w:p/>
-        </w:tc>
-        <w:tc>
-          <w:tcPr>
-            <w:tcW w:type="dxa" w:w="757"/>
-          </w:tcPr>
-          <w:p/>
-        </w:tc>
-        <w:tc>
-          <w:tcPr>
-            <w:tcW w:type="dxa" w:w="757"/>
-          </w:tcPr>
-          <w:p/>
-        </w:tc>
-        <w:tc>
-          <w:tcPr>
-            <w:tcW w:type="dxa" w:w="757"/>
-          </w:tcPr>
-          <w:p/>
-        </w:tc>
-        <w:tc>
-          <w:tcPr>
-            <w:tcW w:type="dxa" w:w="757"/>
-          </w:tcPr>
-          <w:p/>
-        </w:tc>
-        <w:tc>
-          <w:tcPr>
-            <w:tcW w:type="dxa" w:w="757"/>
-          </w:tcPr>
-          <w:p/>
-        </w:tc>
-        <w:tc>
-          <w:tcPr>
-            <w:tcW w:type="dxa" w:w="757"/>
-          </w:tcPr>
-          <w:p/>
-        </w:tc>
-        <w:tc>
-          <w:tcPr>
-            <w:tcW w:type="dxa" w:w="757"/>
-          </w:tcPr>
-          <w:p/>
-        </w:tc>
-        <w:tc>
-          <w:tcPr>
-            <w:tcW w:type="dxa" w:w="757"/>
-          </w:tcPr>
-          <w:p/>
-        </w:tc>
-        <w:tc>
-          <w:tcPr>
-            <w:tcW w:type="dxa" w:w="757"/>
-          </w:tcPr>
-          <w:p/>
-        </w:tc>
-        <w:tc>
-          <w:tcPr>
-            <w:tcW w:type="dxa" w:w="757"/>
-          </w:tcPr>
-          <w:p/>
-        </w:tc>
-        <w:tc>
-          <w:tcPr>
-            <w:tcW w:type="dxa" w:w="757"/>
-          </w:tcPr>
-          <w:p/>
-        </w:tc>
-        <w:tc>
-          <w:tcPr>
-            <w:tcW w:type="dxa" w:w="757"/>
-          </w:tcPr>
-          <w:p/>
-        </w:tc>
-      </w:tr>
-      <w:tr>
-        <w:tc>
-          <w:tcPr>
-            <w:tcW w:type="dxa" w:w="757"/>
-          </w:tcPr>
-          <w:p>
-            <w:r>
-              <w:t>9</w:t>
-            </w:r>
-          </w:p>
-        </w:tc>
-        <w:tc>
-          <w:tcPr>
-            <w:tcW w:type="dxa" w:w="757"/>
-          </w:tcPr>
-          <w:p/>
-        </w:tc>
-        <w:tc>
-          <w:tcPr>
-            <w:tcW w:type="dxa" w:w="757"/>
-          </w:tcPr>
-          <w:p/>
-        </w:tc>
-        <w:tc>
-          <w:tcPr>
-            <w:tcW w:type="dxa" w:w="757"/>
-          </w:tcPr>
-          <w:p/>
-        </w:tc>
-        <w:tc>
-          <w:tcPr>
-            <w:tcW w:type="dxa" w:w="757"/>
-          </w:tcPr>
-          <w:p/>
-        </w:tc>
-        <w:tc>
-          <w:tcPr>
-            <w:tcW w:type="dxa" w:w="757"/>
-          </w:tcPr>
-          <w:p/>
-        </w:tc>
-        <w:tc>
-          <w:tcPr>
-            <w:tcW w:type="dxa" w:w="757"/>
-          </w:tcPr>
-          <w:p/>
-        </w:tc>
-        <w:tc>
-          <w:tcPr>
-            <w:tcW w:type="dxa" w:w="757"/>
-          </w:tcPr>
-          <w:p/>
-        </w:tc>
-        <w:tc>
-          <w:tcPr>
-            <w:tcW w:type="dxa" w:w="757"/>
-          </w:tcPr>
-          <w:p/>
-        </w:tc>
-        <w:tc>
-          <w:tcPr>
-            <w:tcW w:type="dxa" w:w="757"/>
-          </w:tcPr>
-          <w:p/>
-        </w:tc>
-        <w:tc>
-          <w:tcPr>
-            <w:tcW w:type="dxa" w:w="757"/>
-          </w:tcPr>
-          <w:p/>
-        </w:tc>
-        <w:tc>
-          <w:tcPr>
-            <w:tcW w:type="dxa" w:w="757"/>
-          </w:tcPr>
-          <w:p/>
-        </w:tc>
-        <w:tc>
-          <w:tcPr>
-            <w:tcW w:type="dxa" w:w="757"/>
-          </w:tcPr>
-          <w:p/>
-        </w:tc>
-        <w:tc>
-          <w:tcPr>
-            <w:tcW w:type="dxa" w:w="757"/>
-          </w:tcPr>
-          <w:p/>
-        </w:tc>
-        <w:tc>
-          <w:tcPr>
-            <w:tcW w:type="dxa" w:w="757"/>
-          </w:tcPr>
-          <w:p/>
-        </w:tc>
-        <w:tc>
-          <w:tcPr>
-            <w:tcW w:type="dxa" w:w="757"/>
-          </w:tcPr>
-          <w:p/>
-        </w:tc>
-        <w:tc>
-          <w:tcPr>
-            <w:tcW w:type="dxa" w:w="757"/>
-          </w:tcPr>
-          <w:p/>
-        </w:tc>
-        <w:tc>
-          <w:tcPr>
-            <w:tcW w:type="dxa" w:w="757"/>
-          </w:tcPr>
-          <w:p/>
-        </w:tc>
-        <w:tc>
-          <w:tcPr>
-            <w:tcW w:type="dxa" w:w="757"/>
-          </w:tcPr>
-          <w:p/>
-        </w:tc>
-        <w:tc>
-          <w:tcPr>
-            <w:tcW w:type="dxa" w:w="757"/>
-          </w:tcPr>
-          <w:p/>
-        </w:tc>
-      </w:tr>
-      <w:tr>
-        <w:tc>
-          <w:tcPr>
-            <w:tcW w:type="dxa" w:w="757"/>
-          </w:tcPr>
-          <w:p>
-            <w:r>
-              <w:t>10</w:t>
-            </w:r>
-          </w:p>
-        </w:tc>
-        <w:tc>
-          <w:tcPr>
-            <w:tcW w:type="dxa" w:w="757"/>
-          </w:tcPr>
-          <w:p/>
-        </w:tc>
-        <w:tc>
-          <w:tcPr>
-            <w:tcW w:type="dxa" w:w="757"/>
-          </w:tcPr>
-          <w:p/>
-        </w:tc>
-        <w:tc>
-          <w:tcPr>
-            <w:tcW w:type="dxa" w:w="757"/>
-          </w:tcPr>
-          <w:p/>
-        </w:tc>
-        <w:tc>
-          <w:tcPr>
-            <w:tcW w:type="dxa" w:w="757"/>
-          </w:tcPr>
-          <w:p/>
-        </w:tc>
-        <w:tc>
-          <w:tcPr>
-            <w:tcW w:type="dxa" w:w="757"/>
-          </w:tcPr>
-          <w:p/>
-        </w:tc>
-        <w:tc>
-          <w:tcPr>
-            <w:tcW w:type="dxa" w:w="757"/>
-          </w:tcPr>
-          <w:p/>
-        </w:tc>
-        <w:tc>
-          <w:tcPr>
-            <w:tcW w:type="dxa" w:w="757"/>
-          </w:tcPr>
-          <w:p/>
-        </w:tc>
-        <w:tc>
-          <w:tcPr>
-            <w:tcW w:type="dxa" w:w="757"/>
-          </w:tcPr>
-          <w:p/>
-        </w:tc>
-        <w:tc>
-          <w:tcPr>
-            <w:tcW w:type="dxa" w:w="757"/>
-          </w:tcPr>
-          <w:p/>
-        </w:tc>
-        <w:tc>
-          <w:tcPr>
-            <w:tcW w:type="dxa" w:w="757"/>
-          </w:tcPr>
-          <w:p/>
-        </w:tc>
-        <w:tc>
-          <w:tcPr>
-            <w:tcW w:type="dxa" w:w="757"/>
-          </w:tcPr>
-          <w:p/>
-        </w:tc>
-        <w:tc>
-          <w:tcPr>
-            <w:tcW w:type="dxa" w:w="757"/>
-          </w:tcPr>
-          <w:p/>
-        </w:tc>
-        <w:tc>
-          <w:tcPr>
-            <w:tcW w:type="dxa" w:w="757"/>
-          </w:tcPr>
-          <w:p/>
-        </w:tc>
-        <w:tc>
-          <w:tcPr>
-            <w:tcW w:type="dxa" w:w="757"/>
-          </w:tcPr>
-          <w:p/>
-        </w:tc>
-        <w:tc>
-          <w:tcPr>
-            <w:tcW w:type="dxa" w:w="757"/>
-          </w:tcPr>
-          <w:p/>
-        </w:tc>
-        <w:tc>
-          <w:tcPr>
-            <w:tcW w:type="dxa" w:w="757"/>
-          </w:tcPr>
-          <w:p/>
-        </w:tc>
-        <w:tc>
-          <w:tcPr>
-            <w:tcW w:type="dxa" w:w="757"/>
-          </w:tcPr>
-          <w:p/>
-        </w:tc>
-        <w:tc>
-          <w:tcPr>
-            <w:tcW w:type="dxa" w:w="757"/>
-          </w:tcPr>
-          <w:p/>
-        </w:tc>
-        <w:tc>
-          <w:tcPr>
-            <w:tcW w:type="dxa" w:w="757"/>
-          </w:tcPr>
-          <w:p/>
-        </w:tc>
-      </w:tr>
-      <w:tr>
-        <w:tc>
-          <w:tcPr>
-            <w:tcW w:type="dxa" w:w="757"/>
-          </w:tcPr>
-          <w:p>
-            <w:r>
-              <w:t>11</w:t>
-            </w:r>
-          </w:p>
-        </w:tc>
-        <w:tc>
-          <w:tcPr>
-            <w:tcW w:type="dxa" w:w="757"/>
-          </w:tcPr>
-          <w:p/>
-        </w:tc>
-        <w:tc>
-          <w:tcPr>
-            <w:tcW w:type="dxa" w:w="757"/>
-          </w:tcPr>
-          <w:p/>
-        </w:tc>
-        <w:tc>
-          <w:tcPr>
-            <w:tcW w:type="dxa" w:w="757"/>
-          </w:tcPr>
-          <w:p/>
-        </w:tc>
-        <w:tc>
-          <w:tcPr>
-            <w:tcW w:type="dxa" w:w="757"/>
-          </w:tcPr>
-          <w:p/>
-        </w:tc>
-        <w:tc>
-          <w:tcPr>
-            <w:tcW w:type="dxa" w:w="757"/>
-          </w:tcPr>
-          <w:p/>
-        </w:tc>
-        <w:tc>
-          <w:tcPr>
-            <w:tcW w:type="dxa" w:w="757"/>
-          </w:tcPr>
-          <w:p/>
-        </w:tc>
-        <w:tc>
-          <w:tcPr>
-            <w:tcW w:type="dxa" w:w="757"/>
-          </w:tcPr>
-          <w:p/>
-        </w:tc>
-        <w:tc>
-          <w:tcPr>
-            <w:tcW w:type="dxa" w:w="757"/>
-          </w:tcPr>
-          <w:p/>
-        </w:tc>
-        <w:tc>
-          <w:tcPr>
-            <w:tcW w:type="dxa" w:w="757"/>
-          </w:tcPr>
-          <w:p/>
-        </w:tc>
-        <w:tc>
-          <w:tcPr>
-            <w:tcW w:type="dxa" w:w="757"/>
-          </w:tcPr>
-          <w:p/>
-        </w:tc>
-        <w:tc>
-          <w:tcPr>
-            <w:tcW w:type="dxa" w:w="757"/>
-          </w:tcPr>
-          <w:p/>
-        </w:tc>
-        <w:tc>
-          <w:tcPr>
-            <w:tcW w:type="dxa" w:w="757"/>
-          </w:tcPr>
-          <w:p/>
-        </w:tc>
-        <w:tc>
-          <w:tcPr>
-            <w:tcW w:type="dxa" w:w="757"/>
-          </w:tcPr>
-          <w:p/>
-        </w:tc>
-        <w:tc>
-          <w:tcPr>
-            <w:tcW w:type="dxa" w:w="757"/>
-          </w:tcPr>
-          <w:p/>
-        </w:tc>
-        <w:tc>
-          <w:tcPr>
-            <w:tcW w:type="dxa" w:w="757"/>
-          </w:tcPr>
-          <w:p/>
-        </w:tc>
-        <w:tc>
-          <w:tcPr>
-            <w:tcW w:type="dxa" w:w="757"/>
-          </w:tcPr>
-          <w:p/>
-        </w:tc>
-        <w:tc>
-          <w:tcPr>
-            <w:tcW w:type="dxa" w:w="757"/>
-          </w:tcPr>
-          <w:p/>
-        </w:tc>
-        <w:tc>
-          <w:tcPr>
-            <w:tcW w:type="dxa" w:w="757"/>
-          </w:tcPr>
-          <w:p/>
-        </w:tc>
-        <w:tc>
-          <w:tcPr>
-            <w:tcW w:type="dxa" w:w="757"/>
-          </w:tcPr>
-          <w:p/>
-        </w:tc>
-      </w:tr>
-      <w:tr>
-        <w:tc>
-          <w:tcPr>
-            <w:tcW w:type="dxa" w:w="757"/>
-          </w:tcPr>
-          <w:p>
-            <w:r>
-              <w:t>12</w:t>
-            </w:r>
-          </w:p>
-        </w:tc>
-        <w:tc>
-          <w:tcPr>
-            <w:tcW w:type="dxa" w:w="757"/>
-          </w:tcPr>
-          <w:p/>
-        </w:tc>
-        <w:tc>
-          <w:tcPr>
-            <w:tcW w:type="dxa" w:w="757"/>
-          </w:tcPr>
-          <w:p/>
-        </w:tc>
-        <w:tc>
-          <w:tcPr>
-            <w:tcW w:type="dxa" w:w="757"/>
-          </w:tcPr>
-          <w:p/>
-        </w:tc>
-        <w:tc>
-          <w:tcPr>
-            <w:tcW w:type="dxa" w:w="757"/>
-          </w:tcPr>
-          <w:p/>
-        </w:tc>
-        <w:tc>
-          <w:tcPr>
-            <w:tcW w:type="dxa" w:w="757"/>
-          </w:tcPr>
-          <w:p/>
-        </w:tc>
-        <w:tc>
-          <w:tcPr>
-            <w:tcW w:type="dxa" w:w="757"/>
-          </w:tcPr>
-          <w:p/>
-        </w:tc>
-        <w:tc>
-          <w:tcPr>
-            <w:tcW w:type="dxa" w:w="757"/>
-          </w:tcPr>
-          <w:p/>
-        </w:tc>
-        <w:tc>
-          <w:tcPr>
-            <w:tcW w:type="dxa" w:w="757"/>
-          </w:tcPr>
-          <w:p/>
-        </w:tc>
-        <w:tc>
-          <w:tcPr>
-            <w:tcW w:type="dxa" w:w="757"/>
-          </w:tcPr>
-          <w:p/>
-        </w:tc>
-        <w:tc>
-          <w:tcPr>
-            <w:tcW w:type="dxa" w:w="757"/>
-          </w:tcPr>
-          <w:p/>
-        </w:tc>
-        <w:tc>
-          <w:tcPr>
-            <w:tcW w:type="dxa" w:w="757"/>
-          </w:tcPr>
-          <w:p/>
-        </w:tc>
-        <w:tc>
-          <w:tcPr>
-            <w:tcW w:type="dxa" w:w="757"/>
-          </w:tcPr>
-          <w:p/>
-        </w:tc>
-        <w:tc>
-          <w:tcPr>
-            <w:tcW w:type="dxa" w:w="757"/>
-          </w:tcPr>
-          <w:p/>
-        </w:tc>
-        <w:tc>
-          <w:tcPr>
-            <w:tcW w:type="dxa" w:w="757"/>
-          </w:tcPr>
-          <w:p/>
-        </w:tc>
-        <w:tc>
-          <w:tcPr>
-            <w:tcW w:type="dxa" w:w="757"/>
-          </w:tcPr>
-          <w:p/>
-        </w:tc>
-        <w:tc>
-          <w:tcPr>
-            <w:tcW w:type="dxa" w:w="757"/>
-          </w:tcPr>
-          <w:p/>
-        </w:tc>
-        <w:tc>
-          <w:tcPr>
-            <w:tcW w:type="dxa" w:w="757"/>
-          </w:tcPr>
-          <w:p/>
-        </w:tc>
-        <w:tc>
-          <w:tcPr>
-            <w:tcW w:type="dxa" w:w="757"/>
-          </w:tcPr>
-          <w:p/>
-        </w:tc>
-        <w:tc>
-          <w:tcPr>
-            <w:tcW w:type="dxa" w:w="757"/>
-          </w:tcPr>
-          <w:p/>
-        </w:tc>
-      </w:tr>
-      <w:tr>
-        <w:tc>
-          <w:tcPr>
-            <w:tcW w:type="dxa" w:w="757"/>
-          </w:tcPr>
-          <w:p>
-            <w:r>
-              <w:t>13</w:t>
-            </w:r>
-          </w:p>
-        </w:tc>
-        <w:tc>
-          <w:tcPr>
-            <w:tcW w:type="dxa" w:w="757"/>
-          </w:tcPr>
-          <w:p/>
-        </w:tc>
-        <w:tc>
-          <w:tcPr>
-            <w:tcW w:type="dxa" w:w="757"/>
-          </w:tcPr>
-          <w:p/>
-        </w:tc>
-        <w:tc>
-          <w:tcPr>
-            <w:tcW w:type="dxa" w:w="757"/>
-          </w:tcPr>
-          <w:p/>
-        </w:tc>
-        <w:tc>
-          <w:tcPr>
-            <w:tcW w:type="dxa" w:w="757"/>
-          </w:tcPr>
-          <w:p/>
-        </w:tc>
-        <w:tc>
-          <w:tcPr>
-            <w:tcW w:type="dxa" w:w="757"/>
-          </w:tcPr>
-          <w:p/>
-        </w:tc>
-        <w:tc>
-          <w:tcPr>
-            <w:tcW w:type="dxa" w:w="757"/>
-          </w:tcPr>
-          <w:p/>
-        </w:tc>
-        <w:tc>
-          <w:tcPr>
-            <w:tcW w:type="dxa" w:w="757"/>
-          </w:tcPr>
-          <w:p/>
-        </w:tc>
-        <w:tc>
-          <w:tcPr>
-            <w:tcW w:type="dxa" w:w="757"/>
-          </w:tcPr>
-          <w:p/>
-        </w:tc>
-        <w:tc>
-          <w:tcPr>
-            <w:tcW w:type="dxa" w:w="757"/>
-          </w:tcPr>
-          <w:p/>
-        </w:tc>
-        <w:tc>
-          <w:tcPr>
-            <w:tcW w:type="dxa" w:w="757"/>
-          </w:tcPr>
-          <w:p/>
-        </w:tc>
-        <w:tc>
-          <w:tcPr>
-            <w:tcW w:type="dxa" w:w="757"/>
-          </w:tcPr>
-          <w:p/>
-        </w:tc>
-        <w:tc>
-          <w:tcPr>
-            <w:tcW w:type="dxa" w:w="757"/>
-          </w:tcPr>
-          <w:p/>
-        </w:tc>
-        <w:tc>
-          <w:tcPr>
-            <w:tcW w:type="dxa" w:w="757"/>
-          </w:tcPr>
-          <w:p/>
-        </w:tc>
-        <w:tc>
-          <w:tcPr>
-            <w:tcW w:type="dxa" w:w="757"/>
-          </w:tcPr>
-          <w:p/>
-        </w:tc>
-        <w:tc>
-          <w:tcPr>
-            <w:tcW w:type="dxa" w:w="757"/>
-          </w:tcPr>
-          <w:p/>
-        </w:tc>
-        <w:tc>
-          <w:tcPr>
-            <w:tcW w:type="dxa" w:w="757"/>
-          </w:tcPr>
-          <w:p/>
-        </w:tc>
-        <w:tc>
-          <w:tcPr>
-            <w:tcW w:type="dxa" w:w="757"/>
-          </w:tcPr>
-          <w:p/>
-        </w:tc>
-        <w:tc>
-          <w:tcPr>
-            <w:tcW w:type="dxa" w:w="757"/>
-          </w:tcPr>
-          <w:p/>
-        </w:tc>
-        <w:tc>
-          <w:tcPr>
-            <w:tcW w:type="dxa" w:w="757"/>
-          </w:tcPr>
-          <w:p/>
-        </w:tc>
-      </w:tr>
-      <w:tr>
-        <w:tc>
-          <w:tcPr>
-            <w:tcW w:type="dxa" w:w="757"/>
-          </w:tcPr>
-          <w:p>
-            <w:r>
-              <w:t>14</w:t>
-            </w:r>
-          </w:p>
-        </w:tc>
-        <w:tc>
-          <w:tcPr>
-            <w:tcW w:type="dxa" w:w="757"/>
-          </w:tcPr>
-          <w:p/>
-        </w:tc>
-        <w:tc>
-          <w:tcPr>
-            <w:tcW w:type="dxa" w:w="757"/>
-          </w:tcPr>
-          <w:p/>
-        </w:tc>
-        <w:tc>
-          <w:tcPr>
-            <w:tcW w:type="dxa" w:w="757"/>
-          </w:tcPr>
-          <w:p/>
-        </w:tc>
-        <w:tc>
-          <w:tcPr>
-            <w:tcW w:type="dxa" w:w="757"/>
-          </w:tcPr>
-          <w:p/>
-        </w:tc>
-        <w:tc>
-          <w:tcPr>
-            <w:tcW w:type="dxa" w:w="757"/>
-          </w:tcPr>
-          <w:p/>
-        </w:tc>
-        <w:tc>
-          <w:tcPr>
-            <w:tcW w:type="dxa" w:w="757"/>
-          </w:tcPr>
-          <w:p/>
-        </w:tc>
-        <w:tc>
-          <w:tcPr>
-            <w:tcW w:type="dxa" w:w="757"/>
-          </w:tcPr>
-          <w:p/>
-        </w:tc>
-        <w:tc>
-          <w:tcPr>
-            <w:tcW w:type="dxa" w:w="757"/>
-          </w:tcPr>
-          <w:p/>
-        </w:tc>
-        <w:tc>
-          <w:tcPr>
-            <w:tcW w:type="dxa" w:w="757"/>
-          </w:tcPr>
-          <w:p/>
-        </w:tc>
-        <w:tc>
-          <w:tcPr>
-            <w:tcW w:type="dxa" w:w="757"/>
-          </w:tcPr>
-          <w:p/>
-        </w:tc>
-        <w:tc>
-          <w:tcPr>
-            <w:tcW w:type="dxa" w:w="757"/>
-          </w:tcPr>
-          <w:p/>
-        </w:tc>
-        <w:tc>
-          <w:tcPr>
-            <w:tcW w:type="dxa" w:w="757"/>
-          </w:tcPr>
-          <w:p/>
-        </w:tc>
-        <w:tc>
-          <w:tcPr>
-            <w:tcW w:type="dxa" w:w="757"/>
-          </w:tcPr>
-          <w:p/>
-        </w:tc>
-        <w:tc>
-          <w:tcPr>
-            <w:tcW w:type="dxa" w:w="757"/>
-          </w:tcPr>
-          <w:p/>
-        </w:tc>
-        <w:tc>
-          <w:tcPr>
-            <w:tcW w:type="dxa" w:w="757"/>
-          </w:tcPr>
-          <w:p/>
-        </w:tc>
-        <w:tc>
-          <w:tcPr>
-            <w:tcW w:type="dxa" w:w="757"/>
-          </w:tcPr>
-          <w:p/>
-        </w:tc>
-        <w:tc>
-          <w:tcPr>
-            <w:tcW w:type="dxa" w:w="757"/>
-          </w:tcPr>
-          <w:p/>
-        </w:tc>
-        <w:tc>
-          <w:tcPr>
-            <w:tcW w:type="dxa" w:w="757"/>
-          </w:tcPr>
-          <w:p/>
-        </w:tc>
-        <w:tc>
-          <w:tcPr>
-            <w:tcW w:type="dxa" w:w="757"/>
-          </w:tcPr>
-          <w:p/>
-        </w:tc>
-      </w:tr>
-      <w:tr>
-        <w:tc>
-          <w:tcPr>
-            <w:tcW w:type="dxa" w:w="757"/>
-          </w:tcPr>
-          <w:p>
-            <w:r>
-              <w:t>15</w:t>
-            </w:r>
-          </w:p>
-        </w:tc>
-        <w:tc>
-          <w:tcPr>
-            <w:tcW w:type="dxa" w:w="757"/>
-          </w:tcPr>
-          <w:p/>
-        </w:tc>
-        <w:tc>
-          <w:tcPr>
-            <w:tcW w:type="dxa" w:w="757"/>
-          </w:tcPr>
-          <w:p/>
-        </w:tc>
-        <w:tc>
-          <w:tcPr>
-            <w:tcW w:type="dxa" w:w="757"/>
-          </w:tcPr>
-          <w:p/>
-        </w:tc>
-        <w:tc>
-          <w:tcPr>
-            <w:tcW w:type="dxa" w:w="757"/>
-          </w:tcPr>
-          <w:p/>
-        </w:tc>
-        <w:tc>
-          <w:tcPr>
-            <w:tcW w:type="dxa" w:w="757"/>
-          </w:tcPr>
-          <w:p/>
-        </w:tc>
-        <w:tc>
-          <w:tcPr>
-            <w:tcW w:type="dxa" w:w="757"/>
-          </w:tcPr>
-          <w:p/>
-        </w:tc>
-        <w:tc>
-          <w:tcPr>
-            <w:tcW w:type="dxa" w:w="757"/>
-          </w:tcPr>
-          <w:p/>
-        </w:tc>
-        <w:tc>
-          <w:tcPr>
-            <w:tcW w:type="dxa" w:w="757"/>
-          </w:tcPr>
-          <w:p/>
-        </w:tc>
-        <w:tc>
-          <w:tcPr>
-            <w:tcW w:type="dxa" w:w="757"/>
-          </w:tcPr>
-          <w:p/>
-        </w:tc>
-        <w:tc>
-          <w:tcPr>
-            <w:tcW w:type="dxa" w:w="757"/>
-          </w:tcPr>
-          <w:p/>
-        </w:tc>
-        <w:tc>
-          <w:tcPr>
-            <w:tcW w:type="dxa" w:w="757"/>
-          </w:tcPr>
-          <w:p/>
-        </w:tc>
-        <w:tc>
-          <w:tcPr>
-            <w:tcW w:type="dxa" w:w="757"/>
-          </w:tcPr>
-          <w:p/>
-        </w:tc>
-        <w:tc>
-          <w:tcPr>
-            <w:tcW w:type="dxa" w:w="757"/>
-          </w:tcPr>
-          <w:p/>
-        </w:tc>
-        <w:tc>
-          <w:tcPr>
-            <w:tcW w:type="dxa" w:w="757"/>
-          </w:tcPr>
-          <w:p/>
-        </w:tc>
-        <w:tc>
-          <w:tcPr>
-            <w:tcW w:type="dxa" w:w="757"/>
-          </w:tcPr>
-          <w:p/>
-        </w:tc>
-        <w:tc>
-          <w:tcPr>
-            <w:tcW w:type="dxa" w:w="757"/>
-          </w:tcPr>
-          <w:p/>
-        </w:tc>
-        <w:tc>
-          <w:tcPr>
-            <w:tcW w:type="dxa" w:w="757"/>
-          </w:tcPr>
-          <w:p/>
-        </w:tc>
-        <w:tc>
-          <w:tcPr>
-            <w:tcW w:type="dxa" w:w="757"/>
-          </w:tcPr>
-          <w:p/>
-        </w:tc>
-        <w:tc>
-          <w:tcPr>
-            <w:tcW w:type="dxa" w:w="757"/>
-          </w:tcPr>
-          <w:p/>
-        </w:tc>
-      </w:tr>
-    </w:tbl>
-    <w:p/>
-    <w:p>
-      <w:r>
-        <w:t>Должник: __________ / {{ДОЛЖНИК_НАИМЕНОВАНИЕ}} /</w:t>
+        <w:rPr>
+          <w:sz w:val="18"/>
+        </w:rPr>
+        <w:t>(подпись гражданина)   (расшифровка подписи)</w:t>
       </w:r>
     </w:p>
     <w:p/>
@@ -2245,6 +7014,172 @@
     <w:p>
       <w:r>
         <w:t>{{ДАТА}}</w:t>
+      </w:r>
+    </w:p>
+    <w:p/>
+    <w:p>
+      <w:r>
+        <w:t>_____________________________</w:t>
+      </w:r>
+    </w:p>
+    <w:p>
+      <w:r>
+        <w:rPr>
+          <w:sz w:val="18"/>
+        </w:rPr>
+        <w:t>*(1) Указывается вид собственности (индивидуальная, долевая, общая); для совместной собственности указываются иные лица (фамилия, имя и отчество (последнее - при наличии) или наименование), в собственности которых находится имущество; для долевой собственности указывается доля гражданина, который составляет опись имущества.</w:t>
+      </w:r>
+    </w:p>
+    <w:p>
+      <w:r>
+        <w:rPr>
+          <w:sz w:val="18"/>
+        </w:rPr>
+        <w:t>*(2) Указываются наименование и реквизиты документа, являющегося законным основанием для возникновения права собственности.</w:t>
+      </w:r>
+    </w:p>
+    <w:p>
+      <w:r>
+        <w:rPr>
+          <w:sz w:val="18"/>
+        </w:rPr>
+        <w:t>*(3) Указывается при наличии документов, содержащих сведения о стоимости имущества (например, отчет о стоимости имущества, подготовленный оценщиком, договор купли-продажи, иной документ об оплате (приобретении) имущества).</w:t>
+      </w:r>
+    </w:p>
+    <w:p>
+      <w:r>
+        <w:rPr>
+          <w:sz w:val="18"/>
+        </w:rPr>
+        <w:t>*(4) Указываются сведения о договоре залога, иной сделке, на основании которой возникает залог в силу закона, а также наименование юридического лица или фамилия, имя и отчество (последнее - при наличии) физического лица, в залоге у которого находится имущество.</w:t>
+      </w:r>
+    </w:p>
+    <w:p>
+      <w:r>
+        <w:rPr>
+          <w:sz w:val="18"/>
+        </w:rPr>
+        <w:t>*(5) Указывается вид земельного участка (пая, доли): под индивидуальное жилищное строительство, дачный, садовый, приусадебный, огородный и другие.</w:t>
+      </w:r>
+    </w:p>
+    <w:p>
+      <w:r>
+        <w:rPr>
+          <w:sz w:val="18"/>
+        </w:rPr>
+        <w:t>*(6) Указывается при наличии у движимого имущества цифрового, буквенного обозначения или комбинации таких обозначений, которые идентифицируют указанное имущество, в том числе идентификационный номер транспортного средства (VIN).</w:t>
+      </w:r>
+    </w:p>
+    <w:p>
+      <w:r>
+        <w:rPr>
+          <w:sz w:val="18"/>
+        </w:rPr>
+        <w:t>*(7) Указывается вид собственности (индивидуальная, долевая, общая); для совместной собственности указываются иные лица (фамилия, имя и отчество (последнее - при наличии) или наименование), в собственности которых находится имущество; для долевой собственности указывается доля гражданина, который составляет опись имущества.</w:t>
+      </w:r>
+    </w:p>
+    <w:p>
+      <w:r>
+        <w:rPr>
+          <w:sz w:val="18"/>
+        </w:rPr>
+        <w:t>*(8) Указывается при наличии документов, содержащих сведения о стоимости имущества (например, отчет о стоимости имущества, подготовленный оценщиком, договор купли-продажи, кассовый чек, товарный чек, иной документ об оплате (приобретении) имущества).</w:t>
+      </w:r>
+    </w:p>
+    <w:p>
+      <w:r>
+        <w:rPr>
+          <w:sz w:val="18"/>
+        </w:rPr>
+        <w:t>*(9) Указываются сведения о договоре залога, иной сделке, на основании которой возникает залог в силу закона, а также наименование юридического лица или фамилия, имя и отчество (последнее - при наличии) физического лица, в залоге у которого находится имущество.</w:t>
+      </w:r>
+    </w:p>
+    <w:p>
+      <w:r>
+        <w:rPr>
+          <w:sz w:val="18"/>
+        </w:rPr>
+        <w:t>*(10) Указывается вид счета (например, депозитный, текущий, расчетный, ссудный) и валюта счета.</w:t>
+      </w:r>
+    </w:p>
+    <w:p>
+      <w:r>
+        <w:rPr>
+          <w:sz w:val="18"/>
+        </w:rPr>
+        <w:t>*(11) Остаток на счете указывается по состоянию на дату составления описи имущества гражданина. Для счетов в иностранной валюте остаток указывается в рублях по курсу Банка России на дату составления описи имущества гражданина.</w:t>
+      </w:r>
+    </w:p>
+    <w:p>
+      <w:r>
+        <w:rPr>
+          <w:sz w:val="18"/>
+        </w:rPr>
+        <w:t>*(12) Указываются полное или сокращенное официальное наименование организации и ее организационно-правовая форма (например, акционерное общество, общество с ограниченной ответственностью, полное товарищество, товарищество на вере, производственный кооператив, хозяйственное партнерство).</w:t>
+      </w:r>
+    </w:p>
+    <w:p>
+      <w:r>
+        <w:rPr>
+          <w:sz w:val="18"/>
+        </w:rPr>
+        <w:t>*(13) Указывается согласно учредительным документам организации по состоянию на дату составления описи имущества гражданина. Суммы, выраженные в иностранной валюте, указываются в рублях по курсу Банка России на дату составления описи имущества гражданина.</w:t>
+      </w:r>
+    </w:p>
+    <w:p>
+      <w:r>
+        <w:rPr>
+          <w:sz w:val="18"/>
+        </w:rPr>
+        <w:t>*(14) Указывается доля участия в уставном, складочном капитале, паевом фонде. Для акционерных обществ указываются также номинальная стоимость и количество акций.</w:t>
+      </w:r>
+    </w:p>
+    <w:p>
+      <w:r>
+        <w:rPr>
+          <w:sz w:val="18"/>
+        </w:rPr>
+        <w:t>*(15) Указываются основание приобретения доли участия (например, учредительный договор, приватизация, покупка, мена, дарение, наследование), а также реквизиты (дата, номер) соответствующего договора или акта.</w:t>
+      </w:r>
+    </w:p>
+    <w:p>
+      <w:r>
+        <w:rPr>
+          <w:sz w:val="18"/>
+        </w:rPr>
+        <w:t>*(16) Указываются все ценные бумаги по видам (например, облигации, векселя), за исключением акций, указанных в разделе IV "Акции и иное участие в коммерческих организациях".</w:t>
+      </w:r>
+    </w:p>
+    <w:p>
+      <w:r>
+        <w:rPr>
+          <w:sz w:val="18"/>
+        </w:rPr>
+        <w:t>*(17) Указывается общая стоимость ценных бумаг данного вида исходя из стоимости их приобретения (если ее нельзя определить - исходя из рыночной стоимости или номинальной стоимости). Для обязательств, выраженных в иностранной валюте, стоимость указывается в рублях по курсу Банка России на дату составления описи имущества гражданина.</w:t>
+      </w:r>
+    </w:p>
+    <w:p>
+      <w:r>
+        <w:rPr>
+          <w:sz w:val="18"/>
+        </w:rPr>
+        <w:t>*(18) В отношении наличных денежных средств в валюте указывается сумма по курсу Банка России на дату подачи заявления о признании должника банкротом, в отношении иного указывается при наличии документов, содержащих сведения о стоимости имущества (например, отчет о стоимости имущества, подготовленный оценщиком, договор купли-продажи, кассовый чек, товарный чек, иной документ об оплате (приобретении) имущества).</w:t>
+      </w:r>
+    </w:p>
+    <w:p>
+      <w:r>
+        <w:rPr>
+          <w:sz w:val="18"/>
+        </w:rPr>
+        <w:t>*(19) Указываются сведения о договоре хранения ценностей в индивидуальном банковском сейфе (ячейке) и наименование кредитной организации.</w:t>
+      </w:r>
+    </w:p>
+    <w:p>
+      <w:r>
+        <w:rPr>
+          <w:sz w:val="18"/>
+        </w:rPr>
+        <w:t>*(20) Указываются сведения о договоре залога, иной сделке, на основании которой возникает залог в силу закона, а также наименование юридического лица или фамилия, имя и отчество (последнее - при наличии) физического лица, в залоге у которого находится имущество.</w:t>
       </w:r>
     </w:p>
     <w:sectPr>

--- a/docs/docx/opis_imushchestva_gr.docx
+++ b/docs/docx/opis_imushchestva_gr.docx
@@ -1021,30 +1021,14 @@
       <w:tr>
         <w:tc>
           <w:tcPr>
-            <w:tcW w:type="dxa" w:w="567"/>
-          </w:tcPr>
-          <w:p>
-            <w:pPr>
-              <w:spacing w:after="0"/>
+            <w:tcW w:type="dxa" w:w="14570"/>
+            <w:gridSpan w:val="7"/>
+          </w:tcPr>
+          <w:p>
+            <w:pPr>
+              <w:spacing w:before="57" w:after="57"/>
+              <w:ind w:firstLine="0" w:left="0"/>
               <w:jc w:val="center"/>
-            </w:pPr>
-            <w:r>
-              <w:rPr>
-                <w:b w:val="0"/>
-                <w:sz w:val="18"/>
-              </w:rPr>
-            </w:r>
-          </w:p>
-        </w:tc>
-        <w:tc>
-          <w:tcPr>
-            <w:tcW w:type="dxa" w:w="1928"/>
-            <w:gridSpan w:val="6"/>
-          </w:tcPr>
-          <w:p>
-            <w:pPr>
-              <w:spacing w:after="0"/>
-              <w:jc w:val="left"/>
             </w:pPr>
             <w:r>
               <w:rPr>
@@ -2645,30 +2629,14 @@
       <w:tr>
         <w:tc>
           <w:tcPr>
-            <w:tcW w:type="dxa" w:w="567"/>
-          </w:tcPr>
-          <w:p>
-            <w:pPr>
-              <w:spacing w:after="0"/>
+            <w:tcW w:type="dxa" w:w="14570"/>
+            <w:gridSpan w:val="7"/>
+          </w:tcPr>
+          <w:p>
+            <w:pPr>
+              <w:spacing w:before="57" w:after="57"/>
+              <w:ind w:firstLine="0" w:left="0"/>
               <w:jc w:val="center"/>
-            </w:pPr>
-            <w:r>
-              <w:rPr>
-                <w:b w:val="0"/>
-                <w:sz w:val="18"/>
-              </w:rPr>
-            </w:r>
-          </w:p>
-        </w:tc>
-        <w:tc>
-          <w:tcPr>
-            <w:tcW w:type="dxa" w:w="2268"/>
-            <w:gridSpan w:val="6"/>
-          </w:tcPr>
-          <w:p>
-            <w:pPr>
-              <w:spacing w:after="0"/>
-              <w:jc w:val="left"/>
             </w:pPr>
             <w:r>
               <w:rPr>
@@ -4733,30 +4701,14 @@
       <w:tr>
         <w:tc>
           <w:tcPr>
-            <w:tcW w:type="dxa" w:w="567"/>
-          </w:tcPr>
-          <w:p>
-            <w:pPr>
-              <w:spacing w:after="0"/>
+            <w:tcW w:type="dxa" w:w="14570"/>
+            <w:gridSpan w:val="5"/>
+          </w:tcPr>
+          <w:p>
+            <w:pPr>
+              <w:spacing w:before="57" w:after="57"/>
+              <w:ind w:firstLine="0" w:left="0"/>
               <w:jc w:val="center"/>
-            </w:pPr>
-            <w:r>
-              <w:rPr>
-                <w:b w:val="0"/>
-                <w:sz w:val="18"/>
-              </w:rPr>
-            </w:r>
-          </w:p>
-        </w:tc>
-        <w:tc>
-          <w:tcPr>
-            <w:tcW w:type="dxa" w:w="2835"/>
-            <w:gridSpan w:val="4"/>
-          </w:tcPr>
-          <w:p>
-            <w:pPr>
-              <w:spacing w:after="0"/>
-              <w:jc w:val="right"/>
             </w:pPr>
             <w:r>
               <w:rPr>
@@ -5137,30 +5089,14 @@
       <w:tr>
         <w:tc>
           <w:tcPr>
-            <w:tcW w:type="dxa" w:w="567"/>
-          </w:tcPr>
-          <w:p>
-            <w:pPr>
-              <w:spacing w:after="0"/>
+            <w:tcW w:type="dxa" w:w="14570"/>
+            <w:gridSpan w:val="6"/>
+          </w:tcPr>
+          <w:p>
+            <w:pPr>
+              <w:spacing w:before="57" w:after="57"/>
+              <w:ind w:firstLine="0" w:left="0"/>
               <w:jc w:val="center"/>
-            </w:pPr>
-            <w:r>
-              <w:rPr>
-                <w:b w:val="0"/>
-                <w:sz w:val="18"/>
-              </w:rPr>
-            </w:r>
-          </w:p>
-        </w:tc>
-        <w:tc>
-          <w:tcPr>
-            <w:tcW w:type="dxa" w:w="2551"/>
-            <w:gridSpan w:val="5"/>
-          </w:tcPr>
-          <w:p>
-            <w:pPr>
-              <w:spacing w:after="0"/>
-              <w:jc w:val="left"/>
             </w:pPr>
             <w:r>
               <w:rPr>
@@ -5578,30 +5514,14 @@
       <w:tr>
         <w:tc>
           <w:tcPr>
-            <w:tcW w:type="dxa" w:w="567"/>
-          </w:tcPr>
-          <w:p>
-            <w:pPr>
-              <w:spacing w:after="0"/>
+            <w:tcW w:type="dxa" w:w="14570"/>
+            <w:gridSpan w:val="6"/>
+          </w:tcPr>
+          <w:p>
+            <w:pPr>
+              <w:spacing w:before="57" w:after="57"/>
+              <w:ind w:firstLine="0" w:left="0"/>
               <w:jc w:val="center"/>
-            </w:pPr>
-            <w:r>
-              <w:rPr>
-                <w:b w:val="0"/>
-                <w:sz w:val="18"/>
-              </w:rPr>
-            </w:r>
-          </w:p>
-        </w:tc>
-        <w:tc>
-          <w:tcPr>
-            <w:tcW w:type="dxa" w:w="2835"/>
-            <w:gridSpan w:val="5"/>
-          </w:tcPr>
-          <w:p>
-            <w:pPr>
-              <w:spacing w:after="0"/>
-              <w:jc w:val="right"/>
             </w:pPr>
             <w:r>
               <w:rPr>
@@ -6000,30 +5920,14 @@
       <w:tr>
         <w:tc>
           <w:tcPr>
-            <w:tcW w:type="dxa" w:w="567"/>
-          </w:tcPr>
-          <w:p>
-            <w:pPr>
-              <w:spacing w:after="0"/>
+            <w:tcW w:type="dxa" w:w="14570"/>
+            <w:gridSpan w:val="5"/>
+          </w:tcPr>
+          <w:p>
+            <w:pPr>
+              <w:spacing w:before="57" w:after="57"/>
+              <w:ind w:firstLine="0" w:left="0"/>
               <w:jc w:val="center"/>
-            </w:pPr>
-            <w:r>
-              <w:rPr>
-                <w:b w:val="0"/>
-                <w:sz w:val="18"/>
-              </w:rPr>
-            </w:r>
-          </w:p>
-        </w:tc>
-        <w:tc>
-          <w:tcPr>
-            <w:tcW w:type="dxa" w:w="2835"/>
-            <w:gridSpan w:val="4"/>
-          </w:tcPr>
-          <w:p>
-            <w:pPr>
-              <w:spacing w:after="0"/>
-              <w:jc w:val="left"/>
             </w:pPr>
             <w:r>
               <w:rPr>

--- a/docs/docx/opis_imushchestva_gr.docx
+++ b/docs/docx/opis_imushchestva_gr.docx
@@ -10,6 +10,7 @@
     <w:p/>
     <w:p>
       <w:pPr>
+        <w:keepNext/>
         <w:jc w:val="center"/>
       </w:pPr>
       <w:r>
@@ -23,6 +24,7 @@
     <w:p/>
     <w:p>
       <w:pPr>
+        <w:keepNext/>
         <w:jc w:val="center"/>
       </w:pPr>
       <w:r>
@@ -34,6 +36,9 @@
       </w:r>
     </w:p>
     <w:p>
+      <w:pPr>
+        <w:keepNext/>
+      </w:pPr>
       <w:r>
         <w:t>{{#if debtor_is_person}}</w:t>
       </w:r>
@@ -41,7 +46,7 @@
     <w:tbl>
       <w:tblPr>
         <w:tblStyle w:val="TableGrid"/>
-        <w:tblW w:type="auto" w:w="0"/>
+        <w:tblW w:type="dxa" w:w="14570"/>
         <w:tblLayout w:type="fixed"/>
         <w:tblLook w:firstColumn="1" w:firstRow="1" w:lastColumn="0" w:lastRow="0" w:noHBand="0" w:noVBand="1" w:val="04A0"/>
         <w:tblLayout w:type="fixed"/>
@@ -855,6 +860,7 @@
     <w:p/>
     <w:p>
       <w:pPr>
+        <w:keepNext/>
         <w:jc w:val="center"/>
       </w:pPr>
       <w:r>
@@ -866,6 +872,9 @@
       </w:r>
     </w:p>
     <w:p>
+      <w:pPr>
+        <w:keepNext/>
+      </w:pPr>
       <w:r>
         <w:t>{{#if opis_s1_none}}</w:t>
       </w:r>
@@ -873,7 +882,7 @@
     <w:tbl>
       <w:tblPr>
         <w:tblStyle w:val="TableGrid"/>
-        <w:tblW w:type="auto" w:w="0"/>
+        <w:tblW w:type="dxa" w:w="14570"/>
         <w:tblLayout w:type="fixed"/>
         <w:tblLook w:firstColumn="1" w:firstRow="1" w:lastColumn="0" w:lastRow="0" w:noHBand="0" w:noVBand="1" w:val="04A0"/>
         <w:tblLayout w:type="fixed"/>
@@ -1047,6 +1056,9 @@
       </w:r>
     </w:p>
     <w:p>
+      <w:pPr>
+        <w:keepNext/>
+      </w:pPr>
       <w:r>
         <w:t>{{#if opis_s1_rows}}</w:t>
       </w:r>
@@ -1054,7 +1066,7 @@
     <w:tbl>
       <w:tblPr>
         <w:tblStyle w:val="TableGrid"/>
-        <w:tblW w:type="auto" w:w="0"/>
+        <w:tblW w:type="dxa" w:w="14570"/>
         <w:tblLayout w:type="fixed"/>
         <w:tblLook w:firstColumn="1" w:firstRow="1" w:lastColumn="0" w:lastRow="0" w:noHBand="0" w:noVBand="1" w:val="04A0"/>
         <w:tblLayout w:type="fixed"/>
@@ -2463,6 +2475,7 @@
     <w:p/>
     <w:p>
       <w:pPr>
+        <w:keepNext/>
         <w:jc w:val="center"/>
       </w:pPr>
       <w:r>
@@ -2474,6 +2487,9 @@
       </w:r>
     </w:p>
     <w:p>
+      <w:pPr>
+        <w:keepNext/>
+      </w:pPr>
       <w:r>
         <w:t>{{#if opis_s2_none}}</w:t>
       </w:r>
@@ -2481,7 +2497,7 @@
     <w:tbl>
       <w:tblPr>
         <w:tblStyle w:val="TableGrid"/>
-        <w:tblW w:type="auto" w:w="0"/>
+        <w:tblW w:type="dxa" w:w="14570"/>
         <w:tblLayout w:type="fixed"/>
         <w:tblLook w:firstColumn="1" w:firstRow="1" w:lastColumn="0" w:lastRow="0" w:noHBand="0" w:noVBand="1" w:val="04A0"/>
         <w:tblLayout w:type="fixed"/>
@@ -2655,6 +2671,9 @@
       </w:r>
     </w:p>
     <w:p>
+      <w:pPr>
+        <w:keepNext/>
+      </w:pPr>
       <w:r>
         <w:t>{{#if opis_s2_rows}}</w:t>
       </w:r>
@@ -2662,7 +2681,7 @@
     <w:tbl>
       <w:tblPr>
         <w:tblStyle w:val="TableGrid"/>
-        <w:tblW w:type="auto" w:w="0"/>
+        <w:tblW w:type="dxa" w:w="14570"/>
         <w:tblLayout w:type="fixed"/>
         <w:tblLook w:firstColumn="1" w:firstRow="1" w:lastColumn="0" w:lastRow="0" w:noHBand="0" w:noVBand="1" w:val="04A0"/>
         <w:tblLayout w:type="fixed"/>
@@ -4573,6 +4592,7 @@
     <w:p/>
     <w:p>
       <w:pPr>
+        <w:keepNext/>
         <w:jc w:val="center"/>
       </w:pPr>
       <w:r>
@@ -4584,6 +4604,9 @@
       </w:r>
     </w:p>
     <w:p>
+      <w:pPr>
+        <w:keepNext/>
+      </w:pPr>
       <w:r>
         <w:t>{{#if opis_s3_none}}</w:t>
       </w:r>
@@ -4591,7 +4614,7 @@
     <w:tbl>
       <w:tblPr>
         <w:tblStyle w:val="TableGrid"/>
-        <w:tblW w:type="auto" w:w="0"/>
+        <w:tblW w:type="dxa" w:w="14570"/>
         <w:tblLayout w:type="fixed"/>
         <w:tblLook w:firstColumn="1" w:firstRow="1" w:lastColumn="0" w:lastRow="0" w:noHBand="0" w:noVBand="1" w:val="04A0"/>
         <w:tblLayout w:type="fixed"/>
@@ -4727,6 +4750,9 @@
       </w:r>
     </w:p>
     <w:p>
+      <w:pPr>
+        <w:keepNext/>
+      </w:pPr>
       <w:r>
         <w:t>{{#if opis_s3_rows}}</w:t>
       </w:r>
@@ -4734,7 +4760,7 @@
     <w:tbl>
       <w:tblPr>
         <w:tblStyle w:val="TableGrid"/>
-        <w:tblW w:type="auto" w:w="0"/>
+        <w:tblW w:type="dxa" w:w="14570"/>
         <w:tblLayout w:type="fixed"/>
         <w:tblLook w:firstColumn="1" w:firstRow="1" w:lastColumn="0" w:lastRow="0" w:noHBand="0" w:noVBand="1" w:val="04A0"/>
         <w:tblLayout w:type="fixed"/>
@@ -4942,6 +4968,7 @@
     <w:p/>
     <w:p>
       <w:pPr>
+        <w:keepNext/>
         <w:jc w:val="center"/>
       </w:pPr>
       <w:r>
@@ -4953,6 +4980,9 @@
       </w:r>
     </w:p>
     <w:p>
+      <w:pPr>
+        <w:keepNext/>
+      </w:pPr>
       <w:r>
         <w:t>{{#if opis_s4_none}}</w:t>
       </w:r>
@@ -4960,7 +4990,7 @@
     <w:tbl>
       <w:tblPr>
         <w:tblStyle w:val="TableGrid"/>
-        <w:tblW w:type="auto" w:w="0"/>
+        <w:tblW w:type="dxa" w:w="14570"/>
         <w:tblLayout w:type="fixed"/>
         <w:tblLook w:firstColumn="1" w:firstRow="1" w:lastColumn="0" w:lastRow="0" w:noHBand="0" w:noVBand="1" w:val="04A0"/>
         <w:tblLayout w:type="fixed"/>
@@ -5115,6 +5145,9 @@
       </w:r>
     </w:p>
     <w:p>
+      <w:pPr>
+        <w:keepNext/>
+      </w:pPr>
       <w:r>
         <w:t>{{#if opis_s4_rows}}</w:t>
       </w:r>
@@ -5122,7 +5155,7 @@
     <w:tbl>
       <w:tblPr>
         <w:tblStyle w:val="TableGrid"/>
-        <w:tblW w:type="auto" w:w="0"/>
+        <w:tblW w:type="dxa" w:w="14570"/>
         <w:tblLayout w:type="fixed"/>
         <w:tblLook w:firstColumn="1" w:firstRow="1" w:lastColumn="0" w:lastRow="0" w:noHBand="0" w:noVBand="1" w:val="04A0"/>
         <w:tblLayout w:type="fixed"/>
@@ -5367,6 +5400,7 @@
     <w:p/>
     <w:p>
       <w:pPr>
+        <w:keepNext/>
         <w:jc w:val="center"/>
       </w:pPr>
       <w:r>
@@ -5378,6 +5412,9 @@
       </w:r>
     </w:p>
     <w:p>
+      <w:pPr>
+        <w:keepNext/>
+      </w:pPr>
       <w:r>
         <w:t>{{#if opis_s5_none}}</w:t>
       </w:r>
@@ -5385,7 +5422,7 @@
     <w:tbl>
       <w:tblPr>
         <w:tblStyle w:val="TableGrid"/>
-        <w:tblW w:type="auto" w:w="0"/>
+        <w:tblW w:type="dxa" w:w="14570"/>
         <w:tblLayout w:type="fixed"/>
         <w:tblLook w:firstColumn="1" w:firstRow="1" w:lastColumn="0" w:lastRow="0" w:noHBand="0" w:noVBand="1" w:val="04A0"/>
         <w:tblLayout w:type="fixed"/>
@@ -5540,6 +5577,9 @@
       </w:r>
     </w:p>
     <w:p>
+      <w:pPr>
+        <w:keepNext/>
+      </w:pPr>
       <w:r>
         <w:t>{{#if opis_s5_rows}}</w:t>
       </w:r>
@@ -5547,7 +5587,7 @@
     <w:tbl>
       <w:tblPr>
         <w:tblStyle w:val="TableGrid"/>
-        <w:tblW w:type="auto" w:w="0"/>
+        <w:tblW w:type="dxa" w:w="14570"/>
         <w:tblLayout w:type="fixed"/>
         <w:tblLook w:firstColumn="1" w:firstRow="1" w:lastColumn="0" w:lastRow="0" w:noHBand="0" w:noVBand="1" w:val="04A0"/>
         <w:tblLayout w:type="fixed"/>
@@ -5792,6 +5832,7 @@
     <w:p/>
     <w:p>
       <w:pPr>
+        <w:keepNext/>
         <w:jc w:val="center"/>
       </w:pPr>
       <w:r>
@@ -5803,6 +5844,9 @@
       </w:r>
     </w:p>
     <w:p>
+      <w:pPr>
+        <w:keepNext/>
+      </w:pPr>
       <w:r>
         <w:t>{{#if opis_s6_none}}</w:t>
       </w:r>
@@ -5810,7 +5854,7 @@
     <w:tbl>
       <w:tblPr>
         <w:tblStyle w:val="TableGrid"/>
-        <w:tblW w:type="auto" w:w="0"/>
+        <w:tblW w:type="dxa" w:w="14570"/>
         <w:tblLayout w:type="fixed"/>
         <w:tblLook w:firstColumn="1" w:firstRow="1" w:lastColumn="0" w:lastRow="0" w:noHBand="0" w:noVBand="1" w:val="04A0"/>
         <w:tblLayout w:type="fixed"/>
@@ -5946,6 +5990,9 @@
       </w:r>
     </w:p>
     <w:p>
+      <w:pPr>
+        <w:keepNext/>
+      </w:pPr>
       <w:r>
         <w:t>{{#if opis_s6_rows}}</w:t>
       </w:r>
@@ -5953,7 +6000,7 @@
     <w:tbl>
       <w:tblPr>
         <w:tblStyle w:val="TableGrid"/>
-        <w:tblW w:type="auto" w:w="0"/>
+        <w:tblW w:type="dxa" w:w="14570"/>
         <w:tblLayout w:type="fixed"/>
         <w:tblLook w:firstColumn="1" w:firstRow="1" w:lastColumn="0" w:lastRow="0" w:noHBand="0" w:noVBand="1" w:val="04A0"/>
         <w:tblLayout w:type="fixed"/>
@@ -6895,6 +6942,10 @@
       </w:r>
     </w:p>
     <w:p>
+      <w:pPr>
+        <w:keepNext/>
+        <w:keepLines/>
+      </w:pPr>
       <w:r>
         <w:rPr>
           <w:sz w:val="18"/>
@@ -6902,20 +6953,46 @@
         <w:t>(подпись гражданина)   (расшифровка подписи)</w:t>
       </w:r>
     </w:p>
-    <w:p/>
     <w:p>
+      <w:pPr>
+        <w:keepNext/>
+        <w:keepLines/>
+      </w:pPr>
+    </w:p>
+    <w:p>
+      <w:pPr>
+        <w:keepNext/>
+        <w:keepLines/>
+      </w:pPr>
       <w:r>
         <w:t>{{ВИД_УПРАВЛЯЮЩЕГО}} {{ДОЛЖНИК_НАИМЕНОВАНИЕ}}</w:t>
       </w:r>
     </w:p>
-    <w:p/>
     <w:p>
+      <w:pPr>
+        <w:keepNext/>
+        <w:keepLines/>
+      </w:pPr>
+    </w:p>
+    <w:p>
+      <w:pPr>
+        <w:keepNext/>
+        <w:keepLines/>
+      </w:pPr>
       <w:r>
         <w:t>__________________ / {{ФИО_УПРАВЛЯЮЩЕГО}} /</w:t>
       </w:r>
     </w:p>
-    <w:p/>
     <w:p>
+      <w:pPr>
+        <w:keepNext/>
+        <w:keepLines/>
+      </w:pPr>
+    </w:p>
+    <w:p>
+      <w:pPr>
+        <w:keepLines/>
+      </w:pPr>
       <w:r>
         <w:t>{{ДАТА}}</w:t>
       </w:r>
@@ -7051,7 +7128,7 @@
         <w:rPr>
           <w:sz w:val="18"/>
         </w:rPr>
-        <w:t>*(16) Указываются все ценные бумаги по видам (например, облигации, векселя), за исключением акций, указанных в разделе IV "Акции и иное участие в коммерческих организациях".</w:t>
+        <w:t>*(16) Указываются все ценные бумаги по видам (например, облигации, векселя), за исключением акций, указанных в разделе IV «Акции и иное участие в коммерческих организациях».</w:t>
       </w:r>
     </w:p>
     <w:p>
@@ -7462,6 +7539,7 @@
     <w:rPr>
       <w:rFonts w:ascii="Times New Roman" w:hAnsi="Times New Roman"/>
       <w:sz w:val="24"/>
+      <w:lang w:val="ru-RU" w:eastAsia="ru-RU"/>
     </w:rPr>
   </w:style>
   <w:style w:type="paragraph" w:styleId="Header">

--- a/docs/docx/opis_imushchestva_gr.docx
+++ b/docs/docx/opis_imushchestva_gr.docx
@@ -6980,7 +6980,7 @@
         <w:keepLines/>
       </w:pPr>
       <w:r>
-        <w:t>__________________ / {{ФИО_УПРАВЛЯЮЩЕГО}} /</w:t>
+        <w:t>__________________ {{ФИО_УПРАВЛЯЮЩЕГО_ИОФ}}</w:t>
       </w:r>
     </w:p>
     <w:p>
